--- a/coze智能体/《智能体项目开发实战（基于Coze）》体例 - 参考 - 副本.docx
+++ b/coze智能体/《智能体项目开发实战（基于Coze）》体例 - 参考 - 副本.docx
@@ -51,7 +51,6 @@
         <w:pStyle w:val="1"/>
         <w:ind w:firstLine="560"/>
         <w:rPr>
-          <w:rFonts w:hint="default"/>
           <w:b w:val="0"/>
           <w:bCs w:val="0"/>
         </w:rPr>
@@ -83,7 +82,6 @@
         <w:pStyle w:val="1"/>
         <w:ind w:firstLine="480"/>
         <w:rPr>
-          <w:rFonts w:hint="default"/>
           <w:b w:val="0"/>
           <w:bCs w:val="0"/>
         </w:rPr>
@@ -105,7 +103,7 @@
         <w:pStyle w:val="1"/>
         <w:ind w:firstLine="480"/>
         <w:rPr>
-          <w:rFonts w:eastAsia="宋体" w:hAnsi="Arial"/>
+          <w:rFonts w:eastAsia="宋体" w:hAnsi="Arial" w:hint="default"/>
           <w:b w:val="0"/>
           <w:bCs w:val="0"/>
           <w:kern w:val="0"/>
@@ -189,9 +187,7 @@
           <w:insideV w:val="single" w:sz="4" w:space="0" w:color="auto"/>
         </w:tblBorders>
         <w:tblCellMar>
-          <w:top w:w="0" w:type="dxa"/>
           <w:left w:w="108" w:type="dxa"/>
-          <w:bottom w:w="0" w:type="dxa"/>
           <w:right w:w="108" w:type="dxa"/>
         </w:tblCellMar>
         <w:tblLook w:val="04A0" w:firstRow="1" w:lastRow="0" w:firstColumn="1" w:lastColumn="0" w:noHBand="0" w:noVBand="1"/>
@@ -473,7 +469,7 @@
               <w:adjustRightInd w:val="0"/>
               <w:textAlignment w:val="baseline"/>
               <w:rPr>
-                <w:rFonts w:ascii="宋体" w:eastAsia="宋体" w:hAnsi="Arial" w:cs="Times New Roman" w:hint="eastAsia"/>
+                <w:rFonts w:ascii="宋体" w:eastAsia="宋体" w:hAnsi="Arial" w:cs="Times New Roman"/>
                 <w:kern w:val="0"/>
                 <w:sz w:val="24"/>
                 <w:szCs w:val="20"/>
@@ -657,7 +653,27 @@
           <w:sz w:val="24"/>
           <w:lang w:bidi="ar"/>
         </w:rPr>
-        <w:t>，国风文创智能客服可实现如下标准对话：</w:t>
+        <w:t>，</w:t>
+      </w:r>
+      <w:r>
+        <w:rPr>
+          <w:rFonts w:ascii="宋体" w:eastAsia="宋体" w:hAnsi="宋体" w:cs="宋体"/>
+          <w:color w:val="1F2329"/>
+          <w:kern w:val="0"/>
+          <w:sz w:val="24"/>
+          <w:lang w:bidi="ar"/>
+        </w:rPr>
+        <w:t>职场文档格式智能规整助手</w:t>
+      </w:r>
+      <w:r>
+        <w:rPr>
+          <w:rFonts w:ascii="宋体" w:eastAsia="宋体" w:hAnsi="宋体" w:cs="宋体"/>
+          <w:color w:val="1F2329"/>
+          <w:kern w:val="0"/>
+          <w:sz w:val="24"/>
+          <w:lang w:bidi="ar"/>
+        </w:rPr>
+        <w:t>可实现如下标准对话：</w:t>
       </w:r>
     </w:p>
     <w:p>
@@ -691,7 +707,7 @@
           <w:sz w:val="24"/>
           <w:szCs w:val="24"/>
         </w:rPr>
-        <w:t>商品咨询（标准应答）</w:t>
+        <w:t>模板检索（快速匹配）</w:t>
       </w:r>
     </w:p>
     <w:p>
@@ -714,18 +730,8 @@
           <w:sz w:val="24"/>
           <w:lang w:bidi="ar"/>
         </w:rPr>
-        <w:t>用户：书签是什么材质？可以刻字吗？今天能发货吗？</w:t>
-      </w:r>
-    </w:p>
-    <w:p>
-      <w:pPr>
-        <w:widowControl/>
-        <w:jc w:val="left"/>
-        <w:rPr>
-          <w:color w:val="1F2329"/>
-          <w:sz w:val="24"/>
-        </w:rPr>
-      </w:pPr>
+        <w:t>用户：</w:t>
+      </w:r>
       <w:r>
         <w:rPr>
           <w:rFonts w:ascii="宋体" w:eastAsia="宋体" w:hAnsi="宋体" w:cs="宋体"/>
@@ -734,94 +740,174 @@
           <w:sz w:val="24"/>
           <w:lang w:bidi="ar"/>
         </w:rPr>
-        <w:t>智能客服：</w:t>
-      </w:r>
-    </w:p>
-    <w:p>
-      <w:pPr>
-        <w:widowControl/>
-        <w:numPr>
-          <w:ilvl w:val="0"/>
-          <w:numId w:val="2"/>
-        </w:numPr>
-        <w:ind w:left="0"/>
-        <w:jc w:val="left"/>
-        <w:rPr>
-          <w:color w:val="1F2329"/>
-          <w:sz w:val="24"/>
-        </w:rPr>
-      </w:pPr>
-      <w:r>
-        <w:rPr>
-          <w:color w:val="1F2329"/>
-          <w:sz w:val="24"/>
-        </w:rPr>
-        <w:t>材质：</w:t>
-      </w:r>
-      <w:r>
-        <w:rPr>
-          <w:rFonts w:ascii="宋体" w:eastAsia="宋体" w:hAnsi="宋体" w:cs="宋体"/>
-          <w:sz w:val="24"/>
-        </w:rPr>
-        <w:t>黄铜搭配珐琅工艺，质感精致且经久耐用</w:t>
-      </w:r>
-    </w:p>
-    <w:p>
-      <w:pPr>
-        <w:widowControl/>
-        <w:numPr>
-          <w:ilvl w:val="0"/>
-          <w:numId w:val="2"/>
-        </w:numPr>
-        <w:ind w:left="0"/>
-        <w:jc w:val="left"/>
-        <w:rPr>
-          <w:color w:val="1F2329"/>
-          <w:sz w:val="24"/>
-        </w:rPr>
-      </w:pPr>
-      <w:r>
-        <w:rPr>
-          <w:color w:val="1F2329"/>
-          <w:sz w:val="24"/>
-        </w:rPr>
-        <w:t>刻字：</w:t>
-      </w:r>
-      <w:r>
-        <w:rPr>
-          <w:rFonts w:ascii="宋体" w:eastAsia="宋体" w:hAnsi="宋体" w:cs="宋体"/>
-          <w:sz w:val="24"/>
-        </w:rPr>
-        <w:t>支持免费个性化刻字，最多可输入 8 个汉字</w:t>
-      </w:r>
-    </w:p>
-    <w:p>
-      <w:pPr>
-        <w:widowControl/>
-        <w:numPr>
-          <w:ilvl w:val="0"/>
-          <w:numId w:val="2"/>
-        </w:numPr>
-        <w:ind w:left="0"/>
-        <w:jc w:val="left"/>
-        <w:rPr>
-          <w:color w:val="1F2329"/>
-          <w:sz w:val="24"/>
-        </w:rPr>
-      </w:pPr>
-      <w:r>
-        <w:rPr>
-          <w:color w:val="1F2329"/>
-          <w:sz w:val="24"/>
-        </w:rPr>
-        <w:t>发货：</w:t>
-      </w:r>
-      <w:r>
-        <w:rPr>
-          <w:rFonts w:ascii="宋体" w:eastAsia="宋体" w:hAnsi="宋体" w:cs="宋体"/>
-          <w:sz w:val="24"/>
-        </w:rPr>
-        <w:t>订单支付成功后，48 小时内完成发出</w:t>
+        <w:t>有没有标准毕业论文模板？</w:t>
+      </w:r>
+    </w:p>
+    <w:p>
+      <w:pPr>
+        <w:widowControl/>
+        <w:jc w:val="left"/>
+        <w:rPr>
+          <w:color w:val="1F2329"/>
+          <w:sz w:val="24"/>
+        </w:rPr>
+      </w:pPr>
+      <w:r>
+        <w:rPr>
+          <w:rFonts w:ascii="宋体" w:eastAsia="宋体" w:hAnsi="宋体" w:cs="宋体"/>
+          <w:color w:val="1F2329"/>
+          <w:kern w:val="0"/>
+          <w:sz w:val="24"/>
+          <w:lang w:bidi="ar"/>
+        </w:rPr>
+        <w:t>智能</w:t>
+      </w:r>
+      <w:r>
+        <w:rPr>
+          <w:rFonts w:ascii="宋体" w:eastAsia="宋体" w:hAnsi="宋体" w:cs="宋体" w:hint="eastAsia"/>
+          <w:color w:val="1F2329"/>
+          <w:kern w:val="0"/>
+          <w:sz w:val="24"/>
+          <w:lang w:bidi="ar"/>
+        </w:rPr>
+        <w:t>助手</w:t>
+      </w:r>
+      <w:r>
+        <w:rPr>
+          <w:rFonts w:ascii="宋体" w:eastAsia="宋体" w:hAnsi="宋体" w:cs="宋体"/>
+          <w:color w:val="1F2329"/>
+          <w:kern w:val="0"/>
+          <w:sz w:val="24"/>
+          <w:lang w:bidi="ar"/>
+        </w:rPr>
+        <w:t>：</w:t>
+      </w:r>
+      <w:r>
+        <w:rPr>
+          <w:color w:val="1F2329"/>
+          <w:sz w:val="24"/>
+        </w:rPr>
+        <w:t>已为您匹配【本科毕业论文标准模板】，包含封面、摘要、目录、正文、参考文献全格式规范，支持一键套用。</w:t>
+      </w:r>
+    </w:p>
+    <w:p>
+      <w:pPr>
+        <w:widowControl/>
+        <w:jc w:val="left"/>
+        <w:rPr>
+          <w:b/>
+          <w:bCs/>
+          <w:color w:val="1F2329"/>
+          <w:sz w:val="24"/>
+        </w:rPr>
+      </w:pPr>
+      <w:r>
+        <w:rPr>
+          <w:color w:val="1F2329"/>
+          <w:sz w:val="24"/>
+        </w:rPr>
+        <w:t>（</w:t>
+      </w:r>
+      <w:r>
+        <w:rPr>
+          <w:color w:val="1F2329"/>
+          <w:sz w:val="24"/>
+        </w:rPr>
+        <w:t>2</w:t>
+      </w:r>
+      <w:r>
+        <w:rPr>
+          <w:color w:val="1F2329"/>
+          <w:sz w:val="24"/>
+        </w:rPr>
+        <w:t>）</w:t>
+      </w:r>
+      <w:r>
+        <w:rPr>
+          <w:color w:val="1F2329"/>
+          <w:sz w:val="24"/>
+        </w:rPr>
+        <w:t>格式识别（自动检测）</w:t>
+      </w:r>
+    </w:p>
+    <w:p>
+      <w:pPr>
+        <w:widowControl/>
+        <w:jc w:val="left"/>
+        <w:rPr>
+          <w:rFonts w:ascii="宋体" w:eastAsia="宋体" w:hAnsi="宋体" w:cs="宋体" w:hint="eastAsia"/>
+          <w:color w:val="1F2329"/>
+          <w:kern w:val="0"/>
+          <w:sz w:val="24"/>
+          <w:lang w:bidi="ar"/>
+        </w:rPr>
+      </w:pPr>
+      <w:r>
+        <w:rPr>
+          <w:rFonts w:ascii="宋体" w:eastAsia="宋体" w:hAnsi="宋体" w:cs="宋体"/>
+          <w:color w:val="1F2329"/>
+          <w:kern w:val="0"/>
+          <w:sz w:val="24"/>
+          <w:lang w:bidi="ar"/>
+        </w:rPr>
+        <w:t>用户：</w:t>
+      </w:r>
+      <w:r>
+        <w:rPr>
+          <w:rFonts w:ascii="宋体" w:eastAsia="宋体" w:hAnsi="宋体" w:cs="宋体"/>
+          <w:color w:val="1F2329"/>
+          <w:kern w:val="0"/>
+          <w:sz w:val="24"/>
+          <w:lang w:bidi="ar"/>
+        </w:rPr>
+        <w:t>帮我检查这篇文档的格式问题。</w:t>
+      </w:r>
+    </w:p>
+    <w:p>
+      <w:pPr>
+        <w:widowControl/>
+        <w:jc w:val="left"/>
+        <w:rPr>
+          <w:color w:val="1F2329"/>
+          <w:sz w:val="24"/>
+        </w:rPr>
+      </w:pPr>
+      <w:r>
+        <w:rPr>
+          <w:rFonts w:ascii="宋体" w:eastAsia="宋体" w:hAnsi="宋体" w:cs="宋体"/>
+          <w:color w:val="1F2329"/>
+          <w:kern w:val="0"/>
+          <w:sz w:val="24"/>
+          <w:lang w:bidi="ar"/>
+        </w:rPr>
+        <w:t>智能</w:t>
+      </w:r>
+      <w:r>
+        <w:rPr>
+          <w:rFonts w:ascii="宋体" w:eastAsia="宋体" w:hAnsi="宋体" w:cs="宋体" w:hint="eastAsia"/>
+          <w:color w:val="1F2329"/>
+          <w:kern w:val="0"/>
+          <w:sz w:val="24"/>
+          <w:lang w:bidi="ar"/>
+        </w:rPr>
+        <w:t>助手</w:t>
+      </w:r>
+      <w:r>
+        <w:rPr>
+          <w:rFonts w:ascii="宋体" w:eastAsia="宋体" w:hAnsi="宋体" w:cs="宋体"/>
+          <w:color w:val="1F2329"/>
+          <w:kern w:val="0"/>
+          <w:sz w:val="24"/>
+          <w:lang w:bidi="ar"/>
+        </w:rPr>
+        <w:t>：</w:t>
+      </w:r>
+      <w:r>
+        <w:rPr>
+          <w:rFonts w:ascii="宋体" w:eastAsia="宋体" w:hAnsi="宋体" w:cs="宋体"/>
+          <w:sz w:val="24"/>
+        </w:rPr>
+        <w:t>已识别 3 项基础格式问题：①标题未统一层级；②段落间距不一致；③页码格式错误，可一键规整。</w:t>
       </w:r>
     </w:p>
     <w:p>
@@ -845,64 +931,9 @@
           <w:sz w:val="24"/>
           <w:szCs w:val="24"/>
         </w:rPr>
-        <w:t>（2）无关问题（礼貌拒绝）</w:t>
-      </w:r>
-    </w:p>
-    <w:p>
-      <w:pPr>
-        <w:widowControl/>
-        <w:jc w:val="left"/>
-        <w:rPr>
-          <w:rFonts w:ascii="宋体" w:eastAsia="宋体" w:hAnsi="宋体" w:cs="宋体" w:hint="eastAsia"/>
-          <w:color w:val="1F2329"/>
-          <w:kern w:val="0"/>
-          <w:sz w:val="24"/>
-          <w:lang w:bidi="ar"/>
-        </w:rPr>
-      </w:pPr>
-      <w:r>
-        <w:rPr>
-          <w:rFonts w:ascii="宋体" w:eastAsia="宋体" w:hAnsi="宋体" w:cs="宋体"/>
-          <w:color w:val="1F2329"/>
-          <w:kern w:val="0"/>
-          <w:sz w:val="24"/>
-          <w:lang w:bidi="ar"/>
-        </w:rPr>
-        <w:t>用户：今天天气怎么样？</w:t>
-      </w:r>
-    </w:p>
-    <w:p>
-      <w:pPr>
-        <w:widowControl/>
-        <w:jc w:val="left"/>
-        <w:rPr>
-          <w:color w:val="1F2329"/>
-          <w:sz w:val="24"/>
-        </w:rPr>
-      </w:pPr>
-      <w:r>
-        <w:rPr>
-          <w:rFonts w:ascii="宋体" w:eastAsia="宋体" w:hAnsi="宋体" w:cs="宋体"/>
-          <w:color w:val="1F2329"/>
-          <w:kern w:val="0"/>
-          <w:sz w:val="24"/>
-          <w:lang w:bidi="ar"/>
-        </w:rPr>
-        <w:t>智能客服：</w:t>
-      </w:r>
-      <w:r>
-        <w:rPr>
-          <w:rFonts w:ascii="宋体" w:eastAsia="宋体" w:hAnsi="宋体" w:cs="宋体"/>
-          <w:sz w:val="24"/>
-        </w:rPr>
-        <w:t>对不起，我仅能为您解答国风文创产品相关问题。若您有商品咨询、订单查询、售后处理等需求，我会尽力为您服务。</w:t>
-      </w:r>
-    </w:p>
-    <w:p>
-      <w:pPr>
-        <w:pStyle w:val="3"/>
-        <w:widowControl/>
-        <w:spacing w:beforeAutospacing="0" w:afterAutospacing="0"/>
+        <w:t>（3）</w:t>
+      </w:r>
+      <w:r>
         <w:rPr>
           <w:b w:val="0"/>
           <w:bCs w:val="0"/>
@@ -910,16 +941,7 @@
           <w:sz w:val="24"/>
           <w:szCs w:val="24"/>
         </w:rPr>
-      </w:pPr>
-      <w:r>
-        <w:rPr>
-          <w:b w:val="0"/>
-          <w:bCs w:val="0"/>
-          <w:color w:val="1F2329"/>
-          <w:sz w:val="24"/>
-          <w:szCs w:val="24"/>
-        </w:rPr>
-        <w:t>（3）多轮对话（上下文不丢失）</w:t>
+        <w:t>一键规整（自动套用）</w:t>
       </w:r>
     </w:p>
     <w:p>
@@ -942,20 +964,27 @@
           <w:sz w:val="24"/>
           <w:lang w:bidi="ar"/>
         </w:rPr>
-        <w:t>用户：可以刻字吗？</w:t>
-      </w:r>
-    </w:p>
-    <w:p>
-      <w:pPr>
-        <w:widowControl/>
-        <w:jc w:val="left"/>
-        <w:rPr>
-          <w:rFonts w:ascii="宋体" w:eastAsia="宋体" w:hAnsi="宋体" w:cs="宋体" w:hint="eastAsia"/>
+        <w:t>用户：</w:t>
+      </w:r>
+      <w:r>
+        <w:rPr>
+          <w:rFonts w:ascii="宋体" w:eastAsia="宋体" w:hAnsi="宋体" w:cs="宋体"/>
           <w:color w:val="1F2329"/>
           <w:kern w:val="0"/>
           <w:sz w:val="24"/>
           <w:lang w:bidi="ar"/>
         </w:rPr>
+        <w:t>帮我把零散文本整理成正式公文格式。</w:t>
+      </w:r>
+    </w:p>
+    <w:p>
+      <w:pPr>
+        <w:widowControl/>
+        <w:jc w:val="left"/>
+        <w:rPr>
+          <w:rFonts w:ascii="宋体" w:eastAsia="宋体" w:hAnsi="宋体" w:cs="宋体"/>
+          <w:sz w:val="24"/>
+        </w:rPr>
       </w:pPr>
       <w:r>
         <w:rPr>
@@ -965,20 +994,9 @@
           <w:sz w:val="24"/>
           <w:lang w:bidi="ar"/>
         </w:rPr>
-        <w:t>智能客服：</w:t>
-      </w:r>
-      <w:r>
-        <w:rPr>
-          <w:rFonts w:ascii="宋体" w:eastAsia="宋体" w:hAnsi="宋体" w:cs="宋体"/>
-          <w:sz w:val="24"/>
-        </w:rPr>
-        <w:t>支持，最多可刻 8 个汉字。</w:t>
-      </w:r>
-    </w:p>
-    <w:p>
-      <w:pPr>
-        <w:widowControl/>
-        <w:jc w:val="left"/>
+        <w:t>智能</w:t>
+      </w:r>
+      <w:r>
         <w:rPr>
           <w:rFonts w:ascii="宋体" w:eastAsia="宋体" w:hAnsi="宋体" w:cs="宋体" w:hint="eastAsia"/>
           <w:color w:val="1F2329"/>
@@ -986,7 +1004,8 @@
           <w:sz w:val="24"/>
           <w:lang w:bidi="ar"/>
         </w:rPr>
-      </w:pPr>
+        <w:t>助手</w:t>
+      </w:r>
       <w:r>
         <w:rPr>
           <w:rFonts w:ascii="宋体" w:eastAsia="宋体" w:hAnsi="宋体" w:cs="宋体"/>
@@ -995,45 +1014,24 @@
           <w:sz w:val="24"/>
           <w:lang w:bidi="ar"/>
         </w:rPr>
-        <w:t>用户：在哪里设置？</w:t>
-      </w:r>
-    </w:p>
-    <w:p>
-      <w:pPr>
-        <w:widowControl/>
-        <w:jc w:val="left"/>
-        <w:rPr>
-          <w:color w:val="1F2329"/>
-          <w:sz w:val="24"/>
-        </w:rPr>
-      </w:pPr>
-      <w:r>
-        <w:rPr>
-          <w:rFonts w:ascii="宋体" w:eastAsia="宋体" w:hAnsi="宋体" w:cs="宋体"/>
-          <w:color w:val="1F2329"/>
-          <w:kern w:val="0"/>
-          <w:sz w:val="24"/>
-          <w:lang w:bidi="ar"/>
-        </w:rPr>
-        <w:t>智能客服：</w:t>
-      </w:r>
-      <w:r>
-        <w:rPr>
-          <w:rFonts w:ascii="宋体" w:eastAsia="宋体" w:hAnsi="宋体" w:cs="宋体"/>
-          <w:sz w:val="24"/>
-        </w:rPr>
-        <w:t>下单时在订单备注栏填写需要刻字的内容即可，我们会按要求制作。</w:t>
-      </w:r>
-    </w:p>
-    <w:p>
-      <w:pPr>
-        <w:pStyle w:val="1"/>
-        <w:widowControl/>
-        <w:ind w:firstLineChars="0" w:firstLine="0"/>
-        <w:rPr>
-          <w:rFonts w:ascii="黑体" w:hAnsi="Arial" w:hint="default"/>
-          <w:b w:val="0"/>
-          <w:bCs w:val="0"/>
+        <w:t>：</w:t>
+      </w:r>
+      <w:r>
+        <w:rPr>
+          <w:rFonts w:ascii="宋体" w:eastAsia="宋体" w:hAnsi="宋体" w:cs="宋体"/>
+          <w:sz w:val="24"/>
+        </w:rPr>
+        <w:t>已完成公文格式一键套用，包含标准标题、主送机关、正文、落款、日期规范，可直接导出使用。</w:t>
+      </w:r>
+    </w:p>
+    <w:p>
+      <w:pPr>
+        <w:widowControl/>
+        <w:jc w:val="left"/>
+        <w:rPr>
+          <w:rFonts w:ascii="黑体" w:hAnsi="Arial"/>
+          <w:b/>
+          <w:bCs/>
           <w:color w:val="E54C5E" w:themeColor="accent6"/>
           <w:kern w:val="0"/>
           <w:szCs w:val="32"/>
@@ -1042,8 +1040,6 @@
       <w:r>
         <w:rPr>
           <w:rFonts w:ascii="黑体" w:hAnsi="Arial"/>
-          <w:b w:val="0"/>
-          <w:bCs w:val="0"/>
           <w:color w:val="E54C5E" w:themeColor="accent6"/>
           <w:kern w:val="0"/>
           <w:szCs w:val="32"/>
@@ -1069,7 +1065,6 @@
           <w:sz w:val="28"/>
           <w:szCs w:val="32"/>
         </w:rPr>
-        <w:lastRenderedPageBreak/>
         <w:br w:type="page"/>
       </w:r>
     </w:p>
@@ -1108,7 +1103,7 @@
               <a:graphicFrameLocks xmlns:a="http://schemas.openxmlformats.org/drawingml/2006/main" noChangeAspect="1"/>
               <a:extLst xmlns:a="http://schemas.openxmlformats.org/drawingml/2006/main">
                 <a:ext uri="{7FBC4E63-A832-4D11-8238-D91031DB1400}">
-                  <s:tag xmlns:s="http://www.wps.cn/officeDocument/2013/wpsCustomData" xmlns="http://www.wps.cn/officeDocument/2013/wpsCustomData" xmlns:wpsCustomData="http://www.wps.cn/officeDocument/2013/wpsCustomData" xmlns:w10="urn:schemas-microsoft-com:office:word" xmlns:w="http://schemas.openxmlformats.org/wordprocessingml/2006/main" xmlns:v="urn:schemas-microsoft-com:vml" xmlns:o="urn:schemas-microsoft-com:office:office">
+                  <s:tag xmlns:o="urn:schemas-microsoft-com:office:office" xmlns:v="urn:schemas-microsoft-com:vml" xmlns:w="http://schemas.openxmlformats.org/wordprocessingml/2006/main" xmlns:w10="urn:schemas-microsoft-com:office:word" xmlns:wpsCustomData="http://www.wps.cn/officeDocument/2013/wpsCustomData" xmlns="http://www.wps.cn/officeDocument/2013/wpsCustomData" xmlns:s="http://www.wps.cn/officeDocument/2013/wpsCustomData">
                     <s:item s:name="KSO_DOCER_RESOURCE_TRACE_INFO" s:val="{&quot;id&quot;:&quot;50030155&quot;,&quot;origin&quot;:0,&quot;type&quot;:&quot;icons&quot;,&quot;user&quot;:&quot;720012578&quot;}"/>
                   </s:tag>
                 </a:ext>
@@ -1164,29 +1159,31 @@
     </w:p>
     <w:p>
       <w:pPr>
-        <w:widowControl/>
-        <w:shd w:val="clear" w:color="auto" w:fill="E7E6E6" w:themeFill="background2"/>
-        <w:jc w:val="left"/>
-      </w:pPr>
-      <w:r>
-        <w:rPr>
-          <w:rFonts w:ascii="宋体" w:eastAsia="宋体" w:hAnsi="宋体" w:cs="宋体" w:hint="eastAsia"/>
-          <w:color w:val="1F2329"/>
-          <w:kern w:val="0"/>
-          <w:sz w:val="24"/>
+        <w:pStyle w:val="1"/>
+        <w:ind w:firstLineChars="0" w:firstLine="0"/>
+        <w:rPr>
+          <w:rFonts w:eastAsia="宋体" w:cs="宋体" w:hint="default"/>
+          <w:b w:val="0"/>
+          <w:bCs w:val="0"/>
+          <w:color w:val="1F2329"/>
+          <w:kern w:val="0"/>
+          <w:sz w:val="24"/>
+          <w:szCs w:val="24"/>
           <w:lang w:bidi="ar"/>
         </w:rPr>
-        <w:t>梳理</w:t>
-      </w:r>
-      <w:r>
-        <w:rPr>
-          <w:rFonts w:ascii="宋体" w:eastAsia="宋体" w:hAnsi="宋体" w:cs="宋体"/>
-          <w:color w:val="1F2329"/>
-          <w:kern w:val="0"/>
-          <w:sz w:val="24"/>
+      </w:pPr>
+      <w:r>
+        <w:rPr>
+          <w:rFonts w:eastAsia="宋体" w:cs="宋体"/>
+          <w:b w:val="0"/>
+          <w:bCs w:val="0"/>
+          <w:color w:val="1F2329"/>
+          <w:kern w:val="0"/>
+          <w:sz w:val="24"/>
+          <w:szCs w:val="24"/>
           <w:lang w:bidi="ar"/>
         </w:rPr>
-        <w:t>文创客服的业务痛点、功能需求与工作流程。</w:t>
+        <w:t>梳理文档规整业务痛点、功能需求与工作流程。</w:t>
       </w:r>
     </w:p>
     <w:p>
@@ -1276,18 +1273,18 @@
         <w:spacing w:line="180" w:lineRule="atLeast"/>
         <w:jc w:val="left"/>
         <w:rPr>
-          <w:rFonts w:ascii="宋体" w:eastAsia="宋体" w:hAnsi="宋体" w:cs="宋体" w:hint="eastAsia"/>
+          <w:rFonts w:ascii="宋体" w:eastAsia="宋体" w:hAnsi="宋体" w:cs="宋体"/>
           <w:color w:val="000000"/>
           <w:sz w:val="24"/>
         </w:rPr>
       </w:pPr>
       <w:r>
         <w:rPr>
-          <w:rFonts w:ascii="宋体" w:eastAsia="宋体" w:hAnsi="宋体" w:cs="宋体" w:hint="eastAsia"/>
+          <w:rFonts w:ascii="宋体" w:eastAsia="宋体" w:hAnsi="宋体" w:cs="宋体"/>
           <w:color w:val="000000"/>
           <w:sz w:val="24"/>
         </w:rPr>
-        <w:t>人工客服需要记忆大量产品信息，培训周期长，上手速度慢，人力成本居高不下</w:t>
+        <w:t>学生 / 职场人员需记忆大量格式规范，学习成本高、易出错</w:t>
       </w:r>
     </w:p>
     <w:p>
@@ -1300,18 +1297,18 @@
         <w:spacing w:line="180" w:lineRule="atLeast"/>
         <w:jc w:val="left"/>
         <w:rPr>
-          <w:rFonts w:ascii="宋体" w:eastAsia="宋体" w:hAnsi="宋体" w:cs="宋体" w:hint="eastAsia"/>
+          <w:rFonts w:ascii="宋体" w:eastAsia="宋体" w:hAnsi="宋体" w:cs="宋体"/>
           <w:color w:val="000000"/>
           <w:sz w:val="24"/>
         </w:rPr>
       </w:pPr>
       <w:r>
         <w:rPr>
-          <w:rFonts w:ascii="宋体" w:eastAsia="宋体" w:hAnsi="宋体" w:cs="宋体" w:hint="eastAsia"/>
+          <w:rFonts w:ascii="宋体" w:eastAsia="宋体" w:hAnsi="宋体" w:cs="宋体"/>
           <w:color w:val="000000"/>
           <w:sz w:val="24"/>
         </w:rPr>
-        <w:t>售前、售中、售后重复咨询占比极高，人工回复效率低下，耗时耗力</w:t>
+        <w:t>论文、公文等文档格式调整重复繁琐，人工处理效率低下</w:t>
       </w:r>
     </w:p>
     <w:p>
@@ -1324,18 +1321,72 @@
         <w:spacing w:line="180" w:lineRule="atLeast"/>
         <w:jc w:val="left"/>
         <w:rPr>
-          <w:rFonts w:ascii="宋体" w:eastAsia="宋体" w:hAnsi="宋体" w:cs="宋体" w:hint="eastAsia"/>
+          <w:rFonts w:ascii="宋体" w:eastAsia="宋体" w:hAnsi="宋体" w:cs="宋体"/>
           <w:color w:val="000000"/>
           <w:sz w:val="24"/>
         </w:rPr>
       </w:pPr>
       <w:r>
         <w:rPr>
-          <w:rFonts w:ascii="宋体" w:eastAsia="宋体" w:hAnsi="宋体" w:cs="宋体" w:hint="eastAsia"/>
+          <w:rFonts w:ascii="宋体" w:eastAsia="宋体" w:hAnsi="宋体" w:cs="宋体"/>
           <w:color w:val="000000"/>
           <w:sz w:val="24"/>
         </w:rPr>
-        <w:t>不同客服回复口径不统一，服务质量参差不齐，影响店铺品牌形象与用户信任</w:t>
+        <w:t>不同人员排版标准不统一，文档规范性差、影响使用与提交</w:t>
+      </w:r>
+    </w:p>
+    <w:p>
+      <w:pPr>
+        <w:pStyle w:val="3"/>
+        <w:widowControl/>
+        <w:spacing w:beforeAutospacing="0" w:afterAutospacing="0"/>
+        <w:rPr>
+          <w:rFonts w:cs="宋体" w:hint="default"/>
+          <w:b w:val="0"/>
+          <w:bCs w:val="0"/>
+          <w:color w:val="000000"/>
+          <w:kern w:val="2"/>
+          <w:sz w:val="24"/>
+          <w:szCs w:val="24"/>
+        </w:rPr>
+      </w:pPr>
+      <w:r>
+        <w:rPr>
+          <w:rFonts w:cs="宋体"/>
+          <w:b w:val="0"/>
+          <w:bCs w:val="0"/>
+          <w:color w:val="000000"/>
+          <w:kern w:val="2"/>
+          <w:sz w:val="24"/>
+          <w:szCs w:val="24"/>
+        </w:rPr>
+        <w:t>零散文本无结构化逻辑，整理耗时、难以快速复用</w:t>
+      </w:r>
+    </w:p>
+    <w:p>
+      <w:pPr>
+        <w:pStyle w:val="3"/>
+        <w:widowControl/>
+        <w:spacing w:beforeAutospacing="0" w:afterAutospacing="0"/>
+        <w:rPr>
+          <w:rFonts w:cs="宋体"/>
+          <w:b w:val="0"/>
+          <w:bCs w:val="0"/>
+          <w:color w:val="1F2329"/>
+          <w:sz w:val="24"/>
+          <w:szCs w:val="24"/>
+        </w:rPr>
+      </w:pPr>
+      <w:r>
+        <w:rPr>
+          <w:rFonts w:cs="宋体"/>
+          <w:b w:val="0"/>
+          <w:bCs w:val="0"/>
+          <w:color w:val="1F2329"/>
+          <w:sz w:val="24"/>
+          <w:szCs w:val="24"/>
+        </w:rPr>
+        <w:t>（2）功能需求</w:t>
       </w:r>
     </w:p>
     <w:p>
@@ -1348,44 +1399,18 @@
         <w:spacing w:line="180" w:lineRule="atLeast"/>
         <w:jc w:val="left"/>
         <w:rPr>
-          <w:rFonts w:ascii="宋体" w:eastAsia="宋体" w:hAnsi="宋体" w:cs="宋体" w:hint="eastAsia"/>
+          <w:rFonts w:ascii="宋体" w:eastAsia="宋体" w:hAnsi="宋体" w:cs="宋体"/>
           <w:color w:val="000000"/>
           <w:sz w:val="24"/>
         </w:rPr>
       </w:pPr>
       <w:r>
         <w:rPr>
-          <w:rFonts w:ascii="宋体" w:eastAsia="宋体" w:hAnsi="宋体" w:cs="宋体" w:hint="eastAsia"/>
+          <w:rFonts w:ascii="宋体" w:eastAsia="宋体" w:hAnsi="宋体" w:cs="宋体"/>
           <w:color w:val="000000"/>
           <w:sz w:val="24"/>
         </w:rPr>
-        <w:t>大促、活动等流量高峰时段人力不足，咨询拥堵、响应超时，直接造成订单流失</w:t>
-      </w:r>
-    </w:p>
-    <w:p>
-      <w:pPr>
-        <w:pStyle w:val="3"/>
-        <w:widowControl/>
-        <w:spacing w:beforeAutospacing="0" w:afterAutospacing="0"/>
-        <w:rPr>
-          <w:rFonts w:cs="宋体"/>
-          <w:b w:val="0"/>
-          <w:bCs w:val="0"/>
-          <w:color w:val="1F2329"/>
-          <w:sz w:val="24"/>
-          <w:szCs w:val="24"/>
-        </w:rPr>
-      </w:pPr>
-      <w:r>
-        <w:rPr>
-          <w:rFonts w:cs="宋体"/>
-          <w:b w:val="0"/>
-          <w:bCs w:val="0"/>
-          <w:color w:val="1F2329"/>
-          <w:sz w:val="24"/>
-          <w:szCs w:val="24"/>
-        </w:rPr>
-        <w:t>（2）功能需求</w:t>
+        <w:t>支持标准文档模板上传、分类、检索，适配论文、公文、报告等场景</w:t>
       </w:r>
     </w:p>
     <w:p>
@@ -1398,18 +1423,18 @@
         <w:spacing w:line="180" w:lineRule="atLeast"/>
         <w:jc w:val="left"/>
         <w:rPr>
-          <w:rFonts w:ascii="宋体" w:eastAsia="宋体" w:hAnsi="宋体" w:cs="宋体" w:hint="eastAsia"/>
+          <w:rFonts w:ascii="宋体" w:eastAsia="宋体" w:hAnsi="宋体" w:cs="宋体"/>
           <w:color w:val="000000"/>
           <w:sz w:val="24"/>
         </w:rPr>
       </w:pPr>
       <w:r>
         <w:rPr>
-          <w:rFonts w:ascii="宋体" w:eastAsia="宋体" w:hAnsi="宋体" w:cs="宋体" w:hint="eastAsia"/>
+          <w:rFonts w:ascii="宋体" w:eastAsia="宋体" w:hAnsi="宋体" w:cs="宋体"/>
           <w:color w:val="000000"/>
           <w:sz w:val="24"/>
         </w:rPr>
-        <w:t>支持国风文创商品知识库快速上传、在线编辑、实时更新，适配业务动态调整</w:t>
+        <w:t>调用原生文本解析组件，自动识别标题、段落、间距、页码等基础格式问题</w:t>
       </w:r>
     </w:p>
     <w:p>
@@ -1422,18 +1447,17 @@
         <w:spacing w:line="180" w:lineRule="atLeast"/>
         <w:jc w:val="left"/>
         <w:rPr>
-          <w:rFonts w:ascii="宋体" w:eastAsia="宋体" w:hAnsi="宋体" w:cs="宋体" w:hint="eastAsia"/>
+          <w:rFonts w:ascii="宋体" w:eastAsia="宋体" w:hAnsi="宋体" w:cs="宋体"/>
+          <w:sz w:val="24"/>
+        </w:rPr>
+      </w:pPr>
+      <w:r>
+        <w:rPr>
+          <w:rFonts w:ascii="宋体" w:eastAsia="宋体" w:hAnsi="宋体" w:cs="宋体"/>
           <w:color w:val="000000"/>
           <w:sz w:val="24"/>
         </w:rPr>
-      </w:pPr>
-      <w:r>
-        <w:rPr>
-          <w:rFonts w:ascii="宋体" w:eastAsia="宋体" w:hAnsi="宋体" w:cs="宋体" w:hint="eastAsia"/>
-          <w:color w:val="000000"/>
-          <w:sz w:val="24"/>
-        </w:rPr>
-        <w:t>基于知识库实现自动、精准、统一的商品咨询应答，确保回答真实可靠、口径一致</w:t>
+        <w:t>封装一键执行组件，实现模板快速套用与格式自动规整</w:t>
       </w:r>
     </w:p>
     <w:p>
@@ -1446,18 +1470,16 @@
         <w:spacing w:line="180" w:lineRule="atLeast"/>
         <w:jc w:val="left"/>
         <w:rPr>
-          <w:rFonts w:ascii="宋体" w:eastAsia="宋体" w:hAnsi="宋体" w:cs="宋体" w:hint="eastAsia"/>
-          <w:color w:val="000000"/>
-          <w:sz w:val="24"/>
-        </w:rPr>
-      </w:pPr>
-      <w:r>
-        <w:rPr>
-          <w:rFonts w:ascii="宋体" w:eastAsia="宋体" w:hAnsi="宋体" w:cs="宋体" w:hint="eastAsia"/>
-          <w:color w:val="000000"/>
-          <w:sz w:val="24"/>
-        </w:rPr>
-        <w:t>智能识别无关问题并礼貌拒答，严格遵循合规应答准则，避免答非所问与违规回复</w:t>
+          <w:rFonts w:ascii="宋体" w:eastAsia="宋体" w:hAnsi="宋体" w:cs="宋体"/>
+          <w:sz w:val="24"/>
+        </w:rPr>
+      </w:pPr>
+      <w:r>
+        <w:rPr>
+          <w:rFonts w:ascii="宋体" w:eastAsia="宋体" w:hAnsi="宋体" w:cs="宋体"/>
+          <w:sz w:val="24"/>
+        </w:rPr>
+        <w:t>支持多场景适配，满足学生论文、职场公文、文本结构化需求</w:t>
       </w:r>
     </w:p>
     <w:p>
@@ -1470,38 +1492,16 @@
         <w:spacing w:line="180" w:lineRule="atLeast"/>
         <w:jc w:val="left"/>
         <w:rPr>
-          <w:rFonts w:ascii="宋体" w:eastAsia="宋体" w:hAnsi="宋体" w:cs="宋体" w:hint="eastAsia"/>
-          <w:sz w:val="24"/>
-        </w:rPr>
-      </w:pPr>
-      <w:r>
-        <w:rPr>
-          <w:rFonts w:ascii="宋体" w:eastAsia="宋体" w:hAnsi="宋体" w:cs="宋体" w:hint="eastAsia"/>
-          <w:sz w:val="24"/>
-        </w:rPr>
-        <w:t>支持多轮对话交互与上下文语义理解，精准适配用户连续追问场景</w:t>
-      </w:r>
-    </w:p>
-    <w:p>
-      <w:pPr>
-        <w:widowControl/>
-        <w:numPr>
-          <w:ilvl w:val="0"/>
-          <w:numId w:val="3"/>
-        </w:numPr>
-        <w:spacing w:line="180" w:lineRule="atLeast"/>
-        <w:jc w:val="left"/>
-        <w:rPr>
-          <w:rFonts w:ascii="宋体" w:eastAsia="宋体" w:hAnsi="宋体" w:cs="宋体" w:hint="eastAsia"/>
-          <w:sz w:val="24"/>
-        </w:rPr>
-      </w:pPr>
-      <w:r>
-        <w:rPr>
-          <w:rFonts w:ascii="宋体" w:eastAsia="宋体" w:hAnsi="宋体" w:cs="宋体" w:hint="eastAsia"/>
-          <w:sz w:val="24"/>
-        </w:rPr>
-        <w:t>支持一键发布至电商平台、公众号、企业微信等多渠道，实现全场景服务覆盖</w:t>
+          <w:rFonts w:ascii="宋体" w:eastAsia="宋体" w:hAnsi="宋体" w:cs="宋体"/>
+          <w:sz w:val="24"/>
+        </w:rPr>
+      </w:pPr>
+      <w:r>
+        <w:rPr>
+          <w:rFonts w:ascii="宋体" w:eastAsia="宋体" w:hAnsi="宋体" w:cs="宋体"/>
+          <w:sz w:val="24"/>
+        </w:rPr>
+        <w:t>操作简单轻量化，无需专业技能即可快速使用</w:t>
       </w:r>
     </w:p>
     <w:p>
@@ -1522,7 +1522,25 @@
           <w:bCs/>
           <w:sz w:val="24"/>
         </w:rPr>
-        <w:t>2.智能客服工作流程</w:t>
+        <w:t>2.</w:t>
+      </w:r>
+      <w:r>
+        <w:rPr>
+          <w:rFonts w:ascii="宋体" w:eastAsia="宋体" w:hAnsi="宋体" w:cs="宋体" w:hint="eastAsia"/>
+          <w:b/>
+          <w:bCs/>
+          <w:sz w:val="24"/>
+        </w:rPr>
+        <w:t>智能助手</w:t>
+      </w:r>
+      <w:r>
+        <w:rPr>
+          <w:rFonts w:ascii="宋体" w:eastAsia="宋体" w:hAnsi="宋体" w:cs="宋体" w:hint="eastAsia"/>
+          <w:b/>
+          <w:bCs/>
+          <w:sz w:val="24"/>
+        </w:rPr>
+        <w:t>工作流程</w:t>
       </w:r>
     </w:p>
     <w:p>
@@ -1540,7 +1558,21 @@
           <w:rFonts w:ascii="宋体" w:eastAsia="宋体" w:hAnsi="宋体" w:cs="宋体"/>
           <w:sz w:val="24"/>
         </w:rPr>
-        <w:t>用户提问具有随机性与不确定性，既可能是国风文创产品相关咨询，也可能是无关问题。因此，“文创智能客服” 智能体需针对性处理两类诉求，保障服务精准性与合规性，具体工作流程如图 7-1 所示。</w:t>
+        <w:t xml:space="preserve">用户提问具有随机性与不确定性，既可能是国风文创产品相关咨询，也可能是无关问题。因此，“文创智能客服” 智能体需针对性处理两类诉求，保障服务精准性与合规性，具体工作流程如图 </w:t>
+      </w:r>
+      <w:r>
+        <w:rPr>
+          <w:rFonts w:ascii="宋体" w:eastAsia="宋体" w:hAnsi="宋体" w:cs="宋体" w:hint="eastAsia"/>
+          <w:sz w:val="24"/>
+        </w:rPr>
+        <w:t>1</w:t>
+      </w:r>
+      <w:r>
+        <w:rPr>
+          <w:rFonts w:ascii="宋体" w:eastAsia="宋体" w:hAnsi="宋体" w:cs="宋体"/>
+          <w:sz w:val="24"/>
+        </w:rPr>
+        <w:t>-1 所示。</w:t>
       </w:r>
     </w:p>
     <w:p>
@@ -1613,7 +1645,21 @@
           <w:rFonts w:ascii="宋体" w:eastAsia="宋体" w:hAnsi="宋体" w:cs="宋体" w:hint="eastAsia"/>
           <w:sz w:val="24"/>
         </w:rPr>
-        <w:t>图7-1 智能体工作流程图</w:t>
+        <w:t>图7-1 智能</w:t>
+      </w:r>
+      <w:r>
+        <w:rPr>
+          <w:rFonts w:ascii="宋体" w:eastAsia="宋体" w:hAnsi="宋体" w:cs="宋体" w:hint="eastAsia"/>
+          <w:sz w:val="24"/>
+        </w:rPr>
+        <w:t>助手</w:t>
+      </w:r>
+      <w:r>
+        <w:rPr>
+          <w:rFonts w:ascii="宋体" w:eastAsia="宋体" w:hAnsi="宋体" w:cs="宋体" w:hint="eastAsia"/>
+          <w:sz w:val="24"/>
+        </w:rPr>
+        <w:t>工作流程图</w:t>
       </w:r>
     </w:p>
     <w:p>
@@ -1740,6 +1786,7 @@
           <w:sz w:val="24"/>
           <w:lang w:bidi="ar"/>
         </w:rPr>
+        <w:lastRenderedPageBreak/>
         <w:t>步骤 3：分支判断</w:t>
       </w:r>
     </w:p>
@@ -1990,7 +2037,7 @@
               <a:graphicFrameLocks xmlns:a="http://schemas.openxmlformats.org/drawingml/2006/main" noChangeAspect="1"/>
               <a:extLst xmlns:a="http://schemas.openxmlformats.org/drawingml/2006/main">
                 <a:ext uri="{7FBC4E63-A832-4D11-8238-D91031DB1400}">
-                  <s:tag xmlns:s="http://www.wps.cn/officeDocument/2013/wpsCustomData" xmlns="http://www.wps.cn/officeDocument/2013/wpsCustomData" xmlns:wpsCustomData="http://www.wps.cn/officeDocument/2013/wpsCustomData" xmlns:w10="urn:schemas-microsoft-com:office:word" xmlns:w="http://schemas.openxmlformats.org/wordprocessingml/2006/main" xmlns:v="urn:schemas-microsoft-com:vml" xmlns:o="urn:schemas-microsoft-com:office:office">
+                  <s:tag xmlns:o="urn:schemas-microsoft-com:office:office" xmlns:v="urn:schemas-microsoft-com:vml" xmlns:w="http://schemas.openxmlformats.org/wordprocessingml/2006/main" xmlns:w10="urn:schemas-microsoft-com:office:word" xmlns:wpsCustomData="http://www.wps.cn/officeDocument/2013/wpsCustomData" xmlns="http://www.wps.cn/officeDocument/2013/wpsCustomData" xmlns:s="http://www.wps.cn/officeDocument/2013/wpsCustomData">
                     <s:item s:name="KSO_DOCER_RESOURCE_TRACE_INFO" s:val="{&quot;id&quot;:&quot;50030155&quot;,&quot;origin&quot;:0,&quot;type&quot;:&quot;icons&quot;,&quot;user&quot;:&quot;720012578&quot;}"/>
                   </s:tag>
                 </a:ext>
@@ -2154,9 +2201,7 @@
           <w:insideV w:val="single" w:sz="4" w:space="0" w:color="auto"/>
         </w:tblBorders>
         <w:tblCellMar>
-          <w:top w:w="0" w:type="dxa"/>
           <w:left w:w="108" w:type="dxa"/>
-          <w:bottom w:w="0" w:type="dxa"/>
           <w:right w:w="108" w:type="dxa"/>
         </w:tblCellMar>
         <w:tblLook w:val="04A0" w:firstRow="1" w:lastRow="0" w:firstColumn="1" w:lastColumn="0" w:noHBand="0" w:noVBand="1"/>
@@ -2597,7 +2642,7 @@
               <a:graphicFrameLocks xmlns:a="http://schemas.openxmlformats.org/drawingml/2006/main" noChangeAspect="1"/>
               <a:extLst xmlns:a="http://schemas.openxmlformats.org/drawingml/2006/main">
                 <a:ext uri="{7FBC4E63-A832-4D11-8238-D91031DB1400}">
-                  <s:tag xmlns:s="http://www.wps.cn/officeDocument/2013/wpsCustomData" xmlns="http://www.wps.cn/officeDocument/2013/wpsCustomData" xmlns:wpsCustomData="http://www.wps.cn/officeDocument/2013/wpsCustomData" xmlns:w10="urn:schemas-microsoft-com:office:word" xmlns:w="http://schemas.openxmlformats.org/wordprocessingml/2006/main" xmlns:v="urn:schemas-microsoft-com:vml" xmlns:o="urn:schemas-microsoft-com:office:office">
+                  <s:tag xmlns:o="urn:schemas-microsoft-com:office:office" xmlns:v="urn:schemas-microsoft-com:vml" xmlns:w="http://schemas.openxmlformats.org/wordprocessingml/2006/main" xmlns:w10="urn:schemas-microsoft-com:office:word" xmlns:wpsCustomData="http://www.wps.cn/officeDocument/2013/wpsCustomData" xmlns="http://www.wps.cn/officeDocument/2013/wpsCustomData" xmlns:s="http://www.wps.cn/officeDocument/2013/wpsCustomData">
                     <s:item s:name="KSO_DOCER_RESOURCE_TRACE_INFO" s:val="{&quot;id&quot;:&quot;50030155&quot;,&quot;origin&quot;:0,&quot;type&quot;:&quot;icons&quot;,&quot;user&quot;:&quot;720012578&quot;}"/>
                   </s:tag>
                 </a:ext>
@@ -2719,7 +2764,6 @@
           <w:color w:val="1F2329"/>
           <w:sz w:val="24"/>
         </w:rPr>
-        <w:lastRenderedPageBreak/>
         <w:t>平台：</w:t>
       </w:r>
       <w:r>
@@ -2874,6 +2918,7 @@
           <w:sz w:val="24"/>
           <w:szCs w:val="24"/>
         </w:rPr>
+        <w:lastRenderedPageBreak/>
         <w:t>（2）文创电商客服三大场景</w:t>
       </w:r>
     </w:p>
@@ -3263,9 +3308,7 @@
           <w:insideV w:val="single" w:sz="4" w:space="0" w:color="auto"/>
         </w:tblBorders>
         <w:tblCellMar>
-          <w:top w:w="0" w:type="dxa"/>
           <w:left w:w="108" w:type="dxa"/>
-          <w:bottom w:w="0" w:type="dxa"/>
           <w:right w:w="108" w:type="dxa"/>
         </w:tblCellMar>
         <w:tblLook w:val="04A0" w:firstRow="1" w:lastRow="0" w:firstColumn="1" w:lastColumn="0" w:noHBand="0" w:noVBand="1"/>
@@ -3652,7 +3695,7 @@
               <a:graphicFrameLocks xmlns:a="http://schemas.openxmlformats.org/drawingml/2006/main" noChangeAspect="1"/>
               <a:extLst xmlns:a="http://schemas.openxmlformats.org/drawingml/2006/main">
                 <a:ext uri="{7FBC4E63-A832-4D11-8238-D91031DB1400}">
-                  <s:tag xmlns:s="http://www.wps.cn/officeDocument/2013/wpsCustomData" xmlns="http://www.wps.cn/officeDocument/2013/wpsCustomData" xmlns:wpsCustomData="http://www.wps.cn/officeDocument/2013/wpsCustomData" xmlns:w10="urn:schemas-microsoft-com:office:word" xmlns:w="http://schemas.openxmlformats.org/wordprocessingml/2006/main" xmlns:v="urn:schemas-microsoft-com:vml" xmlns:o="urn:schemas-microsoft-com:office:office">
+                  <s:tag xmlns:o="urn:schemas-microsoft-com:office:office" xmlns:v="urn:schemas-microsoft-com:vml" xmlns:w="http://schemas.openxmlformats.org/wordprocessingml/2006/main" xmlns:w10="urn:schemas-microsoft-com:office:word" xmlns:wpsCustomData="http://www.wps.cn/officeDocument/2013/wpsCustomData" xmlns="http://www.wps.cn/officeDocument/2013/wpsCustomData" xmlns:s="http://www.wps.cn/officeDocument/2013/wpsCustomData">
                     <s:item s:name="KSO_DOCER_RESOURCE_TRACE_INFO" s:val="{&quot;id&quot;:&quot;50030155&quot;,&quot;origin&quot;:0,&quot;type&quot;:&quot;icons&quot;,&quot;user&quot;:&quot;720012578&quot;}"/>
                   </s:tag>
                 </a:ext>
@@ -6350,7 +6393,7 @@
               <a:graphicFrameLocks xmlns:a="http://schemas.openxmlformats.org/drawingml/2006/main" noChangeAspect="1"/>
               <a:extLst xmlns:a="http://schemas.openxmlformats.org/drawingml/2006/main">
                 <a:ext uri="{7FBC4E63-A832-4D11-8238-D91031DB1400}">
-                  <s:tag xmlns:s="http://www.wps.cn/officeDocument/2013/wpsCustomData" xmlns="http://www.wps.cn/officeDocument/2013/wpsCustomData" xmlns:wpsCustomData="http://www.wps.cn/officeDocument/2013/wpsCustomData" xmlns:w10="urn:schemas-microsoft-com:office:word" xmlns:w="http://schemas.openxmlformats.org/wordprocessingml/2006/main" xmlns:v="urn:schemas-microsoft-com:vml" xmlns:o="urn:schemas-microsoft-com:office:office">
+                  <s:tag xmlns:o="urn:schemas-microsoft-com:office:office" xmlns:v="urn:schemas-microsoft-com:vml" xmlns:w="http://schemas.openxmlformats.org/wordprocessingml/2006/main" xmlns:w10="urn:schemas-microsoft-com:office:word" xmlns:wpsCustomData="http://www.wps.cn/officeDocument/2013/wpsCustomData" xmlns="http://www.wps.cn/officeDocument/2013/wpsCustomData" xmlns:s="http://www.wps.cn/officeDocument/2013/wpsCustomData">
                     <s:item s:name="KSO_DOCER_RESOURCE_TRACE_INFO" s:val="{&quot;id&quot;:&quot;50030155&quot;,&quot;origin&quot;:0,&quot;type&quot;:&quot;icons&quot;,&quot;user&quot;:&quot;720012578&quot;}"/>
                   </s:tag>
                 </a:ext>
@@ -6754,7 +6797,7 @@
               <a:graphicFrameLocks xmlns:a="http://schemas.openxmlformats.org/drawingml/2006/main" noChangeAspect="1"/>
               <a:extLst xmlns:a="http://schemas.openxmlformats.org/drawingml/2006/main">
                 <a:ext uri="{7FBC4E63-A832-4D11-8238-D91031DB1400}">
-                  <s:tag xmlns:s="http://www.wps.cn/officeDocument/2013/wpsCustomData" xmlns="http://www.wps.cn/officeDocument/2013/wpsCustomData" xmlns:wpsCustomData="http://www.wps.cn/officeDocument/2013/wpsCustomData" xmlns:w10="urn:schemas-microsoft-com:office:word" xmlns:w="http://schemas.openxmlformats.org/wordprocessingml/2006/main" xmlns:v="urn:schemas-microsoft-com:vml" xmlns:o="urn:schemas-microsoft-com:office:office">
+                  <s:tag xmlns:o="urn:schemas-microsoft-com:office:office" xmlns:v="urn:schemas-microsoft-com:vml" xmlns:w="http://schemas.openxmlformats.org/wordprocessingml/2006/main" xmlns:w10="urn:schemas-microsoft-com:office:word" xmlns:wpsCustomData="http://www.wps.cn/officeDocument/2013/wpsCustomData" xmlns="http://www.wps.cn/officeDocument/2013/wpsCustomData" xmlns:s="http://www.wps.cn/officeDocument/2013/wpsCustomData">
                     <s:item s:name="KSO_DOCER_RESOURCE_TRACE_INFO" s:val="{&quot;id&quot;:&quot;50030155&quot;,&quot;origin&quot;:0,&quot;type&quot;:&quot;icons&quot;,&quot;user&quot;:&quot;720012578&quot;}"/>
                   </s:tag>
                 </a:ext>
@@ -7091,7 +7134,7 @@
               <a:graphicFrameLocks xmlns:a="http://schemas.openxmlformats.org/drawingml/2006/main" noChangeAspect="1"/>
               <a:extLst xmlns:a="http://schemas.openxmlformats.org/drawingml/2006/main">
                 <a:ext uri="{7FBC4E63-A832-4D11-8238-D91031DB1400}">
-                  <s:tag xmlns:s="http://www.wps.cn/officeDocument/2013/wpsCustomData" xmlns="http://www.wps.cn/officeDocument/2013/wpsCustomData" xmlns:wpsCustomData="http://www.wps.cn/officeDocument/2013/wpsCustomData" xmlns:w10="urn:schemas-microsoft-com:office:word" xmlns:w="http://schemas.openxmlformats.org/wordprocessingml/2006/main" xmlns:v="urn:schemas-microsoft-com:vml" xmlns:o="urn:schemas-microsoft-com:office:office">
+                  <s:tag xmlns:o="urn:schemas-microsoft-com:office:office" xmlns:v="urn:schemas-microsoft-com:vml" xmlns:w="http://schemas.openxmlformats.org/wordprocessingml/2006/main" xmlns:w10="urn:schemas-microsoft-com:office:word" xmlns:wpsCustomData="http://www.wps.cn/officeDocument/2013/wpsCustomData" xmlns="http://www.wps.cn/officeDocument/2013/wpsCustomData" xmlns:s="http://www.wps.cn/officeDocument/2013/wpsCustomData">
                     <s:item s:name="KSO_DOCER_RESOURCE_TRACE_INFO" s:val="{&quot;id&quot;:&quot;50030155&quot;,&quot;origin&quot;:0,&quot;type&quot;:&quot;icons&quot;,&quot;user&quot;:&quot;720012578&quot;}"/>
                   </s:tag>
                 </a:ext>
@@ -7379,7 +7422,7 @@
               <a:graphicFrameLocks xmlns:a="http://schemas.openxmlformats.org/drawingml/2006/main" noChangeAspect="1"/>
               <a:extLst xmlns:a="http://schemas.openxmlformats.org/drawingml/2006/main">
                 <a:ext uri="{7FBC4E63-A832-4D11-8238-D91031DB1400}">
-                  <s:tag xmlns:s="http://www.wps.cn/officeDocument/2013/wpsCustomData" xmlns="http://www.wps.cn/officeDocument/2013/wpsCustomData" xmlns:wpsCustomData="http://www.wps.cn/officeDocument/2013/wpsCustomData" xmlns:w10="urn:schemas-microsoft-com:office:word" xmlns:w="http://schemas.openxmlformats.org/wordprocessingml/2006/main" xmlns:v="urn:schemas-microsoft-com:vml" xmlns:o="urn:schemas-microsoft-com:office:office">
+                  <s:tag xmlns:o="urn:schemas-microsoft-com:office:office" xmlns:v="urn:schemas-microsoft-com:vml" xmlns:w="http://schemas.openxmlformats.org/wordprocessingml/2006/main" xmlns:w10="urn:schemas-microsoft-com:office:word" xmlns:wpsCustomData="http://www.wps.cn/officeDocument/2013/wpsCustomData" xmlns="http://www.wps.cn/officeDocument/2013/wpsCustomData" xmlns:s="http://www.wps.cn/officeDocument/2013/wpsCustomData">
                     <s:item s:name="KSO_DOCER_RESOURCE_TRACE_INFO" s:val="{&quot;id&quot;:&quot;50030155&quot;,&quot;origin&quot;:0,&quot;type&quot;:&quot;icons&quot;,&quot;user&quot;:&quot;720012578&quot;}"/>
                   </s:tag>
                 </a:ext>
@@ -7632,7 +7675,7 @@
               <a:graphicFrameLocks xmlns:a="http://schemas.openxmlformats.org/drawingml/2006/main" noChangeAspect="1"/>
               <a:extLst xmlns:a="http://schemas.openxmlformats.org/drawingml/2006/main">
                 <a:ext uri="{7FBC4E63-A832-4D11-8238-D91031DB1400}">
-                  <s:tag xmlns:s="http://www.wps.cn/officeDocument/2013/wpsCustomData" xmlns="http://www.wps.cn/officeDocument/2013/wpsCustomData" xmlns:wpsCustomData="http://www.wps.cn/officeDocument/2013/wpsCustomData" xmlns:w10="urn:schemas-microsoft-com:office:word" xmlns:w="http://schemas.openxmlformats.org/wordprocessingml/2006/main" xmlns:v="urn:schemas-microsoft-com:vml" xmlns:o="urn:schemas-microsoft-com:office:office">
+                  <s:tag xmlns:o="urn:schemas-microsoft-com:office:office" xmlns:v="urn:schemas-microsoft-com:vml" xmlns:w="http://schemas.openxmlformats.org/wordprocessingml/2006/main" xmlns:w10="urn:schemas-microsoft-com:office:word" xmlns:wpsCustomData="http://www.wps.cn/officeDocument/2013/wpsCustomData" xmlns="http://www.wps.cn/officeDocument/2013/wpsCustomData" xmlns:s="http://www.wps.cn/officeDocument/2013/wpsCustomData">
                     <s:item s:name="KSO_DOCER_RESOURCE_TRACE_INFO" s:val="{&quot;id&quot;:&quot;50030155&quot;,&quot;origin&quot;:0,&quot;type&quot;:&quot;icons&quot;,&quot;user&quot;:&quot;720012578&quot;}"/>
                   </s:tag>
                 </a:ext>
@@ -7891,9 +7934,7 @@
           <w:insideV w:val="single" w:sz="4" w:space="0" w:color="auto"/>
         </w:tblBorders>
         <w:tblCellMar>
-          <w:top w:w="0" w:type="dxa"/>
           <w:left w:w="108" w:type="dxa"/>
-          <w:bottom w:w="0" w:type="dxa"/>
           <w:right w:w="108" w:type="dxa"/>
         </w:tblCellMar>
         <w:tblLook w:val="04A0" w:firstRow="1" w:lastRow="0" w:firstColumn="1" w:lastColumn="0" w:noHBand="0" w:noVBand="1"/>

--- a/coze智能体/《智能体项目开发实战（基于Coze）》体例 - 参考 - 副本.docx
+++ b/coze智能体/《智能体项目开发实战（基于Coze）》体例 - 参考 - 副本.docx
@@ -175,7 +175,7 @@
     </w:p>
     <w:tbl>
       <w:tblPr>
-        <w:tblStyle w:val="a3"/>
+        <w:tblStyle w:val="a4"/>
         <w:tblW w:w="0" w:type="auto"/>
         <w:tblInd w:w="0" w:type="dxa"/>
         <w:tblBorders>
@@ -267,12 +267,10 @@
             </w:r>
             <w:r>
               <w:rPr>
-                <w:rFonts w:ascii="宋体" w:eastAsia="宋体" w:hAnsi="Arial" w:cs="Times New Roman"/>
-                <w:kern w:val="0"/>
-                <w:sz w:val="24"/>
-                <w:szCs w:val="20"/>
-              </w:rPr>
-              <w:t>文档规整智能体在学习与办公场景的作用与服务全流程</w:t>
+                <w:rFonts w:asciiTheme="minorEastAsia" w:hAnsiTheme="minorEastAsia"/>
+                <w:sz w:val="24"/>
+              </w:rPr>
+              <w:t>理解文档格式规整的核心原理与标准化流程</w:t>
             </w:r>
           </w:p>
           <w:p>
@@ -297,12 +295,10 @@
             </w:r>
             <w:r>
               <w:rPr>
-                <w:rFonts w:ascii="宋体" w:eastAsia="宋体" w:hAnsi="Arial" w:cs="Times New Roman"/>
-                <w:kern w:val="0"/>
-                <w:sz w:val="24"/>
-                <w:szCs w:val="20"/>
-              </w:rPr>
-              <w:t>掌握 Coze 平台知识库搭建、原生组件调用、功能封装核心原理</w:t>
+                <w:rFonts w:asciiTheme="minorEastAsia" w:hAnsiTheme="minorEastAsia"/>
+                <w:sz w:val="24"/>
+              </w:rPr>
+              <w:t>掌握 LLM 在文本处理与格式转换中的原生能力应用</w:t>
             </w:r>
           </w:p>
           <w:p>
@@ -326,16 +322,11 @@
               <w:t>3.</w:t>
             </w:r>
             <w:r>
-              <w:t xml:space="preserve"> </w:t>
-            </w:r>
-            <w:r>
-              <w:rPr>
-                <w:rFonts w:ascii="宋体" w:eastAsia="宋体" w:hAnsi="Arial" w:cs="Times New Roman"/>
-                <w:kern w:val="0"/>
-                <w:sz w:val="24"/>
-                <w:szCs w:val="20"/>
-              </w:rPr>
-              <w:t>掌握文档格式规范、公文 / 论文标准要求</w:t>
+              <w:rPr>
+                <w:rFonts w:asciiTheme="minorEastAsia" w:hAnsiTheme="minorEastAsia"/>
+                <w:sz w:val="24"/>
+              </w:rPr>
+              <w:t>掌握职场公文、学生论文、通用文档的标准模板结构</w:t>
             </w:r>
           </w:p>
         </w:tc>
@@ -396,12 +387,10 @@
             </w:r>
             <w:r>
               <w:rPr>
-                <w:rFonts w:ascii="宋体" w:eastAsia="宋体" w:hAnsi="Arial" w:cs="Times New Roman"/>
-                <w:kern w:val="0"/>
-                <w:sz w:val="24"/>
-                <w:szCs w:val="20"/>
-              </w:rPr>
-              <w:t>能独立搭建标准格式文档知识库，实现模板上传、分类、检索</w:t>
+                <w:rFonts w:asciiTheme="minorEastAsia" w:hAnsiTheme="minorEastAsia"/>
+                <w:sz w:val="24"/>
+              </w:rPr>
+              <w:t>能独立搭建文档规整智能体，实现模板匹配与格式识别功能</w:t>
             </w:r>
           </w:p>
           <w:p>
@@ -426,12 +415,10 @@
             </w:r>
             <w:r>
               <w:rPr>
-                <w:rFonts w:ascii="宋体" w:eastAsia="宋体" w:hAnsi="Arial" w:cs="Times New Roman"/>
-                <w:kern w:val="0"/>
-                <w:sz w:val="24"/>
-                <w:szCs w:val="20"/>
-              </w:rPr>
-              <w:t>能调用平台原生文本解析组件，完成基础格式识别</w:t>
+                <w:rFonts w:asciiTheme="minorEastAsia" w:hAnsiTheme="minorEastAsia"/>
+                <w:sz w:val="24"/>
+              </w:rPr>
+              <w:t>能完成多场景文档规整，包括职场公文、学生论文、零散文本结构化</w:t>
             </w:r>
           </w:p>
           <w:p>
@@ -439,7 +426,7 @@
               <w:adjustRightInd w:val="0"/>
               <w:textAlignment w:val="baseline"/>
               <w:rPr>
-                <w:rFonts w:ascii="宋体" w:eastAsia="宋体" w:hAnsi="Arial" w:cs="Times New Roman"/>
+                <w:rFonts w:ascii="宋体" w:eastAsia="宋体" w:hAnsi="Arial" w:cs="Times New Roman" w:hint="eastAsia"/>
                 <w:kern w:val="0"/>
                 <w:sz w:val="24"/>
                 <w:szCs w:val="20"/>
@@ -456,42 +443,10 @@
             </w:r>
             <w:r>
               <w:rPr>
-                <w:rFonts w:ascii="宋体" w:eastAsia="宋体" w:hAnsi="Arial" w:cs="Times New Roman"/>
-                <w:kern w:val="0"/>
-                <w:sz w:val="24"/>
-                <w:szCs w:val="20"/>
-              </w:rPr>
-              <w:t>能封装一键套用模板组件，实现格式自动规整</w:t>
-            </w:r>
-          </w:p>
-          <w:p>
-            <w:pPr>
-              <w:adjustRightInd w:val="0"/>
-              <w:textAlignment w:val="baseline"/>
-              <w:rPr>
-                <w:rFonts w:ascii="宋体" w:eastAsia="宋体" w:hAnsi="Arial" w:cs="Times New Roman"/>
-                <w:kern w:val="0"/>
-                <w:sz w:val="24"/>
-                <w:szCs w:val="20"/>
-              </w:rPr>
-            </w:pPr>
-            <w:r>
-              <w:rPr>
-                <w:rFonts w:ascii="宋体" w:eastAsia="宋体" w:hAnsi="Arial" w:cs="Times New Roman" w:hint="eastAsia"/>
-                <w:kern w:val="0"/>
-                <w:sz w:val="24"/>
-                <w:szCs w:val="20"/>
-              </w:rPr>
-              <w:t>4.</w:t>
-            </w:r>
-            <w:r>
-              <w:rPr>
-                <w:rFonts w:ascii="宋体" w:eastAsia="宋体" w:hAnsi="Arial" w:cs="Times New Roman"/>
-                <w:kern w:val="0"/>
-                <w:sz w:val="24"/>
-                <w:szCs w:val="20"/>
-              </w:rPr>
-              <w:t>能完成测试调优、发布上线，交付可用的智能规整工具</w:t>
+                <w:rFonts w:asciiTheme="minorEastAsia" w:hAnsiTheme="minorEastAsia"/>
+                <w:sz w:val="24"/>
+              </w:rPr>
+              <w:t>能完成 Agent 系统提示词设计，实现智能化的文档分析与规整输出</w:t>
             </w:r>
           </w:p>
         </w:tc>
@@ -594,27 +549,25 @@
               <w:adjustRightInd w:val="0"/>
               <w:textAlignment w:val="baseline"/>
               <w:rPr>
-                <w:rFonts w:ascii="宋体" w:eastAsia="宋体" w:hAnsi="Arial" w:cs="Times New Roman"/>
+                <w:rFonts w:asciiTheme="minorEastAsia" w:hAnsiTheme="minorEastAsia" w:cs="Times New Roman"/>
                 <w:kern w:val="0"/>
                 <w:sz w:val="24"/>
-                <w:szCs w:val="20"/>
               </w:rPr>
             </w:pPr>
             <w:r>
               <w:rPr>
-                <w:rFonts w:ascii="宋体" w:eastAsia="宋体" w:hAnsi="Arial" w:cs="Times New Roman" w:hint="eastAsia"/>
+                <w:rFonts w:asciiTheme="minorEastAsia" w:hAnsiTheme="minorEastAsia" w:cs="Times New Roman" w:hint="eastAsia"/>
                 <w:kern w:val="0"/>
                 <w:sz w:val="24"/>
-                <w:szCs w:val="20"/>
               </w:rPr>
               <w:t>3.</w:t>
             </w:r>
             <w:r>
               <w:rPr>
-                <w:rFonts w:ascii="宋体" w:eastAsia="宋体" w:hAnsi="宋体" w:cs="宋体"/>
-                <w:sz w:val="24"/>
-              </w:rPr>
-              <w:t>增强低代码工具实操与问题解决能力</w:t>
+                <w:rFonts w:asciiTheme="minorEastAsia" w:hAnsiTheme="minorEastAsia"/>
+                <w:sz w:val="24"/>
+              </w:rPr>
+              <w:t>增强 AI 辅助办公与效率提升的实战能力</w:t>
             </w:r>
           </w:p>
         </w:tc>
@@ -701,13 +654,12 @@
       </w:r>
       <w:r>
         <w:rPr>
-          <w:rFonts w:cs="宋体"/>
           <w:b w:val="0"/>
           <w:bCs w:val="0"/>
           <w:sz w:val="24"/>
           <w:szCs w:val="24"/>
         </w:rPr>
-        <w:t>模板检索（快速匹配）</w:t>
+        <w:t>通知公文规整（口语化转标准格式）</w:t>
       </w:r>
     </w:p>
     <w:p>
@@ -730,24 +682,44 @@
           <w:sz w:val="24"/>
           <w:lang w:bidi="ar"/>
         </w:rPr>
-        <w:t>用户：</w:t>
-      </w:r>
-      <w:r>
-        <w:rPr>
-          <w:rFonts w:ascii="宋体" w:eastAsia="宋体" w:hAnsi="宋体" w:cs="宋体"/>
+        <w:t>用户</w:t>
+      </w:r>
+      <w:r>
+        <w:rPr>
+          <w:rFonts w:ascii="宋体" w:eastAsia="宋体" w:hAnsi="宋体" w:cs="宋体" w:hint="eastAsia"/>
           <w:color w:val="1F2329"/>
           <w:kern w:val="0"/>
           <w:sz w:val="24"/>
           <w:lang w:bidi="ar"/>
         </w:rPr>
-        <w:t>有没有标准毕业论文模板？</w:t>
-      </w:r>
+        <w:t>输入</w:t>
+      </w:r>
+      <w:r>
+        <w:rPr>
+          <w:rFonts w:ascii="宋体" w:eastAsia="宋体" w:hAnsi="宋体" w:cs="宋体"/>
+          <w:color w:val="1F2329"/>
+          <w:kern w:val="0"/>
+          <w:sz w:val="24"/>
+          <w:lang w:bidi="ar"/>
+        </w:rPr>
+        <w:t>：</w:t>
+      </w:r>
+      <w:bookmarkStart w:id="0" w:name="OLE_LINK3"/>
+      <w:r>
+        <w:rPr>
+          <w:rFonts w:ascii="宋体" w:eastAsia="宋体" w:hAnsi="宋体"/>
+          <w:sz w:val="24"/>
+        </w:rPr>
+        <w:t>关于召开季度工作会议的通知各部门注意了哈 定在5月15号上午9点在会议室开会 讨论下季度工作安排 请大家准时参加 带上工作汇报材料</w:t>
+      </w:r>
+      <w:bookmarkEnd w:id="0"/>
     </w:p>
     <w:p>
       <w:pPr>
         <w:widowControl/>
         <w:jc w:val="left"/>
         <w:rPr>
+          <w:rFonts w:ascii="宋体" w:eastAsia="宋体" w:hAnsi="宋体" w:hint="eastAsia"/>
           <w:color w:val="1F2329"/>
           <w:sz w:val="24"/>
         </w:rPr>
@@ -784,10 +756,159 @@
       </w:r>
       <w:r>
         <w:rPr>
-          <w:color w:val="1F2329"/>
-          <w:sz w:val="24"/>
-        </w:rPr>
-        <w:t>已为您匹配【本科毕业论文标准模板】，包含封面、摘要、目录、正文、参考文献全格式规范，支持一键套用。</w:t>
+          <w:rFonts w:ascii="宋体" w:eastAsia="宋体" w:hAnsi="宋体" w:cs="宋体" w:hint="eastAsia"/>
+          <w:color w:val="1F2329"/>
+          <w:kern w:val="0"/>
+          <w:sz w:val="24"/>
+          <w:lang w:bidi="ar"/>
+        </w:rPr>
+        <w:t>格式问题诊断</w:t>
+      </w:r>
+      <w:r>
+        <w:rPr>
+          <w:rFonts w:ascii="宋体" w:eastAsia="宋体" w:hAnsi="宋体" w:cs="宋体"/>
+          <w:color w:val="1F2329"/>
+          <w:kern w:val="0"/>
+          <w:sz w:val="24"/>
+          <w:lang w:bidi="ar"/>
+        </w:rPr>
+        <w:t>…</w:t>
+      </w:r>
+      <w:r>
+        <w:rPr>
+          <w:rFonts w:ascii="宋体" w:eastAsia="宋体" w:hAnsi="宋体" w:cs="宋体" w:hint="eastAsia"/>
+          <w:color w:val="1F2329"/>
+          <w:kern w:val="0"/>
+          <w:sz w:val="24"/>
+          <w:lang w:bidi="ar"/>
+        </w:rPr>
+        <w:t>规整后的标准通知</w:t>
+      </w:r>
+      <w:r>
+        <w:rPr>
+          <w:rFonts w:ascii="宋体" w:eastAsia="宋体" w:hAnsi="宋体" w:cs="宋体"/>
+          <w:color w:val="1F2329"/>
+          <w:kern w:val="0"/>
+          <w:sz w:val="24"/>
+          <w:lang w:bidi="ar"/>
+        </w:rPr>
+        <w:t>…</w:t>
+      </w:r>
+    </w:p>
+    <w:p>
+      <w:pPr>
+        <w:widowControl/>
+        <w:jc w:val="center"/>
+        <w:rPr>
+          <w:color w:val="1F2329"/>
+          <w:sz w:val="24"/>
+        </w:rPr>
+      </w:pPr>
+      <w:r>
+        <w:rPr>
+          <w:rFonts w:hint="eastAsia"/>
+          <w:noProof/>
+        </w:rPr>
+        <w:lastRenderedPageBreak/>
+        <w:drawing>
+          <wp:inline distT="0" distB="0" distL="0" distR="0" wp14:anchorId="55817414" wp14:editId="72EB018A">
+            <wp:extent cx="2546350" cy="3620869"/>
+            <wp:effectExtent l="0" t="0" r="6350" b="0"/>
+            <wp:docPr id="697742326" name="图片 2"/>
+            <wp:cNvGraphicFramePr>
+              <a:graphicFrameLocks xmlns:a="http://schemas.openxmlformats.org/drawingml/2006/main" noChangeAspect="1"/>
+            </wp:cNvGraphicFramePr>
+            <a:graphic xmlns:a="http://schemas.openxmlformats.org/drawingml/2006/main">
+              <a:graphicData uri="http://schemas.openxmlformats.org/drawingml/2006/picture">
+                <pic:pic xmlns:pic="http://schemas.openxmlformats.org/drawingml/2006/picture">
+                  <pic:nvPicPr>
+                    <pic:cNvPr id="0" name="Picture 3"/>
+                    <pic:cNvPicPr>
+                      <a:picLocks noChangeAspect="1" noChangeArrowheads="1"/>
+                    </pic:cNvPicPr>
+                  </pic:nvPicPr>
+                  <pic:blipFill>
+                    <a:blip r:embed="rId8" cstate="print">
+                      <a:extLst>
+                        <a:ext uri="{28A0092B-C50C-407E-A947-70E740481C1C}">
+                          <a14:useLocalDpi xmlns:a14="http://schemas.microsoft.com/office/drawing/2010/main" val="0"/>
+                        </a:ext>
+                      </a:extLst>
+                    </a:blip>
+                    <a:srcRect/>
+                    <a:stretch>
+                      <a:fillRect/>
+                    </a:stretch>
+                  </pic:blipFill>
+                  <pic:spPr bwMode="auto">
+                    <a:xfrm>
+                      <a:off x="0" y="0"/>
+                      <a:ext cx="2556488" cy="3635284"/>
+                    </a:xfrm>
+                    <a:prstGeom prst="rect">
+                      <a:avLst/>
+                    </a:prstGeom>
+                    <a:noFill/>
+                    <a:ln>
+                      <a:noFill/>
+                    </a:ln>
+                  </pic:spPr>
+                </pic:pic>
+              </a:graphicData>
+            </a:graphic>
+          </wp:inline>
+        </w:drawing>
+      </w:r>
+    </w:p>
+    <w:p>
+      <w:pPr>
+        <w:widowControl/>
+        <w:jc w:val="center"/>
+        <w:rPr>
+          <w:rFonts w:hint="eastAsia"/>
+          <w:color w:val="1F2329"/>
+          <w:sz w:val="24"/>
+        </w:rPr>
+      </w:pPr>
+      <w:r>
+        <w:rPr>
+          <w:rFonts w:hint="eastAsia"/>
+          <w:color w:val="1F2329"/>
+          <w:sz w:val="24"/>
+        </w:rPr>
+        <w:t>图</w:t>
+      </w:r>
+      <w:r>
+        <w:rPr>
+          <w:rFonts w:hint="eastAsia"/>
+          <w:color w:val="1F2329"/>
+          <w:sz w:val="24"/>
+        </w:rPr>
+        <w:t>1-1</w:t>
+      </w:r>
+      <w:r>
+        <w:rPr>
+          <w:rFonts w:hint="eastAsia"/>
+          <w:color w:val="1F2329"/>
+          <w:sz w:val="24"/>
+        </w:rPr>
+        <w:t xml:space="preserve"> </w:t>
+      </w:r>
+      <w:r>
+        <w:rPr>
+          <w:rFonts w:hint="eastAsia"/>
+          <w:color w:val="1F2329"/>
+          <w:sz w:val="24"/>
+        </w:rPr>
+        <w:t>通知公文规整</w:t>
+      </w:r>
+      <w:r>
+        <w:rPr>
+          <w:rFonts w:hint="eastAsia"/>
+          <w:color w:val="1F2329"/>
+          <w:sz w:val="24"/>
+        </w:rPr>
+        <w:t>效果预览</w:t>
       </w:r>
     </w:p>
     <w:p>
@@ -824,10 +945,10 @@
       </w:r>
       <w:r>
         <w:rPr>
-          <w:color w:val="1F2329"/>
-          <w:sz w:val="24"/>
-        </w:rPr>
-        <w:t>格式识别（自动检测）</w:t>
+          <w:rFonts w:ascii="宋体" w:eastAsia="宋体" w:hAnsi="宋体" w:cs="宋体" w:hint="eastAsia"/>
+          <w:sz w:val="24"/>
+        </w:rPr>
+        <w:t>学术论文格式匹配（碎片化内容转标准结构）</w:t>
       </w:r>
     </w:p>
     <w:p>
@@ -860,7 +981,7 @@
           <w:sz w:val="24"/>
           <w:lang w:bidi="ar"/>
         </w:rPr>
-        <w:t>帮我检查这篇文档的格式问题。</w:t>
+        <w:t>论文标题是深度学习在图像识别中的应用 摘要如下：本文研究了深度学习技术在图像识别中的应用 探讨了CNN和Transformer等模型的效果...</w:t>
       </w:r>
     </w:p>
     <w:p>
@@ -868,7 +989,7 @@
         <w:widowControl/>
         <w:jc w:val="left"/>
         <w:rPr>
-          <w:color w:val="1F2329"/>
+          <w:rFonts w:ascii="宋体" w:eastAsia="宋体" w:hAnsi="宋体" w:cs="宋体"/>
           <w:sz w:val="24"/>
         </w:rPr>
       </w:pPr>
@@ -907,7 +1028,116 @@
           <w:rFonts w:ascii="宋体" w:eastAsia="宋体" w:hAnsi="宋体" w:cs="宋体"/>
           <w:sz w:val="24"/>
         </w:rPr>
-        <w:t>已识别 3 项基础格式问题：①标题未统一层级；②段落间距不一致；③页码格式错误，可一键规整。</w:t>
+        <w:t>根据你提供的内容，匹配</w:t>
+      </w:r>
+      <w:r>
+        <w:rPr>
+          <w:rFonts w:ascii="宋体" w:eastAsia="宋体" w:hAnsi="宋体" w:cs="宋体"/>
+          <w:b/>
+          <w:bCs/>
+          <w:sz w:val="24"/>
+        </w:rPr>
+        <w:t>学生学期论文标准模板</w:t>
+      </w:r>
+      <w:r>
+        <w:rPr>
+          <w:rFonts w:ascii="宋体" w:eastAsia="宋体" w:hAnsi="宋体" w:cs="宋体"/>
+          <w:sz w:val="24"/>
+        </w:rPr>
+        <w:t>，模板结构为：标题 → 摘要 → 关键词 → 正文 → 参考文献</w:t>
+      </w:r>
+      <w:r>
+        <w:rPr>
+          <w:rFonts w:ascii="宋体" w:eastAsia="宋体" w:hAnsi="宋体" w:cs="宋体" w:hint="eastAsia"/>
+          <w:sz w:val="24"/>
+        </w:rPr>
+        <w:t>。</w:t>
+      </w:r>
+    </w:p>
+    <w:p>
+      <w:pPr>
+        <w:widowControl/>
+        <w:jc w:val="center"/>
+        <w:rPr>
+          <w:color w:val="1F2329"/>
+          <w:sz w:val="24"/>
+        </w:rPr>
+      </w:pPr>
+      <w:r>
+        <w:rPr>
+          <w:color w:val="1F2329"/>
+          <w:sz w:val="24"/>
+        </w:rPr>
+        <w:drawing>
+          <wp:inline distT="0" distB="0" distL="0" distR="0" wp14:anchorId="48770AD1" wp14:editId="6573819D">
+            <wp:extent cx="3556000" cy="2675777"/>
+            <wp:effectExtent l="0" t="0" r="6350" b="0"/>
+            <wp:docPr id="700347536" name="图片 1"/>
+            <wp:cNvGraphicFramePr>
+              <a:graphicFrameLocks xmlns:a="http://schemas.openxmlformats.org/drawingml/2006/main" noChangeAspect="1"/>
+            </wp:cNvGraphicFramePr>
+            <a:graphic xmlns:a="http://schemas.openxmlformats.org/drawingml/2006/main">
+              <a:graphicData uri="http://schemas.openxmlformats.org/drawingml/2006/picture">
+                <pic:pic xmlns:pic="http://schemas.openxmlformats.org/drawingml/2006/picture">
+                  <pic:nvPicPr>
+                    <pic:cNvPr id="700347536" name=""/>
+                    <pic:cNvPicPr/>
+                  </pic:nvPicPr>
+                  <pic:blipFill>
+                    <a:blip r:embed="rId9"/>
+                    <a:stretch>
+                      <a:fillRect/>
+                    </a:stretch>
+                  </pic:blipFill>
+                  <pic:spPr>
+                    <a:xfrm>
+                      <a:off x="0" y="0"/>
+                      <a:ext cx="3563542" cy="2681452"/>
+                    </a:xfrm>
+                    <a:prstGeom prst="rect">
+                      <a:avLst/>
+                    </a:prstGeom>
+                  </pic:spPr>
+                </pic:pic>
+              </a:graphicData>
+            </a:graphic>
+          </wp:inline>
+        </w:drawing>
+      </w:r>
+    </w:p>
+    <w:p>
+      <w:pPr>
+        <w:widowControl/>
+        <w:jc w:val="center"/>
+        <w:rPr>
+          <w:rFonts w:hint="eastAsia"/>
+          <w:color w:val="1F2329"/>
+          <w:sz w:val="24"/>
+        </w:rPr>
+      </w:pPr>
+      <w:r>
+        <w:rPr>
+          <w:rFonts w:hint="eastAsia"/>
+          <w:color w:val="1F2329"/>
+          <w:sz w:val="24"/>
+        </w:rPr>
+        <w:t>图</w:t>
+      </w:r>
+      <w:r>
+        <w:rPr>
+          <w:rFonts w:hint="eastAsia"/>
+          <w:color w:val="1F2329"/>
+          <w:sz w:val="24"/>
+        </w:rPr>
+        <w:t xml:space="preserve">1-2 </w:t>
+      </w:r>
+      <w:r>
+        <w:rPr>
+          <w:rFonts w:hint="eastAsia"/>
+          <w:color w:val="1F2329"/>
+          <w:sz w:val="24"/>
+        </w:rPr>
+        <w:t>论文格式匹配效果预览</w:t>
       </w:r>
     </w:p>
     <w:p>
@@ -937,11 +1167,10 @@
         <w:rPr>
           <w:b w:val="0"/>
           <w:bCs w:val="0"/>
-          <w:color w:val="1F2329"/>
-          <w:sz w:val="24"/>
-          <w:szCs w:val="24"/>
-        </w:rPr>
-        <w:t>一键规整（自动套用）</w:t>
+          <w:sz w:val="24"/>
+          <w:szCs w:val="24"/>
+        </w:rPr>
+        <w:t>格式问题诊断（杂乱文本转问题清单）</w:t>
       </w:r>
     </w:p>
     <w:p>
@@ -974,18 +1203,8 @@
           <w:sz w:val="24"/>
           <w:lang w:bidi="ar"/>
         </w:rPr>
-        <w:t>帮我把零散文本整理成正式公文格式。</w:t>
-      </w:r>
-    </w:p>
-    <w:p>
-      <w:pPr>
-        <w:widowControl/>
-        <w:jc w:val="left"/>
-        <w:rPr>
-          <w:rFonts w:ascii="宋体" w:eastAsia="宋体" w:hAnsi="宋体" w:cs="宋体"/>
-          <w:sz w:val="24"/>
-        </w:rPr>
-      </w:pPr>
+        <w:t>工作汇报本次工作总体顺利完成了目标 具体情况如下：1.完成了产品需求文档编写 2.完成了系统架构设计 存在的问题：1.部分功能还未完成测试 2.文档还不够完善</w:t>
+      </w:r>
       <w:r>
         <w:rPr>
           <w:rFonts w:ascii="宋体" w:eastAsia="宋体" w:hAnsi="宋体" w:cs="宋体"/>
@@ -994,57 +1213,221 @@
           <w:sz w:val="24"/>
           <w:lang w:bidi="ar"/>
         </w:rPr>
-        <w:t>智能</w:t>
-      </w:r>
-      <w:r>
-        <w:rPr>
-          <w:rFonts w:ascii="宋体" w:eastAsia="宋体" w:hAnsi="宋体" w:cs="宋体" w:hint="eastAsia"/>
-          <w:color w:val="1F2329"/>
-          <w:kern w:val="0"/>
-          <w:sz w:val="24"/>
-          <w:lang w:bidi="ar"/>
-        </w:rPr>
-        <w:t>助手</w:t>
-      </w:r>
-      <w:r>
-        <w:rPr>
-          <w:rFonts w:ascii="宋体" w:eastAsia="宋体" w:hAnsi="宋体" w:cs="宋体"/>
-          <w:color w:val="1F2329"/>
-          <w:kern w:val="0"/>
-          <w:sz w:val="24"/>
-          <w:lang w:bidi="ar"/>
-        </w:rPr>
-        <w:t>：</w:t>
-      </w:r>
-      <w:r>
-        <w:rPr>
-          <w:rFonts w:ascii="宋体" w:eastAsia="宋体" w:hAnsi="宋体" w:cs="宋体"/>
-          <w:sz w:val="24"/>
-        </w:rPr>
-        <w:t>已完成公文格式一键套用，包含标准标题、主送机关、正文、落款、日期规范，可直接导出使用。</w:t>
-      </w:r>
-    </w:p>
-    <w:p>
-      <w:pPr>
-        <w:widowControl/>
-        <w:jc w:val="left"/>
-        <w:rPr>
-          <w:rFonts w:ascii="黑体" w:hAnsi="Arial"/>
+        <w:t>。</w:t>
+      </w:r>
+    </w:p>
+    <w:p>
+      <w:pPr>
+        <w:widowControl/>
+        <w:rPr>
+          <w:rFonts w:cs="宋体"/>
           <w:b/>
           <w:bCs/>
-          <w:color w:val="E54C5E" w:themeColor="accent6"/>
-          <w:kern w:val="0"/>
-          <w:szCs w:val="32"/>
-        </w:rPr>
-      </w:pPr>
-      <w:r>
-        <w:rPr>
-          <w:rFonts w:ascii="黑体" w:hAnsi="Arial"/>
-          <w:color w:val="E54C5E" w:themeColor="accent6"/>
-          <w:kern w:val="0"/>
-          <w:szCs w:val="32"/>
-        </w:rPr>
-        <w:t>需要加效果截图</w:t>
+          <w:sz w:val="24"/>
+        </w:rPr>
+      </w:pPr>
+      <w:r>
+        <w:rPr>
+          <w:rFonts w:ascii="宋体" w:eastAsia="宋体" w:hAnsi="宋体" w:cs="宋体"/>
+          <w:color w:val="1F2329"/>
+          <w:kern w:val="0"/>
+          <w:sz w:val="24"/>
+          <w:lang w:bidi="ar"/>
+        </w:rPr>
+        <w:lastRenderedPageBreak/>
+        <w:t>智能</w:t>
+      </w:r>
+      <w:r>
+        <w:rPr>
+          <w:rFonts w:ascii="宋体" w:eastAsia="宋体" w:hAnsi="宋体" w:cs="宋体" w:hint="eastAsia"/>
+          <w:color w:val="1F2329"/>
+          <w:kern w:val="0"/>
+          <w:sz w:val="24"/>
+          <w:lang w:bidi="ar"/>
+        </w:rPr>
+        <w:t>助手</w:t>
+      </w:r>
+      <w:r>
+        <w:rPr>
+          <w:rFonts w:ascii="宋体" w:eastAsia="宋体" w:hAnsi="宋体" w:cs="宋体"/>
+          <w:color w:val="1F2329"/>
+          <w:kern w:val="0"/>
+          <w:sz w:val="24"/>
+          <w:lang w:bidi="ar"/>
+        </w:rPr>
+        <w:t>：</w:t>
+      </w:r>
+      <w:r>
+        <w:rPr>
+          <w:rFonts w:ascii="宋体" w:eastAsia="宋体" w:hAnsi="宋体" w:cs="宋体"/>
+          <w:sz w:val="24"/>
+        </w:rPr>
+        <w:t>我识别出你的原始文档存在以下格式问题：</w:t>
+      </w:r>
+    </w:p>
+    <w:p>
+      <w:pPr>
+        <w:widowControl/>
+        <w:numPr>
+          <w:ilvl w:val="0"/>
+          <w:numId w:val="15"/>
+        </w:numPr>
+        <w:jc w:val="left"/>
+        <w:rPr>
+          <w:rFonts w:ascii="宋体" w:eastAsia="宋体" w:hAnsi="宋体" w:cs="宋体"/>
+          <w:sz w:val="24"/>
+        </w:rPr>
+      </w:pPr>
+      <w:r>
+        <w:rPr>
+          <w:rFonts w:ascii="宋体" w:eastAsia="宋体" w:hAnsi="宋体" w:cs="宋体"/>
+          <w:sz w:val="24"/>
+        </w:rPr>
+        <w:t>缺少规范标题，结构不完整</w:t>
+      </w:r>
+    </w:p>
+    <w:p>
+      <w:pPr>
+        <w:widowControl/>
+        <w:numPr>
+          <w:ilvl w:val="0"/>
+          <w:numId w:val="15"/>
+        </w:numPr>
+        <w:jc w:val="left"/>
+        <w:rPr>
+          <w:rFonts w:ascii="宋体" w:eastAsia="宋体" w:hAnsi="宋体" w:cs="宋体"/>
+          <w:sz w:val="24"/>
+        </w:rPr>
+      </w:pPr>
+      <w:r>
+        <w:rPr>
+          <w:rFonts w:ascii="宋体" w:eastAsia="宋体" w:hAnsi="宋体" w:cs="宋体"/>
+          <w:sz w:val="24"/>
+        </w:rPr>
+        <w:t>没有基础分段，层次不清晰</w:t>
+      </w:r>
+    </w:p>
+    <w:p>
+      <w:pPr>
+        <w:widowControl/>
+        <w:numPr>
+          <w:ilvl w:val="0"/>
+          <w:numId w:val="15"/>
+        </w:numPr>
+        <w:jc w:val="left"/>
+        <w:rPr>
+          <w:rFonts w:ascii="宋体" w:eastAsia="宋体" w:hAnsi="宋体" w:cs="宋体"/>
+          <w:sz w:val="24"/>
+        </w:rPr>
+      </w:pPr>
+      <w:r>
+        <w:rPr>
+          <w:rFonts w:ascii="宋体" w:eastAsia="宋体" w:hAnsi="宋体" w:cs="宋体"/>
+          <w:sz w:val="24"/>
+        </w:rPr>
+        <w:t>缺少必要要素（完成情况说明、下一步安排）</w:t>
+      </w:r>
+    </w:p>
+    <w:p>
+      <w:pPr>
+        <w:widowControl/>
+        <w:numPr>
+          <w:ilvl w:val="0"/>
+          <w:numId w:val="15"/>
+        </w:numPr>
+        <w:jc w:val="left"/>
+        <w:rPr>
+          <w:rFonts w:ascii="宋体" w:eastAsia="宋体" w:hAnsi="宋体" w:cs="宋体" w:hint="eastAsia"/>
+          <w:sz w:val="24"/>
+        </w:rPr>
+      </w:pPr>
+      <w:r>
+        <w:rPr>
+          <w:rFonts w:ascii="宋体" w:eastAsia="宋体" w:hAnsi="宋体" w:cs="宋体"/>
+          <w:sz w:val="24"/>
+        </w:rPr>
+        <w:t>列表格式不规范</w:t>
+      </w:r>
+    </w:p>
+    <w:p>
+      <w:pPr>
+        <w:widowControl/>
+        <w:jc w:val="center"/>
+        <w:rPr>
+          <w:rFonts w:ascii="宋体" w:eastAsia="宋体" w:hAnsi="宋体" w:cs="宋体"/>
+          <w:sz w:val="24"/>
+        </w:rPr>
+      </w:pPr>
+      <w:r>
+        <w:rPr>
+          <w:rFonts w:hint="eastAsia"/>
+          <w:noProof/>
+        </w:rPr>
+        <w:drawing>
+          <wp:inline distT="0" distB="0" distL="0" distR="0" wp14:anchorId="46DA04CB" wp14:editId="3A7F3C2E">
+            <wp:extent cx="2545200" cy="3265200"/>
+            <wp:effectExtent l="0" t="0" r="7620" b="0"/>
+            <wp:docPr id="424059663" name="图片 3"/>
+            <wp:cNvGraphicFramePr>
+              <a:graphicFrameLocks xmlns:a="http://schemas.openxmlformats.org/drawingml/2006/main" noChangeAspect="1"/>
+            </wp:cNvGraphicFramePr>
+            <a:graphic xmlns:a="http://schemas.openxmlformats.org/drawingml/2006/main">
+              <a:graphicData uri="http://schemas.openxmlformats.org/drawingml/2006/picture">
+                <pic:pic xmlns:pic="http://schemas.openxmlformats.org/drawingml/2006/picture">
+                  <pic:nvPicPr>
+                    <pic:cNvPr id="0" name="Picture 5"/>
+                    <pic:cNvPicPr>
+                      <a:picLocks noChangeAspect="1" noChangeArrowheads="1"/>
+                    </pic:cNvPicPr>
+                  </pic:nvPicPr>
+                  <pic:blipFill>
+                    <a:blip r:embed="rId10" cstate="print">
+                      <a:extLst>
+                        <a:ext uri="{28A0092B-C50C-407E-A947-70E740481C1C}">
+                          <a14:useLocalDpi xmlns:a14="http://schemas.microsoft.com/office/drawing/2010/main" val="0"/>
+                        </a:ext>
+                      </a:extLst>
+                    </a:blip>
+                    <a:srcRect/>
+                    <a:stretch>
+                      <a:fillRect/>
+                    </a:stretch>
+                  </pic:blipFill>
+                  <pic:spPr bwMode="auto">
+                    <a:xfrm>
+                      <a:off x="0" y="0"/>
+                      <a:ext cx="2545200" cy="3265200"/>
+                    </a:xfrm>
+                    <a:prstGeom prst="rect">
+                      <a:avLst/>
+                    </a:prstGeom>
+                    <a:noFill/>
+                    <a:ln>
+                      <a:noFill/>
+                    </a:ln>
+                  </pic:spPr>
+                </pic:pic>
+              </a:graphicData>
+            </a:graphic>
+          </wp:inline>
+        </w:drawing>
+      </w:r>
+    </w:p>
+    <w:p>
+      <w:pPr>
+        <w:widowControl/>
+        <w:jc w:val="center"/>
+        <w:rPr>
+          <w:rFonts w:ascii="宋体" w:eastAsia="宋体" w:hAnsi="宋体" w:cs="宋体" w:hint="eastAsia"/>
+          <w:sz w:val="24"/>
+        </w:rPr>
+      </w:pPr>
+      <w:r>
+        <w:rPr>
+          <w:rFonts w:ascii="宋体" w:eastAsia="宋体" w:hAnsi="宋体" w:cs="宋体" w:hint="eastAsia"/>
+          <w:sz w:val="24"/>
+        </w:rPr>
+        <w:t>图1-3 格式问题诊断效果预览</w:t>
       </w:r>
     </w:p>
     <w:p>
@@ -1103,7 +1486,7 @@
               <a:graphicFrameLocks xmlns:a="http://schemas.openxmlformats.org/drawingml/2006/main" noChangeAspect="1"/>
               <a:extLst xmlns:a="http://schemas.openxmlformats.org/drawingml/2006/main">
                 <a:ext uri="{7FBC4E63-A832-4D11-8238-D91031DB1400}">
-                  <s:tag xmlns:o="urn:schemas-microsoft-com:office:office" xmlns:v="urn:schemas-microsoft-com:vml" xmlns:w="http://schemas.openxmlformats.org/wordprocessingml/2006/main" xmlns:w10="urn:schemas-microsoft-com:office:word" xmlns:wpsCustomData="http://www.wps.cn/officeDocument/2013/wpsCustomData" xmlns="http://www.wps.cn/officeDocument/2013/wpsCustomData" xmlns:s="http://www.wps.cn/officeDocument/2013/wpsCustomData">
+                  <s:tag xmlns:s="http://www.wps.cn/officeDocument/2013/wpsCustomData" xmlns="http://www.wps.cn/officeDocument/2013/wpsCustomData" xmlns:wpsCustomData="http://www.wps.cn/officeDocument/2013/wpsCustomData" xmlns:w10="urn:schemas-microsoft-com:office:word" xmlns:w="http://schemas.openxmlformats.org/wordprocessingml/2006/main" xmlns:v="urn:schemas-microsoft-com:vml" xmlns:o="urn:schemas-microsoft-com:office:office">
                     <s:item s:name="KSO_DOCER_RESOURCE_TRACE_INFO" s:val="{&quot;id&quot;:&quot;50030155&quot;,&quot;origin&quot;:0,&quot;type&quot;:&quot;icons&quot;,&quot;user&quot;:&quot;720012578&quot;}"/>
                   </s:tag>
                 </a:ext>
@@ -1119,10 +1502,10 @@
                     </pic:cNvPicPr>
                   </pic:nvPicPr>
                   <pic:blipFill>
-                    <a:blip r:embed="rId8">
+                    <a:blip r:embed="rId11">
                       <a:extLst>
                         <a:ext uri="{96DAC541-7B7A-43D3-8B79-37D633B846F1}">
-                          <asvg:svgBlip xmlns:asvg="http://schemas.microsoft.com/office/drawing/2016/SVG/main" r:embed="rId9"/>
+                          <asvg:svgBlip xmlns:asvg="http://schemas.microsoft.com/office/drawing/2016/SVG/main" r:embed="rId12"/>
                         </a:ext>
                       </a:extLst>
                     </a:blip>
@@ -1162,18 +1545,6 @@
         <w:pStyle w:val="1"/>
         <w:ind w:firstLineChars="0" w:firstLine="0"/>
         <w:rPr>
-          <w:rFonts w:eastAsia="宋体" w:cs="宋体" w:hint="default"/>
-          <w:b w:val="0"/>
-          <w:bCs w:val="0"/>
-          <w:color w:val="1F2329"/>
-          <w:kern w:val="0"/>
-          <w:sz w:val="24"/>
-          <w:szCs w:val="24"/>
-          <w:lang w:bidi="ar"/>
-        </w:rPr>
-      </w:pPr>
-      <w:r>
-        <w:rPr>
           <w:rFonts w:eastAsia="宋体" w:cs="宋体"/>
           <w:b w:val="0"/>
           <w:bCs w:val="0"/>
@@ -1183,6 +1554,18 @@
           <w:szCs w:val="24"/>
           <w:lang w:bidi="ar"/>
         </w:rPr>
+      </w:pPr>
+      <w:r>
+        <w:rPr>
+          <w:rFonts w:eastAsia="宋体" w:cs="宋体"/>
+          <w:b w:val="0"/>
+          <w:bCs w:val="0"/>
+          <w:color w:val="1F2329"/>
+          <w:kern w:val="0"/>
+          <w:sz w:val="24"/>
+          <w:szCs w:val="24"/>
+          <w:lang w:bidi="ar"/>
+        </w:rPr>
         <w:t>梳理文档规整业务痛点、功能需求与工作流程。</w:t>
       </w:r>
     </w:p>
@@ -1265,243 +1648,252 @@
     </w:p>
     <w:p>
       <w:pPr>
-        <w:widowControl/>
+        <w:pStyle w:val="a"/>
         <w:numPr>
           <w:ilvl w:val="0"/>
           <w:numId w:val="3"/>
         </w:numPr>
-        <w:spacing w:line="180" w:lineRule="atLeast"/>
-        <w:jc w:val="left"/>
-        <w:rPr>
-          <w:rFonts w:ascii="宋体" w:eastAsia="宋体" w:hAnsi="宋体" w:cs="宋体"/>
-          <w:color w:val="000000"/>
-          <w:sz w:val="24"/>
-        </w:rPr>
-      </w:pPr>
-      <w:r>
-        <w:rPr>
-          <w:rFonts w:ascii="宋体" w:eastAsia="宋体" w:hAnsi="宋体" w:cs="宋体"/>
-          <w:color w:val="000000"/>
-          <w:sz w:val="24"/>
-        </w:rPr>
-        <w:t>学生 / 职场人员需记忆大量格式规范，学习成本高、易出错</w:t>
-      </w:r>
-    </w:p>
-    <w:p>
-      <w:pPr>
-        <w:widowControl/>
+        <w:spacing w:after="40" w:line="360" w:lineRule="auto"/>
+        <w:rPr>
+          <w:rFonts w:hint="eastAsia"/>
+          <w:sz w:val="24"/>
+          <w:szCs w:val="24"/>
+          <w:lang w:eastAsia="zh-CN"/>
+        </w:rPr>
+      </w:pPr>
+      <w:r>
+        <w:rPr>
+          <w:rFonts w:ascii="宋体" w:eastAsia="宋体" w:hAnsi="宋体" w:cs="宋体" w:hint="eastAsia"/>
+          <w:sz w:val="24"/>
+          <w:szCs w:val="24"/>
+          <w:lang w:eastAsia="zh-CN"/>
+        </w:rPr>
+        <w:t>文档格式杂乱无章，手动调整费时费力，缺乏统一规范指导</w:t>
+      </w:r>
+    </w:p>
+    <w:p>
+      <w:pPr>
+        <w:pStyle w:val="a"/>
         <w:numPr>
           <w:ilvl w:val="0"/>
           <w:numId w:val="3"/>
         </w:numPr>
-        <w:spacing w:line="180" w:lineRule="atLeast"/>
-        <w:jc w:val="left"/>
-        <w:rPr>
-          <w:rFonts w:ascii="宋体" w:eastAsia="宋体" w:hAnsi="宋体" w:cs="宋体"/>
-          <w:color w:val="000000"/>
-          <w:sz w:val="24"/>
-        </w:rPr>
-      </w:pPr>
-      <w:r>
-        <w:rPr>
-          <w:rFonts w:ascii="宋体" w:eastAsia="宋体" w:hAnsi="宋体" w:cs="宋体"/>
-          <w:color w:val="000000"/>
-          <w:sz w:val="24"/>
-        </w:rPr>
-        <w:t>论文、公文等文档格式调整重复繁琐，人工处理效率低下</w:t>
-      </w:r>
-    </w:p>
-    <w:p>
-      <w:pPr>
-        <w:widowControl/>
+        <w:spacing w:after="40" w:line="360" w:lineRule="auto"/>
+        <w:rPr>
+          <w:rFonts w:hint="eastAsia"/>
+          <w:sz w:val="24"/>
+          <w:szCs w:val="24"/>
+          <w:lang w:eastAsia="zh-CN"/>
+        </w:rPr>
+      </w:pPr>
+      <w:r>
+        <w:rPr>
+          <w:rFonts w:ascii="宋体" w:eastAsia="宋体" w:hAnsi="宋体" w:cs="宋体" w:hint="eastAsia"/>
+          <w:sz w:val="24"/>
+          <w:szCs w:val="24"/>
+          <w:lang w:eastAsia="zh-CN"/>
+        </w:rPr>
+        <w:t>不了解不同场景的文档标准格式，不知道如何选择合适的模板</w:t>
+      </w:r>
+    </w:p>
+    <w:p>
+      <w:pPr>
+        <w:pStyle w:val="a"/>
         <w:numPr>
           <w:ilvl w:val="0"/>
           <w:numId w:val="3"/>
         </w:numPr>
-        <w:spacing w:line="180" w:lineRule="atLeast"/>
-        <w:jc w:val="left"/>
-        <w:rPr>
-          <w:rFonts w:ascii="宋体" w:eastAsia="宋体" w:hAnsi="宋体" w:cs="宋体"/>
-          <w:color w:val="000000"/>
-          <w:sz w:val="24"/>
-        </w:rPr>
-      </w:pPr>
-      <w:r>
-        <w:rPr>
-          <w:rFonts w:ascii="宋体" w:eastAsia="宋体" w:hAnsi="宋体" w:cs="宋体"/>
-          <w:color w:val="000000"/>
-          <w:sz w:val="24"/>
-        </w:rPr>
-        <w:t>不同人员排版标准不统一，文档规范性差、影响使用与提交</w:t>
-      </w:r>
-    </w:p>
-    <w:p>
-      <w:pPr>
-        <w:pStyle w:val="3"/>
-        <w:widowControl/>
-        <w:spacing w:beforeAutospacing="0" w:afterAutospacing="0"/>
-        <w:rPr>
-          <w:rFonts w:cs="宋体" w:hint="default"/>
-          <w:b w:val="0"/>
-          <w:bCs w:val="0"/>
-          <w:color w:val="000000"/>
-          <w:kern w:val="2"/>
-          <w:sz w:val="24"/>
-          <w:szCs w:val="24"/>
-        </w:rPr>
-      </w:pPr>
-      <w:r>
-        <w:rPr>
-          <w:rFonts w:cs="宋体"/>
-          <w:b w:val="0"/>
-          <w:bCs w:val="0"/>
-          <w:color w:val="000000"/>
-          <w:kern w:val="2"/>
-          <w:sz w:val="24"/>
-          <w:szCs w:val="24"/>
-        </w:rPr>
-        <w:t>零散文本无结构化逻辑，整理耗时、难以快速复用</w:t>
-      </w:r>
-    </w:p>
-    <w:p>
-      <w:pPr>
-        <w:pStyle w:val="3"/>
-        <w:widowControl/>
-        <w:spacing w:beforeAutospacing="0" w:afterAutospacing="0"/>
-        <w:rPr>
-          <w:rFonts w:cs="宋体"/>
-          <w:b w:val="0"/>
-          <w:bCs w:val="0"/>
-          <w:color w:val="1F2329"/>
-          <w:sz w:val="24"/>
-          <w:szCs w:val="24"/>
-        </w:rPr>
-      </w:pPr>
-      <w:r>
-        <w:rPr>
-          <w:rFonts w:cs="宋体"/>
-          <w:b w:val="0"/>
-          <w:bCs w:val="0"/>
-          <w:color w:val="1F2329"/>
-          <w:sz w:val="24"/>
-          <w:szCs w:val="24"/>
-        </w:rPr>
-        <w:t>（2）功能需求</w:t>
-      </w:r>
-    </w:p>
-    <w:p>
-      <w:pPr>
-        <w:widowControl/>
+        <w:spacing w:after="40" w:line="360" w:lineRule="auto"/>
+        <w:rPr>
+          <w:sz w:val="24"/>
+          <w:szCs w:val="24"/>
+          <w:lang w:eastAsia="zh-CN"/>
+        </w:rPr>
+      </w:pPr>
+      <w:r>
+        <w:rPr>
+          <w:rFonts w:ascii="宋体" w:eastAsia="宋体" w:hAnsi="宋体" w:cs="宋体" w:hint="eastAsia"/>
+          <w:sz w:val="24"/>
+          <w:szCs w:val="24"/>
+          <w:lang w:eastAsia="zh-CN"/>
+        </w:rPr>
+        <w:t>格式问题难以发现，如标点混乱、层级不清、要素缺失等</w:t>
+      </w:r>
+    </w:p>
+    <w:p>
+      <w:pPr>
+        <w:pStyle w:val="a"/>
         <w:numPr>
           <w:ilvl w:val="0"/>
           <w:numId w:val="3"/>
         </w:numPr>
-        <w:spacing w:line="180" w:lineRule="atLeast"/>
-        <w:jc w:val="left"/>
-        <w:rPr>
-          <w:rFonts w:ascii="宋体" w:eastAsia="宋体" w:hAnsi="宋体" w:cs="宋体"/>
-          <w:color w:val="000000"/>
-          <w:sz w:val="24"/>
-        </w:rPr>
-      </w:pPr>
-      <w:r>
-        <w:rPr>
-          <w:rFonts w:ascii="宋体" w:eastAsia="宋体" w:hAnsi="宋体" w:cs="宋体"/>
-          <w:color w:val="000000"/>
-          <w:sz w:val="24"/>
-        </w:rPr>
-        <w:t>支持标准文档模板上传、分类、检索，适配论文、公文、报告等场景</w:t>
-      </w:r>
-    </w:p>
-    <w:p>
-      <w:pPr>
-        <w:widowControl/>
+        <w:spacing w:after="40" w:line="360" w:lineRule="auto"/>
+        <w:rPr>
+          <w:rFonts w:hint="eastAsia"/>
+          <w:sz w:val="24"/>
+          <w:szCs w:val="24"/>
+          <w:lang w:eastAsia="zh-CN"/>
+        </w:rPr>
+      </w:pPr>
+      <w:r>
+        <w:rPr>
+          <w:rFonts w:ascii="宋体" w:eastAsia="宋体" w:hAnsi="宋体" w:cs="宋体" w:hint="eastAsia"/>
+          <w:sz w:val="24"/>
+          <w:szCs w:val="24"/>
+          <w:lang w:eastAsia="zh-CN"/>
+        </w:rPr>
+        <w:t>零散文本难以结构化整理，口语化表达无法快速转为书面格式</w:t>
+      </w:r>
+    </w:p>
+    <w:p>
+      <w:pPr>
+        <w:pStyle w:val="3"/>
+        <w:widowControl/>
+        <w:spacing w:beforeAutospacing="0" w:afterAutospacing="0"/>
+        <w:rPr>
+          <w:rFonts w:cs="宋体"/>
+          <w:b w:val="0"/>
+          <w:bCs w:val="0"/>
+          <w:color w:val="1F2329"/>
+          <w:sz w:val="24"/>
+          <w:szCs w:val="24"/>
+        </w:rPr>
+      </w:pPr>
+      <w:r>
+        <w:rPr>
+          <w:rFonts w:cs="宋体"/>
+          <w:b w:val="0"/>
+          <w:bCs w:val="0"/>
+          <w:color w:val="1F2329"/>
+          <w:sz w:val="24"/>
+          <w:szCs w:val="24"/>
+        </w:rPr>
+        <w:t>（2）功能需求</w:t>
+      </w:r>
+    </w:p>
+    <w:p>
+      <w:pPr>
+        <w:pStyle w:val="a"/>
         <w:numPr>
           <w:ilvl w:val="0"/>
           <w:numId w:val="3"/>
         </w:numPr>
-        <w:spacing w:line="180" w:lineRule="atLeast"/>
-        <w:jc w:val="left"/>
-        <w:rPr>
-          <w:rFonts w:ascii="宋体" w:eastAsia="宋体" w:hAnsi="宋体" w:cs="宋体"/>
-          <w:color w:val="000000"/>
-          <w:sz w:val="24"/>
-        </w:rPr>
-      </w:pPr>
-      <w:r>
-        <w:rPr>
-          <w:rFonts w:ascii="宋体" w:eastAsia="宋体" w:hAnsi="宋体" w:cs="宋体"/>
-          <w:color w:val="000000"/>
-          <w:sz w:val="24"/>
-        </w:rPr>
-        <w:t>调用原生文本解析组件，自动识别标题、段落、间距、页码等基础格式问题</w:t>
-      </w:r>
-    </w:p>
-    <w:p>
-      <w:pPr>
-        <w:widowControl/>
+        <w:spacing w:after="40" w:line="360" w:lineRule="auto"/>
+        <w:rPr>
+          <w:rFonts w:hint="eastAsia"/>
+          <w:sz w:val="24"/>
+          <w:szCs w:val="24"/>
+          <w:lang w:eastAsia="zh-CN"/>
+        </w:rPr>
+      </w:pPr>
+      <w:r>
+        <w:rPr>
+          <w:rFonts w:ascii="宋体" w:eastAsia="宋体" w:hAnsi="宋体" w:cs="宋体" w:hint="eastAsia"/>
+          <w:sz w:val="24"/>
+          <w:szCs w:val="24"/>
+          <w:lang w:eastAsia="zh-CN"/>
+        </w:rPr>
+        <w:t>支持多种标准文档模板快速检索与匹配，覆盖职场、学生、通用三大场景</w:t>
+      </w:r>
+    </w:p>
+    <w:p>
+      <w:pPr>
+        <w:pStyle w:val="a"/>
         <w:numPr>
           <w:ilvl w:val="0"/>
           <w:numId w:val="3"/>
         </w:numPr>
-        <w:spacing w:line="180" w:lineRule="atLeast"/>
-        <w:jc w:val="left"/>
-        <w:rPr>
-          <w:rFonts w:ascii="宋体" w:eastAsia="宋体" w:hAnsi="宋体" w:cs="宋体"/>
-          <w:sz w:val="24"/>
-        </w:rPr>
-      </w:pPr>
-      <w:r>
-        <w:rPr>
-          <w:rFonts w:ascii="宋体" w:eastAsia="宋体" w:hAnsi="宋体" w:cs="宋体"/>
-          <w:color w:val="000000"/>
-          <w:sz w:val="24"/>
-        </w:rPr>
-        <w:t>封装一键执行组件，实现模板快速套用与格式自动规整</w:t>
-      </w:r>
-    </w:p>
-    <w:p>
-      <w:pPr>
-        <w:widowControl/>
+        <w:spacing w:after="40" w:line="360" w:lineRule="auto"/>
+        <w:rPr>
+          <w:rFonts w:hint="eastAsia"/>
+          <w:sz w:val="24"/>
+          <w:szCs w:val="24"/>
+          <w:lang w:eastAsia="zh-CN"/>
+        </w:rPr>
+      </w:pPr>
+      <w:r>
+        <w:rPr>
+          <w:rFonts w:ascii="宋体" w:eastAsia="宋体" w:hAnsi="宋体" w:cs="宋体" w:hint="eastAsia"/>
+          <w:sz w:val="24"/>
+          <w:szCs w:val="24"/>
+          <w:lang w:eastAsia="zh-CN"/>
+        </w:rPr>
+        <w:t>自动识别文档中的格式问题，提供问题清单与修复建议</w:t>
+      </w:r>
+    </w:p>
+    <w:p>
+      <w:pPr>
+        <w:pStyle w:val="a"/>
         <w:numPr>
           <w:ilvl w:val="0"/>
           <w:numId w:val="3"/>
         </w:numPr>
-        <w:spacing w:line="180" w:lineRule="atLeast"/>
-        <w:jc w:val="left"/>
-        <w:rPr>
-          <w:rFonts w:ascii="宋体" w:eastAsia="宋体" w:hAnsi="宋体" w:cs="宋体"/>
-          <w:sz w:val="24"/>
-        </w:rPr>
-      </w:pPr>
-      <w:r>
-        <w:rPr>
-          <w:rFonts w:ascii="宋体" w:eastAsia="宋体" w:hAnsi="宋体" w:cs="宋体"/>
-          <w:sz w:val="24"/>
-        </w:rPr>
-        <w:t>支持多场景适配，满足学生论文、职场公文、文本结构化需求</w:t>
-      </w:r>
-    </w:p>
-    <w:p>
-      <w:pPr>
-        <w:widowControl/>
+        <w:spacing w:after="40" w:line="360" w:lineRule="auto"/>
+        <w:rPr>
+          <w:rFonts w:hint="eastAsia"/>
+          <w:sz w:val="24"/>
+          <w:szCs w:val="24"/>
+          <w:lang w:eastAsia="zh-CN"/>
+        </w:rPr>
+      </w:pPr>
+      <w:r>
+        <w:rPr>
+          <w:rFonts w:ascii="宋体" w:eastAsia="宋体" w:hAnsi="宋体" w:cs="宋体" w:hint="eastAsia"/>
+          <w:sz w:val="24"/>
+          <w:szCs w:val="24"/>
+          <w:lang w:eastAsia="zh-CN"/>
+        </w:rPr>
+        <w:t>一键规整杂乱文档为标准格式，保持内容完整性的同时优化呈现</w:t>
+      </w:r>
+    </w:p>
+    <w:p>
+      <w:pPr>
+        <w:pStyle w:val="a"/>
         <w:numPr>
           <w:ilvl w:val="0"/>
           <w:numId w:val="3"/>
         </w:numPr>
-        <w:spacing w:line="180" w:lineRule="atLeast"/>
-        <w:jc w:val="left"/>
-        <w:rPr>
-          <w:rFonts w:ascii="宋体" w:eastAsia="宋体" w:hAnsi="宋体" w:cs="宋体"/>
-          <w:sz w:val="24"/>
-        </w:rPr>
-      </w:pPr>
-      <w:r>
-        <w:rPr>
-          <w:rFonts w:ascii="宋体" w:eastAsia="宋体" w:hAnsi="宋体" w:cs="宋体"/>
-          <w:sz w:val="24"/>
-        </w:rPr>
-        <w:t>操作简单轻量化，无需专业技能即可快速使用</w:t>
+        <w:spacing w:after="40" w:line="360" w:lineRule="auto"/>
+        <w:rPr>
+          <w:rFonts w:hint="eastAsia"/>
+          <w:sz w:val="24"/>
+          <w:szCs w:val="24"/>
+          <w:lang w:eastAsia="zh-CN"/>
+        </w:rPr>
+      </w:pPr>
+      <w:r>
+        <w:rPr>
+          <w:rFonts w:ascii="宋体" w:eastAsia="宋体" w:hAnsi="宋体" w:cs="宋体" w:hint="eastAsia"/>
+          <w:sz w:val="24"/>
+          <w:szCs w:val="24"/>
+          <w:lang w:eastAsia="zh-CN"/>
+        </w:rPr>
+        <w:t>支持多轮对话交互，可逐步完善文档或针对特定部分进行调整</w:t>
+      </w:r>
+    </w:p>
+    <w:p>
+      <w:pPr>
+        <w:pStyle w:val="a"/>
+        <w:numPr>
+          <w:ilvl w:val="0"/>
+          <w:numId w:val="3"/>
+        </w:numPr>
+        <w:spacing w:after="40" w:line="360" w:lineRule="auto"/>
+        <w:rPr>
+          <w:rFonts w:hint="eastAsia"/>
+          <w:sz w:val="24"/>
+          <w:szCs w:val="24"/>
+          <w:lang w:eastAsia="zh-CN"/>
+        </w:rPr>
+      </w:pPr>
+      <w:r>
+        <w:rPr>
+          <w:rFonts w:ascii="宋体" w:eastAsia="宋体" w:hAnsi="宋体" w:cs="宋体" w:hint="eastAsia"/>
+          <w:sz w:val="24"/>
+          <w:szCs w:val="24"/>
+          <w:lang w:eastAsia="zh-CN"/>
+        </w:rPr>
+        <w:t>内置模板库与格式规范知识，无需外部数据库即可实现核心功能</w:t>
       </w:r>
     </w:p>
     <w:p>
@@ -1555,10 +1947,17 @@
       </w:pPr>
       <w:r>
         <w:rPr>
-          <w:rFonts w:ascii="宋体" w:eastAsia="宋体" w:hAnsi="宋体" w:cs="宋体"/>
-          <w:sz w:val="24"/>
-        </w:rPr>
-        <w:t xml:space="preserve">用户提问具有随机性与不确定性，既可能是国风文创产品相关咨询，也可能是无关问题。因此，“文创智能客服” 智能体需针对性处理两类诉求，保障服务精准性与合规性，具体工作流程如图 </w:t>
+          <w:rFonts w:ascii="宋体" w:eastAsia="宋体" w:hAnsi="宋体" w:cs="宋体" w:hint="eastAsia"/>
+          <w:sz w:val="24"/>
+        </w:rPr>
+        <w:t>用户提交文档或描述需求后，文档规整助手需针对性处理不同类型的规整诉求，保障服务的精准性与专业性</w:t>
+      </w:r>
+      <w:r>
+        <w:rPr>
+          <w:rFonts w:ascii="宋体" w:eastAsia="宋体" w:hAnsi="宋体" w:cs="宋体"/>
+          <w:sz w:val="24"/>
+        </w:rPr>
+        <w:t xml:space="preserve">，具体工作流程如图 </w:t>
       </w:r>
       <w:r>
         <w:rPr>
@@ -1572,13 +1971,27 @@
           <w:rFonts w:ascii="宋体" w:eastAsia="宋体" w:hAnsi="宋体" w:cs="宋体"/>
           <w:sz w:val="24"/>
         </w:rPr>
-        <w:t>-1 所示。</w:t>
-      </w:r>
-    </w:p>
-    <w:p>
-      <w:pPr>
-        <w:widowControl/>
-        <w:ind w:firstLineChars="200" w:firstLine="480"/>
+        <w:t>-</w:t>
+      </w:r>
+      <w:r>
+        <w:rPr>
+          <w:rFonts w:ascii="宋体" w:eastAsia="宋体" w:hAnsi="宋体" w:cs="宋体" w:hint="eastAsia"/>
+          <w:sz w:val="24"/>
+        </w:rPr>
+        <w:t>4</w:t>
+      </w:r>
+      <w:r>
+        <w:rPr>
+          <w:rFonts w:ascii="宋体" w:eastAsia="宋体" w:hAnsi="宋体" w:cs="宋体"/>
+          <w:sz w:val="24"/>
+        </w:rPr>
+        <w:t xml:space="preserve"> 所示。</w:t>
+      </w:r>
+    </w:p>
+    <w:p>
+      <w:pPr>
+        <w:widowControl/>
+        <w:ind w:firstLineChars="200" w:firstLine="420"/>
         <w:jc w:val="center"/>
         <w:rPr>
           <w:rFonts w:ascii="宋体" w:eastAsia="宋体" w:hAnsi="宋体" w:cs="宋体" w:hint="eastAsia"/>
@@ -1587,15 +2000,13 @@
       </w:pPr>
       <w:r>
         <w:rPr>
-          <w:rFonts w:ascii="宋体" w:eastAsia="宋体" w:hAnsi="宋体" w:cs="宋体" w:hint="eastAsia"/>
           <w:noProof/>
-          <w:sz w:val="24"/>
         </w:rPr>
         <w:drawing>
-          <wp:inline distT="0" distB="0" distL="114300" distR="114300" wp14:anchorId="24125893" wp14:editId="6EDCD6C4">
-            <wp:extent cx="2593340" cy="2875280"/>
-            <wp:effectExtent l="0" t="0" r="0" b="0"/>
-            <wp:docPr id="16" name="ECB019B1-382A-4266-B25C-5B523AA43C14-1" descr="C:/Users/tommy/AppData/Local/Temp/wps.vZiQXiwps"/>
+          <wp:inline distT="0" distB="0" distL="0" distR="0" wp14:anchorId="4EFD8039" wp14:editId="2670510E">
+            <wp:extent cx="2368550" cy="3552825"/>
+            <wp:effectExtent l="0" t="0" r="0" b="9525"/>
+            <wp:docPr id="1362445595" name="Picture 1"/>
             <wp:cNvGraphicFramePr>
               <a:graphicFrameLocks xmlns:a="http://schemas.openxmlformats.org/drawingml/2006/main" noChangeAspect="1"/>
             </wp:cNvGraphicFramePr>
@@ -1603,13 +2014,11 @@
               <a:graphicData uri="http://schemas.openxmlformats.org/drawingml/2006/picture">
                 <pic:pic xmlns:pic="http://schemas.openxmlformats.org/drawingml/2006/picture">
                   <pic:nvPicPr>
-                    <pic:cNvPr id="16" name="ECB019B1-382A-4266-B25C-5B523AA43C14-1" descr="C:/Users/tommy/AppData/Local/Temp/wps.vZiQXiwps"/>
-                    <pic:cNvPicPr>
-                      <a:picLocks noChangeAspect="1"/>
-                    </pic:cNvPicPr>
+                    <pic:cNvPr id="0" name="image.jpg"/>
+                    <pic:cNvPicPr/>
                   </pic:nvPicPr>
                   <pic:blipFill>
-                    <a:blip r:embed="rId10"/>
+                    <a:blip r:embed="rId13"/>
                     <a:stretch>
                       <a:fillRect/>
                     </a:stretch>
@@ -1617,7 +2026,7 @@
                   <pic:spPr>
                     <a:xfrm>
                       <a:off x="0" y="0"/>
-                      <a:ext cx="2593340" cy="2875280"/>
+                      <a:ext cx="2368735" cy="3553103"/>
                     </a:xfrm>
                     <a:prstGeom prst="rect">
                       <a:avLst/>
@@ -1645,7 +2054,35 @@
           <w:rFonts w:ascii="宋体" w:eastAsia="宋体" w:hAnsi="宋体" w:cs="宋体" w:hint="eastAsia"/>
           <w:sz w:val="24"/>
         </w:rPr>
-        <w:t>图7-1 智能</w:t>
+        <w:t>图</w:t>
+      </w:r>
+      <w:r>
+        <w:rPr>
+          <w:rFonts w:ascii="宋体" w:eastAsia="宋体" w:hAnsi="宋体" w:cs="宋体" w:hint="eastAsia"/>
+          <w:sz w:val="24"/>
+        </w:rPr>
+        <w:t>1</w:t>
+      </w:r>
+      <w:r>
+        <w:rPr>
+          <w:rFonts w:ascii="宋体" w:eastAsia="宋体" w:hAnsi="宋体" w:cs="宋体" w:hint="eastAsia"/>
+          <w:sz w:val="24"/>
+        </w:rPr>
+        <w:t>-</w:t>
+      </w:r>
+      <w:r>
+        <w:rPr>
+          <w:rFonts w:ascii="宋体" w:eastAsia="宋体" w:hAnsi="宋体" w:cs="宋体" w:hint="eastAsia"/>
+          <w:sz w:val="24"/>
+        </w:rPr>
+        <w:t>4</w:t>
+      </w:r>
+      <w:r>
+        <w:rPr>
+          <w:rFonts w:ascii="宋体" w:eastAsia="宋体" w:hAnsi="宋体" w:cs="宋体" w:hint="eastAsia"/>
+          <w:sz w:val="24"/>
+        </w:rPr>
+        <w:t xml:space="preserve"> 智能</w:t>
       </w:r>
       <w:r>
         <w:rPr>
@@ -1667,7 +2104,7 @@
         <w:widowControl/>
         <w:jc w:val="left"/>
         <w:rPr>
-          <w:rStyle w:val="a4"/>
+          <w:rStyle w:val="a5"/>
           <w:rFonts w:ascii="宋体" w:eastAsia="宋体" w:hAnsi="宋体" w:cs="宋体" w:hint="eastAsia"/>
           <w:bCs/>
           <w:color w:val="1F2329"/>
@@ -1682,7 +2119,7 @@
         <w:widowControl/>
         <w:jc w:val="left"/>
         <w:rPr>
-          <w:rStyle w:val="a4"/>
+          <w:rStyle w:val="a5"/>
           <w:rFonts w:ascii="宋体" w:eastAsia="宋体" w:hAnsi="宋体" w:cs="宋体" w:hint="eastAsia"/>
           <w:b w:val="0"/>
           <w:color w:val="1F2329"/>
@@ -1693,7 +2130,7 @@
       </w:pPr>
       <w:r>
         <w:rPr>
-          <w:rStyle w:val="a4"/>
+          <w:rStyle w:val="a5"/>
           <w:rFonts w:ascii="宋体" w:eastAsia="宋体" w:hAnsi="宋体" w:cs="宋体"/>
           <w:b w:val="0"/>
           <w:color w:val="1F2329"/>
@@ -1701,7 +2138,19 @@
           <w:sz w:val="24"/>
           <w:lang w:bidi="ar"/>
         </w:rPr>
-        <w:t>步骤 1：用户输入问题</w:t>
+        <w:t>步骤 1：</w:t>
+      </w:r>
+      <w:r>
+        <w:rPr>
+          <w:rStyle w:val="a5"/>
+          <w:rFonts w:ascii="宋体" w:eastAsia="宋体" w:hAnsi="宋体" w:cs="宋体" w:hint="eastAsia"/>
+          <w:b w:val="0"/>
+          <w:color w:val="1F2329"/>
+          <w:kern w:val="0"/>
+          <w:sz w:val="24"/>
+          <w:lang w:bidi="ar"/>
+        </w:rPr>
+        <w:t>用户提交文档或需求</w:t>
       </w:r>
     </w:p>
     <w:p>
@@ -1710,7 +2159,7 @@
         <w:ind w:firstLineChars="200" w:firstLine="480"/>
         <w:jc w:val="left"/>
         <w:rPr>
-          <w:rStyle w:val="a4"/>
+          <w:rStyle w:val="a5"/>
           <w:rFonts w:ascii="宋体" w:eastAsia="宋体" w:hAnsi="宋体" w:cs="宋体" w:hint="eastAsia"/>
           <w:bCs/>
           <w:color w:val="1F2329"/>
@@ -1724,7 +2173,21 @@
           <w:rFonts w:ascii="宋体" w:eastAsia="宋体" w:hAnsi="宋体" w:cs="宋体"/>
           <w:sz w:val="24"/>
         </w:rPr>
-        <w:t>对应流程起点节点，用户发起文字咨询，提问内容随机不可预测，涵盖产品咨询、订单问题、售后需求或无关话题。</w:t>
+        <w:t>对应流程起点节点，</w:t>
+      </w:r>
+      <w:r>
+        <w:rPr>
+          <w:rFonts w:ascii="宋体" w:eastAsia="宋体" w:hAnsi="宋体" w:cs="宋体" w:hint="eastAsia"/>
+          <w:sz w:val="24"/>
+        </w:rPr>
+        <w:t>用户可以输入杂乱文档、描述文档类型需求、或提交需要诊断的文本内容</w:t>
+      </w:r>
+      <w:r>
+        <w:rPr>
+          <w:rFonts w:ascii="宋体" w:eastAsia="宋体" w:hAnsi="宋体" w:cs="宋体"/>
+          <w:sz w:val="24"/>
+        </w:rPr>
+        <w:t>。</w:t>
       </w:r>
     </w:p>
     <w:p>
@@ -1738,7 +2201,7 @@
       </w:pPr>
       <w:r>
         <w:rPr>
-          <w:rStyle w:val="a4"/>
+          <w:rStyle w:val="a5"/>
           <w:rFonts w:ascii="宋体" w:eastAsia="宋体" w:hAnsi="宋体" w:cs="宋体"/>
           <w:b w:val="0"/>
           <w:color w:val="1F2329"/>
@@ -1746,7 +2209,31 @@
           <w:sz w:val="24"/>
           <w:lang w:bidi="ar"/>
         </w:rPr>
-        <w:t>步骤 2：意图识别</w:t>
+        <w:t>步骤 2：</w:t>
+      </w:r>
+      <w:r>
+        <w:rPr>
+          <w:rStyle w:val="a5"/>
+          <w:rFonts w:ascii="宋体" w:eastAsia="宋体" w:hAnsi="宋体" w:cs="宋体" w:hint="eastAsia"/>
+          <w:b w:val="0"/>
+          <w:color w:val="1F2329"/>
+          <w:kern w:val="0"/>
+          <w:sz w:val="24"/>
+          <w:lang w:bidi="ar"/>
+        </w:rPr>
+        <w:t>场景</w:t>
+      </w:r>
+      <w:r>
+        <w:rPr>
+          <w:rStyle w:val="a5"/>
+          <w:rFonts w:ascii="宋体" w:eastAsia="宋体" w:hAnsi="宋体" w:cs="宋体"/>
+          <w:b w:val="0"/>
+          <w:color w:val="1F2329"/>
+          <w:kern w:val="0"/>
+          <w:sz w:val="24"/>
+          <w:lang w:bidi="ar"/>
+        </w:rPr>
+        <w:t>识别</w:t>
       </w:r>
     </w:p>
     <w:p>
@@ -1764,7 +2251,21 @@
           <w:rFonts w:ascii="宋体" w:eastAsia="宋体" w:hAnsi="宋体" w:cs="宋体"/>
           <w:sz w:val="24"/>
         </w:rPr>
-        <w:t>AI 接收用户文字信息后，自动开展语义分析与逻辑判断，精准识别问题是否属于国风文创产品相关范畴，如材质、定制、发货、售后等。</w:t>
+        <w:t>AI 接收用户</w:t>
+      </w:r>
+      <w:r>
+        <w:rPr>
+          <w:rFonts w:ascii="宋体" w:eastAsia="宋体" w:hAnsi="宋体" w:cs="宋体" w:hint="eastAsia"/>
+          <w:sz w:val="24"/>
+        </w:rPr>
+        <w:t>输入后，自动分析文档类型和场景，识别是职场公文、学生论文还是通用文档，并确定具体的文档模板</w:t>
+      </w:r>
+      <w:r>
+        <w:rPr>
+          <w:rFonts w:ascii="宋体" w:eastAsia="宋体" w:hAnsi="宋体" w:cs="宋体"/>
+          <w:sz w:val="24"/>
+        </w:rPr>
+        <w:t>。</w:t>
       </w:r>
     </w:p>
     <w:p>
@@ -1772,13 +2273,14 @@
         <w:widowControl/>
         <w:jc w:val="left"/>
         <w:rPr>
-          <w:color w:val="1F2329"/>
-          <w:sz w:val="24"/>
-        </w:rPr>
-      </w:pPr>
-      <w:r>
-        <w:rPr>
-          <w:rStyle w:val="a4"/>
+          <w:rFonts w:hint="eastAsia"/>
+          <w:color w:val="1F2329"/>
+          <w:sz w:val="24"/>
+        </w:rPr>
+      </w:pPr>
+      <w:r>
+        <w:rPr>
+          <w:rStyle w:val="a5"/>
           <w:rFonts w:ascii="宋体" w:eastAsia="宋体" w:hAnsi="宋体" w:cs="宋体"/>
           <w:b w:val="0"/>
           <w:color w:val="1F2329"/>
@@ -1786,16 +2288,28 @@
           <w:sz w:val="24"/>
           <w:lang w:bidi="ar"/>
         </w:rPr>
-        <w:lastRenderedPageBreak/>
-        <w:t>步骤 3：分支判断</w:t>
-      </w:r>
-    </w:p>
-    <w:p>
-      <w:pPr>
-        <w:widowControl/>
+        <w:t>步骤 3：</w:t>
+      </w:r>
+      <w:r>
+        <w:rPr>
+          <w:rStyle w:val="a5"/>
+          <w:rFonts w:ascii="宋体" w:eastAsia="宋体" w:hAnsi="宋体" w:cs="宋体" w:hint="eastAsia"/>
+          <w:b w:val="0"/>
+          <w:color w:val="1F2329"/>
+          <w:kern w:val="0"/>
+          <w:sz w:val="24"/>
+          <w:lang w:bidi="ar"/>
+        </w:rPr>
+        <w:t>模板匹配</w:t>
+      </w:r>
+    </w:p>
+    <w:p>
+      <w:pPr>
+        <w:widowControl/>
+        <w:ind w:left="240" w:firstLine="240"/>
         <w:jc w:val="left"/>
         <w:rPr>
-          <w:rStyle w:val="a4"/>
+          <w:rStyle w:val="a5"/>
           <w:rFonts w:ascii="宋体" w:eastAsia="宋体" w:hAnsi="宋体" w:cs="宋体" w:hint="eastAsia"/>
           <w:b w:val="0"/>
           <w:color w:val="1F2329"/>
@@ -1806,58 +2320,70 @@
       </w:pPr>
       <w:r>
         <w:rPr>
-          <w:rStyle w:val="a4"/>
-          <w:rFonts w:ascii="宋体" w:eastAsia="宋体" w:hAnsi="宋体" w:cs="宋体"/>
+          <w:rStyle w:val="a5"/>
+          <w:rFonts w:ascii="宋体" w:eastAsia="宋体" w:hAnsi="宋体" w:cs="宋体" w:hint="eastAsia"/>
           <w:b w:val="0"/>
           <w:color w:val="1F2329"/>
           <w:kern w:val="0"/>
           <w:sz w:val="24"/>
           <w:lang w:bidi="ar"/>
         </w:rPr>
-        <w:t>流程核心逻辑分支点，根据意图识别结果自动分流：</w:t>
-      </w:r>
-    </w:p>
-    <w:p>
-      <w:pPr>
-        <w:widowControl/>
-        <w:numPr>
-          <w:ilvl w:val="0"/>
-          <w:numId w:val="3"/>
-        </w:numPr>
+        <w:t>根据场景识别结果，从内置模板库中匹配最合适的标准模板结构，包括标题层级、必备要素、格式规范等</w:t>
+      </w:r>
+      <w:r>
+        <w:rPr>
+          <w:rStyle w:val="a5"/>
+          <w:rFonts w:ascii="宋体" w:eastAsia="宋体" w:hAnsi="宋体" w:cs="宋体" w:hint="eastAsia"/>
+          <w:b w:val="0"/>
+          <w:color w:val="1F2329"/>
+          <w:kern w:val="0"/>
+          <w:sz w:val="24"/>
+          <w:lang w:bidi="ar"/>
+        </w:rPr>
+        <w:t>。</w:t>
+      </w:r>
+    </w:p>
+    <w:p>
+      <w:pPr>
+        <w:widowControl/>
         <w:jc w:val="left"/>
         <w:rPr>
-          <w:rStyle w:val="a4"/>
-          <w:rFonts w:ascii="宋体" w:eastAsia="宋体" w:hAnsi="宋体" w:cs="宋体" w:hint="eastAsia"/>
+          <w:rFonts w:hint="eastAsia"/>
+          <w:color w:val="1F2329"/>
+          <w:sz w:val="24"/>
+        </w:rPr>
+      </w:pPr>
+      <w:r>
+        <w:rPr>
+          <w:rStyle w:val="a5"/>
+          <w:rFonts w:ascii="宋体" w:eastAsia="宋体" w:hAnsi="宋体" w:cs="宋体"/>
           <w:b w:val="0"/>
           <w:color w:val="1F2329"/>
           <w:kern w:val="0"/>
           <w:sz w:val="24"/>
           <w:lang w:bidi="ar"/>
         </w:rPr>
-      </w:pPr>
-      <w:r>
-        <w:rPr>
-          <w:rStyle w:val="a4"/>
-          <w:rFonts w:ascii="宋体" w:eastAsia="宋体" w:hAnsi="宋体" w:cs="宋体"/>
+        <w:t>步骤 4：</w:t>
+      </w:r>
+      <w:r>
+        <w:rPr>
+          <w:rStyle w:val="a5"/>
+          <w:rFonts w:ascii="宋体" w:eastAsia="宋体" w:hAnsi="宋体" w:cs="宋体" w:hint="eastAsia"/>
           <w:b w:val="0"/>
           <w:color w:val="1F2329"/>
           <w:kern w:val="0"/>
           <w:sz w:val="24"/>
           <w:lang w:bidi="ar"/>
         </w:rPr>
-        <w:t>相关问题：进入知识库检索环节，调用真实业务数据生成回答</w:t>
-      </w:r>
-    </w:p>
-    <w:p>
-      <w:pPr>
-        <w:widowControl/>
-        <w:numPr>
-          <w:ilvl w:val="0"/>
-          <w:numId w:val="3"/>
-        </w:numPr>
+        <w:t>格式诊断</w:t>
+      </w:r>
+    </w:p>
+    <w:p>
+      <w:pPr>
+        <w:widowControl/>
         <w:jc w:val="left"/>
         <w:rPr>
-          <w:rStyle w:val="a4"/>
+          <w:rStyle w:val="a5"/>
           <w:rFonts w:ascii="宋体" w:eastAsia="宋体" w:hAnsi="宋体" w:cs="宋体" w:hint="eastAsia"/>
           <w:b w:val="0"/>
           <w:color w:val="1F2329"/>
@@ -1868,7 +2394,7 @@
       </w:pPr>
       <w:r>
         <w:rPr>
-          <w:rStyle w:val="a4"/>
+          <w:rStyle w:val="a5"/>
           <w:rFonts w:ascii="宋体" w:eastAsia="宋体" w:hAnsi="宋体" w:cs="宋体"/>
           <w:b w:val="0"/>
           <w:color w:val="1F2329"/>
@@ -1876,7 +2402,31 @@
           <w:sz w:val="24"/>
           <w:lang w:bidi="ar"/>
         </w:rPr>
-        <w:t>无关问题：直接触发礼貌拒绝逻辑，避免违规应答与无效回复</w:t>
+        <w:tab/>
+      </w:r>
+      <w:r>
+        <w:rPr>
+          <w:rStyle w:val="a5"/>
+          <w:rFonts w:ascii="宋体" w:eastAsia="宋体" w:hAnsi="宋体" w:cs="宋体"/>
+          <w:b w:val="0"/>
+          <w:color w:val="1F2329"/>
+          <w:kern w:val="0"/>
+          <w:sz w:val="24"/>
+          <w:lang w:bidi="ar"/>
+        </w:rPr>
+        <w:tab/>
+      </w:r>
+      <w:r>
+        <w:rPr>
+          <w:rStyle w:val="a5"/>
+          <w:rFonts w:ascii="宋体" w:eastAsia="宋体" w:hAnsi="宋体" w:cs="宋体" w:hint="eastAsia"/>
+          <w:b w:val="0"/>
+          <w:color w:val="1F2329"/>
+          <w:kern w:val="0"/>
+          <w:sz w:val="24"/>
+          <w:lang w:bidi="ar"/>
+        </w:rPr>
+        <w:t>分析原始文档的格式问题，包括标题层级、标点符号、段落结构、列表格式、要素完整性等方面，生成问题清单。</w:t>
       </w:r>
     </w:p>
     <w:p>
@@ -1884,13 +2434,14 @@
         <w:widowControl/>
         <w:jc w:val="left"/>
         <w:rPr>
-          <w:color w:val="1F2329"/>
-          <w:sz w:val="24"/>
-        </w:rPr>
-      </w:pPr>
-      <w:r>
-        <w:rPr>
-          <w:rStyle w:val="a4"/>
+          <w:rFonts w:hint="eastAsia"/>
+          <w:color w:val="1F2329"/>
+          <w:sz w:val="24"/>
+        </w:rPr>
+      </w:pPr>
+      <w:r>
+        <w:rPr>
+          <w:rStyle w:val="a5"/>
           <w:rFonts w:ascii="宋体" w:eastAsia="宋体" w:hAnsi="宋体" w:cs="宋体"/>
           <w:b w:val="0"/>
           <w:color w:val="1F2329"/>
@@ -1898,19 +2449,11 @@
           <w:sz w:val="24"/>
           <w:lang w:bidi="ar"/>
         </w:rPr>
-        <w:t>步骤 4：分流处理</w:t>
-      </w:r>
-    </w:p>
-    <w:p>
-      <w:pPr>
-        <w:widowControl/>
-        <w:numPr>
-          <w:ilvl w:val="0"/>
-          <w:numId w:val="3"/>
-        </w:numPr>
-        <w:jc w:val="left"/>
-        <w:rPr>
-          <w:rStyle w:val="a4"/>
+        <w:t>步骤 5：</w:t>
+      </w:r>
+      <w:r>
+        <w:rPr>
+          <w:rStyle w:val="a5"/>
           <w:rFonts w:ascii="宋体" w:eastAsia="宋体" w:hAnsi="宋体" w:cs="宋体" w:hint="eastAsia"/>
           <w:b w:val="0"/>
           <w:color w:val="1F2329"/>
@@ -1918,71 +2461,7 @@
           <w:sz w:val="24"/>
           <w:lang w:bidi="ar"/>
         </w:rPr>
-      </w:pPr>
-      <w:r>
-        <w:rPr>
-          <w:rStyle w:val="a4"/>
-          <w:rFonts w:ascii="宋体" w:eastAsia="宋体" w:hAnsi="宋体" w:cs="宋体"/>
-          <w:b w:val="0"/>
-          <w:color w:val="1F2329"/>
-          <w:kern w:val="0"/>
-          <w:sz w:val="24"/>
-          <w:lang w:bidi="ar"/>
-        </w:rPr>
-        <w:t>相关问题：通过知识库精准检索获取权威信息，由大模型生成规范、亲切、统一的客服话术</w:t>
-      </w:r>
-    </w:p>
-    <w:p>
-      <w:pPr>
-        <w:widowControl/>
-        <w:numPr>
-          <w:ilvl w:val="0"/>
-          <w:numId w:val="3"/>
-        </w:numPr>
-        <w:jc w:val="left"/>
-        <w:rPr>
-          <w:rStyle w:val="a4"/>
-          <w:rFonts w:ascii="宋体" w:eastAsia="宋体" w:hAnsi="宋体" w:cs="宋体" w:hint="eastAsia"/>
-          <w:b w:val="0"/>
-          <w:color w:val="1F2329"/>
-          <w:kern w:val="0"/>
-          <w:sz w:val="24"/>
-          <w:lang w:bidi="ar"/>
-        </w:rPr>
-      </w:pPr>
-      <w:r>
-        <w:rPr>
-          <w:rStyle w:val="a4"/>
-          <w:rFonts w:ascii="宋体" w:eastAsia="宋体" w:hAnsi="宋体" w:cs="宋体"/>
-          <w:b w:val="0"/>
-          <w:color w:val="1F2329"/>
-          <w:kern w:val="0"/>
-          <w:sz w:val="24"/>
-          <w:lang w:bidi="ar"/>
-        </w:rPr>
-        <w:t>无关问题：输出标准化礼貌拒答话术，引导用户聚焦文创产品相关咨询，保障服务专注合规</w:t>
-      </w:r>
-    </w:p>
-    <w:p>
-      <w:pPr>
-        <w:widowControl/>
-        <w:jc w:val="left"/>
-        <w:rPr>
-          <w:color w:val="1F2329"/>
-          <w:sz w:val="24"/>
-        </w:rPr>
-      </w:pPr>
-      <w:r>
-        <w:rPr>
-          <w:rStyle w:val="a4"/>
-          <w:rFonts w:ascii="宋体" w:eastAsia="宋体" w:hAnsi="宋体" w:cs="宋体"/>
-          <w:b w:val="0"/>
-          <w:color w:val="1F2329"/>
-          <w:kern w:val="0"/>
-          <w:sz w:val="24"/>
-          <w:lang w:bidi="ar"/>
-        </w:rPr>
-        <w:t>步骤 5：输出最终回复</w:t>
+        <w:t>智能规整</w:t>
       </w:r>
     </w:p>
     <w:p>
@@ -1991,16 +2470,70 @@
         <w:ind w:firstLineChars="200" w:firstLine="480"/>
         <w:jc w:val="left"/>
         <w:rPr>
-          <w:rFonts w:ascii="宋体" w:eastAsia="宋体" w:hAnsi="宋体" w:cs="宋体" w:hint="eastAsia"/>
-          <w:sz w:val="24"/>
-        </w:rPr>
-      </w:pPr>
-      <w:r>
-        <w:rPr>
-          <w:rFonts w:ascii="宋体" w:eastAsia="宋体" w:hAnsi="宋体" w:cs="宋体"/>
-          <w:sz w:val="24"/>
-        </w:rPr>
-        <w:t>流程终点，无论问题相关与否，系统均生成一条标准、合规、友好的回复内容反馈给用户，完成单次服务闭环。</w:t>
+          <w:rFonts w:ascii="宋体" w:eastAsia="宋体" w:hAnsi="宋体" w:cs="宋体"/>
+          <w:sz w:val="24"/>
+        </w:rPr>
+      </w:pPr>
+      <w:r>
+        <w:rPr>
+          <w:rFonts w:ascii="宋体" w:eastAsia="宋体" w:hAnsi="宋体" w:cs="宋体" w:hint="eastAsia"/>
+          <w:sz w:val="24"/>
+        </w:rPr>
+        <w:t>基于模板和诊断结果，将原始文档规整为符合标准的格式输出，可选择仅输出规整结果，或同时提供问题说明</w:t>
+      </w:r>
+      <w:r>
+        <w:rPr>
+          <w:rFonts w:ascii="宋体" w:eastAsia="宋体" w:hAnsi="宋体" w:cs="宋体"/>
+          <w:sz w:val="24"/>
+        </w:rPr>
+        <w:t>。</w:t>
+      </w:r>
+    </w:p>
+    <w:p>
+      <w:pPr>
+        <w:widowControl/>
+        <w:jc w:val="left"/>
+        <w:rPr>
+          <w:rFonts w:ascii="宋体" w:eastAsia="宋体" w:hAnsi="宋体" w:cs="宋体"/>
+          <w:sz w:val="24"/>
+        </w:rPr>
+      </w:pPr>
+      <w:r>
+        <w:rPr>
+          <w:rFonts w:ascii="宋体" w:eastAsia="宋体" w:hAnsi="宋体" w:cs="宋体" w:hint="eastAsia"/>
+          <w:sz w:val="24"/>
+        </w:rPr>
+        <w:t>步骤6：输出最终结果</w:t>
+      </w:r>
+    </w:p>
+    <w:p>
+      <w:pPr>
+        <w:spacing w:after="160" w:line="360" w:lineRule="auto"/>
+        <w:rPr>
+          <w:rFonts w:hint="eastAsia"/>
+          <w:sz w:val="24"/>
+        </w:rPr>
+      </w:pPr>
+      <w:r>
+        <w:rPr>
+          <w:rFonts w:ascii="宋体" w:eastAsia="宋体" w:hAnsi="宋体" w:cs="宋体"/>
+          <w:sz w:val="24"/>
+        </w:rPr>
+        <w:tab/>
+      </w:r>
+      <w:r>
+        <w:rPr>
+          <w:rFonts w:ascii="宋体" w:eastAsia="宋体" w:hAnsi="宋体" w:cs="宋体"/>
+          <w:sz w:val="24"/>
+        </w:rPr>
+        <w:tab/>
+      </w:r>
+      <w:r>
+        <w:rPr>
+          <w:rFonts w:ascii="宋体" w:eastAsia="宋体" w:hAnsi="宋体" w:cs="宋体" w:hint="eastAsia"/>
+          <w:sz w:val="24"/>
+        </w:rPr>
+        <w:t>流程终点，根据用户需求输出规整后的标准文档，包含完整的格式调整与内容优化。</w:t>
       </w:r>
     </w:p>
     <w:p>
@@ -2037,7 +2570,7 @@
               <a:graphicFrameLocks xmlns:a="http://schemas.openxmlformats.org/drawingml/2006/main" noChangeAspect="1"/>
               <a:extLst xmlns:a="http://schemas.openxmlformats.org/drawingml/2006/main">
                 <a:ext uri="{7FBC4E63-A832-4D11-8238-D91031DB1400}">
-                  <s:tag xmlns:o="urn:schemas-microsoft-com:office:office" xmlns:v="urn:schemas-microsoft-com:vml" xmlns:w="http://schemas.openxmlformats.org/wordprocessingml/2006/main" xmlns:w10="urn:schemas-microsoft-com:office:word" xmlns:wpsCustomData="http://www.wps.cn/officeDocument/2013/wpsCustomData" xmlns="http://www.wps.cn/officeDocument/2013/wpsCustomData" xmlns:s="http://www.wps.cn/officeDocument/2013/wpsCustomData">
+                  <s:tag xmlns:s="http://www.wps.cn/officeDocument/2013/wpsCustomData" xmlns="http://www.wps.cn/officeDocument/2013/wpsCustomData" xmlns:wpsCustomData="http://www.wps.cn/officeDocument/2013/wpsCustomData" xmlns:w10="urn:schemas-microsoft-com:office:word" xmlns:w="http://schemas.openxmlformats.org/wordprocessingml/2006/main" xmlns:v="urn:schemas-microsoft-com:vml" xmlns:o="urn:schemas-microsoft-com:office:office">
                     <s:item s:name="KSO_DOCER_RESOURCE_TRACE_INFO" s:val="{&quot;id&quot;:&quot;50030155&quot;,&quot;origin&quot;:0,&quot;type&quot;:&quot;icons&quot;,&quot;user&quot;:&quot;720012578&quot;}"/>
                   </s:tag>
                 </a:ext>
@@ -2053,10 +2586,10 @@
                     </pic:cNvPicPr>
                   </pic:nvPicPr>
                   <pic:blipFill>
-                    <a:blip r:embed="rId8">
+                    <a:blip r:embed="rId11">
                       <a:extLst>
                         <a:ext uri="{96DAC541-7B7A-43D3-8B79-37D633B846F1}">
-                          <asvg:svgBlip xmlns:asvg="http://schemas.microsoft.com/office/drawing/2016/SVG/main" r:embed="rId9"/>
+                          <asvg:svgBlip xmlns:asvg="http://schemas.microsoft.com/office/drawing/2016/SVG/main" r:embed="rId12"/>
                         </a:ext>
                       </a:extLst>
                     </a:blip>
@@ -2141,7 +2674,35 @@
           <w:rFonts w:ascii="宋体" w:eastAsia="宋体" w:hAnsi="宋体" w:cs="宋体"/>
           <w:sz w:val="24"/>
         </w:rPr>
-        <w:t>请围绕以下核心问题开展探究学习，记录探究结果并完成表 7-2。</w:t>
+        <w:t xml:space="preserve">请围绕以下核心问题开展探究学习，记录探究结果并完成表 </w:t>
+      </w:r>
+      <w:r>
+        <w:rPr>
+          <w:rFonts w:ascii="宋体" w:eastAsia="宋体" w:hAnsi="宋体" w:cs="宋体" w:hint="eastAsia"/>
+          <w:sz w:val="24"/>
+        </w:rPr>
+        <w:t>1</w:t>
+      </w:r>
+      <w:r>
+        <w:rPr>
+          <w:rFonts w:ascii="宋体" w:eastAsia="宋体" w:hAnsi="宋体" w:cs="宋体"/>
+          <w:sz w:val="24"/>
+        </w:rPr>
+        <w:t>-</w:t>
+      </w:r>
+      <w:r>
+        <w:rPr>
+          <w:rFonts w:ascii="宋体" w:eastAsia="宋体" w:hAnsi="宋体" w:cs="宋体" w:hint="eastAsia"/>
+          <w:sz w:val="24"/>
+        </w:rPr>
+        <w:t>1</w:t>
+      </w:r>
+      <w:r>
+        <w:rPr>
+          <w:rFonts w:ascii="宋体" w:eastAsia="宋体" w:hAnsi="宋体" w:cs="宋体"/>
+          <w:sz w:val="24"/>
+        </w:rPr>
+        <w:t>。</w:t>
       </w:r>
     </w:p>
     <w:p>
@@ -2161,7 +2722,7 @@
       <w:pPr>
         <w:adjustRightInd w:val="0"/>
         <w:ind w:firstLineChars="200" w:firstLine="480"/>
-        <w:jc w:val="left"/>
+        <w:jc w:val="center"/>
         <w:textAlignment w:val="baseline"/>
         <w:rPr>
           <w:rFonts w:ascii="宋体" w:eastAsia="宋体" w:hAnsi="Arial" w:cs="Times New Roman"/>
@@ -2177,7 +2738,43 @@
           <w:sz w:val="24"/>
           <w:szCs w:val="20"/>
         </w:rPr>
-        <w:t xml:space="preserve">表7-2 </w:t>
+        <w:t>表</w:t>
+      </w:r>
+      <w:r>
+        <w:rPr>
+          <w:rFonts w:ascii="宋体" w:eastAsia="宋体" w:hAnsi="Arial" w:cs="Times New Roman" w:hint="eastAsia"/>
+          <w:kern w:val="0"/>
+          <w:sz w:val="24"/>
+          <w:szCs w:val="20"/>
+        </w:rPr>
+        <w:t>1</w:t>
+      </w:r>
+      <w:r>
+        <w:rPr>
+          <w:rFonts w:ascii="宋体" w:eastAsia="宋体" w:hAnsi="Arial" w:cs="Times New Roman" w:hint="eastAsia"/>
+          <w:kern w:val="0"/>
+          <w:sz w:val="24"/>
+          <w:szCs w:val="20"/>
+        </w:rPr>
+        <w:t>-</w:t>
+      </w:r>
+      <w:r>
+        <w:rPr>
+          <w:rFonts w:ascii="宋体" w:eastAsia="宋体" w:hAnsi="Arial" w:cs="Times New Roman" w:hint="eastAsia"/>
+          <w:kern w:val="0"/>
+          <w:sz w:val="24"/>
+          <w:szCs w:val="20"/>
+        </w:rPr>
+        <w:t>1</w:t>
+      </w:r>
+      <w:r>
+        <w:rPr>
+          <w:rFonts w:ascii="宋体" w:eastAsia="宋体" w:hAnsi="Arial" w:cs="Times New Roman" w:hint="eastAsia"/>
+          <w:kern w:val="0"/>
+          <w:sz w:val="24"/>
+          <w:szCs w:val="20"/>
+        </w:rPr>
+        <w:t xml:space="preserve"> </w:t>
       </w:r>
       <w:r>
         <w:rPr>
@@ -2189,7 +2786,7 @@
     </w:p>
     <w:tbl>
       <w:tblPr>
-        <w:tblStyle w:val="a3"/>
+        <w:tblStyle w:val="a4"/>
         <w:tblW w:w="0" w:type="auto"/>
         <w:tblInd w:w="0" w:type="dxa"/>
         <w:tblBorders>
@@ -2323,10 +2920,10 @@
             </w:pPr>
             <w:r>
               <w:rPr>
-                <w:rFonts w:ascii="宋体" w:eastAsia="宋体" w:hAnsi="宋体" w:cs="宋体"/>
-                <w:sz w:val="24"/>
-              </w:rPr>
-              <w:t>为什么知识库是智能客服的核心支撑？</w:t>
+                <w:rFonts w:ascii="宋体" w:eastAsia="宋体" w:hAnsi="宋体"/>
+                <w:sz w:val="24"/>
+              </w:rPr>
+              <w:t>为什么 LLM 原生能力适合处理文档格式规整任务？</w:t>
             </w:r>
           </w:p>
         </w:tc>
@@ -2349,13 +2946,10 @@
             </w:pPr>
             <w:r>
               <w:rPr>
-                <w:rFonts w:ascii="宋体" w:eastAsia="宋体" w:hAnsi="宋体" w:cs="宋体" w:hint="eastAsia"/>
-                <w:color w:val="1F2329"/>
-                <w:kern w:val="0"/>
-                <w:sz w:val="24"/>
-                <w:lang w:bidi="ar"/>
-              </w:rPr>
-              <w:t>查阅资料、对比测试</w:t>
+                <w:rFonts w:ascii="宋体" w:eastAsia="宋体" w:hAnsi="宋体"/>
+                <w:sz w:val="24"/>
+              </w:rPr>
+              <w:t>对比传统 NLP 方法与 LLM 能力差异</w:t>
             </w:r>
           </w:p>
         </w:tc>
@@ -2399,10 +2993,10 @@
             </w:pPr>
             <w:r>
               <w:rPr>
-                <w:rFonts w:ascii="宋体" w:eastAsia="宋体" w:hAnsi="宋体" w:cs="宋体"/>
-                <w:sz w:val="24"/>
-              </w:rPr>
-              <w:t>智能客服搭建中，工作流与对话流的核心区别是什么？各自适用场景？</w:t>
+                <w:rFonts w:ascii="宋体" w:eastAsia="宋体" w:hAnsi="宋体"/>
+                <w:sz w:val="24"/>
+              </w:rPr>
+              <w:t>职场公文的格式规范有哪些强制性要求？如何通过 Prompt 确保输出符合规范？</w:t>
             </w:r>
           </w:p>
         </w:tc>
@@ -2425,13 +3019,10 @@
             </w:pPr>
             <w:r>
               <w:rPr>
-                <w:rFonts w:ascii="宋体" w:eastAsia="宋体" w:hAnsi="宋体" w:cs="宋体" w:hint="eastAsia"/>
-                <w:color w:val="1F2329"/>
-                <w:kern w:val="0"/>
-                <w:sz w:val="24"/>
-                <w:lang w:bidi="ar"/>
-              </w:rPr>
-              <w:t>查阅平台文档、实操对比测试</w:t>
+                <w:rFonts w:ascii="宋体" w:eastAsia="宋体" w:hAnsi="宋体"/>
+                <w:sz w:val="24"/>
+              </w:rPr>
+              <w:t>查阅党政机关公文格式国家标准</w:t>
             </w:r>
           </w:p>
         </w:tc>
@@ -2475,10 +3066,10 @@
             </w:pPr>
             <w:r>
               <w:rPr>
-                <w:rFonts w:ascii="宋体" w:eastAsia="宋体" w:hAnsi="宋体" w:cs="宋体"/>
-                <w:sz w:val="24"/>
-              </w:rPr>
-              <w:t>意图识别如何有效提升客服回答准确率与服务效率？</w:t>
+                <w:rFonts w:ascii="宋体" w:eastAsia="宋体" w:hAnsi="宋体"/>
+                <w:sz w:val="24"/>
+              </w:rPr>
+              <w:t>如何在 Agent 中设计有效的模板匹配逻辑？Prompt Engineering 的最佳实践是什么？</w:t>
             </w:r>
           </w:p>
         </w:tc>
@@ -2501,13 +3092,10 @@
             </w:pPr>
             <w:r>
               <w:rPr>
-                <w:rFonts w:ascii="宋体" w:eastAsia="宋体" w:hAnsi="宋体" w:cs="宋体" w:hint="eastAsia"/>
-                <w:color w:val="1F2329"/>
-                <w:kern w:val="0"/>
-                <w:sz w:val="24"/>
-                <w:lang w:bidi="ar"/>
-              </w:rPr>
-              <w:t>分析对话日志、场景测试</w:t>
+                <w:rFonts w:ascii="宋体" w:eastAsia="宋体" w:hAnsi="宋体"/>
+                <w:sz w:val="24"/>
+              </w:rPr>
+              <w:t>分析不同 Prompt 策略的输出效果</w:t>
             </w:r>
           </w:p>
         </w:tc>
@@ -2551,10 +3139,10 @@
             </w:pPr>
             <w:r>
               <w:rPr>
-                <w:rFonts w:ascii="宋体" w:eastAsia="宋体" w:hAnsi="宋体" w:cs="宋体"/>
-                <w:sz w:val="24"/>
-              </w:rPr>
-              <w:t>国风文创电商客服有哪些合规红线与话术禁忌？</w:t>
+                <w:rFonts w:ascii="宋体" w:eastAsia="宋体" w:hAnsi="宋体"/>
+                <w:sz w:val="24"/>
+              </w:rPr>
+              <w:t>文档规整助手在多轮对话中如何保持上下文一致性？记忆机制如何设计？</w:t>
             </w:r>
           </w:p>
         </w:tc>
@@ -2577,13 +3165,10 @@
             </w:pPr>
             <w:r>
               <w:rPr>
-                <w:rFonts w:ascii="宋体" w:eastAsia="宋体" w:hAnsi="宋体" w:cs="宋体" w:hint="eastAsia"/>
-                <w:color w:val="1F2329"/>
-                <w:kern w:val="0"/>
-                <w:sz w:val="24"/>
-                <w:lang w:bidi="ar"/>
-              </w:rPr>
-              <w:t>查阅平台规则、整理禁忌</w:t>
+                <w:rFonts w:ascii="宋体" w:eastAsia="宋体" w:hAnsi="宋体"/>
+                <w:sz w:val="24"/>
+              </w:rPr>
+              <w:t>查阅 LangGraph 状态管理文档</w:t>
             </w:r>
           </w:p>
         </w:tc>
@@ -2642,7 +3227,7 @@
               <a:graphicFrameLocks xmlns:a="http://schemas.openxmlformats.org/drawingml/2006/main" noChangeAspect="1"/>
               <a:extLst xmlns:a="http://schemas.openxmlformats.org/drawingml/2006/main">
                 <a:ext uri="{7FBC4E63-A832-4D11-8238-D91031DB1400}">
-                  <s:tag xmlns:o="urn:schemas-microsoft-com:office:office" xmlns:v="urn:schemas-microsoft-com:vml" xmlns:w="http://schemas.openxmlformats.org/wordprocessingml/2006/main" xmlns:w10="urn:schemas-microsoft-com:office:word" xmlns:wpsCustomData="http://www.wps.cn/officeDocument/2013/wpsCustomData" xmlns="http://www.wps.cn/officeDocument/2013/wpsCustomData" xmlns:s="http://www.wps.cn/officeDocument/2013/wpsCustomData">
+                  <s:tag xmlns:s="http://www.wps.cn/officeDocument/2013/wpsCustomData" xmlns="http://www.wps.cn/officeDocument/2013/wpsCustomData" xmlns:wpsCustomData="http://www.wps.cn/officeDocument/2013/wpsCustomData" xmlns:w10="urn:schemas-microsoft-com:office:word" xmlns:w="http://schemas.openxmlformats.org/wordprocessingml/2006/main" xmlns:v="urn:schemas-microsoft-com:vml" xmlns:o="urn:schemas-microsoft-com:office:office">
                     <s:item s:name="KSO_DOCER_RESOURCE_TRACE_INFO" s:val="{&quot;id&quot;:&quot;50030155&quot;,&quot;origin&quot;:0,&quot;type&quot;:&quot;icons&quot;,&quot;user&quot;:&quot;720012578&quot;}"/>
                   </s:tag>
                 </a:ext>
@@ -2658,10 +3243,10 @@
                     </pic:cNvPicPr>
                   </pic:nvPicPr>
                   <pic:blipFill>
-                    <a:blip r:embed="rId8">
+                    <a:blip r:embed="rId11">
                       <a:extLst>
                         <a:ext uri="{96DAC541-7B7A-43D3-8B79-37D633B846F1}">
-                          <asvg:svgBlip xmlns:asvg="http://schemas.microsoft.com/office/drawing/2016/SVG/main" r:embed="rId9"/>
+                          <asvg:svgBlip xmlns:asvg="http://schemas.microsoft.com/office/drawing/2016/SVG/main" r:embed="rId12"/>
                         </a:ext>
                       </a:extLst>
                     </a:blip>
@@ -2711,6 +3296,7 @@
           <w:rFonts w:ascii="宋体" w:eastAsia="宋体" w:hAnsi="宋体" w:cs="宋体"/>
           <w:sz w:val="24"/>
         </w:rPr>
+        <w:lastRenderedPageBreak/>
         <w:t>准备好搭建客服所需的工具与业务知识。</w:t>
       </w:r>
     </w:p>
@@ -2768,10 +3354,45 @@
       </w:r>
       <w:r>
         <w:rPr>
-          <w:rFonts w:ascii="宋体" w:eastAsia="宋体" w:hAnsi="宋体" w:cs="宋体" w:hint="eastAsia"/>
-          <w:sz w:val="24"/>
-        </w:rPr>
-        <w:t>注册并登录扣子 Coze 平台账号，进入个人工作空间</w:t>
+          <w:rFonts w:ascii="宋体" w:eastAsia="宋体" w:hAnsi="宋体"/>
+          <w:sz w:val="24"/>
+        </w:rPr>
+        <w:t>Coze Coding</w:t>
+      </w:r>
+      <w:r>
+        <w:rPr>
+          <w:rFonts w:ascii="宋体" w:eastAsia="宋体" w:hAnsi="宋体" w:cs="宋体" w:hint="eastAsia"/>
+          <w:sz w:val="24"/>
+        </w:rPr>
+        <w:t>平台</w:t>
+      </w:r>
+      <w:r>
+        <w:rPr>
+          <w:rFonts w:ascii="宋体" w:eastAsia="宋体" w:hAnsi="宋体" w:cs="宋体"/>
+          <w:sz w:val="24"/>
+        </w:rPr>
+        <w:t>https://code.coze.cn/</w:t>
+      </w:r>
+      <w:r>
+        <w:rPr>
+          <w:rFonts w:ascii="宋体" w:eastAsia="宋体" w:hAnsi="宋体" w:cs="宋体" w:hint="eastAsia"/>
+          <w:sz w:val="24"/>
+        </w:rPr>
+        <w:t>，支持</w:t>
+      </w:r>
+      <w:r>
+        <w:rPr>
+          <w:rFonts w:ascii="宋体" w:eastAsia="宋体" w:hAnsi="宋体"/>
+          <w:sz w:val="24"/>
+        </w:rPr>
+        <w:t>Agent</w:t>
+      </w:r>
+      <w:r>
+        <w:rPr>
+          <w:rFonts w:ascii="宋体" w:eastAsia="宋体" w:hAnsi="宋体" w:cs="宋体" w:hint="eastAsia"/>
+          <w:sz w:val="24"/>
+        </w:rPr>
+        <w:t>可视化搭建与部署</w:t>
       </w:r>
     </w:p>
     <w:p>
@@ -2795,14 +3416,36 @@
           <w:color w:val="1F2329"/>
           <w:sz w:val="24"/>
         </w:rPr>
-        <w:t>素材：</w:t>
-      </w:r>
-      <w:r>
-        <w:rPr>
-          <w:rFonts w:ascii="宋体" w:eastAsia="宋体" w:hAnsi="宋体" w:cs="宋体" w:hint="eastAsia"/>
-          <w:sz w:val="24"/>
-        </w:rPr>
-        <w:t>整理产品说明文档、常见问题 FAQ、发货与售后政策、客服标准话术</w:t>
+        <w:t>模型</w:t>
+      </w:r>
+      <w:r>
+        <w:rPr>
+          <w:rFonts w:ascii="宋体" w:eastAsia="宋体" w:hAnsi="宋体" w:cs="宋体" w:hint="eastAsia"/>
+          <w:color w:val="1F2329"/>
+          <w:sz w:val="24"/>
+        </w:rPr>
+        <w:t>：</w:t>
+      </w:r>
+      <w:r>
+        <w:rPr>
+          <w:rFonts w:ascii="宋体" w:eastAsia="宋体" w:hAnsi="宋体" w:cs="宋体" w:hint="eastAsia"/>
+          <w:sz w:val="24"/>
+        </w:rPr>
+        <w:t>豆包大模型（</w:t>
+      </w:r>
+      <w:r>
+        <w:rPr>
+          <w:rFonts w:ascii="宋体" w:eastAsia="宋体" w:hAnsi="宋体"/>
+          <w:sz w:val="24"/>
+        </w:rPr>
+        <w:t>doubao-seed-2-0-lite-260215</w:t>
+      </w:r>
+      <w:r>
+        <w:rPr>
+          <w:rFonts w:ascii="宋体" w:eastAsia="宋体" w:hAnsi="宋体" w:cs="宋体" w:hint="eastAsia"/>
+          <w:sz w:val="24"/>
+        </w:rPr>
+        <w:t>），支持文本处理与结构化生成</w:t>
       </w:r>
     </w:p>
     <w:p>
@@ -2815,111 +3458,54 @@
         <w:ind w:left="0"/>
         <w:jc w:val="left"/>
         <w:rPr>
-          <w:rFonts w:ascii="宋体" w:eastAsia="宋体" w:hAnsi="宋体" w:cs="宋体" w:hint="eastAsia"/>
-          <w:color w:val="1F2329"/>
-          <w:sz w:val="24"/>
-        </w:rPr>
-      </w:pPr>
-      <w:r>
-        <w:rPr>
-          <w:rFonts w:ascii="宋体" w:eastAsia="宋体" w:hAnsi="宋体" w:cs="宋体" w:hint="eastAsia"/>
-          <w:color w:val="1F2329"/>
-          <w:sz w:val="24"/>
-        </w:rPr>
-        <w:t>格式：</w:t>
-      </w:r>
-      <w:r>
-        <w:rPr>
-          <w:rFonts w:ascii="宋体" w:eastAsia="宋体" w:hAnsi="宋体" w:cs="宋体" w:hint="eastAsia"/>
-          <w:sz w:val="24"/>
-        </w:rPr>
-        <w:t>支持 TXT、DOCX、PDF、MD 等多种常见文档格式</w:t>
-      </w:r>
-    </w:p>
-    <w:p>
-      <w:pPr>
-        <w:pStyle w:val="2"/>
-        <w:widowControl/>
-        <w:spacing w:beforeAutospacing="0" w:afterAutospacing="0"/>
-        <w:rPr>
-          <w:color w:val="1F2329"/>
-          <w:sz w:val="24"/>
-          <w:szCs w:val="24"/>
-        </w:rPr>
-      </w:pPr>
-      <w:r>
-        <w:rPr>
-          <w:color w:val="1F2329"/>
-          <w:sz w:val="24"/>
-          <w:szCs w:val="24"/>
-        </w:rPr>
-        <w:t>2. 业务常识</w:t>
-      </w:r>
-    </w:p>
-    <w:p>
-      <w:pPr>
-        <w:pStyle w:val="3"/>
-        <w:widowControl/>
-        <w:spacing w:beforeAutospacing="0" w:afterAutospacing="0"/>
-        <w:rPr>
-          <w:b w:val="0"/>
-          <w:bCs w:val="0"/>
-          <w:color w:val="1F2329"/>
-          <w:sz w:val="24"/>
-          <w:szCs w:val="24"/>
-        </w:rPr>
-      </w:pPr>
-      <w:r>
-        <w:rPr>
-          <w:b w:val="0"/>
-          <w:bCs w:val="0"/>
-          <w:color w:val="1F2329"/>
-          <w:sz w:val="24"/>
-          <w:szCs w:val="24"/>
-        </w:rPr>
-        <w:t>（1）什么是电商智能客服</w:t>
-      </w:r>
-    </w:p>
-    <w:p>
-      <w:pPr>
-        <w:widowControl/>
-        <w:jc w:val="left"/>
-        <w:rPr>
-          <w:color w:val="1F2329"/>
-          <w:sz w:val="24"/>
-        </w:rPr>
-      </w:pPr>
-      <w:r>
-        <w:rPr>
-          <w:rFonts w:ascii="宋体" w:eastAsia="宋体" w:hAnsi="宋体" w:cs="宋体"/>
-          <w:sz w:val="24"/>
-        </w:rPr>
-        <w:t>基于人工智能技术与专属知识库搭建，可 7×24 小时自动响应、回复客户咨询的智能化服务工具，无需人工值守即可完成高频咨询处理。</w:t>
-      </w:r>
-    </w:p>
-    <w:p>
-      <w:pPr>
-        <w:pStyle w:val="3"/>
-        <w:widowControl/>
-        <w:spacing w:beforeAutospacing="0" w:afterAutospacing="0"/>
-        <w:rPr>
-          <w:b w:val="0"/>
-          <w:bCs w:val="0"/>
-          <w:color w:val="1F2329"/>
-          <w:sz w:val="24"/>
-          <w:szCs w:val="24"/>
-        </w:rPr>
-      </w:pPr>
-      <w:r>
-        <w:rPr>
-          <w:b w:val="0"/>
-          <w:bCs w:val="0"/>
-          <w:color w:val="1F2329"/>
-          <w:sz w:val="24"/>
-          <w:szCs w:val="24"/>
-        </w:rPr>
-        <w:lastRenderedPageBreak/>
-        <w:t>（2）文创电商客服三大场景</w:t>
+          <w:rFonts w:ascii="宋体" w:eastAsia="宋体" w:hAnsi="宋体" w:cs="宋体"/>
+          <w:color w:val="1F2329"/>
+          <w:sz w:val="24"/>
+        </w:rPr>
+      </w:pPr>
+      <w:r>
+        <w:rPr>
+          <w:rFonts w:ascii="宋体" w:eastAsia="宋体" w:hAnsi="宋体" w:cs="宋体" w:hint="eastAsia"/>
+          <w:color w:val="1F2329"/>
+          <w:sz w:val="24"/>
+        </w:rPr>
+        <w:t>框架</w:t>
+      </w:r>
+      <w:r>
+        <w:rPr>
+          <w:rFonts w:ascii="宋体" w:eastAsia="宋体" w:hAnsi="宋体" w:cs="宋体" w:hint="eastAsia"/>
+          <w:color w:val="1F2329"/>
+          <w:sz w:val="24"/>
+        </w:rPr>
+        <w:t>：</w:t>
+      </w:r>
+      <w:r>
+        <w:rPr>
+          <w:rFonts w:ascii="Noto Sans CJK SC" w:eastAsia="Noto Sans CJK SC" w:hAnsi="Noto Sans CJK SC"/>
+          <w:sz w:val="24"/>
+        </w:rPr>
+        <w:t>LangGraph + LangChain</w:t>
+      </w:r>
+      <w:r>
+        <w:rPr>
+          <w:rFonts w:ascii="宋体" w:eastAsia="宋体" w:hAnsi="宋体" w:cs="宋体" w:hint="eastAsia"/>
+          <w:sz w:val="24"/>
+        </w:rPr>
+        <w:t>，用于</w:t>
+      </w:r>
+      <w:r>
+        <w:rPr>
+          <w:rFonts w:ascii="Noto Sans CJK SC" w:eastAsia="Noto Sans CJK SC" w:hAnsi="Noto Sans CJK SC"/>
+          <w:sz w:val="24"/>
+        </w:rPr>
+        <w:t xml:space="preserve"> Agent </w:t>
+      </w:r>
+      <w:r>
+        <w:rPr>
+          <w:rFonts w:ascii="宋体" w:eastAsia="宋体" w:hAnsi="宋体" w:cs="宋体" w:hint="eastAsia"/>
+          <w:sz w:val="24"/>
+        </w:rPr>
+        <w:t>构建与状态管理</w:t>
       </w:r>
     </w:p>
     <w:p>
@@ -2927,65 +3513,49 @@
         <w:widowControl/>
         <w:numPr>
           <w:ilvl w:val="0"/>
-          <w:numId w:val="5"/>
+          <w:numId w:val="4"/>
         </w:numPr>
         <w:ind w:left="0"/>
         <w:jc w:val="left"/>
         <w:rPr>
-          <w:color w:val="1F2329"/>
-          <w:sz w:val="24"/>
-        </w:rPr>
-      </w:pPr>
-      <w:r>
-        <w:rPr>
-          <w:color w:val="1F2329"/>
-          <w:sz w:val="24"/>
-        </w:rPr>
-        <w:t>售前：材质、尺寸、文化寓意、发货时效、定制服务等咨询</w:t>
-      </w:r>
-    </w:p>
-    <w:p>
-      <w:pPr>
-        <w:widowControl/>
-        <w:numPr>
-          <w:ilvl w:val="0"/>
-          <w:numId w:val="5"/>
-        </w:numPr>
-        <w:ind w:left="0"/>
-        <w:jc w:val="left"/>
-        <w:rPr>
-          <w:color w:val="1F2329"/>
-          <w:sz w:val="24"/>
-        </w:rPr>
-      </w:pPr>
-      <w:r>
-        <w:rPr>
-          <w:color w:val="1F2329"/>
-          <w:sz w:val="24"/>
-        </w:rPr>
-        <w:t>售中：订单状态查询、收货地址修改、催发货等需求处理</w:t>
-      </w:r>
-    </w:p>
-    <w:p>
-      <w:pPr>
-        <w:widowControl/>
-        <w:numPr>
-          <w:ilvl w:val="0"/>
-          <w:numId w:val="5"/>
-        </w:numPr>
-        <w:ind w:left="0"/>
-        <w:jc w:val="left"/>
-        <w:rPr>
-          <w:color w:val="1F2329"/>
-          <w:sz w:val="24"/>
-        </w:rPr>
-      </w:pPr>
-      <w:r>
-        <w:rPr>
-          <w:color w:val="1F2329"/>
-          <w:sz w:val="24"/>
-        </w:rPr>
-        <w:t>售后：破损补发、退换货规则、产品保养说明等问题解决</w:t>
+          <w:rFonts w:ascii="宋体" w:eastAsia="宋体" w:hAnsi="宋体" w:cs="宋体" w:hint="eastAsia"/>
+          <w:color w:val="1F2329"/>
+          <w:sz w:val="24"/>
+        </w:rPr>
+      </w:pPr>
+      <w:r>
+        <w:rPr>
+          <w:rFonts w:ascii="宋体" w:eastAsia="宋体" w:hAnsi="宋体" w:cs="宋体" w:hint="eastAsia"/>
+          <w:sz w:val="24"/>
+        </w:rPr>
+        <w:t>内置能力：</w:t>
+      </w:r>
+      <w:r>
+        <w:rPr>
+          <w:rFonts w:ascii="宋体" w:eastAsia="宋体" w:hAnsi="宋体" w:cs="宋体" w:hint="eastAsia"/>
+          <w:sz w:val="24"/>
+        </w:rPr>
+        <w:t>文档模板库、格式规范知识，无需额外知识库配置</w:t>
+      </w:r>
+    </w:p>
+    <w:p>
+      <w:pPr>
+        <w:pStyle w:val="2"/>
+        <w:widowControl/>
+        <w:spacing w:beforeAutospacing="0" w:afterAutospacing="0"/>
+        <w:rPr>
+          <w:color w:val="1F2329"/>
+          <w:sz w:val="24"/>
+          <w:szCs w:val="24"/>
+        </w:rPr>
+      </w:pPr>
+      <w:r>
+        <w:rPr>
+          <w:color w:val="1F2329"/>
+          <w:sz w:val="24"/>
+          <w:szCs w:val="24"/>
+        </w:rPr>
+        <w:t>2. 业务常识</w:t>
       </w:r>
     </w:p>
     <w:p>
@@ -3009,89 +3579,927 @@
           <w:sz w:val="24"/>
           <w:szCs w:val="24"/>
         </w:rPr>
-        <w:t>（3）文创商品业务规则</w:t>
-      </w:r>
-    </w:p>
-    <w:p>
-      <w:pPr>
-        <w:widowControl/>
-        <w:numPr>
-          <w:ilvl w:val="0"/>
-          <w:numId w:val="6"/>
-        </w:numPr>
-        <w:ind w:left="0"/>
-        <w:jc w:val="left"/>
-        <w:rPr>
-          <w:color w:val="1F2329"/>
-          <w:sz w:val="24"/>
-        </w:rPr>
-      </w:pPr>
-      <w:r>
-        <w:rPr>
-          <w:color w:val="1F2329"/>
-          <w:sz w:val="24"/>
-        </w:rPr>
-        <w:t>定制类文创商品一般不支持无理由退换货</w:t>
-      </w:r>
-    </w:p>
-    <w:p>
-      <w:pPr>
-        <w:widowControl/>
-        <w:numPr>
-          <w:ilvl w:val="0"/>
-          <w:numId w:val="6"/>
-        </w:numPr>
-        <w:ind w:left="0"/>
-        <w:jc w:val="left"/>
-        <w:rPr>
-          <w:color w:val="1F2329"/>
-          <w:sz w:val="24"/>
-        </w:rPr>
-      </w:pPr>
-      <w:r>
-        <w:rPr>
-          <w:color w:val="1F2329"/>
-          <w:sz w:val="24"/>
-        </w:rPr>
-        <w:t>易碎品需提供破损照片凭证，方可办理补发</w:t>
-      </w:r>
-    </w:p>
-    <w:p>
-      <w:pPr>
-        <w:widowControl/>
-        <w:numPr>
-          <w:ilvl w:val="0"/>
-          <w:numId w:val="6"/>
-        </w:numPr>
-        <w:ind w:left="0"/>
-        <w:jc w:val="left"/>
-        <w:rPr>
-          <w:color w:val="1F2329"/>
-          <w:sz w:val="24"/>
-        </w:rPr>
-      </w:pPr>
-      <w:r>
-        <w:rPr>
-          <w:color w:val="1F2329"/>
-          <w:sz w:val="24"/>
-        </w:rPr>
-        <w:t>重点突出材质、工艺、文化寓意三大核心卖点</w:t>
-      </w:r>
-    </w:p>
-    <w:p>
-      <w:pPr>
-        <w:pStyle w:val="3"/>
-        <w:widowControl/>
-        <w:spacing w:beforeAutospacing="0" w:afterAutospacing="0"/>
-        <w:rPr>
+        <w:t>（1）</w:t>
+      </w:r>
+      <w:r>
+        <w:rPr>
+          <w:rFonts w:cs="宋体"/>
           <w:b w:val="0"/>
           <w:bCs w:val="0"/>
-          <w:color w:val="1F2329"/>
-          <w:sz w:val="24"/>
-          <w:szCs w:val="24"/>
-        </w:rPr>
-      </w:pPr>
-      <w:r>
+          <w:sz w:val="24"/>
+          <w:szCs w:val="24"/>
+        </w:rPr>
+        <w:t>三大文档场景的标准格式</w:t>
+      </w:r>
+    </w:p>
+    <w:p>
+      <w:pPr>
+        <w:spacing w:after="160" w:line="360" w:lineRule="auto"/>
+        <w:rPr>
+          <w:rFonts w:ascii="宋体" w:eastAsia="宋体" w:hAnsi="宋体" w:hint="eastAsia"/>
+          <w:sz w:val="24"/>
+        </w:rPr>
+      </w:pPr>
+      <w:r>
+        <w:rPr>
+          <w:rFonts w:ascii="宋体" w:eastAsia="宋体" w:hAnsi="宋体" w:cs="宋体" w:hint="eastAsia"/>
+          <w:sz w:val="24"/>
+        </w:rPr>
+        <w:t>职场公文类：</w:t>
+      </w:r>
+    </w:p>
+    <w:p>
+      <w:pPr>
+        <w:pStyle w:val="a"/>
+        <w:spacing w:after="40" w:line="360" w:lineRule="auto"/>
+        <w:rPr>
+          <w:rFonts w:ascii="宋体" w:eastAsia="宋体" w:hAnsi="宋体" w:hint="eastAsia"/>
+          <w:sz w:val="24"/>
+          <w:szCs w:val="24"/>
+          <w:lang w:eastAsia="zh-CN"/>
+        </w:rPr>
+      </w:pPr>
+      <w:r>
+        <w:rPr>
+          <w:rFonts w:ascii="宋体" w:eastAsia="宋体" w:hAnsi="宋体" w:cs="宋体" w:hint="eastAsia"/>
+          <w:sz w:val="24"/>
+          <w:szCs w:val="24"/>
+          <w:lang w:eastAsia="zh-CN"/>
+        </w:rPr>
+        <w:t>通知：标题</w:t>
+      </w:r>
+      <w:r>
+        <w:rPr>
+          <w:rFonts w:ascii="宋体" w:eastAsia="宋体" w:hAnsi="宋体"/>
+          <w:sz w:val="24"/>
+          <w:szCs w:val="24"/>
+          <w:lang w:eastAsia="zh-CN"/>
+        </w:rPr>
+        <w:t xml:space="preserve"> → </w:t>
+      </w:r>
+      <w:r>
+        <w:rPr>
+          <w:rFonts w:ascii="宋体" w:eastAsia="宋体" w:hAnsi="宋体" w:cs="宋体" w:hint="eastAsia"/>
+          <w:sz w:val="24"/>
+          <w:szCs w:val="24"/>
+          <w:lang w:eastAsia="zh-CN"/>
+        </w:rPr>
+        <w:t>称呼</w:t>
+      </w:r>
+      <w:r>
+        <w:rPr>
+          <w:rFonts w:ascii="宋体" w:eastAsia="宋体" w:hAnsi="宋体"/>
+          <w:sz w:val="24"/>
+          <w:szCs w:val="24"/>
+          <w:lang w:eastAsia="zh-CN"/>
+        </w:rPr>
+        <w:t xml:space="preserve"> → </w:t>
+      </w:r>
+      <w:r>
+        <w:rPr>
+          <w:rFonts w:ascii="宋体" w:eastAsia="宋体" w:hAnsi="宋体" w:cs="宋体" w:hint="eastAsia"/>
+          <w:sz w:val="24"/>
+          <w:szCs w:val="24"/>
+          <w:lang w:eastAsia="zh-CN"/>
+        </w:rPr>
+        <w:t>正文（事由、事项）</w:t>
+      </w:r>
+      <w:r>
+        <w:rPr>
+          <w:rFonts w:ascii="宋体" w:eastAsia="宋体" w:hAnsi="宋体"/>
+          <w:sz w:val="24"/>
+          <w:szCs w:val="24"/>
+          <w:lang w:eastAsia="zh-CN"/>
+        </w:rPr>
+        <w:t xml:space="preserve"> → </w:t>
+      </w:r>
+      <w:r>
+        <w:rPr>
+          <w:rFonts w:ascii="宋体" w:eastAsia="宋体" w:hAnsi="宋体" w:cs="宋体" w:hint="eastAsia"/>
+          <w:sz w:val="24"/>
+          <w:szCs w:val="24"/>
+          <w:lang w:eastAsia="zh-CN"/>
+        </w:rPr>
+        <w:t>落款</w:t>
+      </w:r>
+      <w:r>
+        <w:rPr>
+          <w:rFonts w:ascii="宋体" w:eastAsia="宋体" w:hAnsi="宋体"/>
+          <w:sz w:val="24"/>
+          <w:szCs w:val="24"/>
+          <w:lang w:eastAsia="zh-CN"/>
+        </w:rPr>
+        <w:t xml:space="preserve"> → </w:t>
+      </w:r>
+      <w:r>
+        <w:rPr>
+          <w:rFonts w:ascii="宋体" w:eastAsia="宋体" w:hAnsi="宋体" w:cs="宋体" w:hint="eastAsia"/>
+          <w:sz w:val="24"/>
+          <w:szCs w:val="24"/>
+          <w:lang w:eastAsia="zh-CN"/>
+        </w:rPr>
+        <w:t>日期</w:t>
+      </w:r>
+    </w:p>
+    <w:p>
+      <w:pPr>
+        <w:pStyle w:val="a"/>
+        <w:spacing w:after="40" w:line="360" w:lineRule="auto"/>
+        <w:rPr>
+          <w:rFonts w:ascii="宋体" w:eastAsia="宋体" w:hAnsi="宋体" w:hint="eastAsia"/>
+          <w:sz w:val="24"/>
+          <w:szCs w:val="24"/>
+          <w:lang w:eastAsia="zh-CN"/>
+        </w:rPr>
+      </w:pPr>
+      <w:r>
+        <w:rPr>
+          <w:rFonts w:ascii="宋体" w:eastAsia="宋体" w:hAnsi="宋体" w:cs="宋体" w:hint="eastAsia"/>
+          <w:sz w:val="24"/>
+          <w:szCs w:val="24"/>
+          <w:lang w:eastAsia="zh-CN"/>
+        </w:rPr>
+        <w:t>报告：标题</w:t>
+      </w:r>
+      <w:r>
+        <w:rPr>
+          <w:rFonts w:ascii="宋体" w:eastAsia="宋体" w:hAnsi="宋体"/>
+          <w:sz w:val="24"/>
+          <w:szCs w:val="24"/>
+          <w:lang w:eastAsia="zh-CN"/>
+        </w:rPr>
+        <w:t xml:space="preserve"> → </w:t>
+      </w:r>
+      <w:r>
+        <w:rPr>
+          <w:rFonts w:ascii="宋体" w:eastAsia="宋体" w:hAnsi="宋体" w:cs="宋体" w:hint="eastAsia"/>
+          <w:sz w:val="24"/>
+          <w:szCs w:val="24"/>
+          <w:lang w:eastAsia="zh-CN"/>
+        </w:rPr>
+        <w:t>正文（背景、经过、结论）</w:t>
+      </w:r>
+      <w:r>
+        <w:rPr>
+          <w:rFonts w:ascii="宋体" w:eastAsia="宋体" w:hAnsi="宋体"/>
+          <w:sz w:val="24"/>
+          <w:szCs w:val="24"/>
+          <w:lang w:eastAsia="zh-CN"/>
+        </w:rPr>
+        <w:t xml:space="preserve"> → </w:t>
+      </w:r>
+      <w:r>
+        <w:rPr>
+          <w:rFonts w:ascii="宋体" w:eastAsia="宋体" w:hAnsi="宋体" w:cs="宋体" w:hint="eastAsia"/>
+          <w:sz w:val="24"/>
+          <w:szCs w:val="24"/>
+          <w:lang w:eastAsia="zh-CN"/>
+        </w:rPr>
+        <w:t>落款</w:t>
+      </w:r>
+      <w:r>
+        <w:rPr>
+          <w:rFonts w:ascii="宋体" w:eastAsia="宋体" w:hAnsi="宋体"/>
+          <w:sz w:val="24"/>
+          <w:szCs w:val="24"/>
+          <w:lang w:eastAsia="zh-CN"/>
+        </w:rPr>
+        <w:t xml:space="preserve"> → </w:t>
+      </w:r>
+      <w:r>
+        <w:rPr>
+          <w:rFonts w:ascii="宋体" w:eastAsia="宋体" w:hAnsi="宋体" w:cs="宋体" w:hint="eastAsia"/>
+          <w:sz w:val="24"/>
+          <w:szCs w:val="24"/>
+          <w:lang w:eastAsia="zh-CN"/>
+        </w:rPr>
+        <w:t>日期</w:t>
+      </w:r>
+    </w:p>
+    <w:p>
+      <w:pPr>
+        <w:pStyle w:val="a"/>
+        <w:spacing w:after="40" w:line="360" w:lineRule="auto"/>
+        <w:rPr>
+          <w:rFonts w:ascii="宋体" w:eastAsia="宋体" w:hAnsi="宋体" w:hint="eastAsia"/>
+          <w:sz w:val="24"/>
+          <w:szCs w:val="24"/>
+          <w:lang w:eastAsia="zh-CN"/>
+        </w:rPr>
+      </w:pPr>
+      <w:r>
+        <w:rPr>
+          <w:rFonts w:ascii="宋体" w:eastAsia="宋体" w:hAnsi="宋体" w:cs="宋体" w:hint="eastAsia"/>
+          <w:sz w:val="24"/>
+          <w:szCs w:val="24"/>
+          <w:lang w:eastAsia="zh-CN"/>
+        </w:rPr>
+        <w:t>请示：标题</w:t>
+      </w:r>
+      <w:r>
+        <w:rPr>
+          <w:rFonts w:ascii="宋体" w:eastAsia="宋体" w:hAnsi="宋体"/>
+          <w:sz w:val="24"/>
+          <w:szCs w:val="24"/>
+          <w:lang w:eastAsia="zh-CN"/>
+        </w:rPr>
+        <w:t xml:space="preserve"> → </w:t>
+      </w:r>
+      <w:r>
+        <w:rPr>
+          <w:rFonts w:ascii="宋体" w:eastAsia="宋体" w:hAnsi="宋体" w:cs="宋体" w:hint="eastAsia"/>
+          <w:sz w:val="24"/>
+          <w:szCs w:val="24"/>
+          <w:lang w:eastAsia="zh-CN"/>
+        </w:rPr>
+        <w:t>正文（缘由、事项、要求）</w:t>
+      </w:r>
+      <w:r>
+        <w:rPr>
+          <w:rFonts w:ascii="宋体" w:eastAsia="宋体" w:hAnsi="宋体"/>
+          <w:sz w:val="24"/>
+          <w:szCs w:val="24"/>
+          <w:lang w:eastAsia="zh-CN"/>
+        </w:rPr>
+        <w:t xml:space="preserve"> → </w:t>
+      </w:r>
+      <w:r>
+        <w:rPr>
+          <w:rFonts w:ascii="宋体" w:eastAsia="宋体" w:hAnsi="宋体" w:cs="宋体" w:hint="eastAsia"/>
+          <w:sz w:val="24"/>
+          <w:szCs w:val="24"/>
+          <w:lang w:eastAsia="zh-CN"/>
+        </w:rPr>
+        <w:t>落款</w:t>
+      </w:r>
+      <w:r>
+        <w:rPr>
+          <w:rFonts w:ascii="宋体" w:eastAsia="宋体" w:hAnsi="宋体"/>
+          <w:sz w:val="24"/>
+          <w:szCs w:val="24"/>
+          <w:lang w:eastAsia="zh-CN"/>
+        </w:rPr>
+        <w:t xml:space="preserve"> → </w:t>
+      </w:r>
+      <w:r>
+        <w:rPr>
+          <w:rFonts w:ascii="宋体" w:eastAsia="宋体" w:hAnsi="宋体" w:cs="宋体" w:hint="eastAsia"/>
+          <w:sz w:val="24"/>
+          <w:szCs w:val="24"/>
+          <w:lang w:eastAsia="zh-CN"/>
+        </w:rPr>
+        <w:t>日期</w:t>
+      </w:r>
+    </w:p>
+    <w:p>
+      <w:pPr>
+        <w:spacing w:after="160" w:line="360" w:lineRule="auto"/>
+        <w:rPr>
+          <w:rFonts w:ascii="宋体" w:eastAsia="宋体" w:hAnsi="宋体" w:hint="eastAsia"/>
+          <w:sz w:val="24"/>
+        </w:rPr>
+      </w:pPr>
+      <w:r>
+        <w:rPr>
+          <w:rFonts w:ascii="宋体" w:eastAsia="宋体" w:hAnsi="宋体" w:cs="宋体" w:hint="eastAsia"/>
+          <w:sz w:val="24"/>
+        </w:rPr>
+        <w:t>学生论文类：</w:t>
+      </w:r>
+    </w:p>
+    <w:p>
+      <w:pPr>
+        <w:pStyle w:val="a"/>
+        <w:spacing w:after="40" w:line="360" w:lineRule="auto"/>
+        <w:rPr>
+          <w:rFonts w:ascii="宋体" w:eastAsia="宋体" w:hAnsi="宋体" w:hint="eastAsia"/>
+          <w:sz w:val="24"/>
+          <w:szCs w:val="24"/>
+          <w:lang w:eastAsia="zh-CN"/>
+        </w:rPr>
+      </w:pPr>
+      <w:r>
+        <w:rPr>
+          <w:rFonts w:ascii="宋体" w:eastAsia="宋体" w:hAnsi="宋体" w:cs="宋体" w:hint="eastAsia"/>
+          <w:sz w:val="24"/>
+          <w:szCs w:val="24"/>
+          <w:lang w:eastAsia="zh-CN"/>
+        </w:rPr>
+        <w:t>毕业论文：封面</w:t>
+      </w:r>
+      <w:r>
+        <w:rPr>
+          <w:rFonts w:ascii="宋体" w:eastAsia="宋体" w:hAnsi="宋体"/>
+          <w:sz w:val="24"/>
+          <w:szCs w:val="24"/>
+          <w:lang w:eastAsia="zh-CN"/>
+        </w:rPr>
+        <w:t xml:space="preserve"> → </w:t>
+      </w:r>
+      <w:r>
+        <w:rPr>
+          <w:rFonts w:ascii="宋体" w:eastAsia="宋体" w:hAnsi="宋体" w:cs="宋体" w:hint="eastAsia"/>
+          <w:sz w:val="24"/>
+          <w:szCs w:val="24"/>
+          <w:lang w:eastAsia="zh-CN"/>
+        </w:rPr>
+        <w:t>摘要</w:t>
+      </w:r>
+      <w:r>
+        <w:rPr>
+          <w:rFonts w:ascii="宋体" w:eastAsia="宋体" w:hAnsi="宋体"/>
+          <w:sz w:val="24"/>
+          <w:szCs w:val="24"/>
+          <w:lang w:eastAsia="zh-CN"/>
+        </w:rPr>
+        <w:t xml:space="preserve"> → </w:t>
+      </w:r>
+      <w:r>
+        <w:rPr>
+          <w:rFonts w:ascii="宋体" w:eastAsia="宋体" w:hAnsi="宋体" w:cs="宋体" w:hint="eastAsia"/>
+          <w:sz w:val="24"/>
+          <w:szCs w:val="24"/>
+          <w:lang w:eastAsia="zh-CN"/>
+        </w:rPr>
+        <w:t>关键词</w:t>
+      </w:r>
+      <w:r>
+        <w:rPr>
+          <w:rFonts w:ascii="宋体" w:eastAsia="宋体" w:hAnsi="宋体"/>
+          <w:sz w:val="24"/>
+          <w:szCs w:val="24"/>
+          <w:lang w:eastAsia="zh-CN"/>
+        </w:rPr>
+        <w:t xml:space="preserve"> → </w:t>
+      </w:r>
+      <w:r>
+        <w:rPr>
+          <w:rFonts w:ascii="宋体" w:eastAsia="宋体" w:hAnsi="宋体" w:cs="宋体" w:hint="eastAsia"/>
+          <w:sz w:val="24"/>
+          <w:szCs w:val="24"/>
+          <w:lang w:eastAsia="zh-CN"/>
+        </w:rPr>
+        <w:t>目录</w:t>
+      </w:r>
+      <w:r>
+        <w:rPr>
+          <w:rFonts w:ascii="宋体" w:eastAsia="宋体" w:hAnsi="宋体"/>
+          <w:sz w:val="24"/>
+          <w:szCs w:val="24"/>
+          <w:lang w:eastAsia="zh-CN"/>
+        </w:rPr>
+        <w:t xml:space="preserve"> → </w:t>
+      </w:r>
+      <w:r>
+        <w:rPr>
+          <w:rFonts w:ascii="宋体" w:eastAsia="宋体" w:hAnsi="宋体" w:cs="宋体" w:hint="eastAsia"/>
+          <w:sz w:val="24"/>
+          <w:szCs w:val="24"/>
+          <w:lang w:eastAsia="zh-CN"/>
+        </w:rPr>
+        <w:t>正文</w:t>
+      </w:r>
+      <w:r>
+        <w:rPr>
+          <w:rFonts w:ascii="宋体" w:eastAsia="宋体" w:hAnsi="宋体"/>
+          <w:sz w:val="24"/>
+          <w:szCs w:val="24"/>
+          <w:lang w:eastAsia="zh-CN"/>
+        </w:rPr>
+        <w:t xml:space="preserve"> → </w:t>
+      </w:r>
+      <w:r>
+        <w:rPr>
+          <w:rFonts w:ascii="宋体" w:eastAsia="宋体" w:hAnsi="宋体" w:cs="宋体" w:hint="eastAsia"/>
+          <w:sz w:val="24"/>
+          <w:szCs w:val="24"/>
+          <w:lang w:eastAsia="zh-CN"/>
+        </w:rPr>
+        <w:t>参考文献</w:t>
+      </w:r>
+      <w:r>
+        <w:rPr>
+          <w:rFonts w:ascii="宋体" w:eastAsia="宋体" w:hAnsi="宋体"/>
+          <w:sz w:val="24"/>
+          <w:szCs w:val="24"/>
+          <w:lang w:eastAsia="zh-CN"/>
+        </w:rPr>
+        <w:t xml:space="preserve"> → </w:t>
+      </w:r>
+      <w:r>
+        <w:rPr>
+          <w:rFonts w:ascii="宋体" w:eastAsia="宋体" w:hAnsi="宋体" w:cs="宋体" w:hint="eastAsia"/>
+          <w:sz w:val="24"/>
+          <w:szCs w:val="24"/>
+          <w:lang w:eastAsia="zh-CN"/>
+        </w:rPr>
+        <w:t>致谢</w:t>
+      </w:r>
+    </w:p>
+    <w:p>
+      <w:pPr>
+        <w:pStyle w:val="a"/>
+        <w:spacing w:after="40" w:line="360" w:lineRule="auto"/>
+        <w:rPr>
+          <w:rFonts w:ascii="宋体" w:eastAsia="宋体" w:hAnsi="宋体" w:hint="eastAsia"/>
+          <w:sz w:val="24"/>
+          <w:szCs w:val="24"/>
+          <w:lang w:eastAsia="zh-CN"/>
+        </w:rPr>
+      </w:pPr>
+      <w:r>
+        <w:rPr>
+          <w:rFonts w:ascii="宋体" w:eastAsia="宋体" w:hAnsi="宋体" w:cs="宋体" w:hint="eastAsia"/>
+          <w:sz w:val="24"/>
+          <w:szCs w:val="24"/>
+          <w:lang w:eastAsia="zh-CN"/>
+        </w:rPr>
+        <w:t>学期论文：标题</w:t>
+      </w:r>
+      <w:r>
+        <w:rPr>
+          <w:rFonts w:ascii="宋体" w:eastAsia="宋体" w:hAnsi="宋体"/>
+          <w:sz w:val="24"/>
+          <w:szCs w:val="24"/>
+          <w:lang w:eastAsia="zh-CN"/>
+        </w:rPr>
+        <w:t xml:space="preserve"> → </w:t>
+      </w:r>
+      <w:r>
+        <w:rPr>
+          <w:rFonts w:ascii="宋体" w:eastAsia="宋体" w:hAnsi="宋体" w:cs="宋体" w:hint="eastAsia"/>
+          <w:sz w:val="24"/>
+          <w:szCs w:val="24"/>
+          <w:lang w:eastAsia="zh-CN"/>
+        </w:rPr>
+        <w:t>摘要</w:t>
+      </w:r>
+      <w:r>
+        <w:rPr>
+          <w:rFonts w:ascii="宋体" w:eastAsia="宋体" w:hAnsi="宋体"/>
+          <w:sz w:val="24"/>
+          <w:szCs w:val="24"/>
+          <w:lang w:eastAsia="zh-CN"/>
+        </w:rPr>
+        <w:t xml:space="preserve"> → </w:t>
+      </w:r>
+      <w:r>
+        <w:rPr>
+          <w:rFonts w:ascii="宋体" w:eastAsia="宋体" w:hAnsi="宋体" w:cs="宋体" w:hint="eastAsia"/>
+          <w:sz w:val="24"/>
+          <w:szCs w:val="24"/>
+          <w:lang w:eastAsia="zh-CN"/>
+        </w:rPr>
+        <w:t>关键词</w:t>
+      </w:r>
+      <w:r>
+        <w:rPr>
+          <w:rFonts w:ascii="宋体" w:eastAsia="宋体" w:hAnsi="宋体"/>
+          <w:sz w:val="24"/>
+          <w:szCs w:val="24"/>
+          <w:lang w:eastAsia="zh-CN"/>
+        </w:rPr>
+        <w:t xml:space="preserve"> → </w:t>
+      </w:r>
+      <w:r>
+        <w:rPr>
+          <w:rFonts w:ascii="宋体" w:eastAsia="宋体" w:hAnsi="宋体" w:cs="宋体" w:hint="eastAsia"/>
+          <w:sz w:val="24"/>
+          <w:szCs w:val="24"/>
+          <w:lang w:eastAsia="zh-CN"/>
+        </w:rPr>
+        <w:t>正文</w:t>
+      </w:r>
+      <w:r>
+        <w:rPr>
+          <w:rFonts w:ascii="宋体" w:eastAsia="宋体" w:hAnsi="宋体"/>
+          <w:sz w:val="24"/>
+          <w:szCs w:val="24"/>
+          <w:lang w:eastAsia="zh-CN"/>
+        </w:rPr>
+        <w:t xml:space="preserve"> → </w:t>
+      </w:r>
+      <w:r>
+        <w:rPr>
+          <w:rFonts w:ascii="宋体" w:eastAsia="宋体" w:hAnsi="宋体" w:cs="宋体" w:hint="eastAsia"/>
+          <w:sz w:val="24"/>
+          <w:szCs w:val="24"/>
+          <w:lang w:eastAsia="zh-CN"/>
+        </w:rPr>
+        <w:t>参考文献</w:t>
+      </w:r>
+    </w:p>
+    <w:p>
+      <w:pPr>
+        <w:pStyle w:val="a"/>
+        <w:spacing w:after="40" w:line="360" w:lineRule="auto"/>
+        <w:rPr>
+          <w:rFonts w:ascii="宋体" w:eastAsia="宋体" w:hAnsi="宋体" w:hint="eastAsia"/>
+          <w:sz w:val="24"/>
+          <w:szCs w:val="24"/>
+          <w:lang w:eastAsia="zh-CN"/>
+        </w:rPr>
+      </w:pPr>
+      <w:r>
+        <w:rPr>
+          <w:rFonts w:ascii="宋体" w:eastAsia="宋体" w:hAnsi="宋体" w:cs="宋体" w:hint="eastAsia"/>
+          <w:sz w:val="24"/>
+          <w:szCs w:val="24"/>
+          <w:lang w:eastAsia="zh-CN"/>
+        </w:rPr>
+        <w:t>开题报告：研究背景</w:t>
+      </w:r>
+      <w:r>
+        <w:rPr>
+          <w:rFonts w:ascii="宋体" w:eastAsia="宋体" w:hAnsi="宋体"/>
+          <w:sz w:val="24"/>
+          <w:szCs w:val="24"/>
+          <w:lang w:eastAsia="zh-CN"/>
+        </w:rPr>
+        <w:t xml:space="preserve"> → </w:t>
+      </w:r>
+      <w:r>
+        <w:rPr>
+          <w:rFonts w:ascii="宋体" w:eastAsia="宋体" w:hAnsi="宋体" w:cs="宋体" w:hint="eastAsia"/>
+          <w:sz w:val="24"/>
+          <w:szCs w:val="24"/>
+          <w:lang w:eastAsia="zh-CN"/>
+        </w:rPr>
+        <w:t>研究意义</w:t>
+      </w:r>
+      <w:r>
+        <w:rPr>
+          <w:rFonts w:ascii="宋体" w:eastAsia="宋体" w:hAnsi="宋体"/>
+          <w:sz w:val="24"/>
+          <w:szCs w:val="24"/>
+          <w:lang w:eastAsia="zh-CN"/>
+        </w:rPr>
+        <w:t xml:space="preserve"> → </w:t>
+      </w:r>
+      <w:r>
+        <w:rPr>
+          <w:rFonts w:ascii="宋体" w:eastAsia="宋体" w:hAnsi="宋体" w:cs="宋体" w:hint="eastAsia"/>
+          <w:sz w:val="24"/>
+          <w:szCs w:val="24"/>
+          <w:lang w:eastAsia="zh-CN"/>
+        </w:rPr>
+        <w:t>文献综述</w:t>
+      </w:r>
+      <w:r>
+        <w:rPr>
+          <w:rFonts w:ascii="宋体" w:eastAsia="宋体" w:hAnsi="宋体"/>
+          <w:sz w:val="24"/>
+          <w:szCs w:val="24"/>
+          <w:lang w:eastAsia="zh-CN"/>
+        </w:rPr>
+        <w:t xml:space="preserve"> → </w:t>
+      </w:r>
+      <w:r>
+        <w:rPr>
+          <w:rFonts w:ascii="宋体" w:eastAsia="宋体" w:hAnsi="宋体" w:cs="宋体" w:hint="eastAsia"/>
+          <w:sz w:val="24"/>
+          <w:szCs w:val="24"/>
+          <w:lang w:eastAsia="zh-CN"/>
+        </w:rPr>
+        <w:t>研究内容</w:t>
+      </w:r>
+      <w:r>
+        <w:rPr>
+          <w:rFonts w:ascii="宋体" w:eastAsia="宋体" w:hAnsi="宋体"/>
+          <w:sz w:val="24"/>
+          <w:szCs w:val="24"/>
+          <w:lang w:eastAsia="zh-CN"/>
+        </w:rPr>
+        <w:t xml:space="preserve"> → </w:t>
+      </w:r>
+      <w:r>
+        <w:rPr>
+          <w:rFonts w:ascii="宋体" w:eastAsia="宋体" w:hAnsi="宋体" w:cs="宋体" w:hint="eastAsia"/>
+          <w:sz w:val="24"/>
+          <w:szCs w:val="24"/>
+          <w:lang w:eastAsia="zh-CN"/>
+        </w:rPr>
+        <w:t>研究方法</w:t>
+      </w:r>
+    </w:p>
+    <w:p>
+      <w:pPr>
+        <w:spacing w:after="160" w:line="360" w:lineRule="auto"/>
+        <w:rPr>
+          <w:rFonts w:ascii="宋体" w:eastAsia="宋体" w:hAnsi="宋体" w:hint="eastAsia"/>
+          <w:sz w:val="24"/>
+        </w:rPr>
+      </w:pPr>
+      <w:r>
+        <w:rPr>
+          <w:rFonts w:ascii="宋体" w:eastAsia="宋体" w:hAnsi="宋体" w:cs="宋体" w:hint="eastAsia"/>
+          <w:sz w:val="24"/>
+        </w:rPr>
+        <w:t>通用文档类：</w:t>
+      </w:r>
+    </w:p>
+    <w:p>
+      <w:pPr>
+        <w:pStyle w:val="a"/>
+        <w:spacing w:after="40" w:line="360" w:lineRule="auto"/>
+        <w:rPr>
+          <w:rFonts w:ascii="宋体" w:eastAsia="宋体" w:hAnsi="宋体" w:hint="eastAsia"/>
+          <w:sz w:val="24"/>
+          <w:szCs w:val="24"/>
+          <w:lang w:eastAsia="zh-CN"/>
+        </w:rPr>
+      </w:pPr>
+      <w:r>
+        <w:rPr>
+          <w:rFonts w:ascii="宋体" w:eastAsia="宋体" w:hAnsi="宋体" w:cs="宋体" w:hint="eastAsia"/>
+          <w:sz w:val="24"/>
+          <w:szCs w:val="24"/>
+          <w:lang w:eastAsia="zh-CN"/>
+        </w:rPr>
+        <w:t>工作计划：标题</w:t>
+      </w:r>
+      <w:r>
+        <w:rPr>
+          <w:rFonts w:ascii="宋体" w:eastAsia="宋体" w:hAnsi="宋体"/>
+          <w:sz w:val="24"/>
+          <w:szCs w:val="24"/>
+          <w:lang w:eastAsia="zh-CN"/>
+        </w:rPr>
+        <w:t xml:space="preserve"> → </w:t>
+      </w:r>
+      <w:r>
+        <w:rPr>
+          <w:rFonts w:ascii="宋体" w:eastAsia="宋体" w:hAnsi="宋体" w:cs="宋体" w:hint="eastAsia"/>
+          <w:sz w:val="24"/>
+          <w:szCs w:val="24"/>
+          <w:lang w:eastAsia="zh-CN"/>
+        </w:rPr>
+        <w:t>基本情况</w:t>
+      </w:r>
+      <w:r>
+        <w:rPr>
+          <w:rFonts w:ascii="宋体" w:eastAsia="宋体" w:hAnsi="宋体"/>
+          <w:sz w:val="24"/>
+          <w:szCs w:val="24"/>
+          <w:lang w:eastAsia="zh-CN"/>
+        </w:rPr>
+        <w:t xml:space="preserve"> → </w:t>
+      </w:r>
+      <w:r>
+        <w:rPr>
+          <w:rFonts w:ascii="宋体" w:eastAsia="宋体" w:hAnsi="宋体" w:cs="宋体" w:hint="eastAsia"/>
+          <w:sz w:val="24"/>
+          <w:szCs w:val="24"/>
+          <w:lang w:eastAsia="zh-CN"/>
+        </w:rPr>
+        <w:t>工作目标</w:t>
+      </w:r>
+      <w:r>
+        <w:rPr>
+          <w:rFonts w:ascii="宋体" w:eastAsia="宋体" w:hAnsi="宋体"/>
+          <w:sz w:val="24"/>
+          <w:szCs w:val="24"/>
+          <w:lang w:eastAsia="zh-CN"/>
+        </w:rPr>
+        <w:t xml:space="preserve"> → </w:t>
+      </w:r>
+      <w:r>
+        <w:rPr>
+          <w:rFonts w:ascii="宋体" w:eastAsia="宋体" w:hAnsi="宋体" w:cs="宋体" w:hint="eastAsia"/>
+          <w:sz w:val="24"/>
+          <w:szCs w:val="24"/>
+          <w:lang w:eastAsia="zh-CN"/>
+        </w:rPr>
+        <w:t>具体措施</w:t>
+      </w:r>
+      <w:r>
+        <w:rPr>
+          <w:rFonts w:ascii="宋体" w:eastAsia="宋体" w:hAnsi="宋体"/>
+          <w:sz w:val="24"/>
+          <w:szCs w:val="24"/>
+          <w:lang w:eastAsia="zh-CN"/>
+        </w:rPr>
+        <w:t xml:space="preserve"> → </w:t>
+      </w:r>
+      <w:r>
+        <w:rPr>
+          <w:rFonts w:ascii="宋体" w:eastAsia="宋体" w:hAnsi="宋体" w:cs="宋体" w:hint="eastAsia"/>
+          <w:sz w:val="24"/>
+          <w:szCs w:val="24"/>
+          <w:lang w:eastAsia="zh-CN"/>
+        </w:rPr>
+        <w:t>时间安排</w:t>
+      </w:r>
+    </w:p>
+    <w:p>
+      <w:pPr>
+        <w:pStyle w:val="a"/>
+        <w:spacing w:after="40" w:line="360" w:lineRule="auto"/>
+        <w:rPr>
+          <w:rFonts w:ascii="宋体" w:eastAsia="宋体" w:hAnsi="宋体" w:hint="eastAsia"/>
+          <w:sz w:val="24"/>
+          <w:szCs w:val="24"/>
+          <w:lang w:eastAsia="zh-CN"/>
+        </w:rPr>
+      </w:pPr>
+      <w:r>
+        <w:rPr>
+          <w:rFonts w:ascii="宋体" w:eastAsia="宋体" w:hAnsi="宋体" w:cs="宋体" w:hint="eastAsia"/>
+          <w:sz w:val="24"/>
+          <w:szCs w:val="24"/>
+          <w:lang w:eastAsia="zh-CN"/>
+        </w:rPr>
+        <w:t>工作汇报：标题</w:t>
+      </w:r>
+      <w:r>
+        <w:rPr>
+          <w:rFonts w:ascii="宋体" w:eastAsia="宋体" w:hAnsi="宋体"/>
+          <w:sz w:val="24"/>
+          <w:szCs w:val="24"/>
+          <w:lang w:eastAsia="zh-CN"/>
+        </w:rPr>
+        <w:t xml:space="preserve"> → </w:t>
+      </w:r>
+      <w:r>
+        <w:rPr>
+          <w:rFonts w:ascii="宋体" w:eastAsia="宋体" w:hAnsi="宋体" w:cs="宋体" w:hint="eastAsia"/>
+          <w:sz w:val="24"/>
+          <w:szCs w:val="24"/>
+          <w:lang w:eastAsia="zh-CN"/>
+        </w:rPr>
+        <w:t>基本情况</w:t>
+      </w:r>
+      <w:r>
+        <w:rPr>
+          <w:rFonts w:ascii="宋体" w:eastAsia="宋体" w:hAnsi="宋体"/>
+          <w:sz w:val="24"/>
+          <w:szCs w:val="24"/>
+          <w:lang w:eastAsia="zh-CN"/>
+        </w:rPr>
+        <w:t xml:space="preserve"> → </w:t>
+      </w:r>
+      <w:r>
+        <w:rPr>
+          <w:rFonts w:ascii="宋体" w:eastAsia="宋体" w:hAnsi="宋体" w:cs="宋体" w:hint="eastAsia"/>
+          <w:sz w:val="24"/>
+          <w:szCs w:val="24"/>
+          <w:lang w:eastAsia="zh-CN"/>
+        </w:rPr>
+        <w:t>成绩与做法</w:t>
+      </w:r>
+      <w:r>
+        <w:rPr>
+          <w:rFonts w:ascii="宋体" w:eastAsia="宋体" w:hAnsi="宋体"/>
+          <w:sz w:val="24"/>
+          <w:szCs w:val="24"/>
+          <w:lang w:eastAsia="zh-CN"/>
+        </w:rPr>
+        <w:t xml:space="preserve"> → </w:t>
+      </w:r>
+      <w:r>
+        <w:rPr>
+          <w:rFonts w:ascii="宋体" w:eastAsia="宋体" w:hAnsi="宋体" w:cs="宋体" w:hint="eastAsia"/>
+          <w:sz w:val="24"/>
+          <w:szCs w:val="24"/>
+          <w:lang w:eastAsia="zh-CN"/>
+        </w:rPr>
+        <w:t>问题与不足</w:t>
+      </w:r>
+      <w:r>
+        <w:rPr>
+          <w:rFonts w:ascii="宋体" w:eastAsia="宋体" w:hAnsi="宋体"/>
+          <w:sz w:val="24"/>
+          <w:szCs w:val="24"/>
+          <w:lang w:eastAsia="zh-CN"/>
+        </w:rPr>
+        <w:t xml:space="preserve"> → </w:t>
+      </w:r>
+      <w:r>
+        <w:rPr>
+          <w:rFonts w:ascii="宋体" w:eastAsia="宋体" w:hAnsi="宋体" w:cs="宋体" w:hint="eastAsia"/>
+          <w:sz w:val="24"/>
+          <w:szCs w:val="24"/>
+          <w:lang w:eastAsia="zh-CN"/>
+        </w:rPr>
+        <w:t>下一步打算</w:t>
+      </w:r>
+    </w:p>
+    <w:p>
+      <w:pPr>
+        <w:pStyle w:val="a"/>
+        <w:spacing w:after="40" w:line="360" w:lineRule="auto"/>
+        <w:rPr>
+          <w:rFonts w:ascii="宋体" w:eastAsia="宋体" w:hAnsi="宋体" w:hint="eastAsia"/>
+          <w:sz w:val="24"/>
+          <w:szCs w:val="24"/>
+          <w:lang w:eastAsia="zh-CN"/>
+        </w:rPr>
+      </w:pPr>
+      <w:r>
+        <w:rPr>
+          <w:rFonts w:ascii="宋体" w:eastAsia="宋体" w:hAnsi="宋体" w:cs="宋体" w:hint="eastAsia"/>
+          <w:sz w:val="24"/>
+          <w:szCs w:val="24"/>
+          <w:lang w:eastAsia="zh-CN"/>
+        </w:rPr>
+        <w:t>会议纪要：会议名称</w:t>
+      </w:r>
+      <w:r>
+        <w:rPr>
+          <w:rFonts w:ascii="宋体" w:eastAsia="宋体" w:hAnsi="宋体"/>
+          <w:sz w:val="24"/>
+          <w:szCs w:val="24"/>
+          <w:lang w:eastAsia="zh-CN"/>
+        </w:rPr>
+        <w:t xml:space="preserve"> → </w:t>
+      </w:r>
+      <w:r>
+        <w:rPr>
+          <w:rFonts w:ascii="宋体" w:eastAsia="宋体" w:hAnsi="宋体" w:cs="宋体" w:hint="eastAsia"/>
+          <w:sz w:val="24"/>
+          <w:szCs w:val="24"/>
+          <w:lang w:eastAsia="zh-CN"/>
+        </w:rPr>
+        <w:t>时间地点</w:t>
+      </w:r>
+      <w:r>
+        <w:rPr>
+          <w:rFonts w:ascii="宋体" w:eastAsia="宋体" w:hAnsi="宋体"/>
+          <w:sz w:val="24"/>
+          <w:szCs w:val="24"/>
+          <w:lang w:eastAsia="zh-CN"/>
+        </w:rPr>
+        <w:t xml:space="preserve"> → </w:t>
+      </w:r>
+      <w:r>
+        <w:rPr>
+          <w:rFonts w:ascii="宋体" w:eastAsia="宋体" w:hAnsi="宋体" w:cs="宋体" w:hint="eastAsia"/>
+          <w:sz w:val="24"/>
+          <w:szCs w:val="24"/>
+          <w:lang w:eastAsia="zh-CN"/>
+        </w:rPr>
+        <w:t>参会人员</w:t>
+      </w:r>
+      <w:r>
+        <w:rPr>
+          <w:rFonts w:ascii="宋体" w:eastAsia="宋体" w:hAnsi="宋体"/>
+          <w:sz w:val="24"/>
+          <w:szCs w:val="24"/>
+          <w:lang w:eastAsia="zh-CN"/>
+        </w:rPr>
+        <w:t xml:space="preserve"> → </w:t>
+      </w:r>
+      <w:r>
+        <w:rPr>
+          <w:rFonts w:ascii="宋体" w:eastAsia="宋体" w:hAnsi="宋体" w:cs="宋体" w:hint="eastAsia"/>
+          <w:sz w:val="24"/>
+          <w:szCs w:val="24"/>
+          <w:lang w:eastAsia="zh-CN"/>
+        </w:rPr>
+        <w:t>会议议程</w:t>
+      </w:r>
+      <w:r>
+        <w:rPr>
+          <w:rFonts w:ascii="宋体" w:eastAsia="宋体" w:hAnsi="宋体"/>
+          <w:sz w:val="24"/>
+          <w:szCs w:val="24"/>
+          <w:lang w:eastAsia="zh-CN"/>
+        </w:rPr>
+        <w:t xml:space="preserve"> → </w:t>
+      </w:r>
+      <w:r>
+        <w:rPr>
+          <w:rFonts w:ascii="宋体" w:eastAsia="宋体" w:hAnsi="宋体" w:cs="宋体" w:hint="eastAsia"/>
+          <w:sz w:val="24"/>
+          <w:szCs w:val="24"/>
+          <w:lang w:eastAsia="zh-CN"/>
+        </w:rPr>
+        <w:t>讨论内容</w:t>
+      </w:r>
+      <w:r>
+        <w:rPr>
+          <w:rFonts w:ascii="宋体" w:eastAsia="宋体" w:hAnsi="宋体"/>
+          <w:sz w:val="24"/>
+          <w:szCs w:val="24"/>
+          <w:lang w:eastAsia="zh-CN"/>
+        </w:rPr>
+        <w:t xml:space="preserve"> → </w:t>
+      </w:r>
+      <w:r>
+        <w:rPr>
+          <w:rFonts w:ascii="宋体" w:eastAsia="宋体" w:hAnsi="宋体" w:cs="宋体" w:hint="eastAsia"/>
+          <w:sz w:val="24"/>
+          <w:szCs w:val="24"/>
+          <w:lang w:eastAsia="zh-CN"/>
+        </w:rPr>
+        <w:t>决议事项</w:t>
+      </w:r>
+    </w:p>
+    <w:p>
+      <w:pPr>
+        <w:pStyle w:val="3"/>
+        <w:widowControl/>
+        <w:spacing w:beforeAutospacing="0" w:afterAutospacing="0"/>
         <w:rPr>
           <w:b w:val="0"/>
           <w:bCs w:val="0"/>
@@ -3099,94 +4507,8 @@
           <w:sz w:val="24"/>
           <w:szCs w:val="24"/>
         </w:rPr>
-        <w:t>（4）智能客服 vs 人工客服</w:t>
-      </w:r>
-    </w:p>
-    <w:p>
-      <w:pPr>
-        <w:widowControl/>
-        <w:numPr>
-          <w:ilvl w:val="0"/>
-          <w:numId w:val="7"/>
-        </w:numPr>
-        <w:ind w:left="0"/>
-        <w:jc w:val="left"/>
-        <w:rPr>
-          <w:color w:val="1F2329"/>
-          <w:sz w:val="24"/>
-        </w:rPr>
-      </w:pPr>
-      <w:r>
-        <w:rPr>
-          <w:color w:val="1F2329"/>
-          <w:sz w:val="24"/>
-        </w:rPr>
-        <w:t>智能客服：专注处理高频重复问题，响应极速、全天候在线、稳定不掉线</w:t>
-      </w:r>
-    </w:p>
-    <w:p>
-      <w:pPr>
-        <w:widowControl/>
-        <w:numPr>
-          <w:ilvl w:val="0"/>
-          <w:numId w:val="7"/>
-        </w:numPr>
-        <w:ind w:left="0"/>
-        <w:jc w:val="left"/>
-        <w:rPr>
-          <w:color w:val="1F2329"/>
-          <w:sz w:val="24"/>
-        </w:rPr>
-      </w:pPr>
-      <w:r>
-        <w:rPr>
-          <w:color w:val="1F2329"/>
-          <w:sz w:val="24"/>
-        </w:rPr>
-        <w:t>人工客服：擅长处理复杂投诉、用户情绪安抚、个性化特殊需求</w:t>
-      </w:r>
-    </w:p>
-    <w:p>
-      <w:pPr>
-        <w:widowControl/>
-        <w:numPr>
-          <w:ilvl w:val="0"/>
-          <w:numId w:val="7"/>
-        </w:numPr>
-        <w:ind w:left="0"/>
-        <w:jc w:val="left"/>
-        <w:rPr>
-          <w:color w:val="1F2329"/>
-          <w:sz w:val="24"/>
-        </w:rPr>
-      </w:pPr>
-      <w:r>
-        <w:rPr>
-          <w:color w:val="1F2329"/>
-          <w:sz w:val="24"/>
-        </w:rPr>
-        <w:t>最优服务模式：智能客服承接基础咨询</w:t>
-      </w:r>
-      <w:r>
-        <w:rPr>
-          <w:color w:val="1F2329"/>
-          <w:sz w:val="24"/>
-        </w:rPr>
-        <w:t xml:space="preserve"> + </w:t>
-      </w:r>
-      <w:r>
-        <w:rPr>
-          <w:color w:val="1F2329"/>
-          <w:sz w:val="24"/>
-        </w:rPr>
-        <w:t>人工客服处理复杂问题，实现人机协同</w:t>
-      </w:r>
-    </w:p>
-    <w:p>
-      <w:pPr>
-        <w:pStyle w:val="3"/>
-        <w:widowControl/>
-        <w:spacing w:beforeAutospacing="0" w:afterAutospacing="0"/>
+      </w:pPr>
+      <w:r>
         <w:rPr>
           <w:b w:val="0"/>
           <w:bCs w:val="0"/>
@@ -3194,454 +4516,162 @@
           <w:sz w:val="24"/>
           <w:szCs w:val="24"/>
         </w:rPr>
-      </w:pPr>
-      <w:r>
-        <w:rPr>
+        <w:t>（2）</w:t>
+      </w:r>
+      <w:r>
+        <w:rPr>
+          <w:rFonts w:cs="宋体"/>
           <w:b w:val="0"/>
           <w:bCs w:val="0"/>
-          <w:color w:val="1F2329"/>
-          <w:sz w:val="24"/>
-          <w:szCs w:val="24"/>
-        </w:rPr>
-        <w:t>（5）合规红线</w:t>
-      </w:r>
-    </w:p>
-    <w:p>
-      <w:pPr>
-        <w:widowControl/>
-        <w:numPr>
-          <w:ilvl w:val="0"/>
-          <w:numId w:val="8"/>
-        </w:numPr>
-        <w:ind w:left="0"/>
-        <w:jc w:val="left"/>
-        <w:rPr>
-          <w:color w:val="1F2329"/>
-          <w:sz w:val="24"/>
-        </w:rPr>
-      </w:pPr>
-      <w:r>
-        <w:rPr>
-          <w:rFonts w:ascii="宋体" w:eastAsia="宋体" w:hAnsi="宋体" w:cs="宋体"/>
-          <w:sz w:val="24"/>
-        </w:rPr>
-        <w:t>严禁夸大宣传、虚假承诺、使用违规营销文案，坚守电商服务合规底线。</w:t>
-      </w:r>
-    </w:p>
-    <w:p>
-      <w:pPr>
-        <w:widowControl/>
-        <w:ind w:left="-360"/>
-        <w:jc w:val="left"/>
-        <w:rPr>
-          <w:color w:val="1F2329"/>
-          <w:sz w:val="24"/>
-        </w:rPr>
-      </w:pPr>
-    </w:p>
-    <w:p>
-      <w:pPr>
-        <w:pStyle w:val="2"/>
-        <w:widowControl/>
-        <w:numPr>
-          <w:ilvl w:val="0"/>
-          <w:numId w:val="1"/>
-        </w:numPr>
-        <w:spacing w:beforeAutospacing="0" w:afterAutospacing="0"/>
-        <w:rPr>
-          <w:color w:val="1F2329"/>
-          <w:sz w:val="24"/>
-          <w:szCs w:val="24"/>
-        </w:rPr>
-      </w:pPr>
-      <w:r>
-        <w:rPr>
-          <w:color w:val="1F2329"/>
-          <w:sz w:val="24"/>
-          <w:szCs w:val="24"/>
-        </w:rPr>
-        <w:t>安全规范红绿灯</w:t>
-      </w:r>
-    </w:p>
-    <w:p/>
-    <w:p>
-      <w:pPr>
-        <w:adjustRightInd w:val="0"/>
-        <w:ind w:firstLineChars="200" w:firstLine="480"/>
-        <w:jc w:val="left"/>
-        <w:textAlignment w:val="baseline"/>
-        <w:rPr>
-          <w:rFonts w:ascii="宋体" w:eastAsia="宋体" w:hAnsi="Arial" w:cs="Times New Roman"/>
-          <w:kern w:val="0"/>
-          <w:sz w:val="24"/>
-          <w:szCs w:val="20"/>
-        </w:rPr>
-      </w:pPr>
-      <w:r>
-        <w:rPr>
-          <w:rFonts w:ascii="宋体" w:eastAsia="宋体" w:hAnsi="Arial" w:cs="Times New Roman" w:hint="eastAsia"/>
-          <w:kern w:val="0"/>
-          <w:sz w:val="24"/>
-          <w:szCs w:val="20"/>
-        </w:rPr>
-        <w:t xml:space="preserve">表7-3 </w:t>
-      </w:r>
-      <w:r>
-        <w:rPr>
-          <w:rFonts w:ascii="宋体" w:eastAsia="宋体" w:hAnsi="宋体" w:cs="宋体"/>
-          <w:sz w:val="24"/>
-        </w:rPr>
-        <w:t>电商智能客服安全规范对照表</w:t>
-      </w:r>
-    </w:p>
-    <w:tbl>
-      <w:tblPr>
-        <w:tblStyle w:val="a3"/>
-        <w:tblW w:w="8819" w:type="dxa"/>
-        <w:tblInd w:w="0" w:type="dxa"/>
-        <w:tblBorders>
-          <w:top w:val="single" w:sz="4" w:space="0" w:color="auto"/>
-          <w:left w:val="single" w:sz="4" w:space="0" w:color="auto"/>
-          <w:bottom w:val="single" w:sz="4" w:space="0" w:color="auto"/>
-          <w:right w:val="single" w:sz="4" w:space="0" w:color="auto"/>
-          <w:insideH w:val="single" w:sz="4" w:space="0" w:color="auto"/>
-          <w:insideV w:val="single" w:sz="4" w:space="0" w:color="auto"/>
-        </w:tblBorders>
-        <w:tblCellMar>
-          <w:left w:w="108" w:type="dxa"/>
-          <w:right w:w="108" w:type="dxa"/>
-        </w:tblCellMar>
-        <w:tblLook w:val="04A0" w:firstRow="1" w:lastRow="0" w:firstColumn="1" w:lastColumn="0" w:noHBand="0" w:noVBand="1"/>
-      </w:tblPr>
-      <w:tblGrid>
-        <w:gridCol w:w="4534"/>
-        <w:gridCol w:w="4285"/>
-      </w:tblGrid>
-      <w:tr>
-        <w:trPr>
-          <w:trHeight w:val="866"/>
-        </w:trPr>
-        <w:tc>
-          <w:tcPr>
-            <w:tcW w:w="4534" w:type="dxa"/>
-            <w:vAlign w:val="center"/>
-          </w:tcPr>
-          <w:p>
-            <w:pPr>
-              <w:widowControl/>
-              <w:jc w:val="left"/>
-              <w:rPr>
-                <w:rFonts w:ascii="宋体" w:eastAsia="宋体" w:hAnsi="Arial" w:cs="Times New Roman"/>
-                <w:kern w:val="0"/>
-                <w:sz w:val="24"/>
-                <w:szCs w:val="20"/>
-              </w:rPr>
-            </w:pPr>
-            <w:r>
-              <w:rPr>
-                <w:rFonts w:ascii="微软雅黑" w:eastAsia="微软雅黑" w:hAnsi="微软雅黑" w:cs="微软雅黑" w:hint="eastAsia"/>
-                <w:b/>
-                <w:bCs/>
-                <w:color w:val="1F2329"/>
-                <w:kern w:val="0"/>
-                <w:sz w:val="24"/>
-                <w:lang w:bidi="ar"/>
-              </w:rPr>
-              <w:t>风险行为</w:t>
-            </w:r>
-          </w:p>
-        </w:tc>
-        <w:tc>
-          <w:tcPr>
-            <w:tcW w:w="4285" w:type="dxa"/>
-            <w:vAlign w:val="center"/>
-          </w:tcPr>
-          <w:p>
-            <w:pPr>
-              <w:widowControl/>
-              <w:jc w:val="left"/>
-              <w:rPr>
-                <w:rFonts w:ascii="宋体" w:eastAsia="宋体" w:hAnsi="Arial" w:cs="Times New Roman"/>
-                <w:kern w:val="0"/>
-                <w:sz w:val="24"/>
-                <w:szCs w:val="20"/>
-              </w:rPr>
-            </w:pPr>
-            <w:r>
-              <w:rPr>
-                <w:rFonts w:ascii="微软雅黑" w:eastAsia="微软雅黑" w:hAnsi="微软雅黑" w:cs="微软雅黑" w:hint="eastAsia"/>
-                <w:b/>
-                <w:bCs/>
-                <w:color w:val="1F2329"/>
-                <w:kern w:val="0"/>
-                <w:sz w:val="24"/>
-                <w:lang w:bidi="ar"/>
-              </w:rPr>
-              <w:t>合规做法</w:t>
-            </w:r>
-          </w:p>
-        </w:tc>
-      </w:tr>
-      <w:tr>
-        <w:trPr>
-          <w:trHeight w:val="655"/>
-        </w:trPr>
-        <w:tc>
-          <w:tcPr>
-            <w:tcW w:w="4534" w:type="dxa"/>
-            <w:vAlign w:val="center"/>
-          </w:tcPr>
-          <w:p>
-            <w:pPr>
-              <w:widowControl/>
-              <w:numPr>
-                <w:ilvl w:val="0"/>
-                <w:numId w:val="8"/>
-              </w:numPr>
-              <w:ind w:left="0"/>
-              <w:jc w:val="left"/>
-              <w:rPr>
-                <w:color w:val="1F2329"/>
-                <w:sz w:val="24"/>
-              </w:rPr>
-            </w:pPr>
-            <w:r>
-              <w:rPr>
-                <w:rFonts w:ascii="宋体" w:eastAsia="宋体" w:hAnsi="宋体" w:cs="宋体"/>
-                <w:sz w:val="24"/>
-              </w:rPr>
-              <w:t>随意承诺定制、发货、售后等服务内容</w:t>
-            </w:r>
-          </w:p>
-        </w:tc>
-        <w:tc>
-          <w:tcPr>
-            <w:tcW w:w="4285" w:type="dxa"/>
-            <w:vAlign w:val="center"/>
-          </w:tcPr>
-          <w:p>
-            <w:pPr>
-              <w:widowControl/>
-              <w:numPr>
-                <w:ilvl w:val="0"/>
-                <w:numId w:val="8"/>
-              </w:numPr>
-              <w:ind w:left="0"/>
-              <w:jc w:val="left"/>
-              <w:rPr>
-                <w:color w:val="1F2329"/>
-                <w:sz w:val="24"/>
-              </w:rPr>
-            </w:pPr>
-            <w:r>
-              <w:rPr>
-                <w:rFonts w:ascii="宋体" w:eastAsia="宋体" w:hAnsi="宋体" w:cs="宋体"/>
-                <w:sz w:val="24"/>
-              </w:rPr>
-              <w:t>严格按照店铺官方规则准确回复</w:t>
-            </w:r>
-          </w:p>
-        </w:tc>
-      </w:tr>
-      <w:tr>
-        <w:trPr>
-          <w:trHeight w:val="655"/>
-        </w:trPr>
-        <w:tc>
-          <w:tcPr>
-            <w:tcW w:w="4534" w:type="dxa"/>
-            <w:vAlign w:val="center"/>
-          </w:tcPr>
-          <w:p>
-            <w:pPr>
-              <w:widowControl/>
-              <w:numPr>
-                <w:ilvl w:val="0"/>
-                <w:numId w:val="8"/>
-              </w:numPr>
-              <w:ind w:left="0"/>
-              <w:jc w:val="left"/>
-              <w:rPr>
-                <w:color w:val="1F2329"/>
-                <w:sz w:val="24"/>
-              </w:rPr>
-            </w:pPr>
-            <w:r>
-              <w:rPr>
-                <w:rFonts w:ascii="宋体" w:eastAsia="宋体" w:hAnsi="宋体" w:cs="宋体"/>
-                <w:sz w:val="24"/>
-              </w:rPr>
-              <w:t>回答无关问题、与用户闲聊</w:t>
-            </w:r>
-          </w:p>
-        </w:tc>
-        <w:tc>
-          <w:tcPr>
-            <w:tcW w:w="4285" w:type="dxa"/>
-            <w:vAlign w:val="center"/>
-          </w:tcPr>
-          <w:p>
-            <w:pPr>
-              <w:widowControl/>
-              <w:numPr>
-                <w:ilvl w:val="0"/>
-                <w:numId w:val="8"/>
-              </w:numPr>
-              <w:ind w:left="0"/>
-              <w:jc w:val="left"/>
-              <w:rPr>
-                <w:color w:val="1F2329"/>
-                <w:sz w:val="24"/>
-              </w:rPr>
-            </w:pPr>
-            <w:r>
-              <w:rPr>
-                <w:rFonts w:ascii="宋体" w:eastAsia="宋体" w:hAnsi="宋体" w:cs="宋体"/>
-                <w:sz w:val="24"/>
-              </w:rPr>
-              <w:t>礼貌拒绝，仅专注提供文创产品相关服务</w:t>
-            </w:r>
-          </w:p>
-        </w:tc>
-      </w:tr>
-      <w:tr>
-        <w:trPr>
-          <w:trHeight w:val="655"/>
-        </w:trPr>
-        <w:tc>
-          <w:tcPr>
-            <w:tcW w:w="4534" w:type="dxa"/>
-            <w:vAlign w:val="center"/>
-          </w:tcPr>
-          <w:p>
-            <w:pPr>
-              <w:widowControl/>
-              <w:numPr>
-                <w:ilvl w:val="0"/>
-                <w:numId w:val="8"/>
-              </w:numPr>
-              <w:ind w:left="0"/>
-              <w:jc w:val="left"/>
-              <w:rPr>
-                <w:color w:val="1F2329"/>
-                <w:sz w:val="24"/>
-              </w:rPr>
-            </w:pPr>
-            <w:r>
-              <w:rPr>
-                <w:rFonts w:ascii="宋体" w:eastAsia="宋体" w:hAnsi="宋体" w:cs="宋体"/>
-                <w:sz w:val="24"/>
-              </w:rPr>
-              <w:t>使用夸大、虚假、误导性宣传用语</w:t>
-            </w:r>
-          </w:p>
-        </w:tc>
-        <w:tc>
-          <w:tcPr>
-            <w:tcW w:w="4285" w:type="dxa"/>
-            <w:vAlign w:val="center"/>
-          </w:tcPr>
-          <w:p>
-            <w:pPr>
-              <w:widowControl/>
-              <w:numPr>
-                <w:ilvl w:val="0"/>
-                <w:numId w:val="8"/>
-              </w:numPr>
-              <w:ind w:left="0"/>
-              <w:jc w:val="left"/>
-              <w:rPr>
-                <w:color w:val="1F2329"/>
-                <w:sz w:val="24"/>
-              </w:rPr>
-            </w:pPr>
-            <w:r>
-              <w:rPr>
-                <w:rFonts w:ascii="宋体" w:eastAsia="宋体" w:hAnsi="宋体" w:cs="宋体"/>
-                <w:sz w:val="24"/>
-              </w:rPr>
-              <w:t>用语真实简洁，贴合国风文创品牌调性</w:t>
-            </w:r>
-          </w:p>
-        </w:tc>
-      </w:tr>
-      <w:tr>
-        <w:trPr>
-          <w:trHeight w:val="680"/>
-        </w:trPr>
-        <w:tc>
-          <w:tcPr>
-            <w:tcW w:w="4534" w:type="dxa"/>
-            <w:vAlign w:val="center"/>
-          </w:tcPr>
-          <w:p>
-            <w:pPr>
-              <w:widowControl/>
-              <w:numPr>
-                <w:ilvl w:val="0"/>
-                <w:numId w:val="8"/>
-              </w:numPr>
-              <w:ind w:left="0"/>
-              <w:jc w:val="left"/>
-              <w:rPr>
-                <w:color w:val="1F2329"/>
-                <w:sz w:val="24"/>
-              </w:rPr>
-            </w:pPr>
-            <w:r>
-              <w:rPr>
-                <w:rFonts w:ascii="宋体" w:eastAsia="宋体" w:hAnsi="宋体" w:cs="宋体"/>
-                <w:sz w:val="24"/>
-              </w:rPr>
-              <w:t>索要或泄露用户隐私信息</w:t>
-            </w:r>
-          </w:p>
-        </w:tc>
-        <w:tc>
-          <w:tcPr>
-            <w:tcW w:w="4285" w:type="dxa"/>
-            <w:vAlign w:val="center"/>
-          </w:tcPr>
-          <w:p>
-            <w:pPr>
-              <w:widowControl/>
-              <w:numPr>
-                <w:ilvl w:val="0"/>
-                <w:numId w:val="8"/>
-              </w:numPr>
-              <w:ind w:left="0"/>
-              <w:jc w:val="left"/>
-              <w:rPr>
-                <w:color w:val="1F2329"/>
-                <w:sz w:val="24"/>
-              </w:rPr>
-            </w:pPr>
-            <w:r>
-              <w:rPr>
-                <w:rFonts w:ascii="宋体" w:eastAsia="宋体" w:hAnsi="宋体" w:cs="宋体"/>
-                <w:sz w:val="24"/>
-              </w:rPr>
-              <w:t>不收集任何个人敏感信息，严格保护客户数据安全</w:t>
-            </w:r>
-          </w:p>
-        </w:tc>
-      </w:tr>
-    </w:tbl>
+          <w:sz w:val="24"/>
+          <w:szCs w:val="24"/>
+        </w:rPr>
+        <w:t>常见格式问题类型</w:t>
+      </w:r>
+    </w:p>
+    <w:p>
+      <w:pPr>
+        <w:pStyle w:val="a"/>
+        <w:spacing w:after="40" w:line="360" w:lineRule="auto"/>
+        <w:rPr>
+          <w:rFonts w:ascii="宋体" w:eastAsia="宋体" w:hAnsi="宋体" w:hint="eastAsia"/>
+          <w:sz w:val="24"/>
+          <w:szCs w:val="24"/>
+        </w:rPr>
+      </w:pPr>
+      <w:r>
+        <w:rPr>
+          <w:rFonts w:ascii="宋体" w:eastAsia="宋体" w:hAnsi="宋体" w:cs="宋体" w:hint="eastAsia"/>
+          <w:sz w:val="24"/>
+          <w:szCs w:val="24"/>
+        </w:rPr>
+        <w:t>标题层级混乱或缺失</w:t>
+      </w:r>
+    </w:p>
+    <w:p>
+      <w:pPr>
+        <w:pStyle w:val="a"/>
+        <w:spacing w:after="40" w:line="360" w:lineRule="auto"/>
+        <w:rPr>
+          <w:rFonts w:ascii="宋体" w:eastAsia="宋体" w:hAnsi="宋体" w:hint="eastAsia"/>
+          <w:sz w:val="24"/>
+          <w:szCs w:val="24"/>
+          <w:lang w:eastAsia="zh-CN"/>
+        </w:rPr>
+      </w:pPr>
+      <w:r>
+        <w:rPr>
+          <w:rFonts w:ascii="宋体" w:eastAsia="宋体" w:hAnsi="宋体" w:cs="宋体" w:hint="eastAsia"/>
+          <w:sz w:val="24"/>
+          <w:szCs w:val="24"/>
+          <w:lang w:eastAsia="zh-CN"/>
+        </w:rPr>
+        <w:t>标点符号使用不规范（全角</w:t>
+      </w:r>
+      <w:r>
+        <w:rPr>
+          <w:rFonts w:ascii="宋体" w:eastAsia="宋体" w:hAnsi="宋体"/>
+          <w:sz w:val="24"/>
+          <w:szCs w:val="24"/>
+          <w:lang w:eastAsia="zh-CN"/>
+        </w:rPr>
+        <w:t>/</w:t>
+      </w:r>
+      <w:r>
+        <w:rPr>
+          <w:rFonts w:ascii="宋体" w:eastAsia="宋体" w:hAnsi="宋体" w:cs="宋体" w:hint="eastAsia"/>
+          <w:sz w:val="24"/>
+          <w:szCs w:val="24"/>
+          <w:lang w:eastAsia="zh-CN"/>
+        </w:rPr>
+        <w:t>半角、中英文混用）</w:t>
+      </w:r>
+    </w:p>
+    <w:p>
+      <w:pPr>
+        <w:pStyle w:val="a"/>
+        <w:spacing w:after="40" w:line="360" w:lineRule="auto"/>
+        <w:rPr>
+          <w:rFonts w:ascii="宋体" w:eastAsia="宋体" w:hAnsi="宋体" w:hint="eastAsia"/>
+          <w:sz w:val="24"/>
+          <w:szCs w:val="24"/>
+        </w:rPr>
+      </w:pPr>
+      <w:r>
+        <w:rPr>
+          <w:rFonts w:ascii="宋体" w:eastAsia="宋体" w:hAnsi="宋体" w:cs="宋体" w:hint="eastAsia"/>
+          <w:sz w:val="24"/>
+          <w:szCs w:val="24"/>
+        </w:rPr>
+        <w:t>段落缩进不统一</w:t>
+      </w:r>
+    </w:p>
+    <w:p>
+      <w:pPr>
+        <w:pStyle w:val="a"/>
+        <w:spacing w:after="40" w:line="360" w:lineRule="auto"/>
+        <w:rPr>
+          <w:rFonts w:ascii="宋体" w:eastAsia="宋体" w:hAnsi="宋体" w:hint="eastAsia"/>
+          <w:sz w:val="24"/>
+          <w:szCs w:val="24"/>
+        </w:rPr>
+      </w:pPr>
+      <w:r>
+        <w:rPr>
+          <w:rFonts w:ascii="宋体" w:eastAsia="宋体" w:hAnsi="宋体" w:cs="宋体" w:hint="eastAsia"/>
+          <w:sz w:val="24"/>
+          <w:szCs w:val="24"/>
+        </w:rPr>
+        <w:t>列表格式不一致</w:t>
+      </w:r>
+    </w:p>
+    <w:p>
+      <w:pPr>
+        <w:pStyle w:val="a"/>
+        <w:spacing w:after="40" w:line="360" w:lineRule="auto"/>
+        <w:rPr>
+          <w:rFonts w:ascii="宋体" w:eastAsia="宋体" w:hAnsi="宋体" w:hint="eastAsia"/>
+          <w:sz w:val="24"/>
+          <w:szCs w:val="24"/>
+        </w:rPr>
+      </w:pPr>
+      <w:r>
+        <w:rPr>
+          <w:rFonts w:ascii="宋体" w:eastAsia="宋体" w:hAnsi="宋体" w:cs="宋体" w:hint="eastAsia"/>
+          <w:sz w:val="24"/>
+          <w:szCs w:val="24"/>
+        </w:rPr>
+        <w:t>结构层次不清晰</w:t>
+      </w:r>
+    </w:p>
+    <w:p>
+      <w:pPr>
+        <w:pStyle w:val="a"/>
+        <w:spacing w:after="40" w:line="360" w:lineRule="auto"/>
+        <w:rPr>
+          <w:rFonts w:ascii="宋体" w:eastAsia="宋体" w:hAnsi="宋体"/>
+          <w:sz w:val="24"/>
+          <w:szCs w:val="24"/>
+          <w:lang w:eastAsia="zh-CN"/>
+        </w:rPr>
+      </w:pPr>
+      <w:r>
+        <w:rPr>
+          <w:rFonts w:ascii="宋体" w:eastAsia="宋体" w:hAnsi="宋体" w:cs="宋体" w:hint="eastAsia"/>
+          <w:sz w:val="24"/>
+          <w:szCs w:val="24"/>
+          <w:lang w:eastAsia="zh-CN"/>
+        </w:rPr>
+        <w:t>缺少必要文档元素（落款、日期等）</w:t>
+      </w:r>
+    </w:p>
     <w:p>
       <w:pPr>
         <w:pStyle w:val="1"/>
         <w:ind w:firstLineChars="0" w:firstLine="0"/>
-        <w:rPr>
-          <w:lang w:val="zh-CN"/>
-        </w:rPr>
-      </w:pPr>
-    </w:p>
-    <w:p>
-      <w:pPr>
-        <w:pStyle w:val="1"/>
-        <w:ind w:firstLineChars="0" w:firstLine="0"/>
-      </w:pPr>
-      <w:r>
+      </w:pPr>
+      <w:r>
+        <w:lastRenderedPageBreak/>
         <w:t>项目实施</w:t>
       </w:r>
     </w:p>
@@ -3654,38 +4684,14 @@
       </w:pPr>
       <w:r>
         <w:rPr>
-          <w:color w:val="1F2329"/>
-          <w:sz w:val="24"/>
-        </w:rPr>
-        <w:br w:type="page"/>
-      </w:r>
-    </w:p>
-    <w:p>
-      <w:pPr>
-        <w:pStyle w:val="2"/>
-        <w:widowControl/>
-        <w:shd w:val="clear" w:color="auto" w:fill="E7E6E6" w:themeFill="background2"/>
-        <w:spacing w:beforeAutospacing="0" w:afterAutospacing="0"/>
-        <w:rPr>
-          <w:rFonts w:ascii="黑体" w:eastAsia="黑体" w:hAnsi="Arial" w:hint="default"/>
-          <w:b w:val="0"/>
-          <w:bCs w:val="0"/>
-          <w:color w:val="E54C5E" w:themeColor="accent6"/>
-          <w:sz w:val="28"/>
-          <w:szCs w:val="32"/>
-        </w:rPr>
-      </w:pPr>
-      <w:r>
-        <w:rPr>
           <w:rFonts w:ascii="黑体" w:eastAsia="黑体" w:hAnsi="Arial"/>
-          <w:b w:val="0"/>
-          <w:bCs w:val="0"/>
+          <w:b/>
+          <w:bCs/>
           <w:noProof/>
           <w:color w:val="E54C5E" w:themeColor="accent6"/>
           <w:sz w:val="28"/>
           <w:szCs w:val="32"/>
         </w:rPr>
-        <w:lastRenderedPageBreak/>
         <w:drawing>
           <wp:inline distT="0" distB="0" distL="114300" distR="114300" wp14:anchorId="439C62B2" wp14:editId="618329DE">
             <wp:extent cx="203200" cy="203200"/>
@@ -3695,7 +4701,7 @@
               <a:graphicFrameLocks xmlns:a="http://schemas.openxmlformats.org/drawingml/2006/main" noChangeAspect="1"/>
               <a:extLst xmlns:a="http://schemas.openxmlformats.org/drawingml/2006/main">
                 <a:ext uri="{7FBC4E63-A832-4D11-8238-D91031DB1400}">
-                  <s:tag xmlns:o="urn:schemas-microsoft-com:office:office" xmlns:v="urn:schemas-microsoft-com:vml" xmlns:w="http://schemas.openxmlformats.org/wordprocessingml/2006/main" xmlns:w10="urn:schemas-microsoft-com:office:word" xmlns:wpsCustomData="http://www.wps.cn/officeDocument/2013/wpsCustomData" xmlns="http://www.wps.cn/officeDocument/2013/wpsCustomData" xmlns:s="http://www.wps.cn/officeDocument/2013/wpsCustomData">
+                  <s:tag xmlns:s="http://www.wps.cn/officeDocument/2013/wpsCustomData" xmlns="http://www.wps.cn/officeDocument/2013/wpsCustomData" xmlns:wpsCustomData="http://www.wps.cn/officeDocument/2013/wpsCustomData" xmlns:w10="urn:schemas-microsoft-com:office:word" xmlns:w="http://schemas.openxmlformats.org/wordprocessingml/2006/main" xmlns:v="urn:schemas-microsoft-com:vml" xmlns:o="urn:schemas-microsoft-com:office:office">
                     <s:item s:name="KSO_DOCER_RESOURCE_TRACE_INFO" s:val="{&quot;id&quot;:&quot;50030155&quot;,&quot;origin&quot;:0,&quot;type&quot;:&quot;icons&quot;,&quot;user&quot;:&quot;720012578&quot;}"/>
                   </s:tag>
                 </a:ext>
@@ -3711,10 +4717,10 @@
                     </pic:cNvPicPr>
                   </pic:nvPicPr>
                   <pic:blipFill>
-                    <a:blip r:embed="rId8">
+                    <a:blip r:embed="rId11">
                       <a:extLst>
                         <a:ext uri="{96DAC541-7B7A-43D3-8B79-37D633B846F1}">
-                          <asvg:svgBlip xmlns:asvg="http://schemas.microsoft.com/office/drawing/2016/SVG/main" r:embed="rId9"/>
+                          <asvg:svgBlip xmlns:asvg="http://schemas.microsoft.com/office/drawing/2016/SVG/main" r:embed="rId12"/>
                         </a:ext>
                       </a:extLst>
                     </a:blip>
@@ -3740,8 +4746,6 @@
       <w:r>
         <w:rPr>
           <w:rFonts w:ascii="黑体" w:eastAsia="黑体" w:hAnsi="Arial"/>
-          <w:b w:val="0"/>
-          <w:bCs w:val="0"/>
           <w:color w:val="E54C5E" w:themeColor="accent6"/>
           <w:sz w:val="28"/>
           <w:szCs w:val="32"/>
@@ -3765,7 +4769,21 @@
           <w:rFonts w:ascii="宋体" w:eastAsia="宋体" w:hAnsi="宋体" w:cs="宋体"/>
           <w:sz w:val="24"/>
         </w:rPr>
-        <w:t>搭建智能客服的“大脑”—— 知识库，掌握创建、上传与维护全流程。</w:t>
+        <w:t>搭建</w:t>
+      </w:r>
+      <w:r>
+        <w:rPr>
+          <w:rFonts w:ascii="宋体" w:eastAsia="宋体" w:hAnsi="宋体" w:cs="宋体" w:hint="eastAsia"/>
+          <w:sz w:val="24"/>
+        </w:rPr>
+        <w:t>文档规整智能体的提示词和核心配置</w:t>
+      </w:r>
+      <w:r>
+        <w:rPr>
+          <w:rFonts w:ascii="宋体" w:eastAsia="宋体" w:hAnsi="宋体" w:cs="宋体"/>
+          <w:sz w:val="24"/>
+        </w:rPr>
+        <w:t>。</w:t>
       </w:r>
     </w:p>
     <w:p>
@@ -4269,7 +5287,7 @@
       </w:r>
       <w:r>
         <w:rPr>
-          <w:rStyle w:val="a4"/>
+          <w:rStyle w:val="a5"/>
           <w:rFonts w:cs="宋体"/>
           <w:b/>
           <w:color w:val="000000"/>
@@ -4304,7 +5322,7 @@
       </w:pPr>
       <w:r>
         <w:rPr>
-          <w:rStyle w:val="a4"/>
+          <w:rStyle w:val="a5"/>
           <w:rFonts w:ascii="宋体" w:eastAsia="宋体" w:hAnsi="宋体" w:cs="宋体" w:hint="eastAsia"/>
           <w:b w:val="0"/>
           <w:color w:val="000000"/>
@@ -4337,7 +5355,7 @@
       </w:pPr>
       <w:r>
         <w:rPr>
-          <w:rStyle w:val="a4"/>
+          <w:rStyle w:val="a5"/>
           <w:rFonts w:ascii="宋体" w:eastAsia="宋体" w:hAnsi="宋体" w:cs="宋体" w:hint="eastAsia"/>
           <w:b w:val="0"/>
           <w:color w:val="000000"/>
@@ -4399,7 +5417,7 @@
       </w:r>
       <w:r>
         <w:rPr>
-          <w:rStyle w:val="a4"/>
+          <w:rStyle w:val="a5"/>
           <w:rFonts w:cs="宋体"/>
           <w:b/>
           <w:color w:val="000000"/>
@@ -4429,7 +5447,7 @@
       </w:pPr>
       <w:r>
         <w:rPr>
-          <w:rStyle w:val="a4"/>
+          <w:rStyle w:val="a5"/>
           <w:rFonts w:ascii="宋体" w:eastAsia="宋体" w:hAnsi="宋体" w:cs="宋体" w:hint="eastAsia"/>
           <w:b w:val="0"/>
           <w:color w:val="000000"/>
@@ -4607,7 +5625,7 @@
                     </pic:cNvPicPr>
                   </pic:nvPicPr>
                   <pic:blipFill>
-                    <a:blip r:embed="rId11"/>
+                    <a:blip r:embed="rId14"/>
                     <a:stretch>
                       <a:fillRect/>
                     </a:stretch>
@@ -4688,7 +5706,7 @@
                     </pic:cNvPicPr>
                   </pic:nvPicPr>
                   <pic:blipFill>
-                    <a:blip r:embed="rId12"/>
+                    <a:blip r:embed="rId15"/>
                     <a:stretch>
                       <a:fillRect/>
                     </a:stretch>
@@ -4783,7 +5801,7 @@
       </w:pPr>
       <w:r>
         <w:rPr>
-          <w:rStyle w:val="a4"/>
+          <w:rStyle w:val="a5"/>
           <w:rFonts w:ascii="宋体" w:eastAsia="宋体" w:hAnsi="宋体" w:cs="宋体" w:hint="eastAsia"/>
           <w:b w:val="0"/>
           <w:color w:val="000000"/>
@@ -4817,7 +5835,7 @@
       </w:pPr>
       <w:r>
         <w:rPr>
-          <w:rStyle w:val="a4"/>
+          <w:rStyle w:val="a5"/>
           <w:rFonts w:ascii="宋体" w:eastAsia="宋体" w:hAnsi="宋体" w:cs="宋体" w:hint="eastAsia"/>
           <w:b w:val="0"/>
           <w:color w:val="000000"/>
@@ -4851,7 +5869,7 @@
       </w:pPr>
       <w:r>
         <w:rPr>
-          <w:rStyle w:val="a4"/>
+          <w:rStyle w:val="a5"/>
           <w:rFonts w:ascii="宋体" w:eastAsia="宋体" w:hAnsi="宋体" w:cs="宋体" w:hint="eastAsia"/>
           <w:b w:val="0"/>
           <w:color w:val="000000"/>
@@ -4884,7 +5902,7 @@
       </w:pPr>
       <w:r>
         <w:rPr>
-          <w:rStyle w:val="a4"/>
+          <w:rStyle w:val="a5"/>
           <w:rFonts w:ascii="宋体" w:eastAsia="宋体" w:hAnsi="宋体" w:cs="宋体" w:hint="eastAsia"/>
           <w:b w:val="0"/>
           <w:color w:val="000000"/>
@@ -4943,7 +5961,7 @@
                     </pic:cNvPicPr>
                   </pic:nvPicPr>
                   <pic:blipFill>
-                    <a:blip r:embed="rId13"/>
+                    <a:blip r:embed="rId16"/>
                     <a:stretch>
                       <a:fillRect/>
                     </a:stretch>
@@ -4994,7 +6012,7 @@
                     </pic:cNvPicPr>
                   </pic:nvPicPr>
                   <pic:blipFill>
-                    <a:blip r:embed="rId14"/>
+                    <a:blip r:embed="rId17"/>
                     <a:stretch>
                       <a:fillRect/>
                     </a:stretch>
@@ -5086,7 +6104,7 @@
       </w:r>
       <w:r>
         <w:rPr>
-          <w:rStyle w:val="a4"/>
+          <w:rStyle w:val="a5"/>
           <w:rFonts w:ascii="宋体" w:eastAsia="宋体" w:hAnsi="宋体" w:cs="宋体"/>
           <w:b w:val="0"/>
           <w:color w:val="000000"/>
@@ -5096,7 +6114,7 @@
       </w:r>
       <w:r>
         <w:rPr>
-          <w:rStyle w:val="a4"/>
+          <w:rStyle w:val="a5"/>
           <w:rFonts w:ascii="宋体" w:eastAsia="宋体" w:hAnsi="宋体" w:cs="宋体" w:hint="eastAsia"/>
           <w:b w:val="0"/>
           <w:color w:val="000000"/>
@@ -5106,7 +6124,7 @@
       </w:r>
       <w:r>
         <w:rPr>
-          <w:rStyle w:val="a4"/>
+          <w:rStyle w:val="a5"/>
           <w:rFonts w:ascii="宋体" w:eastAsia="宋体" w:hAnsi="宋体" w:cs="宋体"/>
           <w:b w:val="0"/>
           <w:color w:val="000000"/>
@@ -5116,7 +6134,7 @@
       </w:r>
       <w:r>
         <w:rPr>
-          <w:rStyle w:val="a4"/>
+          <w:rStyle w:val="a5"/>
           <w:rFonts w:ascii="宋体" w:eastAsia="宋体" w:hAnsi="宋体" w:cs="宋体" w:hint="eastAsia"/>
           <w:b w:val="0"/>
           <w:color w:val="000000"/>
@@ -5126,7 +6144,7 @@
       </w:r>
       <w:r>
         <w:rPr>
-          <w:rStyle w:val="a4"/>
+          <w:rStyle w:val="a5"/>
           <w:rFonts w:ascii="宋体" w:eastAsia="宋体" w:hAnsi="宋体" w:cs="宋体"/>
           <w:b w:val="0"/>
           <w:color w:val="000000"/>
@@ -5171,7 +6189,7 @@
       </w:r>
       <w:r>
         <w:rPr>
-          <w:rStyle w:val="a4"/>
+          <w:rStyle w:val="a5"/>
           <w:rFonts w:ascii="宋体" w:eastAsia="宋体" w:hAnsi="宋体" w:cs="宋体"/>
           <w:b w:val="0"/>
           <w:color w:val="000000"/>
@@ -5181,7 +6199,7 @@
       </w:r>
       <w:r>
         <w:rPr>
-          <w:rStyle w:val="a4"/>
+          <w:rStyle w:val="a5"/>
           <w:rFonts w:ascii="宋体" w:eastAsia="宋体" w:hAnsi="宋体" w:cs="宋体" w:hint="eastAsia"/>
           <w:b w:val="0"/>
           <w:color w:val="000000"/>
@@ -5191,7 +6209,7 @@
       </w:r>
       <w:r>
         <w:rPr>
-          <w:rStyle w:val="a4"/>
+          <w:rStyle w:val="a5"/>
           <w:rFonts w:ascii="宋体" w:eastAsia="宋体" w:hAnsi="宋体" w:cs="宋体"/>
           <w:b w:val="0"/>
           <w:color w:val="000000"/>
@@ -5201,7 +6219,7 @@
       </w:r>
       <w:r>
         <w:rPr>
-          <w:rStyle w:val="a4"/>
+          <w:rStyle w:val="a5"/>
           <w:rFonts w:ascii="宋体" w:eastAsia="宋体" w:hAnsi="宋体" w:cs="宋体" w:hint="eastAsia"/>
           <w:b w:val="0"/>
           <w:color w:val="000000"/>
@@ -5211,7 +6229,7 @@
       </w:r>
       <w:r>
         <w:rPr>
-          <w:rStyle w:val="a4"/>
+          <w:rStyle w:val="a5"/>
           <w:rFonts w:ascii="宋体" w:eastAsia="宋体" w:hAnsi="宋体" w:cs="宋体"/>
           <w:b w:val="0"/>
           <w:color w:val="000000"/>
@@ -5261,7 +6279,7 @@
                     </pic:cNvPicPr>
                   </pic:nvPicPr>
                   <pic:blipFill>
-                    <a:blip r:embed="rId15"/>
+                    <a:blip r:embed="rId18"/>
                     <a:stretch>
                       <a:fillRect/>
                     </a:stretch>
@@ -5344,7 +6362,7 @@
       </w:r>
       <w:r>
         <w:rPr>
-          <w:rStyle w:val="a4"/>
+          <w:rStyle w:val="a5"/>
           <w:rFonts w:ascii="宋体" w:eastAsia="宋体" w:hAnsi="宋体" w:cs="宋体" w:hint="eastAsia"/>
           <w:bCs/>
           <w:color w:val="000000"/>
@@ -5387,7 +6405,7 @@
       </w:r>
       <w:r>
         <w:rPr>
-          <w:rStyle w:val="a4"/>
+          <w:rStyle w:val="a5"/>
           <w:rFonts w:ascii="宋体" w:eastAsia="宋体" w:hAnsi="宋体" w:cs="宋体" w:hint="eastAsia"/>
           <w:b w:val="0"/>
           <w:color w:val="000000"/>
@@ -5423,7 +6441,7 @@
       </w:pPr>
       <w:r>
         <w:rPr>
-          <w:rStyle w:val="a4"/>
+          <w:rStyle w:val="a5"/>
           <w:rFonts w:ascii="宋体" w:eastAsia="宋体" w:hAnsi="宋体" w:cs="宋体" w:hint="eastAsia"/>
           <w:b w:val="0"/>
           <w:color w:val="000000"/>
@@ -5458,7 +6476,7 @@
       </w:pPr>
       <w:r>
         <w:rPr>
-          <w:rStyle w:val="a4"/>
+          <w:rStyle w:val="a5"/>
           <w:rFonts w:ascii="宋体" w:eastAsia="宋体" w:hAnsi="宋体" w:cs="宋体" w:hint="eastAsia"/>
           <w:b w:val="0"/>
           <w:color w:val="000000"/>
@@ -5497,7 +6515,7 @@
       </w:r>
       <w:r>
         <w:rPr>
-          <w:rStyle w:val="a4"/>
+          <w:rStyle w:val="a5"/>
           <w:rFonts w:ascii="宋体" w:eastAsia="宋体" w:hAnsi="宋体" w:cs="宋体" w:hint="eastAsia"/>
           <w:b w:val="0"/>
           <w:color w:val="000000"/>
@@ -5533,7 +6551,7 @@
       </w:pPr>
       <w:r>
         <w:rPr>
-          <w:rStyle w:val="a4"/>
+          <w:rStyle w:val="a5"/>
           <w:rFonts w:ascii="宋体" w:eastAsia="宋体" w:hAnsi="宋体" w:cs="宋体" w:hint="eastAsia"/>
           <w:b w:val="0"/>
           <w:color w:val="000000"/>
@@ -5567,7 +6585,7 @@
       </w:pPr>
       <w:r>
         <w:rPr>
-          <w:rStyle w:val="a4"/>
+          <w:rStyle w:val="a5"/>
           <w:rFonts w:ascii="宋体" w:eastAsia="宋体" w:hAnsi="宋体" w:cs="宋体" w:hint="eastAsia"/>
           <w:b w:val="0"/>
           <w:color w:val="000000"/>
@@ -5601,7 +6619,7 @@
       </w:pPr>
       <w:r>
         <w:rPr>
-          <w:rStyle w:val="a4"/>
+          <w:rStyle w:val="a5"/>
           <w:rFonts w:ascii="宋体" w:eastAsia="宋体" w:hAnsi="宋体" w:cs="宋体" w:hint="eastAsia"/>
           <w:b w:val="0"/>
           <w:color w:val="000000"/>
@@ -5640,7 +6658,7 @@
       </w:r>
       <w:r>
         <w:rPr>
-          <w:rStyle w:val="a4"/>
+          <w:rStyle w:val="a5"/>
           <w:rFonts w:ascii="宋体" w:eastAsia="宋体" w:hAnsi="宋体" w:cs="宋体" w:hint="eastAsia"/>
           <w:b w:val="0"/>
           <w:color w:val="000000"/>
@@ -5676,7 +6694,7 @@
       </w:pPr>
       <w:r>
         <w:rPr>
-          <w:rStyle w:val="a4"/>
+          <w:rStyle w:val="a5"/>
           <w:rFonts w:ascii="宋体" w:eastAsia="宋体" w:hAnsi="宋体" w:cs="宋体" w:hint="eastAsia"/>
           <w:b w:val="0"/>
           <w:color w:val="000000"/>
@@ -5710,7 +6728,7 @@
       </w:pPr>
       <w:r>
         <w:rPr>
-          <w:rStyle w:val="a4"/>
+          <w:rStyle w:val="a5"/>
           <w:rFonts w:ascii="宋体" w:eastAsia="宋体" w:hAnsi="宋体" w:cs="宋体" w:hint="eastAsia"/>
           <w:b w:val="0"/>
           <w:color w:val="000000"/>
@@ -5812,7 +6830,7 @@
                     </pic:cNvPicPr>
                   </pic:nvPicPr>
                   <pic:blipFill>
-                    <a:blip r:embed="rId16"/>
+                    <a:blip r:embed="rId19"/>
                     <a:stretch>
                       <a:fillRect/>
                     </a:stretch>
@@ -5966,7 +6984,7 @@
                     </pic:cNvPicPr>
                   </pic:nvPicPr>
                   <pic:blipFill>
-                    <a:blip r:embed="rId17"/>
+                    <a:blip r:embed="rId20"/>
                     <a:stretch>
                       <a:fillRect/>
                     </a:stretch>
@@ -6037,7 +7055,7 @@
       </w:r>
       <w:r>
         <w:rPr>
-          <w:rStyle w:val="a4"/>
+          <w:rStyle w:val="a5"/>
           <w:rFonts w:ascii="宋体" w:eastAsia="宋体" w:hAnsi="宋体" w:cs="宋体" w:hint="eastAsia"/>
           <w:bCs/>
           <w:color w:val="000000"/>
@@ -6084,7 +7102,7 @@
                     </pic:cNvPicPr>
                   </pic:nvPicPr>
                   <pic:blipFill>
-                    <a:blip r:embed="rId18"/>
+                    <a:blip r:embed="rId21"/>
                     <a:stretch>
                       <a:fillRect/>
                     </a:stretch>
@@ -6302,7 +7320,7 @@
                     </pic:cNvPicPr>
                   </pic:nvPicPr>
                   <pic:blipFill>
-                    <a:blip r:embed="rId19"/>
+                    <a:blip r:embed="rId22"/>
                     <a:stretch>
                       <a:fillRect/>
                     </a:stretch>
@@ -6393,7 +7411,7 @@
               <a:graphicFrameLocks xmlns:a="http://schemas.openxmlformats.org/drawingml/2006/main" noChangeAspect="1"/>
               <a:extLst xmlns:a="http://schemas.openxmlformats.org/drawingml/2006/main">
                 <a:ext uri="{7FBC4E63-A832-4D11-8238-D91031DB1400}">
-                  <s:tag xmlns:o="urn:schemas-microsoft-com:office:office" xmlns:v="urn:schemas-microsoft-com:vml" xmlns:w="http://schemas.openxmlformats.org/wordprocessingml/2006/main" xmlns:w10="urn:schemas-microsoft-com:office:word" xmlns:wpsCustomData="http://www.wps.cn/officeDocument/2013/wpsCustomData" xmlns="http://www.wps.cn/officeDocument/2013/wpsCustomData" xmlns:s="http://www.wps.cn/officeDocument/2013/wpsCustomData">
+                  <s:tag xmlns:s="http://www.wps.cn/officeDocument/2013/wpsCustomData" xmlns="http://www.wps.cn/officeDocument/2013/wpsCustomData" xmlns:wpsCustomData="http://www.wps.cn/officeDocument/2013/wpsCustomData" xmlns:w10="urn:schemas-microsoft-com:office:word" xmlns:w="http://schemas.openxmlformats.org/wordprocessingml/2006/main" xmlns:v="urn:schemas-microsoft-com:vml" xmlns:o="urn:schemas-microsoft-com:office:office">
                     <s:item s:name="KSO_DOCER_RESOURCE_TRACE_INFO" s:val="{&quot;id&quot;:&quot;50030155&quot;,&quot;origin&quot;:0,&quot;type&quot;:&quot;icons&quot;,&quot;user&quot;:&quot;720012578&quot;}"/>
                   </s:tag>
                 </a:ext>
@@ -6409,10 +7427,10 @@
                     </pic:cNvPicPr>
                   </pic:nvPicPr>
                   <pic:blipFill>
-                    <a:blip r:embed="rId8">
+                    <a:blip r:embed="rId11">
                       <a:extLst>
                         <a:ext uri="{96DAC541-7B7A-43D3-8B79-37D633B846F1}">
-                          <asvg:svgBlip xmlns:asvg="http://schemas.microsoft.com/office/drawing/2016/SVG/main" r:embed="rId9"/>
+                          <asvg:svgBlip xmlns:asvg="http://schemas.microsoft.com/office/drawing/2016/SVG/main" r:embed="rId12"/>
                         </a:ext>
                       </a:extLst>
                     </a:blip>
@@ -6797,7 +7815,7 @@
               <a:graphicFrameLocks xmlns:a="http://schemas.openxmlformats.org/drawingml/2006/main" noChangeAspect="1"/>
               <a:extLst xmlns:a="http://schemas.openxmlformats.org/drawingml/2006/main">
                 <a:ext uri="{7FBC4E63-A832-4D11-8238-D91031DB1400}">
-                  <s:tag xmlns:o="urn:schemas-microsoft-com:office:office" xmlns:v="urn:schemas-microsoft-com:vml" xmlns:w="http://schemas.openxmlformats.org/wordprocessingml/2006/main" xmlns:w10="urn:schemas-microsoft-com:office:word" xmlns:wpsCustomData="http://www.wps.cn/officeDocument/2013/wpsCustomData" xmlns="http://www.wps.cn/officeDocument/2013/wpsCustomData" xmlns:s="http://www.wps.cn/officeDocument/2013/wpsCustomData">
+                  <s:tag xmlns:s="http://www.wps.cn/officeDocument/2013/wpsCustomData" xmlns="http://www.wps.cn/officeDocument/2013/wpsCustomData" xmlns:wpsCustomData="http://www.wps.cn/officeDocument/2013/wpsCustomData" xmlns:w10="urn:schemas-microsoft-com:office:word" xmlns:w="http://schemas.openxmlformats.org/wordprocessingml/2006/main" xmlns:v="urn:schemas-microsoft-com:vml" xmlns:o="urn:schemas-microsoft-com:office:office">
                     <s:item s:name="KSO_DOCER_RESOURCE_TRACE_INFO" s:val="{&quot;id&quot;:&quot;50030155&quot;,&quot;origin&quot;:0,&quot;type&quot;:&quot;icons&quot;,&quot;user&quot;:&quot;720012578&quot;}"/>
                   </s:tag>
                 </a:ext>
@@ -6813,10 +7831,10 @@
                     </pic:cNvPicPr>
                   </pic:nvPicPr>
                   <pic:blipFill>
-                    <a:blip r:embed="rId8">
+                    <a:blip r:embed="rId11">
                       <a:extLst>
                         <a:ext uri="{96DAC541-7B7A-43D3-8B79-37D633B846F1}">
-                          <asvg:svgBlip xmlns:asvg="http://schemas.microsoft.com/office/drawing/2016/SVG/main" r:embed="rId9"/>
+                          <asvg:svgBlip xmlns:asvg="http://schemas.microsoft.com/office/drawing/2016/SVG/main" r:embed="rId12"/>
                         </a:ext>
                       </a:extLst>
                     </a:blip>
@@ -7134,7 +8152,7 @@
               <a:graphicFrameLocks xmlns:a="http://schemas.openxmlformats.org/drawingml/2006/main" noChangeAspect="1"/>
               <a:extLst xmlns:a="http://schemas.openxmlformats.org/drawingml/2006/main">
                 <a:ext uri="{7FBC4E63-A832-4D11-8238-D91031DB1400}">
-                  <s:tag xmlns:o="urn:schemas-microsoft-com:office:office" xmlns:v="urn:schemas-microsoft-com:vml" xmlns:w="http://schemas.openxmlformats.org/wordprocessingml/2006/main" xmlns:w10="urn:schemas-microsoft-com:office:word" xmlns:wpsCustomData="http://www.wps.cn/officeDocument/2013/wpsCustomData" xmlns="http://www.wps.cn/officeDocument/2013/wpsCustomData" xmlns:s="http://www.wps.cn/officeDocument/2013/wpsCustomData">
+                  <s:tag xmlns:s="http://www.wps.cn/officeDocument/2013/wpsCustomData" xmlns="http://www.wps.cn/officeDocument/2013/wpsCustomData" xmlns:wpsCustomData="http://www.wps.cn/officeDocument/2013/wpsCustomData" xmlns:w10="urn:schemas-microsoft-com:office:word" xmlns:w="http://schemas.openxmlformats.org/wordprocessingml/2006/main" xmlns:v="urn:schemas-microsoft-com:vml" xmlns:o="urn:schemas-microsoft-com:office:office">
                     <s:item s:name="KSO_DOCER_RESOURCE_TRACE_INFO" s:val="{&quot;id&quot;:&quot;50030155&quot;,&quot;origin&quot;:0,&quot;type&quot;:&quot;icons&quot;,&quot;user&quot;:&quot;720012578&quot;}"/>
                   </s:tag>
                 </a:ext>
@@ -7150,10 +8168,10 @@
                     </pic:cNvPicPr>
                   </pic:nvPicPr>
                   <pic:blipFill>
-                    <a:blip r:embed="rId8">
+                    <a:blip r:embed="rId11">
                       <a:extLst>
                         <a:ext uri="{96DAC541-7B7A-43D3-8B79-37D633B846F1}">
-                          <asvg:svgBlip xmlns:asvg="http://schemas.microsoft.com/office/drawing/2016/SVG/main" r:embed="rId9"/>
+                          <asvg:svgBlip xmlns:asvg="http://schemas.microsoft.com/office/drawing/2016/SVG/main" r:embed="rId12"/>
                         </a:ext>
                       </a:extLst>
                     </a:blip>
@@ -7422,7 +8440,7 @@
               <a:graphicFrameLocks xmlns:a="http://schemas.openxmlformats.org/drawingml/2006/main" noChangeAspect="1"/>
               <a:extLst xmlns:a="http://schemas.openxmlformats.org/drawingml/2006/main">
                 <a:ext uri="{7FBC4E63-A832-4D11-8238-D91031DB1400}">
-                  <s:tag xmlns:o="urn:schemas-microsoft-com:office:office" xmlns:v="urn:schemas-microsoft-com:vml" xmlns:w="http://schemas.openxmlformats.org/wordprocessingml/2006/main" xmlns:w10="urn:schemas-microsoft-com:office:word" xmlns:wpsCustomData="http://www.wps.cn/officeDocument/2013/wpsCustomData" xmlns="http://www.wps.cn/officeDocument/2013/wpsCustomData" xmlns:s="http://www.wps.cn/officeDocument/2013/wpsCustomData">
+                  <s:tag xmlns:s="http://www.wps.cn/officeDocument/2013/wpsCustomData" xmlns="http://www.wps.cn/officeDocument/2013/wpsCustomData" xmlns:wpsCustomData="http://www.wps.cn/officeDocument/2013/wpsCustomData" xmlns:w10="urn:schemas-microsoft-com:office:word" xmlns:w="http://schemas.openxmlformats.org/wordprocessingml/2006/main" xmlns:v="urn:schemas-microsoft-com:vml" xmlns:o="urn:schemas-microsoft-com:office:office">
                     <s:item s:name="KSO_DOCER_RESOURCE_TRACE_INFO" s:val="{&quot;id&quot;:&quot;50030155&quot;,&quot;origin&quot;:0,&quot;type&quot;:&quot;icons&quot;,&quot;user&quot;:&quot;720012578&quot;}"/>
                   </s:tag>
                 </a:ext>
@@ -7438,10 +8456,10 @@
                     </pic:cNvPicPr>
                   </pic:nvPicPr>
                   <pic:blipFill>
-                    <a:blip r:embed="rId8">
+                    <a:blip r:embed="rId11">
                       <a:extLst>
                         <a:ext uri="{96DAC541-7B7A-43D3-8B79-37D633B846F1}">
-                          <asvg:svgBlip xmlns:asvg="http://schemas.microsoft.com/office/drawing/2016/SVG/main" r:embed="rId9"/>
+                          <asvg:svgBlip xmlns:asvg="http://schemas.microsoft.com/office/drawing/2016/SVG/main" r:embed="rId12"/>
                         </a:ext>
                       </a:extLst>
                     </a:blip>
@@ -7675,7 +8693,7 @@
               <a:graphicFrameLocks xmlns:a="http://schemas.openxmlformats.org/drawingml/2006/main" noChangeAspect="1"/>
               <a:extLst xmlns:a="http://schemas.openxmlformats.org/drawingml/2006/main">
                 <a:ext uri="{7FBC4E63-A832-4D11-8238-D91031DB1400}">
-                  <s:tag xmlns:o="urn:schemas-microsoft-com:office:office" xmlns:v="urn:schemas-microsoft-com:vml" xmlns:w="http://schemas.openxmlformats.org/wordprocessingml/2006/main" xmlns:w10="urn:schemas-microsoft-com:office:word" xmlns:wpsCustomData="http://www.wps.cn/officeDocument/2013/wpsCustomData" xmlns="http://www.wps.cn/officeDocument/2013/wpsCustomData" xmlns:s="http://www.wps.cn/officeDocument/2013/wpsCustomData">
+                  <s:tag xmlns:s="http://www.wps.cn/officeDocument/2013/wpsCustomData" xmlns="http://www.wps.cn/officeDocument/2013/wpsCustomData" xmlns:wpsCustomData="http://www.wps.cn/officeDocument/2013/wpsCustomData" xmlns:w10="urn:schemas-microsoft-com:office:word" xmlns:w="http://schemas.openxmlformats.org/wordprocessingml/2006/main" xmlns:v="urn:schemas-microsoft-com:vml" xmlns:o="urn:schemas-microsoft-com:office:office">
                     <s:item s:name="KSO_DOCER_RESOURCE_TRACE_INFO" s:val="{&quot;id&quot;:&quot;50030155&quot;,&quot;origin&quot;:0,&quot;type&quot;:&quot;icons&quot;,&quot;user&quot;:&quot;720012578&quot;}"/>
                   </s:tag>
                 </a:ext>
@@ -7691,10 +8709,10 @@
                     </pic:cNvPicPr>
                   </pic:nvPicPr>
                   <pic:blipFill>
-                    <a:blip r:embed="rId8">
+                    <a:blip r:embed="rId11">
                       <a:extLst>
                         <a:ext uri="{96DAC541-7B7A-43D3-8B79-37D633B846F1}">
-                          <asvg:svgBlip xmlns:asvg="http://schemas.microsoft.com/office/drawing/2016/SVG/main" r:embed="rId9"/>
+                          <asvg:svgBlip xmlns:asvg="http://schemas.microsoft.com/office/drawing/2016/SVG/main" r:embed="rId12"/>
                         </a:ext>
                       </a:extLst>
                     </a:blip>
@@ -7922,7 +8940,7 @@
     </w:p>
     <w:tbl>
       <w:tblPr>
-        <w:tblStyle w:val="a3"/>
+        <w:tblStyle w:val="a4"/>
         <w:tblW w:w="0" w:type="auto"/>
         <w:tblInd w:w="0" w:type="dxa"/>
         <w:tblBorders>
@@ -9651,6 +10669,27 @@
     </w:lvl>
   </w:abstractNum>
   <w:abstractNum w:abstractNumId="3" w15:restartNumberingAfterBreak="0">
+    <w:nsid w:val="FFFFFF89"/>
+    <w:multiLevelType w:val="singleLevel"/>
+    <w:tmpl w:val="5F5E1434"/>
+    <w:lvl w:ilvl="0">
+      <w:start w:val="1"/>
+      <w:numFmt w:val="bullet"/>
+      <w:pStyle w:val="a"/>
+      <w:lvlText w:val=""/>
+      <w:lvlJc w:val="left"/>
+      <w:pPr>
+        <w:tabs>
+          <w:tab w:val="num" w:pos="360"/>
+        </w:tabs>
+        <w:ind w:left="360" w:hanging="360"/>
+      </w:pPr>
+      <w:rPr>
+        <w:rFonts w:ascii="Symbol" w:hAnsi="Symbol" w:hint="default"/>
+      </w:rPr>
+    </w:lvl>
+  </w:abstractNum>
+  <w:abstractNum w:abstractNumId="4" w15:restartNumberingAfterBreak="0">
     <w:nsid w:val="06018853"/>
     <w:multiLevelType w:val="multilevel"/>
     <w:tmpl w:val="06018853"/>
@@ -9799,7 +10838,7 @@
       </w:rPr>
     </w:lvl>
   </w:abstractNum>
-  <w:abstractNum w:abstractNumId="4" w15:restartNumberingAfterBreak="0">
+  <w:abstractNum w:abstractNumId="5" w15:restartNumberingAfterBreak="0">
     <w:nsid w:val="12203C74"/>
     <w:multiLevelType w:val="multilevel"/>
     <w:tmpl w:val="12203C74"/>
@@ -9948,7 +10987,7 @@
       </w:rPr>
     </w:lvl>
   </w:abstractNum>
-  <w:abstractNum w:abstractNumId="5" w15:restartNumberingAfterBreak="0">
+  <w:abstractNum w:abstractNumId="6" w15:restartNumberingAfterBreak="0">
     <w:nsid w:val="251068B4"/>
     <w:multiLevelType w:val="singleLevel"/>
     <w:tmpl w:val="251068B4"/>
@@ -9965,7 +11004,7 @@
       </w:rPr>
     </w:lvl>
   </w:abstractNum>
-  <w:abstractNum w:abstractNumId="6" w15:restartNumberingAfterBreak="0">
+  <w:abstractNum w:abstractNumId="7" w15:restartNumberingAfterBreak="0">
     <w:nsid w:val="25AB1E21"/>
     <w:multiLevelType w:val="singleLevel"/>
     <w:tmpl w:val="25AB1E21"/>
@@ -9982,7 +11021,7 @@
       </w:rPr>
     </w:lvl>
   </w:abstractNum>
-  <w:abstractNum w:abstractNumId="7" w15:restartNumberingAfterBreak="0">
+  <w:abstractNum w:abstractNumId="8" w15:restartNumberingAfterBreak="0">
     <w:nsid w:val="2764464A"/>
     <w:multiLevelType w:val="multilevel"/>
     <w:tmpl w:val="2764464A"/>
@@ -10131,7 +11170,7 @@
       </w:rPr>
     </w:lvl>
   </w:abstractNum>
-  <w:abstractNum w:abstractNumId="8" w15:restartNumberingAfterBreak="0">
+  <w:abstractNum w:abstractNumId="9" w15:restartNumberingAfterBreak="0">
     <w:nsid w:val="35B0D7C5"/>
     <w:multiLevelType w:val="multilevel"/>
     <w:tmpl w:val="35B0D7C5"/>
@@ -10280,7 +11319,7 @@
       </w:rPr>
     </w:lvl>
   </w:abstractNum>
-  <w:abstractNum w:abstractNumId="9" w15:restartNumberingAfterBreak="0">
+  <w:abstractNum w:abstractNumId="10" w15:restartNumberingAfterBreak="0">
     <w:nsid w:val="4823346F"/>
     <w:multiLevelType w:val="singleLevel"/>
     <w:tmpl w:val="4823346F"/>
@@ -10297,7 +11336,7 @@
       </w:rPr>
     </w:lvl>
   </w:abstractNum>
-  <w:abstractNum w:abstractNumId="10" w15:restartNumberingAfterBreak="0">
+  <w:abstractNum w:abstractNumId="11" w15:restartNumberingAfterBreak="0">
     <w:nsid w:val="5077D7F9"/>
     <w:multiLevelType w:val="singleLevel"/>
     <w:tmpl w:val="5077D7F9"/>
@@ -10314,7 +11353,7 @@
       </w:rPr>
     </w:lvl>
   </w:abstractNum>
-  <w:abstractNum w:abstractNumId="11" w15:restartNumberingAfterBreak="0">
+  <w:abstractNum w:abstractNumId="12" w15:restartNumberingAfterBreak="0">
     <w:nsid w:val="57452258"/>
     <w:multiLevelType w:val="singleLevel"/>
     <w:tmpl w:val="57452258"/>
@@ -10331,7 +11370,120 @@
       </w:rPr>
     </w:lvl>
   </w:abstractNum>
-  <w:abstractNum w:abstractNumId="12" w15:restartNumberingAfterBreak="0">
+  <w:abstractNum w:abstractNumId="13" w15:restartNumberingAfterBreak="0">
+    <w:nsid w:val="59EB4D6B"/>
+    <w:multiLevelType w:val="multilevel"/>
+    <w:tmpl w:val="9AECB96E"/>
+    <w:lvl w:ilvl="0">
+      <w:start w:val="1"/>
+      <w:numFmt w:val="decimal"/>
+      <w:lvlText w:val="%1."/>
+      <w:lvlJc w:val="left"/>
+      <w:pPr>
+        <w:tabs>
+          <w:tab w:val="num" w:pos="720"/>
+        </w:tabs>
+        <w:ind w:left="720" w:hanging="360"/>
+      </w:pPr>
+    </w:lvl>
+    <w:lvl w:ilvl="1" w:tentative="1">
+      <w:start w:val="1"/>
+      <w:numFmt w:val="decimal"/>
+      <w:lvlText w:val="%2."/>
+      <w:lvlJc w:val="left"/>
+      <w:pPr>
+        <w:tabs>
+          <w:tab w:val="num" w:pos="1440"/>
+        </w:tabs>
+        <w:ind w:left="1440" w:hanging="360"/>
+      </w:pPr>
+    </w:lvl>
+    <w:lvl w:ilvl="2" w:tentative="1">
+      <w:start w:val="1"/>
+      <w:numFmt w:val="decimal"/>
+      <w:lvlText w:val="%3."/>
+      <w:lvlJc w:val="left"/>
+      <w:pPr>
+        <w:tabs>
+          <w:tab w:val="num" w:pos="2160"/>
+        </w:tabs>
+        <w:ind w:left="2160" w:hanging="360"/>
+      </w:pPr>
+    </w:lvl>
+    <w:lvl w:ilvl="3" w:tentative="1">
+      <w:start w:val="1"/>
+      <w:numFmt w:val="decimal"/>
+      <w:lvlText w:val="%4."/>
+      <w:lvlJc w:val="left"/>
+      <w:pPr>
+        <w:tabs>
+          <w:tab w:val="num" w:pos="2880"/>
+        </w:tabs>
+        <w:ind w:left="2880" w:hanging="360"/>
+      </w:pPr>
+    </w:lvl>
+    <w:lvl w:ilvl="4" w:tentative="1">
+      <w:start w:val="1"/>
+      <w:numFmt w:val="decimal"/>
+      <w:lvlText w:val="%5."/>
+      <w:lvlJc w:val="left"/>
+      <w:pPr>
+        <w:tabs>
+          <w:tab w:val="num" w:pos="3600"/>
+        </w:tabs>
+        <w:ind w:left="3600" w:hanging="360"/>
+      </w:pPr>
+    </w:lvl>
+    <w:lvl w:ilvl="5" w:tentative="1">
+      <w:start w:val="1"/>
+      <w:numFmt w:val="decimal"/>
+      <w:lvlText w:val="%6."/>
+      <w:lvlJc w:val="left"/>
+      <w:pPr>
+        <w:tabs>
+          <w:tab w:val="num" w:pos="4320"/>
+        </w:tabs>
+        <w:ind w:left="4320" w:hanging="360"/>
+      </w:pPr>
+    </w:lvl>
+    <w:lvl w:ilvl="6" w:tentative="1">
+      <w:start w:val="1"/>
+      <w:numFmt w:val="decimal"/>
+      <w:lvlText w:val="%7."/>
+      <w:lvlJc w:val="left"/>
+      <w:pPr>
+        <w:tabs>
+          <w:tab w:val="num" w:pos="5040"/>
+        </w:tabs>
+        <w:ind w:left="5040" w:hanging="360"/>
+      </w:pPr>
+    </w:lvl>
+    <w:lvl w:ilvl="7" w:tentative="1">
+      <w:start w:val="1"/>
+      <w:numFmt w:val="decimal"/>
+      <w:lvlText w:val="%8."/>
+      <w:lvlJc w:val="left"/>
+      <w:pPr>
+        <w:tabs>
+          <w:tab w:val="num" w:pos="5760"/>
+        </w:tabs>
+        <w:ind w:left="5760" w:hanging="360"/>
+      </w:pPr>
+    </w:lvl>
+    <w:lvl w:ilvl="8" w:tentative="1">
+      <w:start w:val="1"/>
+      <w:numFmt w:val="decimal"/>
+      <w:lvlText w:val="%9."/>
+      <w:lvlJc w:val="left"/>
+      <w:pPr>
+        <w:tabs>
+          <w:tab w:val="num" w:pos="6480"/>
+        </w:tabs>
+        <w:ind w:left="6480" w:hanging="360"/>
+      </w:pPr>
+    </w:lvl>
+  </w:abstractNum>
+  <w:abstractNum w:abstractNumId="14" w15:restartNumberingAfterBreak="0">
     <w:nsid w:val="6F1AA71C"/>
     <w:multiLevelType w:val="multilevel"/>
     <w:tmpl w:val="6F1AA71C"/>
@@ -10480,7 +11632,7 @@
       </w:rPr>
     </w:lvl>
   </w:abstractNum>
-  <w:abstractNum w:abstractNumId="13" w15:restartNumberingAfterBreak="0">
+  <w:abstractNum w:abstractNumId="15" w15:restartNumberingAfterBreak="0">
     <w:nsid w:val="6F292498"/>
     <w:multiLevelType w:val="multilevel"/>
     <w:tmpl w:val="6F292498"/>
@@ -10636,40 +11788,46 @@
     <w:abstractNumId w:val="2"/>
   </w:num>
   <w:num w:numId="3" w16cid:durableId="2120831784">
-    <w:abstractNumId w:val="6"/>
+    <w:abstractNumId w:val="7"/>
   </w:num>
   <w:num w:numId="4" w16cid:durableId="1200437522">
     <w:abstractNumId w:val="1"/>
   </w:num>
   <w:num w:numId="5" w16cid:durableId="862017281">
-    <w:abstractNumId w:val="3"/>
+    <w:abstractNumId w:val="4"/>
   </w:num>
   <w:num w:numId="6" w16cid:durableId="803352947">
+    <w:abstractNumId w:val="15"/>
+  </w:num>
+  <w:num w:numId="7" w16cid:durableId="1403526833">
+    <w:abstractNumId w:val="14"/>
+  </w:num>
+  <w:num w:numId="8" w16cid:durableId="155145360">
+    <w:abstractNumId w:val="9"/>
+  </w:num>
+  <w:num w:numId="9" w16cid:durableId="440882258">
+    <w:abstractNumId w:val="12"/>
+  </w:num>
+  <w:num w:numId="10" w16cid:durableId="1214386794">
+    <w:abstractNumId w:val="11"/>
+  </w:num>
+  <w:num w:numId="11" w16cid:durableId="1736662398">
+    <w:abstractNumId w:val="6"/>
+  </w:num>
+  <w:num w:numId="12" w16cid:durableId="392626953">
+    <w:abstractNumId w:val="10"/>
+  </w:num>
+  <w:num w:numId="13" w16cid:durableId="517427516">
+    <w:abstractNumId w:val="5"/>
+  </w:num>
+  <w:num w:numId="14" w16cid:durableId="1488520966">
+    <w:abstractNumId w:val="8"/>
+  </w:num>
+  <w:num w:numId="15" w16cid:durableId="343897800">
     <w:abstractNumId w:val="13"/>
   </w:num>
-  <w:num w:numId="7" w16cid:durableId="1403526833">
-    <w:abstractNumId w:val="12"/>
-  </w:num>
-  <w:num w:numId="8" w16cid:durableId="155145360">
-    <w:abstractNumId w:val="8"/>
-  </w:num>
-  <w:num w:numId="9" w16cid:durableId="440882258">
-    <w:abstractNumId w:val="11"/>
-  </w:num>
-  <w:num w:numId="10" w16cid:durableId="1214386794">
-    <w:abstractNumId w:val="10"/>
-  </w:num>
-  <w:num w:numId="11" w16cid:durableId="1736662398">
-    <w:abstractNumId w:val="5"/>
-  </w:num>
-  <w:num w:numId="12" w16cid:durableId="392626953">
-    <w:abstractNumId w:val="9"/>
-  </w:num>
-  <w:num w:numId="13" w16cid:durableId="517427516">
-    <w:abstractNumId w:val="4"/>
-  </w:num>
-  <w:num w:numId="14" w16cid:durableId="1488520966">
-    <w:abstractNumId w:val="7"/>
+  <w:num w:numId="16" w16cid:durableId="759259158">
+    <w:abstractNumId w:val="3"/>
   </w:num>
 </w:numbering>
 </file>
@@ -10697,6 +11855,7 @@
     <w:lsdException w:name="heading 8" w:semiHidden="1" w:unhideWhenUsed="1" w:qFormat="1"/>
     <w:lsdException w:name="heading 9" w:semiHidden="1" w:unhideWhenUsed="1" w:qFormat="1"/>
     <w:lsdException w:name="caption" w:semiHidden="1" w:unhideWhenUsed="1" w:qFormat="1"/>
+    <w:lsdException w:name="List Bullet" w:uiPriority="99"/>
     <w:lsdException w:name="Title" w:qFormat="1"/>
     <w:lsdException w:name="Default Paragraph Font" w:semiHidden="1" w:qFormat="1"/>
     <w:lsdException w:name="Subtitle" w:qFormat="1"/>
@@ -10974,7 +12133,7 @@
     <w:lsdException w:name="Unresolved Mention" w:semiHidden="1" w:uiPriority="99" w:unhideWhenUsed="1"/>
     <w:lsdException w:name="Smart Link" w:semiHidden="1" w:uiPriority="99" w:unhideWhenUsed="1"/>
   </w:latentStyles>
-  <w:style w:type="paragraph" w:default="1" w:styleId="a">
+  <w:style w:type="paragraph" w:default="1" w:styleId="a0">
     <w:name w:val="Normal"/>
     <w:qFormat/>
     <w:pPr>
@@ -10990,8 +12149,8 @@
   </w:style>
   <w:style w:type="paragraph" w:styleId="1">
     <w:name w:val="heading 1"/>
-    <w:basedOn w:val="a"/>
-    <w:next w:val="a"/>
+    <w:basedOn w:val="a0"/>
+    <w:next w:val="a0"/>
     <w:qFormat/>
     <w:pPr>
       <w:ind w:firstLineChars="200" w:firstLine="643"/>
@@ -11009,8 +12168,8 @@
   </w:style>
   <w:style w:type="paragraph" w:styleId="2">
     <w:name w:val="heading 2"/>
-    <w:basedOn w:val="a"/>
-    <w:next w:val="a"/>
+    <w:basedOn w:val="a0"/>
+    <w:next w:val="a0"/>
     <w:semiHidden/>
     <w:unhideWhenUsed/>
     <w:qFormat/>
@@ -11030,8 +12189,8 @@
   </w:style>
   <w:style w:type="paragraph" w:styleId="3">
     <w:name w:val="heading 3"/>
-    <w:basedOn w:val="a"/>
-    <w:next w:val="a"/>
+    <w:basedOn w:val="a0"/>
+    <w:next w:val="a0"/>
     <w:semiHidden/>
     <w:unhideWhenUsed/>
     <w:qFormat/>
@@ -11051,8 +12210,8 @@
   </w:style>
   <w:style w:type="paragraph" w:styleId="4">
     <w:name w:val="heading 4"/>
-    <w:basedOn w:val="a"/>
-    <w:next w:val="a"/>
+    <w:basedOn w:val="a0"/>
+    <w:next w:val="a0"/>
     <w:semiHidden/>
     <w:unhideWhenUsed/>
     <w:qFormat/>
@@ -11069,12 +12228,12 @@
       <w:sz w:val="24"/>
     </w:rPr>
   </w:style>
-  <w:style w:type="character" w:default="1" w:styleId="a0">
+  <w:style w:type="character" w:default="1" w:styleId="a1">
     <w:name w:val="Default Paragraph Font"/>
     <w:uiPriority w:val="1"/>
     <w:unhideWhenUsed/>
   </w:style>
-  <w:style w:type="table" w:default="1" w:styleId="a1">
+  <w:style w:type="table" w:default="1" w:styleId="a2">
     <w:name w:val="Normal Table"/>
     <w:uiPriority w:val="99"/>
     <w:semiHidden/>
@@ -11089,13 +12248,13 @@
       </w:tblCellMar>
     </w:tblPr>
   </w:style>
-  <w:style w:type="numbering" w:default="1" w:styleId="a2">
+  <w:style w:type="numbering" w:default="1" w:styleId="a3">
     <w:name w:val="No List"/>
     <w:uiPriority w:val="99"/>
     <w:semiHidden/>
     <w:unhideWhenUsed/>
   </w:style>
-  <w:style w:type="table" w:styleId="a3">
+  <w:style w:type="table" w:styleId="a4">
     <w:name w:val="Table Grid"/>
     <w:uiPriority w:val="59"/>
     <w:qFormat/>
@@ -11116,9 +12275,9 @@
       </w:tblCellMar>
     </w:tblPr>
   </w:style>
-  <w:style w:type="character" w:styleId="a4">
+  <w:style w:type="character" w:styleId="a5">
     <w:name w:val="Strong"/>
-    <w:basedOn w:val="a0"/>
+    <w:basedOn w:val="a1"/>
     <w:qFormat/>
     <w:rPr>
       <w:b/>
@@ -11151,10 +12310,10 @@
       </w:tblCellMar>
     </w:tblPr>
   </w:style>
-  <w:style w:type="paragraph" w:styleId="a5">
+  <w:style w:type="paragraph" w:styleId="a6">
     <w:name w:val="header"/>
-    <w:basedOn w:val="a"/>
-    <w:link w:val="a6"/>
+    <w:basedOn w:val="a0"/>
+    <w:link w:val="a7"/>
     <w:rsid w:val="005D18E3"/>
     <w:pPr>
       <w:tabs>
@@ -11169,10 +12328,10 @@
       <w:szCs w:val="18"/>
     </w:rPr>
   </w:style>
-  <w:style w:type="character" w:customStyle="1" w:styleId="a6">
+  <w:style w:type="character" w:customStyle="1" w:styleId="a7">
     <w:name w:val="页眉 字符"/>
-    <w:basedOn w:val="a0"/>
-    <w:link w:val="a5"/>
+    <w:basedOn w:val="a1"/>
+    <w:link w:val="a6"/>
     <w:rsid w:val="005D18E3"/>
     <w:rPr>
       <w:rFonts w:asciiTheme="minorHAnsi" w:eastAsiaTheme="minorEastAsia" w:hAnsiTheme="minorHAnsi" w:cstheme="minorBidi"/>
@@ -11181,10 +12340,10 @@
       <w:szCs w:val="18"/>
     </w:rPr>
   </w:style>
-  <w:style w:type="paragraph" w:styleId="a7">
+  <w:style w:type="paragraph" w:styleId="a8">
     <w:name w:val="footer"/>
-    <w:basedOn w:val="a"/>
-    <w:link w:val="a8"/>
+    <w:basedOn w:val="a0"/>
+    <w:link w:val="a9"/>
     <w:rsid w:val="005D18E3"/>
     <w:pPr>
       <w:tabs>
@@ -11199,16 +12358,43 @@
       <w:szCs w:val="18"/>
     </w:rPr>
   </w:style>
-  <w:style w:type="character" w:customStyle="1" w:styleId="a8">
+  <w:style w:type="character" w:customStyle="1" w:styleId="a9">
     <w:name w:val="页脚 字符"/>
-    <w:basedOn w:val="a0"/>
-    <w:link w:val="a7"/>
+    <w:basedOn w:val="a1"/>
+    <w:link w:val="a8"/>
     <w:rsid w:val="005D18E3"/>
     <w:rPr>
       <w:rFonts w:asciiTheme="minorHAnsi" w:eastAsiaTheme="minorEastAsia" w:hAnsiTheme="minorHAnsi" w:cstheme="minorBidi"/>
       <w:kern w:val="2"/>
       <w:sz w:val="18"/>
       <w:szCs w:val="18"/>
+    </w:rPr>
+  </w:style>
+  <w:style w:type="paragraph" w:styleId="a">
+    <w:name w:val="List Bullet"/>
+    <w:basedOn w:val="a0"/>
+    <w:uiPriority w:val="99"/>
+    <w:unhideWhenUsed/>
+    <w:rsid w:val="001D0180"/>
+    <w:pPr>
+      <w:widowControl/>
+      <w:numPr>
+        <w:numId w:val="16"/>
+      </w:numPr>
+      <w:tabs>
+        <w:tab w:val="clear" w:pos="360"/>
+      </w:tabs>
+      <w:spacing w:after="200" w:line="276" w:lineRule="auto"/>
+      <w:ind w:left="0" w:firstLine="0"/>
+      <w:contextualSpacing/>
+      <w:jc w:val="left"/>
+    </w:pPr>
+    <w:rPr>
+      <w:rFonts w:ascii="Noto Sans CJK SC" w:hAnsi="Noto Sans CJK SC"/>
+      <w:kern w:val="0"/>
+      <w:sz w:val="22"/>
+      <w:szCs w:val="22"/>
+      <w:lang w:eastAsia="en-US"/>
     </w:rPr>
   </w:style>
 </w:styles>

--- a/coze智能体/《智能体项目开发实战（基于Coze）》体例 - 参考 - 副本.docx
+++ b/coze智能体/《智能体项目开发实战（基于Coze）》体例 - 参考 - 副本.docx
@@ -21,6 +21,7 @@
         </w:rPr>
         <w:t>项目</w:t>
       </w:r>
+      <w:proofErr w:type="gramStart"/>
       <w:r>
         <w:rPr>
           <w:rFonts w:eastAsia="宋体" w:cs="宋体"/>
@@ -29,6 +30,7 @@
         </w:rPr>
         <w:t>一</w:t>
       </w:r>
+      <w:proofErr w:type="gramEnd"/>
       <w:r>
         <w:rPr>
           <w:rFonts w:eastAsia="宋体" w:cs="宋体"/>
@@ -37,13 +39,23 @@
         </w:rPr>
         <w:t xml:space="preserve"> </w:t>
       </w:r>
+      <w:proofErr w:type="gramStart"/>
       <w:r>
         <w:rPr>
           <w:rFonts w:eastAsia="宋体" w:cs="宋体"/>
           <w:sz w:val="32"/>
           <w:szCs w:val="32"/>
         </w:rPr>
-        <w:t>职场文档格式智能规整助手搭建</w:t>
+        <w:t>职场文档</w:t>
+      </w:r>
+      <w:proofErr w:type="gramEnd"/>
+      <w:r>
+        <w:rPr>
+          <w:rFonts w:eastAsia="宋体" w:cs="宋体"/>
+          <w:sz w:val="32"/>
+          <w:szCs w:val="32"/>
+        </w:rPr>
+        <w:t>格式智能规整助手搭建</w:t>
       </w:r>
     </w:p>
     <w:p>
@@ -95,7 +107,55 @@
           <w:sz w:val="24"/>
           <w:szCs w:val="20"/>
         </w:rPr>
-        <w:t>学生撰写论文时格式混乱、标题层级错乱、排版不统一；职场人员制作公文、报告需反复调整格式，耗时耗力；零散文本无规范结构，难以直接使用。人工排版效率低、易出错、标准不统一，职场文档格式智能规整助手可自动识别格式问题、快速匹配标准模板、一键完成规整，大幅提升文档处理效率，保障格式规范统一。</w:t>
+        <w:t>学生撰写论文时格式混乱、标题层级错乱、排版不统一；</w:t>
+      </w:r>
+      <w:proofErr w:type="gramStart"/>
+      <w:r>
+        <w:rPr>
+          <w:rFonts w:eastAsia="宋体" w:hAnsi="Arial"/>
+          <w:b w:val="0"/>
+          <w:bCs w:val="0"/>
+          <w:kern w:val="0"/>
+          <w:sz w:val="24"/>
+          <w:szCs w:val="20"/>
+        </w:rPr>
+        <w:t>职场人员</w:t>
+      </w:r>
+      <w:proofErr w:type="gramEnd"/>
+      <w:r>
+        <w:rPr>
+          <w:rFonts w:eastAsia="宋体" w:hAnsi="Arial"/>
+          <w:b w:val="0"/>
+          <w:bCs w:val="0"/>
+          <w:kern w:val="0"/>
+          <w:sz w:val="24"/>
+          <w:szCs w:val="20"/>
+        </w:rPr>
+        <w:t>制作公文、报告需反复调整格式，耗时耗力；零散文本无规范结构，难以直接使用。人工排版效率低、易出错、标准不统一，</w:t>
+      </w:r>
+      <w:proofErr w:type="gramStart"/>
+      <w:r>
+        <w:rPr>
+          <w:rFonts w:eastAsia="宋体" w:hAnsi="Arial"/>
+          <w:b w:val="0"/>
+          <w:bCs w:val="0"/>
+          <w:kern w:val="0"/>
+          <w:sz w:val="24"/>
+          <w:szCs w:val="20"/>
+        </w:rPr>
+        <w:t>职场文档</w:t>
+      </w:r>
+      <w:proofErr w:type="gramEnd"/>
+      <w:r>
+        <w:rPr>
+          <w:rFonts w:eastAsia="宋体" w:hAnsi="Arial"/>
+          <w:b w:val="0"/>
+          <w:bCs w:val="0"/>
+          <w:kern w:val="0"/>
+          <w:sz w:val="24"/>
+          <w:szCs w:val="20"/>
+        </w:rPr>
+        <w:t>格式智能规整助手可自动识别格式问题、快速匹配标准模板、一键完成规整，大幅提升文档处理效率，保障格式规范统一。</w:t>
       </w:r>
     </w:p>
     <w:p>
@@ -120,7 +180,55 @@
           <w:sz w:val="24"/>
           <w:szCs w:val="20"/>
         </w:rPr>
-        <w:t>今天，我们就用低代码方式，基于 Coze 平台从零搭建可直接用于学习与办公的职场文档格式智能规整助手。</w:t>
+        <w:t xml:space="preserve">今天，我们就用低代码方式，基于 </w:t>
+      </w:r>
+      <w:proofErr w:type="spellStart"/>
+      <w:r>
+        <w:rPr>
+          <w:rFonts w:eastAsia="宋体" w:hAnsi="Arial"/>
+          <w:b w:val="0"/>
+          <w:bCs w:val="0"/>
+          <w:kern w:val="0"/>
+          <w:sz w:val="24"/>
+          <w:szCs w:val="20"/>
+        </w:rPr>
+        <w:t>Coze</w:t>
+      </w:r>
+      <w:proofErr w:type="spellEnd"/>
+      <w:r>
+        <w:rPr>
+          <w:rFonts w:eastAsia="宋体" w:hAnsi="Arial"/>
+          <w:b w:val="0"/>
+          <w:bCs w:val="0"/>
+          <w:kern w:val="0"/>
+          <w:sz w:val="24"/>
+          <w:szCs w:val="20"/>
+        </w:rPr>
+        <w:t xml:space="preserve"> 平台从零搭建可直接用于学习与办公</w:t>
+      </w:r>
+      <w:proofErr w:type="gramStart"/>
+      <w:r>
+        <w:rPr>
+          <w:rFonts w:eastAsia="宋体" w:hAnsi="Arial"/>
+          <w:b w:val="0"/>
+          <w:bCs w:val="0"/>
+          <w:kern w:val="0"/>
+          <w:sz w:val="24"/>
+          <w:szCs w:val="20"/>
+        </w:rPr>
+        <w:t>的职场文档</w:t>
+      </w:r>
+      <w:proofErr w:type="gramEnd"/>
+      <w:r>
+        <w:rPr>
+          <w:rFonts w:eastAsia="宋体" w:hAnsi="Arial"/>
+          <w:b w:val="0"/>
+          <w:bCs w:val="0"/>
+          <w:kern w:val="0"/>
+          <w:sz w:val="24"/>
+          <w:szCs w:val="20"/>
+        </w:rPr>
+        <w:t>格式智能规整助手。</w:t>
       </w:r>
     </w:p>
     <w:p>
@@ -321,12 +429,21 @@
               </w:rPr>
               <w:t>3.</w:t>
             </w:r>
+            <w:proofErr w:type="gramStart"/>
             <w:r>
               <w:rPr>
                 <w:rFonts w:asciiTheme="minorEastAsia" w:hAnsiTheme="minorEastAsia"/>
                 <w:sz w:val="24"/>
               </w:rPr>
-              <w:t>掌握职场公文、学生论文、通用文档的标准模板结构</w:t>
+              <w:t>掌握职场公文</w:t>
+            </w:r>
+            <w:proofErr w:type="gramEnd"/>
+            <w:r>
+              <w:rPr>
+                <w:rFonts w:asciiTheme="minorEastAsia" w:hAnsiTheme="minorEastAsia"/>
+                <w:sz w:val="24"/>
+              </w:rPr>
+              <w:t>、学生论文、通用文档的标准模板结构</w:t>
             </w:r>
           </w:p>
         </w:tc>
@@ -418,7 +535,23 @@
                 <w:rFonts w:asciiTheme="minorEastAsia" w:hAnsiTheme="minorEastAsia"/>
                 <w:sz w:val="24"/>
               </w:rPr>
-              <w:t>能完成多场景文档规整，包括职场公文、学生论文、零散文本结构化</w:t>
+              <w:t>能完成多场景文档规整，</w:t>
+            </w:r>
+            <w:proofErr w:type="gramStart"/>
+            <w:r>
+              <w:rPr>
+                <w:rFonts w:asciiTheme="minorEastAsia" w:hAnsiTheme="minorEastAsia"/>
+                <w:sz w:val="24"/>
+              </w:rPr>
+              <w:t>包括职场公文</w:t>
+            </w:r>
+            <w:proofErr w:type="gramEnd"/>
+            <w:r>
+              <w:rPr>
+                <w:rFonts w:asciiTheme="minorEastAsia" w:hAnsiTheme="minorEastAsia"/>
+                <w:sz w:val="24"/>
+              </w:rPr>
+              <w:t>、学生论文、零散文本结构化</w:t>
             </w:r>
           </w:p>
           <w:p>
@@ -426,7 +559,7 @@
               <w:adjustRightInd w:val="0"/>
               <w:textAlignment w:val="baseline"/>
               <w:rPr>
-                <w:rFonts w:ascii="宋体" w:eastAsia="宋体" w:hAnsi="Arial" w:cs="Times New Roman" w:hint="eastAsia"/>
+                <w:rFonts w:ascii="宋体" w:eastAsia="宋体" w:hAnsi="Arial" w:cs="Times New Roman"/>
                 <w:kern w:val="0"/>
                 <w:sz w:val="24"/>
                 <w:szCs w:val="20"/>
@@ -541,7 +674,27 @@
                 <w:sz w:val="24"/>
                 <w:szCs w:val="20"/>
               </w:rPr>
-              <w:t>培养严谨、细致、合规的 AI 应用意识</w:t>
+              <w:t>培养严谨、细致、合</w:t>
+            </w:r>
+            <w:proofErr w:type="gramStart"/>
+            <w:r>
+              <w:rPr>
+                <w:rFonts w:ascii="宋体" w:eastAsia="宋体" w:hAnsi="Arial" w:cs="Times New Roman" w:hint="eastAsia"/>
+                <w:kern w:val="0"/>
+                <w:sz w:val="24"/>
+                <w:szCs w:val="20"/>
+              </w:rPr>
+              <w:t>规</w:t>
+            </w:r>
+            <w:proofErr w:type="gramEnd"/>
+            <w:r>
+              <w:rPr>
+                <w:rFonts w:ascii="宋体" w:eastAsia="宋体" w:hAnsi="Arial" w:cs="Times New Roman" w:hint="eastAsia"/>
+                <w:kern w:val="0"/>
+                <w:sz w:val="24"/>
+                <w:szCs w:val="20"/>
+              </w:rPr>
+              <w:t>的 AI 应用意识</w:t>
             </w:r>
           </w:p>
           <w:p>
@@ -549,7 +702,7 @@
               <w:adjustRightInd w:val="0"/>
               <w:textAlignment w:val="baseline"/>
               <w:rPr>
-                <w:rFonts w:asciiTheme="minorEastAsia" w:hAnsiTheme="minorEastAsia" w:cs="Times New Roman"/>
+                <w:rFonts w:asciiTheme="minorEastAsia" w:hAnsiTheme="minorEastAsia" w:cs="Times New Roman" w:hint="eastAsia"/>
                 <w:kern w:val="0"/>
                 <w:sz w:val="24"/>
               </w:rPr>
@@ -608,6 +761,7 @@
         </w:rPr>
         <w:t>，</w:t>
       </w:r>
+      <w:proofErr w:type="gramStart"/>
       <w:r>
         <w:rPr>
           <w:rFonts w:ascii="宋体" w:eastAsia="宋体" w:hAnsi="宋体" w:cs="宋体"/>
@@ -616,7 +770,18 @@
           <w:sz w:val="24"/>
           <w:lang w:bidi="ar"/>
         </w:rPr>
-        <w:t>职场文档格式智能规整助手</w:t>
+        <w:t>职场文档</w:t>
+      </w:r>
+      <w:proofErr w:type="gramEnd"/>
+      <w:r>
+        <w:rPr>
+          <w:rFonts w:ascii="宋体" w:eastAsia="宋体" w:hAnsi="宋体" w:cs="宋体"/>
+          <w:color w:val="1F2329"/>
+          <w:kern w:val="0"/>
+          <w:sz w:val="24"/>
+          <w:lang w:bidi="ar"/>
+        </w:rPr>
+        <w:t>格式智能规整助手</w:t>
       </w:r>
       <w:r>
         <w:rPr>
@@ -659,7 +824,27 @@
           <w:sz w:val="24"/>
           <w:szCs w:val="24"/>
         </w:rPr>
-        <w:t>通知公文规整（口语化转标准格式）</w:t>
+        <w:t>通知公文规整（口语化</w:t>
+      </w:r>
+      <w:proofErr w:type="gramStart"/>
+      <w:r>
+        <w:rPr>
+          <w:b w:val="0"/>
+          <w:bCs w:val="0"/>
+          <w:sz w:val="24"/>
+          <w:szCs w:val="24"/>
+        </w:rPr>
+        <w:t>转标准</w:t>
+      </w:r>
+      <w:proofErr w:type="gramEnd"/>
+      <w:r>
+        <w:rPr>
+          <w:b w:val="0"/>
+          <w:bCs w:val="0"/>
+          <w:sz w:val="24"/>
+          <w:szCs w:val="24"/>
+        </w:rPr>
+        <w:t>格式）</w:t>
       </w:r>
     </w:p>
     <w:p>
@@ -865,7 +1050,6 @@
         <w:widowControl/>
         <w:jc w:val="center"/>
         <w:rPr>
-          <w:rFonts w:hint="eastAsia"/>
           <w:color w:val="1F2329"/>
           <w:sz w:val="24"/>
         </w:rPr>
@@ -948,7 +1132,23 @@
           <w:rFonts w:ascii="宋体" w:eastAsia="宋体" w:hAnsi="宋体" w:cs="宋体" w:hint="eastAsia"/>
           <w:sz w:val="24"/>
         </w:rPr>
-        <w:t>学术论文格式匹配（碎片化内容转标准结构）</w:t>
+        <w:t>学术论文格式匹配（碎片</w:t>
+      </w:r>
+      <w:proofErr w:type="gramStart"/>
+      <w:r>
+        <w:rPr>
+          <w:rFonts w:ascii="宋体" w:eastAsia="宋体" w:hAnsi="宋体" w:cs="宋体" w:hint="eastAsia"/>
+          <w:sz w:val="24"/>
+        </w:rPr>
+        <w:t>化内容转标准</w:t>
+      </w:r>
+      <w:proofErr w:type="gramEnd"/>
+      <w:r>
+        <w:rPr>
+          <w:rFonts w:ascii="宋体" w:eastAsia="宋体" w:hAnsi="宋体" w:cs="宋体" w:hint="eastAsia"/>
+          <w:sz w:val="24"/>
+        </w:rPr>
+        <w:t>结构）</w:t>
       </w:r>
     </w:p>
     <w:p>
@@ -989,7 +1189,7 @@
         <w:widowControl/>
         <w:jc w:val="left"/>
         <w:rPr>
-          <w:rFonts w:ascii="宋体" w:eastAsia="宋体" w:hAnsi="宋体" w:cs="宋体"/>
+          <w:rFonts w:ascii="宋体" w:eastAsia="宋体" w:hAnsi="宋体" w:cs="宋体" w:hint="eastAsia"/>
           <w:sz w:val="24"/>
         </w:rPr>
       </w:pPr>
@@ -1065,6 +1265,7 @@
       </w:pPr>
       <w:r>
         <w:rPr>
+          <w:noProof/>
           <w:color w:val="1F2329"/>
           <w:sz w:val="24"/>
         </w:rPr>
@@ -1110,7 +1311,6 @@
         <w:widowControl/>
         <w:jc w:val="center"/>
         <w:rPr>
-          <w:rFonts w:hint="eastAsia"/>
           <w:color w:val="1F2329"/>
           <w:sz w:val="24"/>
         </w:rPr>
@@ -1274,7 +1474,7 @@
         </w:numPr>
         <w:jc w:val="left"/>
         <w:rPr>
-          <w:rFonts w:ascii="宋体" w:eastAsia="宋体" w:hAnsi="宋体" w:cs="宋体"/>
+          <w:rFonts w:ascii="宋体" w:eastAsia="宋体" w:hAnsi="宋体" w:cs="宋体" w:hint="eastAsia"/>
           <w:sz w:val="24"/>
         </w:rPr>
       </w:pPr>
@@ -1295,7 +1495,7 @@
         </w:numPr>
         <w:jc w:val="left"/>
         <w:rPr>
-          <w:rFonts w:ascii="宋体" w:eastAsia="宋体" w:hAnsi="宋体" w:cs="宋体"/>
+          <w:rFonts w:ascii="宋体" w:eastAsia="宋体" w:hAnsi="宋体" w:cs="宋体" w:hint="eastAsia"/>
           <w:sz w:val="24"/>
         </w:rPr>
       </w:pPr>
@@ -1316,7 +1516,7 @@
         </w:numPr>
         <w:jc w:val="left"/>
         <w:rPr>
-          <w:rFonts w:ascii="宋体" w:eastAsia="宋体" w:hAnsi="宋体" w:cs="宋体"/>
+          <w:rFonts w:ascii="宋体" w:eastAsia="宋体" w:hAnsi="宋体" w:cs="宋体" w:hint="eastAsia"/>
           <w:sz w:val="24"/>
         </w:rPr>
       </w:pPr>
@@ -1354,7 +1554,7 @@
         <w:widowControl/>
         <w:jc w:val="center"/>
         <w:rPr>
-          <w:rFonts w:ascii="宋体" w:eastAsia="宋体" w:hAnsi="宋体" w:cs="宋体"/>
+          <w:rFonts w:ascii="宋体" w:eastAsia="宋体" w:hAnsi="宋体" w:cs="宋体" w:hint="eastAsia"/>
           <w:sz w:val="24"/>
         </w:rPr>
       </w:pPr>
@@ -1486,7 +1686,7 @@
               <a:graphicFrameLocks xmlns:a="http://schemas.openxmlformats.org/drawingml/2006/main" noChangeAspect="1"/>
               <a:extLst xmlns:a="http://schemas.openxmlformats.org/drawingml/2006/main">
                 <a:ext uri="{7FBC4E63-A832-4D11-8238-D91031DB1400}">
-                  <s:tag xmlns:s="http://www.wps.cn/officeDocument/2013/wpsCustomData" xmlns="http://www.wps.cn/officeDocument/2013/wpsCustomData" xmlns:wpsCustomData="http://www.wps.cn/officeDocument/2013/wpsCustomData" xmlns:w10="urn:schemas-microsoft-com:office:word" xmlns:w="http://schemas.openxmlformats.org/wordprocessingml/2006/main" xmlns:v="urn:schemas-microsoft-com:vml" xmlns:o="urn:schemas-microsoft-com:office:office">
+                  <s:tag xmlns:o="urn:schemas-microsoft-com:office:office" xmlns:v="urn:schemas-microsoft-com:vml" xmlns:w="http://schemas.openxmlformats.org/wordprocessingml/2006/main" xmlns:w10="urn:schemas-microsoft-com:office:word" xmlns:wpsCustomData="http://www.wps.cn/officeDocument/2013/wpsCustomData" xmlns="http://www.wps.cn/officeDocument/2013/wpsCustomData" xmlns:s="http://www.wps.cn/officeDocument/2013/wpsCustomData">
                     <s:item s:name="KSO_DOCER_RESOURCE_TRACE_INFO" s:val="{&quot;id&quot;:&quot;50030155&quot;,&quot;origin&quot;:0,&quot;type&quot;:&quot;icons&quot;,&quot;user&quot;:&quot;720012578&quot;}"/>
                   </s:tag>
                 </a:ext>
@@ -1537,7 +1737,31 @@
           <w:kern w:val="0"/>
           <w:szCs w:val="32"/>
         </w:rPr>
-        <w:t>10 秒学习小目标</w:t>
+        <w:t xml:space="preserve">10 </w:t>
+      </w:r>
+      <w:proofErr w:type="gramStart"/>
+      <w:r>
+        <w:rPr>
+          <w:rFonts w:ascii="黑体" w:hAnsi="Arial"/>
+          <w:b w:val="0"/>
+          <w:bCs w:val="0"/>
+          <w:color w:val="E54C5E" w:themeColor="accent6"/>
+          <w:kern w:val="0"/>
+          <w:szCs w:val="32"/>
+        </w:rPr>
+        <w:t>秒学习</w:t>
+      </w:r>
+      <w:proofErr w:type="gramEnd"/>
+      <w:r>
+        <w:rPr>
+          <w:rFonts w:ascii="黑体" w:hAnsi="Arial"/>
+          <w:b w:val="0"/>
+          <w:bCs w:val="0"/>
+          <w:color w:val="E54C5E" w:themeColor="accent6"/>
+          <w:kern w:val="0"/>
+          <w:szCs w:val="32"/>
+        </w:rPr>
+        <w:t>小目标</w:t>
       </w:r>
     </w:p>
     <w:p>
@@ -1566,7 +1790,35 @@
           <w:szCs w:val="24"/>
           <w:lang w:bidi="ar"/>
         </w:rPr>
-        <w:t>梳理文档规整业务痛点、功能需求与工作流程。</w:t>
+        <w:t>梳理文档</w:t>
+      </w:r>
+      <w:proofErr w:type="gramStart"/>
+      <w:r>
+        <w:rPr>
+          <w:rFonts w:eastAsia="宋体" w:cs="宋体"/>
+          <w:b w:val="0"/>
+          <w:bCs w:val="0"/>
+          <w:color w:val="1F2329"/>
+          <w:kern w:val="0"/>
+          <w:sz w:val="24"/>
+          <w:szCs w:val="24"/>
+          <w:lang w:bidi="ar"/>
+        </w:rPr>
+        <w:t>规整业务</w:t>
+      </w:r>
+      <w:proofErr w:type="gramEnd"/>
+      <w:r>
+        <w:rPr>
+          <w:rFonts w:eastAsia="宋体" w:cs="宋体"/>
+          <w:b w:val="0"/>
+          <w:bCs w:val="0"/>
+          <w:color w:val="1F2329"/>
+          <w:kern w:val="0"/>
+          <w:sz w:val="24"/>
+          <w:szCs w:val="24"/>
+          <w:lang w:bidi="ar"/>
+        </w:rPr>
+        <w:t>痛点、功能需求与工作流程。</w:t>
       </w:r>
     </w:p>
     <w:p>
@@ -1705,6 +1957,7 @@
         </w:numPr>
         <w:spacing w:after="40" w:line="360" w:lineRule="auto"/>
         <w:rPr>
+          <w:rFonts w:hint="eastAsia"/>
           <w:sz w:val="24"/>
           <w:szCs w:val="24"/>
           <w:lang w:eastAsia="zh-CN"/>
@@ -1742,7 +1995,27 @@
           <w:szCs w:val="24"/>
           <w:lang w:eastAsia="zh-CN"/>
         </w:rPr>
-        <w:t>零散文本难以结构化整理，口语化表达无法快速转为书面格式</w:t>
+        <w:t>零散文本难以结构化整理，口语</w:t>
+      </w:r>
+      <w:proofErr w:type="gramStart"/>
+      <w:r>
+        <w:rPr>
+          <w:rFonts w:ascii="宋体" w:eastAsia="宋体" w:hAnsi="宋体" w:cs="宋体" w:hint="eastAsia"/>
+          <w:sz w:val="24"/>
+          <w:szCs w:val="24"/>
+          <w:lang w:eastAsia="zh-CN"/>
+        </w:rPr>
+        <w:t>化表达</w:t>
+      </w:r>
+      <w:proofErr w:type="gramEnd"/>
+      <w:r>
+        <w:rPr>
+          <w:rFonts w:ascii="宋体" w:eastAsia="宋体" w:hAnsi="宋体" w:cs="宋体" w:hint="eastAsia"/>
+          <w:sz w:val="24"/>
+          <w:szCs w:val="24"/>
+          <w:lang w:eastAsia="zh-CN"/>
+        </w:rPr>
+        <w:t>无法快速转为书面格式</w:t>
       </w:r>
     </w:p>
     <w:p>
@@ -2258,7 +2531,23 @@
           <w:rFonts w:ascii="宋体" w:eastAsia="宋体" w:hAnsi="宋体" w:cs="宋体" w:hint="eastAsia"/>
           <w:sz w:val="24"/>
         </w:rPr>
-        <w:t>输入后，自动分析文档类型和场景，识别是职场公文、学生论文还是通用文档，并确定具体的文档模板</w:t>
+        <w:t>输入后，自动分析文档类型和场景，识别</w:t>
+      </w:r>
+      <w:proofErr w:type="gramStart"/>
+      <w:r>
+        <w:rPr>
+          <w:rFonts w:ascii="宋体" w:eastAsia="宋体" w:hAnsi="宋体" w:cs="宋体" w:hint="eastAsia"/>
+          <w:sz w:val="24"/>
+        </w:rPr>
+        <w:t>是职场公文</w:t>
+      </w:r>
+      <w:proofErr w:type="gramEnd"/>
+      <w:r>
+        <w:rPr>
+          <w:rFonts w:ascii="宋体" w:eastAsia="宋体" w:hAnsi="宋体" w:cs="宋体" w:hint="eastAsia"/>
+          <w:sz w:val="24"/>
+        </w:rPr>
+        <w:t>、学生论文还是通用文档，并确定具体的文档模板</w:t>
       </w:r>
       <w:r>
         <w:rPr>
@@ -2273,7 +2562,6 @@
         <w:widowControl/>
         <w:jc w:val="left"/>
         <w:rPr>
-          <w:rFonts w:hint="eastAsia"/>
           <w:color w:val="1F2329"/>
           <w:sz w:val="24"/>
         </w:rPr>
@@ -2348,7 +2636,6 @@
         <w:widowControl/>
         <w:jc w:val="left"/>
         <w:rPr>
-          <w:rFonts w:hint="eastAsia"/>
           <w:color w:val="1F2329"/>
           <w:sz w:val="24"/>
         </w:rPr>
@@ -2434,7 +2721,6 @@
         <w:widowControl/>
         <w:jc w:val="left"/>
         <w:rPr>
-          <w:rFonts w:hint="eastAsia"/>
           <w:color w:val="1F2329"/>
           <w:sz w:val="24"/>
         </w:rPr>
@@ -2470,16 +2756,32 @@
         <w:ind w:firstLineChars="200" w:firstLine="480"/>
         <w:jc w:val="left"/>
         <w:rPr>
-          <w:rFonts w:ascii="宋体" w:eastAsia="宋体" w:hAnsi="宋体" w:cs="宋体"/>
-          <w:sz w:val="24"/>
-        </w:rPr>
-      </w:pPr>
-      <w:r>
-        <w:rPr>
-          <w:rFonts w:ascii="宋体" w:eastAsia="宋体" w:hAnsi="宋体" w:cs="宋体" w:hint="eastAsia"/>
-          <w:sz w:val="24"/>
-        </w:rPr>
-        <w:t>基于模板和诊断结果，将原始文档规整为符合标准的格式输出，可选择仅输出规整结果，或同时提供问题说明</w:t>
+          <w:rFonts w:ascii="宋体" w:eastAsia="宋体" w:hAnsi="宋体" w:cs="宋体" w:hint="eastAsia"/>
+          <w:sz w:val="24"/>
+        </w:rPr>
+      </w:pPr>
+      <w:r>
+        <w:rPr>
+          <w:rFonts w:ascii="宋体" w:eastAsia="宋体" w:hAnsi="宋体" w:cs="宋体" w:hint="eastAsia"/>
+          <w:sz w:val="24"/>
+        </w:rPr>
+        <w:t>基于模板和诊断结果，将原始文档规整为符合标准的格式输出，可</w:t>
+      </w:r>
+      <w:proofErr w:type="gramStart"/>
+      <w:r>
+        <w:rPr>
+          <w:rFonts w:ascii="宋体" w:eastAsia="宋体" w:hAnsi="宋体" w:cs="宋体" w:hint="eastAsia"/>
+          <w:sz w:val="24"/>
+        </w:rPr>
+        <w:t>选择仅</w:t>
+      </w:r>
+      <w:proofErr w:type="gramEnd"/>
+      <w:r>
+        <w:rPr>
+          <w:rFonts w:ascii="宋体" w:eastAsia="宋体" w:hAnsi="宋体" w:cs="宋体" w:hint="eastAsia"/>
+          <w:sz w:val="24"/>
+        </w:rPr>
+        <w:t>输出规整结果，或同时提供问题说明</w:t>
       </w:r>
       <w:r>
         <w:rPr>
@@ -2494,7 +2796,7 @@
         <w:widowControl/>
         <w:jc w:val="left"/>
         <w:rPr>
-          <w:rFonts w:ascii="宋体" w:eastAsia="宋体" w:hAnsi="宋体" w:cs="宋体"/>
+          <w:rFonts w:ascii="宋体" w:eastAsia="宋体" w:hAnsi="宋体" w:cs="宋体" w:hint="eastAsia"/>
           <w:sz w:val="24"/>
         </w:rPr>
       </w:pPr>
@@ -2510,7 +2812,6 @@
       <w:pPr>
         <w:spacing w:after="160" w:line="360" w:lineRule="auto"/>
         <w:rPr>
-          <w:rFonts w:hint="eastAsia"/>
           <w:sz w:val="24"/>
         </w:rPr>
       </w:pPr>
@@ -2570,7 +2871,7 @@
               <a:graphicFrameLocks xmlns:a="http://schemas.openxmlformats.org/drawingml/2006/main" noChangeAspect="1"/>
               <a:extLst xmlns:a="http://schemas.openxmlformats.org/drawingml/2006/main">
                 <a:ext uri="{7FBC4E63-A832-4D11-8238-D91031DB1400}">
-                  <s:tag xmlns:s="http://www.wps.cn/officeDocument/2013/wpsCustomData" xmlns="http://www.wps.cn/officeDocument/2013/wpsCustomData" xmlns:wpsCustomData="http://www.wps.cn/officeDocument/2013/wpsCustomData" xmlns:w10="urn:schemas-microsoft-com:office:word" xmlns:w="http://schemas.openxmlformats.org/wordprocessingml/2006/main" xmlns:v="urn:schemas-microsoft-com:vml" xmlns:o="urn:schemas-microsoft-com:office:office">
+                  <s:tag xmlns:o="urn:schemas-microsoft-com:office:office" xmlns:v="urn:schemas-microsoft-com:vml" xmlns:w="http://schemas.openxmlformats.org/wordprocessingml/2006/main" xmlns:w10="urn:schemas-microsoft-com:office:word" xmlns:wpsCustomData="http://www.wps.cn/officeDocument/2013/wpsCustomData" xmlns="http://www.wps.cn/officeDocument/2013/wpsCustomData" xmlns:s="http://www.wps.cn/officeDocument/2013/wpsCustomData">
                     <s:item s:name="KSO_DOCER_RESOURCE_TRACE_INFO" s:val="{&quot;id&quot;:&quot;50030155&quot;,&quot;origin&quot;:0,&quot;type&quot;:&quot;icons&quot;,&quot;user&quot;:&quot;720012578&quot;}"/>
                   </s:tag>
                 </a:ext>
@@ -2621,7 +2922,31 @@
           <w:kern w:val="0"/>
           <w:szCs w:val="32"/>
         </w:rPr>
-        <w:t>10 秒学习小目标</w:t>
+        <w:t xml:space="preserve">10 </w:t>
+      </w:r>
+      <w:proofErr w:type="gramStart"/>
+      <w:r>
+        <w:rPr>
+          <w:rFonts w:ascii="黑体" w:hAnsi="Arial"/>
+          <w:b w:val="0"/>
+          <w:bCs w:val="0"/>
+          <w:color w:val="E54C5E" w:themeColor="accent6"/>
+          <w:kern w:val="0"/>
+          <w:szCs w:val="32"/>
+        </w:rPr>
+        <w:t>秒学习</w:t>
+      </w:r>
+      <w:proofErr w:type="gramEnd"/>
+      <w:r>
+        <w:rPr>
+          <w:rFonts w:ascii="黑体" w:hAnsi="Arial"/>
+          <w:b w:val="0"/>
+          <w:bCs w:val="0"/>
+          <w:color w:val="E54C5E" w:themeColor="accent6"/>
+          <w:kern w:val="0"/>
+          <w:szCs w:val="32"/>
+        </w:rPr>
+        <w:t>小目标</w:t>
       </w:r>
     </w:p>
     <w:p>
@@ -2991,12 +3316,21 @@
                 <w:lang w:bidi="ar"/>
               </w:rPr>
             </w:pPr>
+            <w:proofErr w:type="gramStart"/>
             <w:r>
               <w:rPr>
                 <w:rFonts w:ascii="宋体" w:eastAsia="宋体" w:hAnsi="宋体"/>
                 <w:sz w:val="24"/>
               </w:rPr>
-              <w:t>职场公文的格式规范有哪些强制性要求？如何通过 Prompt 确保输出符合规范？</w:t>
+              <w:t>职场公文</w:t>
+            </w:r>
+            <w:proofErr w:type="gramEnd"/>
+            <w:r>
+              <w:rPr>
+                <w:rFonts w:ascii="宋体" w:eastAsia="宋体" w:hAnsi="宋体"/>
+                <w:sz w:val="24"/>
+              </w:rPr>
+              <w:t>的格式规范有哪些强制性要求？如何通过 Prompt 确保输出符合规范？</w:t>
             </w:r>
           </w:p>
         </w:tc>
@@ -3168,7 +3502,23 @@
                 <w:rFonts w:ascii="宋体" w:eastAsia="宋体" w:hAnsi="宋体"/>
                 <w:sz w:val="24"/>
               </w:rPr>
-              <w:t>查阅 LangGraph 状态管理文档</w:t>
+              <w:t xml:space="preserve">查阅 </w:t>
+            </w:r>
+            <w:proofErr w:type="spellStart"/>
+            <w:r>
+              <w:rPr>
+                <w:rFonts w:ascii="宋体" w:eastAsia="宋体" w:hAnsi="宋体"/>
+                <w:sz w:val="24"/>
+              </w:rPr>
+              <w:t>LangGraph</w:t>
+            </w:r>
+            <w:proofErr w:type="spellEnd"/>
+            <w:r>
+              <w:rPr>
+                <w:rFonts w:ascii="宋体" w:eastAsia="宋体" w:hAnsi="宋体"/>
+                <w:sz w:val="24"/>
+              </w:rPr>
+              <w:t xml:space="preserve"> 状态管理文档</w:t>
             </w:r>
           </w:p>
         </w:tc>
@@ -3227,7 +3577,7 @@
               <a:graphicFrameLocks xmlns:a="http://schemas.openxmlformats.org/drawingml/2006/main" noChangeAspect="1"/>
               <a:extLst xmlns:a="http://schemas.openxmlformats.org/drawingml/2006/main">
                 <a:ext uri="{7FBC4E63-A832-4D11-8238-D91031DB1400}">
-                  <s:tag xmlns:s="http://www.wps.cn/officeDocument/2013/wpsCustomData" xmlns="http://www.wps.cn/officeDocument/2013/wpsCustomData" xmlns:wpsCustomData="http://www.wps.cn/officeDocument/2013/wpsCustomData" xmlns:w10="urn:schemas-microsoft-com:office:word" xmlns:w="http://schemas.openxmlformats.org/wordprocessingml/2006/main" xmlns:v="urn:schemas-microsoft-com:vml" xmlns:o="urn:schemas-microsoft-com:office:office">
+                  <s:tag xmlns:o="urn:schemas-microsoft-com:office:office" xmlns:v="urn:schemas-microsoft-com:vml" xmlns:w="http://schemas.openxmlformats.org/wordprocessingml/2006/main" xmlns:w10="urn:schemas-microsoft-com:office:word" xmlns:wpsCustomData="http://www.wps.cn/officeDocument/2013/wpsCustomData" xmlns="http://www.wps.cn/officeDocument/2013/wpsCustomData" xmlns:s="http://www.wps.cn/officeDocument/2013/wpsCustomData">
                     <s:item s:name="KSO_DOCER_RESOURCE_TRACE_INFO" s:val="{&quot;id&quot;:&quot;50030155&quot;,&quot;origin&quot;:0,&quot;type&quot;:&quot;icons&quot;,&quot;user&quot;:&quot;720012578&quot;}"/>
                   </s:tag>
                 </a:ext>
@@ -3278,7 +3628,31 @@
           <w:sz w:val="28"/>
           <w:szCs w:val="32"/>
         </w:rPr>
-        <w:t>10 秒学习小目标</w:t>
+        <w:t xml:space="preserve">10 </w:t>
+      </w:r>
+      <w:proofErr w:type="gramStart"/>
+      <w:r>
+        <w:rPr>
+          <w:rFonts w:ascii="黑体" w:eastAsia="黑体" w:hAnsi="Arial"/>
+          <w:b w:val="0"/>
+          <w:bCs w:val="0"/>
+          <w:color w:val="E54C5E" w:themeColor="accent6"/>
+          <w:sz w:val="28"/>
+          <w:szCs w:val="32"/>
+        </w:rPr>
+        <w:t>秒学习</w:t>
+      </w:r>
+      <w:proofErr w:type="gramEnd"/>
+      <w:r>
+        <w:rPr>
+          <w:rFonts w:ascii="黑体" w:eastAsia="黑体" w:hAnsi="Arial"/>
+          <w:b w:val="0"/>
+          <w:bCs w:val="0"/>
+          <w:color w:val="E54C5E" w:themeColor="accent6"/>
+          <w:sz w:val="28"/>
+          <w:szCs w:val="32"/>
+        </w:rPr>
+        <w:t>小目标</w:t>
       </w:r>
     </w:p>
     <w:p>
@@ -3352,12 +3726,21 @@
         </w:rPr>
         <w:t>平台：</w:t>
       </w:r>
+      <w:proofErr w:type="spellStart"/>
       <w:r>
         <w:rPr>
           <w:rFonts w:ascii="宋体" w:eastAsia="宋体" w:hAnsi="宋体"/>
           <w:sz w:val="24"/>
         </w:rPr>
-        <w:t>Coze Coding</w:t>
+        <w:t>Coze</w:t>
+      </w:r>
+      <w:proofErr w:type="spellEnd"/>
+      <w:r>
+        <w:rPr>
+          <w:rFonts w:ascii="宋体" w:eastAsia="宋体" w:hAnsi="宋体"/>
+          <w:sz w:val="24"/>
+        </w:rPr>
+        <w:t xml:space="preserve"> Coding</w:t>
       </w:r>
       <w:r>
         <w:rPr>
@@ -3416,15 +3799,7 @@
           <w:color w:val="1F2329"/>
           <w:sz w:val="24"/>
         </w:rPr>
-        <w:t>模型</w:t>
-      </w:r>
-      <w:r>
-        <w:rPr>
-          <w:rFonts w:ascii="宋体" w:eastAsia="宋体" w:hAnsi="宋体" w:cs="宋体" w:hint="eastAsia"/>
-          <w:color w:val="1F2329"/>
-          <w:sz w:val="24"/>
-        </w:rPr>
-        <w:t>：</w:t>
+        <w:t>模型：</w:t>
       </w:r>
       <w:r>
         <w:rPr>
@@ -3438,7 +3813,7 @@
           <w:rFonts w:ascii="宋体" w:eastAsia="宋体" w:hAnsi="宋体"/>
           <w:sz w:val="24"/>
         </w:rPr>
-        <w:t>doubao-seed-2-0-lite-260215</w:t>
+        <w:t>doubao-seed-2-0-lite</w:t>
       </w:r>
       <w:r>
         <w:rPr>
@@ -3458,34 +3833,44 @@
         <w:ind w:left="0"/>
         <w:jc w:val="left"/>
         <w:rPr>
-          <w:rFonts w:ascii="宋体" w:eastAsia="宋体" w:hAnsi="宋体" w:cs="宋体"/>
-          <w:color w:val="1F2329"/>
-          <w:sz w:val="24"/>
-        </w:rPr>
-      </w:pPr>
-      <w:r>
-        <w:rPr>
-          <w:rFonts w:ascii="宋体" w:eastAsia="宋体" w:hAnsi="宋体" w:cs="宋体" w:hint="eastAsia"/>
-          <w:color w:val="1F2329"/>
-          <w:sz w:val="24"/>
-        </w:rPr>
-        <w:t>框架</w:t>
-      </w:r>
-      <w:r>
-        <w:rPr>
-          <w:rFonts w:ascii="宋体" w:eastAsia="宋体" w:hAnsi="宋体" w:cs="宋体" w:hint="eastAsia"/>
-          <w:color w:val="1F2329"/>
-          <w:sz w:val="24"/>
-        </w:rPr>
-        <w:t>：</w:t>
-      </w:r>
+          <w:rFonts w:ascii="宋体" w:eastAsia="宋体" w:hAnsi="宋体" w:cs="宋体" w:hint="eastAsia"/>
+          <w:color w:val="1F2329"/>
+          <w:sz w:val="24"/>
+        </w:rPr>
+      </w:pPr>
+      <w:r>
+        <w:rPr>
+          <w:rFonts w:ascii="宋体" w:eastAsia="宋体" w:hAnsi="宋体" w:cs="宋体" w:hint="eastAsia"/>
+          <w:color w:val="1F2329"/>
+          <w:sz w:val="24"/>
+        </w:rPr>
+        <w:t>框架：</w:t>
+      </w:r>
+      <w:proofErr w:type="spellStart"/>
       <w:r>
         <w:rPr>
           <w:rFonts w:ascii="Noto Sans CJK SC" w:eastAsia="Noto Sans CJK SC" w:hAnsi="Noto Sans CJK SC"/>
           <w:sz w:val="24"/>
         </w:rPr>
-        <w:t>LangGraph + LangChain</w:t>
-      </w:r>
+        <w:t>LangGraph</w:t>
+      </w:r>
+      <w:proofErr w:type="spellEnd"/>
+      <w:r>
+        <w:rPr>
+          <w:rFonts w:ascii="Noto Sans CJK SC" w:eastAsia="Noto Sans CJK SC" w:hAnsi="Noto Sans CJK SC"/>
+          <w:sz w:val="24"/>
+        </w:rPr>
+        <w:t xml:space="preserve"> + </w:t>
+      </w:r>
+      <w:proofErr w:type="spellStart"/>
+      <w:r>
+        <w:rPr>
+          <w:rFonts w:ascii="Noto Sans CJK SC" w:eastAsia="Noto Sans CJK SC" w:hAnsi="Noto Sans CJK SC"/>
+          <w:sz w:val="24"/>
+        </w:rPr>
+        <w:t>LangChain</w:t>
+      </w:r>
+      <w:proofErr w:type="spellEnd"/>
       <w:r>
         <w:rPr>
           <w:rFonts w:ascii="宋体" w:eastAsia="宋体" w:hAnsi="宋体" w:cs="宋体" w:hint="eastAsia"/>
@@ -3600,12 +3985,21 @@
           <w:sz w:val="24"/>
         </w:rPr>
       </w:pPr>
-      <w:r>
-        <w:rPr>
-          <w:rFonts w:ascii="宋体" w:eastAsia="宋体" w:hAnsi="宋体" w:cs="宋体" w:hint="eastAsia"/>
-          <w:sz w:val="24"/>
-        </w:rPr>
-        <w:t>职场公文类：</w:t>
+      <w:proofErr w:type="gramStart"/>
+      <w:r>
+        <w:rPr>
+          <w:rFonts w:ascii="宋体" w:eastAsia="宋体" w:hAnsi="宋体" w:cs="宋体" w:hint="eastAsia"/>
+          <w:sz w:val="24"/>
+        </w:rPr>
+        <w:t>职场公文</w:t>
+      </w:r>
+      <w:proofErr w:type="gramEnd"/>
+      <w:r>
+        <w:rPr>
+          <w:rFonts w:ascii="宋体" w:eastAsia="宋体" w:hAnsi="宋体" w:cs="宋体" w:hint="eastAsia"/>
+          <w:sz w:val="24"/>
+        </w:rPr>
+        <w:t>类：</w:t>
       </w:r>
     </w:p>
     <w:p>
@@ -4539,6 +4933,7 @@
           <w:szCs w:val="24"/>
         </w:rPr>
       </w:pPr>
+      <w:proofErr w:type="spellStart"/>
       <w:r>
         <w:rPr>
           <w:rFonts w:ascii="宋体" w:eastAsia="宋体" w:hAnsi="宋体" w:cs="宋体" w:hint="eastAsia"/>
@@ -4547,6 +4942,7 @@
         </w:rPr>
         <w:t>标题层级混乱或缺失</w:t>
       </w:r>
+      <w:proofErr w:type="spellEnd"/>
     </w:p>
     <w:p>
       <w:pPr>
@@ -4597,6 +4993,7 @@
           <w:szCs w:val="24"/>
         </w:rPr>
       </w:pPr>
+      <w:proofErr w:type="spellStart"/>
       <w:r>
         <w:rPr>
           <w:rFonts w:ascii="宋体" w:eastAsia="宋体" w:hAnsi="宋体" w:cs="宋体" w:hint="eastAsia"/>
@@ -4605,6 +5002,7 @@
         </w:rPr>
         <w:t>段落缩进不统一</w:t>
       </w:r>
+      <w:proofErr w:type="spellEnd"/>
     </w:p>
     <w:p>
       <w:pPr>
@@ -4616,6 +5014,7 @@
           <w:szCs w:val="24"/>
         </w:rPr>
       </w:pPr>
+      <w:proofErr w:type="spellStart"/>
       <w:r>
         <w:rPr>
           <w:rFonts w:ascii="宋体" w:eastAsia="宋体" w:hAnsi="宋体" w:cs="宋体" w:hint="eastAsia"/>
@@ -4624,6 +5023,7 @@
         </w:rPr>
         <w:t>列表格式不一致</w:t>
       </w:r>
+      <w:proofErr w:type="spellEnd"/>
     </w:p>
     <w:p>
       <w:pPr>
@@ -4635,6 +5035,7 @@
           <w:szCs w:val="24"/>
         </w:rPr>
       </w:pPr>
+      <w:proofErr w:type="spellStart"/>
       <w:r>
         <w:rPr>
           <w:rFonts w:ascii="宋体" w:eastAsia="宋体" w:hAnsi="宋体" w:cs="宋体" w:hint="eastAsia"/>
@@ -4643,13 +5044,14 @@
         </w:rPr>
         <w:t>结构层次不清晰</w:t>
       </w:r>
+      <w:proofErr w:type="spellEnd"/>
     </w:p>
     <w:p>
       <w:pPr>
         <w:pStyle w:val="a"/>
         <w:spacing w:after="40" w:line="360" w:lineRule="auto"/>
         <w:rPr>
-          <w:rFonts w:ascii="宋体" w:eastAsia="宋体" w:hAnsi="宋体"/>
+          <w:rFonts w:ascii="宋体" w:eastAsia="宋体" w:hAnsi="宋体" w:hint="eastAsia"/>
           <w:sz w:val="24"/>
           <w:szCs w:val="24"/>
           <w:lang w:eastAsia="zh-CN"/>
@@ -4671,7 +5073,6 @@
         <w:ind w:firstLineChars="0" w:firstLine="0"/>
       </w:pPr>
       <w:r>
-        <w:lastRenderedPageBreak/>
         <w:t>项目实施</w:t>
       </w:r>
     </w:p>
@@ -4692,6 +5093,7 @@
           <w:sz w:val="28"/>
           <w:szCs w:val="32"/>
         </w:rPr>
+        <w:lastRenderedPageBreak/>
         <w:drawing>
           <wp:inline distT="0" distB="0" distL="114300" distR="114300" wp14:anchorId="439C62B2" wp14:editId="618329DE">
             <wp:extent cx="203200" cy="203200"/>
@@ -4701,7 +5103,7 @@
               <a:graphicFrameLocks xmlns:a="http://schemas.openxmlformats.org/drawingml/2006/main" noChangeAspect="1"/>
               <a:extLst xmlns:a="http://schemas.openxmlformats.org/drawingml/2006/main">
                 <a:ext uri="{7FBC4E63-A832-4D11-8238-D91031DB1400}">
-                  <s:tag xmlns:s="http://www.wps.cn/officeDocument/2013/wpsCustomData" xmlns="http://www.wps.cn/officeDocument/2013/wpsCustomData" xmlns:wpsCustomData="http://www.wps.cn/officeDocument/2013/wpsCustomData" xmlns:w10="urn:schemas-microsoft-com:office:word" xmlns:w="http://schemas.openxmlformats.org/wordprocessingml/2006/main" xmlns:v="urn:schemas-microsoft-com:vml" xmlns:o="urn:schemas-microsoft-com:office:office">
+                  <s:tag xmlns:o="urn:schemas-microsoft-com:office:office" xmlns:v="urn:schemas-microsoft-com:vml" xmlns:w="http://schemas.openxmlformats.org/wordprocessingml/2006/main" xmlns:w10="urn:schemas-microsoft-com:office:word" xmlns:wpsCustomData="http://www.wps.cn/officeDocument/2013/wpsCustomData" xmlns="http://www.wps.cn/officeDocument/2013/wpsCustomData" xmlns:s="http://www.wps.cn/officeDocument/2013/wpsCustomData">
                     <s:item s:name="KSO_DOCER_RESOURCE_TRACE_INFO" s:val="{&quot;id&quot;:&quot;50030155&quot;,&quot;origin&quot;:0,&quot;type&quot;:&quot;icons&quot;,&quot;user&quot;:&quot;720012578&quot;}"/>
                   </s:tag>
                 </a:ext>
@@ -4750,7 +5152,27 @@
           <w:sz w:val="28"/>
           <w:szCs w:val="32"/>
         </w:rPr>
-        <w:t>10 秒学习小目标</w:t>
+        <w:t xml:space="preserve">10 </w:t>
+      </w:r>
+      <w:proofErr w:type="gramStart"/>
+      <w:r>
+        <w:rPr>
+          <w:rFonts w:ascii="黑体" w:eastAsia="黑体" w:hAnsi="Arial"/>
+          <w:color w:val="E54C5E" w:themeColor="accent6"/>
+          <w:sz w:val="28"/>
+          <w:szCs w:val="32"/>
+        </w:rPr>
+        <w:t>秒学习</w:t>
+      </w:r>
+      <w:proofErr w:type="gramEnd"/>
+      <w:r>
+        <w:rPr>
+          <w:rFonts w:ascii="黑体" w:eastAsia="黑体" w:hAnsi="Arial"/>
+          <w:color w:val="E54C5E" w:themeColor="accent6"/>
+          <w:sz w:val="28"/>
+          <w:szCs w:val="32"/>
+        </w:rPr>
+        <w:t>小目标</w:t>
       </w:r>
     </w:p>
     <w:p>
@@ -4766,17 +5188,10 @@
       </w:pPr>
       <w:r>
         <w:rPr>
-          <w:rFonts w:ascii="宋体" w:eastAsia="宋体" w:hAnsi="宋体" w:cs="宋体"/>
-          <w:sz w:val="24"/>
-        </w:rPr>
-        <w:t>搭建</w:t>
-      </w:r>
-      <w:r>
-        <w:rPr>
-          <w:rFonts w:ascii="宋体" w:eastAsia="宋体" w:hAnsi="宋体" w:cs="宋体" w:hint="eastAsia"/>
-          <w:sz w:val="24"/>
-        </w:rPr>
-        <w:t>文档规整智能体的提示词和核心配置</w:t>
+          <w:rFonts w:asciiTheme="minorEastAsia" w:hAnsiTheme="minorEastAsia"/>
+          <w:sz w:val="24"/>
+        </w:rPr>
+        <w:t>搭建文档规整智能体的"核心引擎"—— Agent，掌握配置文件编写、核心代码实现与多轮对话记忆机制</w:t>
       </w:r>
       <w:r>
         <w:rPr>
@@ -4799,7 +5214,15 @@
           <w:sz w:val="28"/>
           <w:szCs w:val="28"/>
         </w:rPr>
-        <w:t>任务 1 创建文创客服知识库</w:t>
+        <w:t xml:space="preserve">任务 1 </w:t>
+      </w:r>
+      <w:r>
+        <w:rPr>
+          <w:rFonts w:asciiTheme="minorEastAsia" w:eastAsiaTheme="minorEastAsia" w:hAnsiTheme="minorEastAsia"/>
+          <w:sz w:val="28"/>
+          <w:szCs w:val="28"/>
+        </w:rPr>
+        <w:t>创建 Agent 配置文件</w:t>
       </w:r>
     </w:p>
     <w:p>
@@ -4827,7 +5250,7 @@
         <w:widowControl/>
         <w:jc w:val="left"/>
         <w:rPr>
-          <w:rFonts w:ascii="宋体" w:eastAsia="宋体" w:hAnsi="宋体" w:cs="宋体" w:hint="eastAsia"/>
+          <w:rFonts w:asciiTheme="minorEastAsia" w:hAnsiTheme="minorEastAsia" w:cs="宋体" w:hint="eastAsia"/>
           <w:color w:val="1F2329"/>
           <w:kern w:val="0"/>
           <w:sz w:val="24"/>
@@ -4836,21 +5259,28 @@
       </w:pPr>
       <w:r>
         <w:rPr>
-          <w:rFonts w:ascii="宋体" w:eastAsia="宋体" w:hAnsi="宋体" w:cs="宋体" w:hint="eastAsia"/>
+          <w:rFonts w:asciiTheme="minorEastAsia" w:hAnsiTheme="minorEastAsia" w:cs="宋体" w:hint="eastAsia"/>
           <w:sz w:val="24"/>
         </w:rPr>
         <w:t>1.</w:t>
       </w:r>
       <w:r>
         <w:rPr>
-          <w:rFonts w:ascii="宋体" w:eastAsia="宋体" w:hAnsi="宋体" w:cs="宋体"/>
-          <w:sz w:val="24"/>
-        </w:rPr>
-        <w:t>理解知识库作用，明确其对智能客服应答的核心支撑意义</w:t>
-      </w:r>
-      <w:r>
-        <w:rPr>
-          <w:rFonts w:ascii="宋体" w:eastAsia="宋体" w:hAnsi="宋体" w:cs="宋体"/>
+          <w:rFonts w:asciiTheme="minorEastAsia" w:hAnsiTheme="minorEastAsia"/>
+          <w:sz w:val="24"/>
+        </w:rPr>
+        <w:t xml:space="preserve"> </w:t>
+      </w:r>
+      <w:r>
+        <w:rPr>
+          <w:rFonts w:asciiTheme="minorEastAsia" w:hAnsiTheme="minorEastAsia"/>
+          <w:sz w:val="24"/>
+        </w:rPr>
+        <w:t>理解 Agent 配置文件的作用，明确模型参数与系统提示词的配置方式</w:t>
+      </w:r>
+      <w:r>
+        <w:rPr>
+          <w:rFonts w:asciiTheme="minorEastAsia" w:hAnsiTheme="minorEastAsia" w:cs="宋体"/>
           <w:color w:val="1F2329"/>
           <w:kern w:val="0"/>
           <w:sz w:val="24"/>
@@ -4864,7 +5294,7 @@
         <w:widowControl/>
         <w:jc w:val="left"/>
         <w:rPr>
-          <w:rFonts w:ascii="宋体" w:eastAsia="宋体" w:hAnsi="宋体" w:cs="宋体" w:hint="eastAsia"/>
+          <w:rFonts w:asciiTheme="minorEastAsia" w:hAnsiTheme="minorEastAsia" w:cs="宋体" w:hint="eastAsia"/>
           <w:color w:val="1F2329"/>
           <w:kern w:val="0"/>
           <w:sz w:val="24"/>
@@ -4873,7 +5303,7 @@
       </w:pPr>
       <w:r>
         <w:rPr>
-          <w:rFonts w:ascii="宋体" w:eastAsia="宋体" w:hAnsi="宋体" w:cs="宋体" w:hint="eastAsia"/>
+          <w:rFonts w:asciiTheme="minorEastAsia" w:hAnsiTheme="minorEastAsia" w:cs="宋体" w:hint="eastAsia"/>
           <w:color w:val="1F2329"/>
           <w:kern w:val="0"/>
           <w:sz w:val="24"/>
@@ -4883,31 +5313,118 @@
       </w:r>
       <w:r>
         <w:rPr>
-          <w:rFonts w:ascii="宋体" w:eastAsia="宋体" w:hAnsi="宋体" w:cs="宋体"/>
+          <w:rFonts w:asciiTheme="minorEastAsia" w:hAnsiTheme="minorEastAsia"/>
+          <w:sz w:val="24"/>
+        </w:rPr>
+        <w:t xml:space="preserve"> </w:t>
+      </w:r>
+      <w:r>
+        <w:rPr>
+          <w:rFonts w:asciiTheme="minorEastAsia" w:hAnsiTheme="minorEastAsia"/>
+          <w:sz w:val="24"/>
+        </w:rPr>
+        <w:t xml:space="preserve">能规范编写 </w:t>
+      </w:r>
+      <w:proofErr w:type="spellStart"/>
+      <w:r>
+        <w:rPr>
+          <w:rFonts w:asciiTheme="minorEastAsia" w:hAnsiTheme="minorEastAsia"/>
+          <w:sz w:val="24"/>
+        </w:rPr>
+        <w:t>agent_llm_config.json</w:t>
+      </w:r>
+      <w:proofErr w:type="spellEnd"/>
+      <w:r>
+        <w:rPr>
+          <w:rFonts w:asciiTheme="minorEastAsia" w:hAnsiTheme="minorEastAsia"/>
+          <w:sz w:val="24"/>
+        </w:rPr>
+        <w:t xml:space="preserve"> 文件，配置模型与提示词</w:t>
+      </w:r>
+      <w:r>
+        <w:rPr>
+          <w:rFonts w:asciiTheme="minorEastAsia" w:hAnsiTheme="minorEastAsia" w:cs="宋体" w:hint="eastAsia"/>
           <w:color w:val="1F2329"/>
           <w:kern w:val="0"/>
           <w:sz w:val="24"/>
           <w:lang w:bidi="ar"/>
         </w:rPr>
-        <w:t>能规范整理、清洗并格式化文创业务相关文档</w:t>
-      </w:r>
-      <w:r>
-        <w:rPr>
-          <w:rFonts w:ascii="宋体" w:eastAsia="宋体" w:hAnsi="宋体" w:cs="宋体" w:hint="eastAsia"/>
+        <w:t>。</w:t>
+      </w:r>
+    </w:p>
+    <w:p>
+      <w:pPr>
+        <w:widowControl/>
+        <w:jc w:val="left"/>
+        <w:rPr>
+          <w:rFonts w:asciiTheme="minorEastAsia" w:hAnsiTheme="minorEastAsia" w:cs="宋体" w:hint="eastAsia"/>
           <w:color w:val="1F2329"/>
           <w:kern w:val="0"/>
           <w:sz w:val="24"/>
           <w:lang w:bidi="ar"/>
         </w:rPr>
+      </w:pPr>
+      <w:r>
+        <w:rPr>
+          <w:rFonts w:asciiTheme="minorEastAsia" w:hAnsiTheme="minorEastAsia" w:cs="宋体" w:hint="eastAsia"/>
+          <w:color w:val="1F2329"/>
+          <w:kern w:val="0"/>
+          <w:sz w:val="24"/>
+          <w:lang w:bidi="ar"/>
+        </w:rPr>
+        <w:t>3.</w:t>
+      </w:r>
+      <w:r>
+        <w:rPr>
+          <w:rFonts w:asciiTheme="minorEastAsia" w:hAnsiTheme="minorEastAsia"/>
+          <w:sz w:val="24"/>
+        </w:rPr>
+        <w:t xml:space="preserve"> </w:t>
+      </w:r>
+      <w:r>
+        <w:rPr>
+          <w:rFonts w:asciiTheme="minorEastAsia" w:hAnsiTheme="minorEastAsia"/>
+          <w:sz w:val="24"/>
+        </w:rPr>
+        <w:t>能设计符合文档规整需求的 System Prompt，内置模板库与格式规范</w:t>
+      </w:r>
+      <w:r>
+        <w:rPr>
+          <w:rFonts w:asciiTheme="minorEastAsia" w:hAnsiTheme="minorEastAsia" w:cs="宋体" w:hint="eastAsia"/>
+          <w:color w:val="1F2329"/>
+          <w:kern w:val="0"/>
+          <w:sz w:val="24"/>
+          <w:lang w:bidi="ar"/>
+        </w:rPr>
         <w:t>。</w:t>
       </w:r>
     </w:p>
     <w:p>
       <w:pPr>
-        <w:widowControl/>
-        <w:jc w:val="left"/>
-        <w:rPr>
-          <w:rFonts w:ascii="宋体" w:eastAsia="宋体" w:hAnsi="宋体" w:cs="宋体" w:hint="eastAsia"/>
+        <w:pStyle w:val="3"/>
+        <w:widowControl/>
+        <w:spacing w:beforeAutospacing="0" w:afterAutospacing="0"/>
+        <w:rPr>
+          <w:color w:val="1F2329"/>
+          <w:sz w:val="24"/>
+          <w:szCs w:val="24"/>
+        </w:rPr>
+      </w:pPr>
+      <w:r>
+        <w:rPr>
+          <w:color w:val="1F2329"/>
+          <w:sz w:val="24"/>
+          <w:szCs w:val="24"/>
+        </w:rPr>
+        <w:t>任务描述</w:t>
+      </w:r>
+    </w:p>
+    <w:p>
+      <w:pPr>
+        <w:spacing w:after="160" w:line="360" w:lineRule="auto"/>
+        <w:ind w:firstLine="240"/>
+        <w:rPr>
+          <w:rFonts w:asciiTheme="minorEastAsia" w:hAnsiTheme="minorEastAsia" w:cs="宋体" w:hint="eastAsia"/>
           <w:color w:val="1F2329"/>
           <w:kern w:val="0"/>
           <w:sz w:val="24"/>
@@ -4916,139 +5433,45 @@
       </w:pPr>
       <w:r>
         <w:rPr>
-          <w:rFonts w:ascii="宋体" w:eastAsia="宋体" w:hAnsi="宋体" w:cs="宋体" w:hint="eastAsia"/>
-          <w:color w:val="1F2329"/>
-          <w:kern w:val="0"/>
-          <w:sz w:val="24"/>
-          <w:lang w:bidi="ar"/>
-        </w:rPr>
-        <w:t>3.</w:t>
-      </w:r>
-      <w:r>
-        <w:rPr>
-          <w:rFonts w:ascii="宋体" w:eastAsia="宋体" w:hAnsi="宋体" w:cs="宋体"/>
-          <w:color w:val="1F2329"/>
-          <w:kern w:val="0"/>
-          <w:sz w:val="24"/>
-          <w:lang w:bidi="ar"/>
-        </w:rPr>
-        <w:t>能在 Coze 平台完成知识库创建与批量文档上传</w:t>
-      </w:r>
-      <w:r>
-        <w:rPr>
-          <w:rFonts w:ascii="宋体" w:eastAsia="宋体" w:hAnsi="宋体" w:cs="宋体" w:hint="eastAsia"/>
-          <w:color w:val="1F2329"/>
-          <w:kern w:val="0"/>
-          <w:sz w:val="24"/>
-          <w:lang w:bidi="ar"/>
-        </w:rPr>
-        <w:t>。</w:t>
-      </w:r>
-    </w:p>
-    <w:p>
-      <w:pPr>
-        <w:widowControl/>
-        <w:jc w:val="left"/>
-        <w:rPr>
-          <w:rFonts w:ascii="宋体" w:eastAsia="宋体" w:hAnsi="宋体" w:cs="宋体" w:hint="eastAsia"/>
-          <w:color w:val="1F2329"/>
-          <w:kern w:val="0"/>
-          <w:sz w:val="24"/>
-          <w:lang w:bidi="ar"/>
-        </w:rPr>
-      </w:pPr>
-      <w:r>
-        <w:rPr>
-          <w:rFonts w:ascii="宋体" w:eastAsia="宋体" w:hAnsi="宋体" w:cs="宋体" w:hint="eastAsia"/>
-          <w:color w:val="1F2329"/>
-          <w:kern w:val="0"/>
-          <w:sz w:val="24"/>
-          <w:lang w:bidi="ar"/>
-        </w:rPr>
-        <w:t>4.</w:t>
-      </w:r>
-      <w:r>
-        <w:rPr>
-          <w:rFonts w:ascii="宋体" w:eastAsia="宋体" w:hAnsi="宋体" w:cs="宋体"/>
-          <w:color w:val="1F2329"/>
-          <w:kern w:val="0"/>
-          <w:sz w:val="24"/>
-          <w:lang w:bidi="ar"/>
-        </w:rPr>
-        <w:t>能配置文档解析、分段策略并完成内容预览校验</w:t>
-      </w:r>
-      <w:r>
-        <w:rPr>
-          <w:rFonts w:ascii="宋体" w:eastAsia="宋体" w:hAnsi="宋体" w:cs="宋体" w:hint="eastAsia"/>
-          <w:color w:val="1F2329"/>
-          <w:kern w:val="0"/>
-          <w:sz w:val="24"/>
-          <w:lang w:bidi="ar"/>
-        </w:rPr>
-        <w:t>。</w:t>
-      </w:r>
-    </w:p>
-    <w:p>
-      <w:pPr>
-        <w:widowControl/>
-        <w:jc w:val="left"/>
-        <w:rPr>
-          <w:rFonts w:ascii="宋体" w:eastAsia="宋体" w:hAnsi="宋体" w:cs="宋体" w:hint="eastAsia"/>
-          <w:color w:val="1F2329"/>
-          <w:kern w:val="0"/>
-          <w:sz w:val="24"/>
-          <w:lang w:bidi="ar"/>
-        </w:rPr>
-      </w:pPr>
-      <w:r>
-        <w:rPr>
-          <w:rFonts w:ascii="宋体" w:eastAsia="宋体" w:hAnsi="宋体" w:cs="宋体" w:hint="eastAsia"/>
-          <w:color w:val="1F2329"/>
-          <w:kern w:val="0"/>
-          <w:sz w:val="24"/>
-          <w:lang w:bidi="ar"/>
-        </w:rPr>
-        <w:t>5.</w:t>
-      </w:r>
-      <w:r>
-        <w:rPr>
-          <w:rFonts w:ascii="宋体" w:eastAsia="宋体" w:hAnsi="宋体" w:cs="宋体"/>
-          <w:color w:val="1F2329"/>
-          <w:kern w:val="0"/>
-          <w:sz w:val="24"/>
-          <w:lang w:bidi="ar"/>
-        </w:rPr>
-        <w:t>能对知识库进行维护更新，保障信息准确有效</w:t>
-      </w:r>
-      <w:r>
-        <w:rPr>
-          <w:rFonts w:ascii="宋体" w:eastAsia="宋体" w:hAnsi="宋体" w:cs="宋体" w:hint="eastAsia"/>
-          <w:color w:val="1F2329"/>
-          <w:kern w:val="0"/>
-          <w:sz w:val="24"/>
-          <w:lang w:bidi="ar"/>
-        </w:rPr>
-        <w:t>。</w:t>
-      </w:r>
-    </w:p>
-    <w:p>
-      <w:pPr>
-        <w:pStyle w:val="3"/>
-        <w:widowControl/>
-        <w:spacing w:beforeAutospacing="0" w:afterAutospacing="0"/>
-        <w:rPr>
-          <w:color w:val="1F2329"/>
-          <w:sz w:val="24"/>
-          <w:szCs w:val="24"/>
-        </w:rPr>
-      </w:pPr>
-      <w:r>
-        <w:rPr>
-          <w:color w:val="1F2329"/>
-          <w:sz w:val="24"/>
-          <w:szCs w:val="24"/>
-        </w:rPr>
-        <w:t>任务描述</w:t>
+          <w:rFonts w:asciiTheme="minorEastAsia" w:hAnsiTheme="minorEastAsia"/>
+          <w:sz w:val="24"/>
+        </w:rPr>
+        <w:t xml:space="preserve">Agent </w:t>
+      </w:r>
+      <w:r>
+        <w:rPr>
+          <w:rFonts w:asciiTheme="minorEastAsia" w:hAnsiTheme="minorEastAsia" w:cs="宋体" w:hint="eastAsia"/>
+          <w:sz w:val="24"/>
+        </w:rPr>
+        <w:t>配置文件是智能体的</w:t>
+      </w:r>
+      <w:r>
+        <w:rPr>
+          <w:rFonts w:asciiTheme="minorEastAsia" w:hAnsiTheme="minorEastAsia"/>
+          <w:sz w:val="24"/>
+        </w:rPr>
+        <w:t>"</w:t>
+      </w:r>
+      <w:r>
+        <w:rPr>
+          <w:rFonts w:asciiTheme="minorEastAsia" w:hAnsiTheme="minorEastAsia" w:cs="宋体" w:hint="eastAsia"/>
+          <w:sz w:val="24"/>
+        </w:rPr>
+        <w:t>大脑</w:t>
+      </w:r>
+      <w:r>
+        <w:rPr>
+          <w:rFonts w:asciiTheme="minorEastAsia" w:hAnsiTheme="minorEastAsia"/>
+          <w:sz w:val="24"/>
+        </w:rPr>
+        <w:t>"</w:t>
+      </w:r>
+      <w:r>
+        <w:rPr>
+          <w:rFonts w:asciiTheme="minorEastAsia" w:hAnsiTheme="minorEastAsia" w:cs="宋体" w:hint="eastAsia"/>
+          <w:sz w:val="24"/>
+        </w:rPr>
+        <w:t>，定义了模型选择、参数设置与系统行为规范。只有提前配置好模型参数与系统提示词，智能体才能依据预设的模板库与格式规范对用户文档进行准确识别与规整。</w:t>
       </w:r>
     </w:p>
     <w:p>
@@ -5057,7 +5480,7 @@
         <w:ind w:firstLineChars="200" w:firstLine="480"/>
         <w:jc w:val="left"/>
         <w:rPr>
-          <w:rFonts w:ascii="宋体" w:eastAsia="宋体" w:hAnsi="宋体" w:cs="宋体" w:hint="eastAsia"/>
+          <w:rFonts w:asciiTheme="minorEastAsia" w:hAnsiTheme="minorEastAsia" w:cs="宋体" w:hint="eastAsia"/>
           <w:color w:val="1F2329"/>
           <w:kern w:val="0"/>
           <w:sz w:val="24"/>
@@ -5066,37 +5489,20 @@
       </w:pPr>
       <w:r>
         <w:rPr>
-          <w:rFonts w:ascii="宋体" w:eastAsia="宋体" w:hAnsi="宋体" w:cs="宋体"/>
+          <w:rFonts w:asciiTheme="minorEastAsia" w:hAnsiTheme="minorEastAsia"/>
+          <w:sz w:val="24"/>
+        </w:rPr>
+        <w:t>需配置的核心内容包括</w:t>
+      </w:r>
+      <w:r>
+        <w:rPr>
+          <w:rFonts w:asciiTheme="minorEastAsia" w:hAnsiTheme="minorEastAsia" w:cs="宋体"/>
           <w:color w:val="1F2329"/>
           <w:kern w:val="0"/>
           <w:sz w:val="24"/>
           <w:lang w:bidi="ar"/>
         </w:rPr>
-        <w:t>知识库是智能客服实现精准应答的核心基础，相当于客服系统的 “大脑”。只有提前导入完整、规范、真实的产品相关文档，智能客服才能依据店铺官方信息回答咨询，从根源避免编造内容、答非所问、信息错误等问题。</w:t>
-      </w:r>
-    </w:p>
-    <w:p>
-      <w:pPr>
-        <w:widowControl/>
-        <w:ind w:firstLineChars="200" w:firstLine="480"/>
-        <w:jc w:val="left"/>
-        <w:rPr>
-          <w:rFonts w:ascii="宋体" w:eastAsia="宋体" w:hAnsi="宋体" w:cs="宋体" w:hint="eastAsia"/>
-          <w:color w:val="1F2329"/>
-          <w:kern w:val="0"/>
-          <w:sz w:val="24"/>
-          <w:lang w:bidi="ar"/>
-        </w:rPr>
-      </w:pPr>
-      <w:r>
-        <w:rPr>
-          <w:rFonts w:ascii="宋体" w:eastAsia="宋体" w:hAnsi="宋体" w:cs="宋体"/>
-          <w:color w:val="1F2329"/>
-          <w:kern w:val="0"/>
-          <w:sz w:val="24"/>
-          <w:lang w:bidi="ar"/>
-        </w:rPr>
-        <w:t>需导入的核心文档包括：</w:t>
+        <w:t>：</w:t>
       </w:r>
     </w:p>
     <w:p>
@@ -5108,7 +5514,7 @@
         </w:numPr>
         <w:jc w:val="left"/>
         <w:rPr>
-          <w:rFonts w:ascii="宋体" w:eastAsia="宋体" w:hAnsi="宋体" w:cs="宋体" w:hint="eastAsia"/>
+          <w:rFonts w:asciiTheme="minorEastAsia" w:hAnsiTheme="minorEastAsia" w:cs="宋体" w:hint="eastAsia"/>
           <w:color w:val="1F2329"/>
           <w:kern w:val="0"/>
           <w:sz w:val="24"/>
@@ -5117,17 +5523,14 @@
       </w:pPr>
       <w:r>
         <w:rPr>
-          <w:rFonts w:ascii="宋体" w:eastAsia="宋体" w:hAnsi="宋体" w:cs="宋体"/>
-          <w:color w:val="1F2329"/>
-          <w:kern w:val="0"/>
-          <w:sz w:val="24"/>
-          <w:lang w:bidi="ar"/>
-        </w:rPr>
-        <w:t>产品说明文档：涵盖文创商品材质、尺寸、工艺、文化寓意等核心信息</w:t>
-      </w:r>
-      <w:r>
-        <w:rPr>
-          <w:rFonts w:ascii="宋体" w:eastAsia="宋体" w:hAnsi="宋体" w:cs="宋体" w:hint="eastAsia"/>
+          <w:rFonts w:asciiTheme="minorEastAsia" w:hAnsiTheme="minorEastAsia"/>
+          <w:sz w:val="24"/>
+        </w:rPr>
+        <w:t>模型选择：选择适合文本处理的大模型，确保生成质量与响应速度</w:t>
+      </w:r>
+      <w:r>
+        <w:rPr>
+          <w:rFonts w:asciiTheme="minorEastAsia" w:hAnsiTheme="minorEastAsia" w:cs="宋体" w:hint="eastAsia"/>
           <w:color w:val="1F2329"/>
           <w:kern w:val="0"/>
           <w:sz w:val="24"/>
@@ -5145,7 +5548,7 @@
         </w:numPr>
         <w:jc w:val="left"/>
         <w:rPr>
-          <w:rFonts w:ascii="宋体" w:eastAsia="宋体" w:hAnsi="宋体" w:cs="宋体" w:hint="eastAsia"/>
+          <w:rFonts w:asciiTheme="minorEastAsia" w:hAnsiTheme="minorEastAsia" w:cs="宋体" w:hint="eastAsia"/>
           <w:color w:val="1F2329"/>
           <w:kern w:val="0"/>
           <w:sz w:val="24"/>
@@ -5154,17 +5557,46 @@
       </w:pPr>
       <w:r>
         <w:rPr>
-          <w:rFonts w:ascii="宋体" w:eastAsia="宋体" w:hAnsi="宋体" w:cs="宋体"/>
-          <w:color w:val="1F2329"/>
-          <w:kern w:val="0"/>
-          <w:sz w:val="24"/>
-          <w:lang w:bidi="ar"/>
-        </w:rPr>
-        <w:t>操作手册：包含定制流程、保养说明、使用方法等实操内容</w:t>
-      </w:r>
-      <w:r>
-        <w:rPr>
-          <w:rFonts w:ascii="宋体" w:eastAsia="宋体" w:hAnsi="宋体" w:cs="宋体" w:hint="eastAsia"/>
+          <w:rFonts w:asciiTheme="minorEastAsia" w:hAnsiTheme="minorEastAsia"/>
+          <w:sz w:val="24"/>
+        </w:rPr>
+        <w:t>参数设置：配置 temperature、</w:t>
+      </w:r>
+      <w:proofErr w:type="spellStart"/>
+      <w:r>
+        <w:rPr>
+          <w:rFonts w:asciiTheme="minorEastAsia" w:hAnsiTheme="minorEastAsia"/>
+          <w:sz w:val="24"/>
+        </w:rPr>
+        <w:t>top_p</w:t>
+      </w:r>
+      <w:proofErr w:type="spellEnd"/>
+      <w:r>
+        <w:rPr>
+          <w:rFonts w:asciiTheme="minorEastAsia" w:hAnsiTheme="minorEastAsia"/>
+          <w:sz w:val="24"/>
+        </w:rPr>
+        <w:t>、</w:t>
+      </w:r>
+      <w:proofErr w:type="spellStart"/>
+      <w:r>
+        <w:rPr>
+          <w:rFonts w:asciiTheme="minorEastAsia" w:hAnsiTheme="minorEastAsia"/>
+          <w:sz w:val="24"/>
+        </w:rPr>
+        <w:t>max_tokens</w:t>
+      </w:r>
+      <w:proofErr w:type="spellEnd"/>
+      <w:r>
+        <w:rPr>
+          <w:rFonts w:asciiTheme="minorEastAsia" w:hAnsiTheme="minorEastAsia"/>
+          <w:sz w:val="24"/>
+        </w:rPr>
+        <w:t xml:space="preserve"> 等影响输出效果的参数</w:t>
+      </w:r>
+      <w:r>
+        <w:rPr>
+          <w:rFonts w:asciiTheme="minorEastAsia" w:hAnsiTheme="minorEastAsia" w:cs="宋体" w:hint="eastAsia"/>
           <w:color w:val="1F2329"/>
           <w:kern w:val="0"/>
           <w:sz w:val="24"/>
@@ -5182,7 +5614,7 @@
         </w:numPr>
         <w:jc w:val="left"/>
         <w:rPr>
-          <w:rFonts w:ascii="宋体" w:eastAsia="宋体" w:hAnsi="宋体" w:cs="宋体" w:hint="eastAsia"/>
+          <w:rFonts w:asciiTheme="minorEastAsia" w:hAnsiTheme="minorEastAsia" w:cs="宋体" w:hint="eastAsia"/>
           <w:color w:val="1F2329"/>
           <w:kern w:val="0"/>
           <w:sz w:val="24"/>
@@ -5191,54 +5623,14 @@
       </w:pPr>
       <w:r>
         <w:rPr>
-          <w:rFonts w:ascii="宋体" w:eastAsia="宋体" w:hAnsi="宋体" w:cs="宋体"/>
-          <w:color w:val="1F2329"/>
-          <w:kern w:val="0"/>
-          <w:sz w:val="24"/>
-          <w:lang w:bidi="ar"/>
-        </w:rPr>
-        <w:t>常见问题 FAQ：发货时效、快递方式、售后规则、退换货政策等高频咨询</w:t>
-      </w:r>
-      <w:r>
-        <w:rPr>
-          <w:rFonts w:ascii="宋体" w:eastAsia="宋体" w:hAnsi="宋体" w:cs="宋体" w:hint="eastAsia"/>
-          <w:color w:val="1F2329"/>
-          <w:kern w:val="0"/>
-          <w:sz w:val="24"/>
-          <w:lang w:bidi="ar"/>
-        </w:rPr>
-        <w:t>。</w:t>
-      </w:r>
-    </w:p>
-    <w:p>
-      <w:pPr>
-        <w:widowControl/>
-        <w:numPr>
-          <w:ilvl w:val="0"/>
-          <w:numId w:val="9"/>
-        </w:numPr>
-        <w:jc w:val="left"/>
-        <w:rPr>
-          <w:rFonts w:ascii="宋体" w:eastAsia="宋体" w:hAnsi="宋体" w:cs="宋体" w:hint="eastAsia"/>
-          <w:color w:val="1F2329"/>
-          <w:kern w:val="0"/>
-          <w:sz w:val="24"/>
-          <w:lang w:bidi="ar"/>
-        </w:rPr>
-      </w:pPr>
-      <w:r>
-        <w:rPr>
-          <w:rFonts w:ascii="宋体" w:eastAsia="宋体" w:hAnsi="宋体" w:cs="宋体"/>
-          <w:color w:val="1F2329"/>
-          <w:kern w:val="0"/>
-          <w:sz w:val="24"/>
-          <w:lang w:bidi="ar"/>
-        </w:rPr>
-        <w:t>合规与规则文档：平台服务规范、客服话术红线、宣传禁忌等内容</w:t>
-      </w:r>
-      <w:r>
-        <w:rPr>
-          <w:rFonts w:ascii="宋体" w:eastAsia="宋体" w:hAnsi="宋体" w:cs="宋体" w:hint="eastAsia"/>
+          <w:rFonts w:asciiTheme="minorEastAsia" w:hAnsiTheme="minorEastAsia"/>
+          <w:sz w:val="24"/>
+        </w:rPr>
+        <w:t>系统提示词：定义 Agent 角色、内置模板库、格式问题识别能力与规整输出标准</w:t>
+      </w:r>
+      <w:r>
+        <w:rPr>
+          <w:rFonts w:asciiTheme="minorEastAsia" w:hAnsiTheme="minorEastAsia" w:cs="宋体" w:hint="eastAsia"/>
           <w:color w:val="1F2329"/>
           <w:kern w:val="0"/>
           <w:sz w:val="24"/>
@@ -5336,7 +5728,25 @@
           <w:color w:val="000000"/>
           <w:sz w:val="24"/>
         </w:rPr>
-        <w:t>：收集文创商品说明（材质、尺寸、工艺、文化寓意）、定制规则、发货说明、售后政策、常见问题 FAQ 等所有客服高频问题相关资料。</w:t>
+        <w:t>：收集文</w:t>
+      </w:r>
+      <w:proofErr w:type="gramStart"/>
+      <w:r>
+        <w:rPr>
+          <w:rFonts w:ascii="宋体" w:eastAsia="宋体" w:hAnsi="宋体" w:cs="宋体" w:hint="eastAsia"/>
+          <w:color w:val="000000"/>
+          <w:sz w:val="24"/>
+        </w:rPr>
+        <w:t>创商品</w:t>
+      </w:r>
+      <w:proofErr w:type="gramEnd"/>
+      <w:r>
+        <w:rPr>
+          <w:rFonts w:ascii="宋体" w:eastAsia="宋体" w:hAnsi="宋体" w:cs="宋体" w:hint="eastAsia"/>
+          <w:color w:val="000000"/>
+          <w:sz w:val="24"/>
+        </w:rPr>
+        <w:t>说明（材质、尺寸、工艺、文化寓意）、定制规则、发货说明、售后政策、常见问题 FAQ 等所有客服高频问题相关资料。</w:t>
       </w:r>
     </w:p>
     <w:p>
@@ -5391,7 +5801,23 @@
           <w:rFonts w:ascii="宋体" w:eastAsia="宋体" w:hAnsi="宋体" w:cs="宋体"/>
           <w:sz w:val="24"/>
         </w:rPr>
-        <w:t>内容清洗：删除无关水印、乱码、冗余广告信息，修正错别字，统一表述口径，确保内容干净、准确、清晰，避免智能客服学习错误信息。</w:t>
+        <w:t>内容清洗：删除无关水印、乱码、冗余广告信息，修正错别字，统一表述口径，确保内容干净、准确、清晰，避免智能客</w:t>
+      </w:r>
+      <w:proofErr w:type="gramStart"/>
+      <w:r>
+        <w:rPr>
+          <w:rFonts w:ascii="宋体" w:eastAsia="宋体" w:hAnsi="宋体" w:cs="宋体"/>
+          <w:sz w:val="24"/>
+        </w:rPr>
+        <w:t>服学习</w:t>
+      </w:r>
+      <w:proofErr w:type="gramEnd"/>
+      <w:r>
+        <w:rPr>
+          <w:rFonts w:ascii="宋体" w:eastAsia="宋体" w:hAnsi="宋体" w:cs="宋体"/>
+          <w:sz w:val="24"/>
+        </w:rPr>
+        <w:t>错误信息。</w:t>
       </w:r>
     </w:p>
     <w:p>
@@ -5468,7 +5894,39 @@
           <w:rFonts w:ascii="宋体" w:eastAsia="宋体" w:hAnsi="宋体" w:cs="宋体"/>
           <w:sz w:val="24"/>
         </w:rPr>
-        <w:t>打开扣子 Coze 官网并登录账号，进入个人工作空间</w:t>
+        <w:t xml:space="preserve">打开扣子 </w:t>
+      </w:r>
+      <w:proofErr w:type="spellStart"/>
+      <w:r>
+        <w:rPr>
+          <w:rFonts w:ascii="宋体" w:eastAsia="宋体" w:hAnsi="宋体" w:cs="宋体"/>
+          <w:sz w:val="24"/>
+        </w:rPr>
+        <w:t>Coze</w:t>
+      </w:r>
+      <w:proofErr w:type="spellEnd"/>
+      <w:r>
+        <w:rPr>
+          <w:rFonts w:ascii="宋体" w:eastAsia="宋体" w:hAnsi="宋体" w:cs="宋体"/>
+          <w:sz w:val="24"/>
+        </w:rPr>
+        <w:t xml:space="preserve"> </w:t>
+      </w:r>
+      <w:proofErr w:type="gramStart"/>
+      <w:r>
+        <w:rPr>
+          <w:rFonts w:ascii="宋体" w:eastAsia="宋体" w:hAnsi="宋体" w:cs="宋体"/>
+          <w:sz w:val="24"/>
+        </w:rPr>
+        <w:t>官网并</w:t>
+      </w:r>
+      <w:proofErr w:type="gramEnd"/>
+      <w:r>
+        <w:rPr>
+          <w:rFonts w:ascii="宋体" w:eastAsia="宋体" w:hAnsi="宋体" w:cs="宋体"/>
+          <w:sz w:val="24"/>
+        </w:rPr>
+        <w:t>登录账号，进入个人工作空间</w:t>
       </w:r>
       <w:r>
         <w:rPr>
@@ -5815,7 +6273,25 @@
           <w:color w:val="000000"/>
           <w:sz w:val="24"/>
         </w:rPr>
-        <w:t>：在顶部的“选择类型”区域，根据资料类型选择格式。我们以文创客服为例，优先选择“文本格式”，适配产品说明、FAQ、售后规则等文字类文档；也可根据需要切换为“表格格式”或“照片格式”。</w:t>
+        <w:t>：在顶部的“选择类型”区域，根据资料类型选择格式。我们以</w:t>
+      </w:r>
+      <w:proofErr w:type="gramStart"/>
+      <w:r>
+        <w:rPr>
+          <w:rFonts w:ascii="宋体" w:eastAsia="宋体" w:hAnsi="宋体" w:cs="宋体" w:hint="eastAsia"/>
+          <w:color w:val="000000"/>
+          <w:sz w:val="24"/>
+        </w:rPr>
+        <w:t>文创客服</w:t>
+      </w:r>
+      <w:proofErr w:type="gramEnd"/>
+      <w:r>
+        <w:rPr>
+          <w:rFonts w:ascii="宋体" w:eastAsia="宋体" w:hAnsi="宋体" w:cs="宋体" w:hint="eastAsia"/>
+          <w:color w:val="000000"/>
+          <w:sz w:val="24"/>
+        </w:rPr>
+        <w:t>为例，优先选择“文本格式”，适配产品说明、FAQ、售后规则等文字类文档；也可根据需要切换为“表格格式”或“照片格式”。</w:t>
       </w:r>
     </w:p>
     <w:p>
@@ -6157,7 +6633,71 @@
           <w:rFonts w:ascii="宋体" w:eastAsia="宋体" w:hAnsi="宋体" w:cs="宋体"/>
           <w:sz w:val="24"/>
         </w:rPr>
-        <w:t>，可上传产品相关文档，支持格式包括 PDF、TXT、DOC、DOCX、MD，单文件不超过 100MB（PDF 文件最多支持 500 页），最多可同时上传 300 个文件。点击上传区域，或直接拖拽文档到 “点击上传或拖拽文档到这里” 的虚线框中，可上传操作手册、系统说明书、客服应答库、售后规则说明等任何产品相关文档。</w:t>
+        <w:t>，可上</w:t>
+      </w:r>
+      <w:proofErr w:type="gramStart"/>
+      <w:r>
+        <w:rPr>
+          <w:rFonts w:ascii="宋体" w:eastAsia="宋体" w:hAnsi="宋体" w:cs="宋体"/>
+          <w:sz w:val="24"/>
+        </w:rPr>
+        <w:t>传产品</w:t>
+      </w:r>
+      <w:proofErr w:type="gramEnd"/>
+      <w:r>
+        <w:rPr>
+          <w:rFonts w:ascii="宋体" w:eastAsia="宋体" w:hAnsi="宋体" w:cs="宋体"/>
+          <w:sz w:val="24"/>
+        </w:rPr>
+        <w:t>相关文档，支持格式包括 PDF、TXT、DOC、DOCX、MD，</w:t>
+      </w:r>
+      <w:proofErr w:type="gramStart"/>
+      <w:r>
+        <w:rPr>
+          <w:rFonts w:ascii="宋体" w:eastAsia="宋体" w:hAnsi="宋体" w:cs="宋体"/>
+          <w:sz w:val="24"/>
+        </w:rPr>
+        <w:t>单文件</w:t>
+      </w:r>
+      <w:proofErr w:type="gramEnd"/>
+      <w:r>
+        <w:rPr>
+          <w:rFonts w:ascii="宋体" w:eastAsia="宋体" w:hAnsi="宋体" w:cs="宋体"/>
+          <w:sz w:val="24"/>
+        </w:rPr>
+        <w:t xml:space="preserve">不超过 100MB（PDF 文件最多支持 500 页），最多可同时上传 300 </w:t>
+      </w:r>
+      <w:proofErr w:type="gramStart"/>
+      <w:r>
+        <w:rPr>
+          <w:rFonts w:ascii="宋体" w:eastAsia="宋体" w:hAnsi="宋体" w:cs="宋体"/>
+          <w:sz w:val="24"/>
+        </w:rPr>
+        <w:t>个</w:t>
+      </w:r>
+      <w:proofErr w:type="gramEnd"/>
+      <w:r>
+        <w:rPr>
+          <w:rFonts w:ascii="宋体" w:eastAsia="宋体" w:hAnsi="宋体" w:cs="宋体"/>
+          <w:sz w:val="24"/>
+        </w:rPr>
+        <w:t>文件。点击上传区域，或直接拖拽文档到 “点击上传或拖拽文档到这里” 的虚线框中，可上</w:t>
+      </w:r>
+      <w:proofErr w:type="gramStart"/>
+      <w:r>
+        <w:rPr>
+          <w:rFonts w:ascii="宋体" w:eastAsia="宋体" w:hAnsi="宋体" w:cs="宋体"/>
+          <w:sz w:val="24"/>
+        </w:rPr>
+        <w:t>传操作</w:t>
+      </w:r>
+      <w:proofErr w:type="gramEnd"/>
+      <w:r>
+        <w:rPr>
+          <w:rFonts w:ascii="宋体" w:eastAsia="宋体" w:hAnsi="宋体" w:cs="宋体"/>
+          <w:sz w:val="24"/>
+        </w:rPr>
+        <w:t>手册、系统说明书、客服应答库、售后规则说明等任何产品相关文档。</w:t>
       </w:r>
       <w:r>
         <w:rPr>
@@ -6185,7 +6725,23 @@
           <w:rFonts w:ascii="宋体" w:eastAsia="宋体" w:hAnsi="宋体" w:cs="宋体"/>
           <w:sz w:val="24"/>
         </w:rPr>
-        <w:t>确认所有文件上传完成后，单击页面右下角的 “下一步” 按钮，即可进入</w:t>
+        <w:t>确认所有文件上</w:t>
+      </w:r>
+      <w:proofErr w:type="gramStart"/>
+      <w:r>
+        <w:rPr>
+          <w:rFonts w:ascii="宋体" w:eastAsia="宋体" w:hAnsi="宋体" w:cs="宋体"/>
+          <w:sz w:val="24"/>
+        </w:rPr>
+        <w:t>传完成</w:t>
+      </w:r>
+      <w:proofErr w:type="gramEnd"/>
+      <w:r>
+        <w:rPr>
+          <w:rFonts w:ascii="宋体" w:eastAsia="宋体" w:hAnsi="宋体" w:cs="宋体"/>
+          <w:sz w:val="24"/>
+        </w:rPr>
+        <w:t>后，单击页面右下角的 “下一步” 按钮，即可进入</w:t>
       </w:r>
       <w:r>
         <w:rPr>
@@ -6358,7 +6914,29 @@
           <w:sz w:val="24"/>
           <w:lang w:bidi="ar"/>
         </w:rPr>
-        <w:t>上传完成后，进入【</w:t>
+        <w:t>上</w:t>
+      </w:r>
+      <w:proofErr w:type="gramStart"/>
+      <w:r>
+        <w:rPr>
+          <w:rFonts w:ascii="宋体" w:eastAsia="宋体" w:hAnsi="宋体" w:cs="宋体" w:hint="eastAsia"/>
+          <w:color w:val="000000"/>
+          <w:kern w:val="0"/>
+          <w:sz w:val="24"/>
+          <w:lang w:bidi="ar"/>
+        </w:rPr>
+        <w:t>传完成</w:t>
+      </w:r>
+      <w:proofErr w:type="gramEnd"/>
+      <w:r>
+        <w:rPr>
+          <w:rFonts w:ascii="宋体" w:eastAsia="宋体" w:hAnsi="宋体" w:cs="宋体" w:hint="eastAsia"/>
+          <w:color w:val="000000"/>
+          <w:kern w:val="0"/>
+          <w:sz w:val="24"/>
+          <w:lang w:bidi="ar"/>
+        </w:rPr>
+        <w:t>后，进入【</w:t>
       </w:r>
       <w:r>
         <w:rPr>
@@ -6761,7 +7339,23 @@
           <w:rFonts w:ascii="宋体" w:eastAsia="宋体" w:hAnsi="宋体" w:cs="宋体"/>
           <w:sz w:val="24"/>
         </w:rPr>
-        <w:t>考虑到当前知识库中无扫描件类文档，可取消 “精准解析” 策略里的</w:t>
+        <w:t>考虑到当前知识库中无</w:t>
+      </w:r>
+      <w:proofErr w:type="gramStart"/>
+      <w:r>
+        <w:rPr>
+          <w:rFonts w:ascii="宋体" w:eastAsia="宋体" w:hAnsi="宋体" w:cs="宋体"/>
+          <w:sz w:val="24"/>
+        </w:rPr>
+        <w:t>扫描件类文档</w:t>
+      </w:r>
+      <w:proofErr w:type="gramEnd"/>
+      <w:r>
+        <w:rPr>
+          <w:rFonts w:ascii="宋体" w:eastAsia="宋体" w:hAnsi="宋体" w:cs="宋体"/>
+          <w:sz w:val="24"/>
+        </w:rPr>
+        <w:t>，可取消 “精准解析” 策略里的</w:t>
       </w:r>
       <w:r>
         <w:rPr>
@@ -7222,7 +7816,23 @@
           <w:rFonts w:ascii="宋体" w:eastAsia="宋体" w:hAnsi="宋体" w:cs="宋体"/>
           <w:sz w:val="24"/>
         </w:rPr>
-        <w:t>管理页面 。该页面集中展示了知识库的核心信息，包括整体大小、已上传的 3 份文档、自动拆分的 16 个知识分段，以及服务命中统计。左侧为文档列表，可快速切换查看</w:t>
+        <w:t xml:space="preserve">管理页面 。该页面集中展示了知识库的核心信息，包括整体大小、已上传的 3 份文档、自动拆分的 16 </w:t>
+      </w:r>
+      <w:proofErr w:type="gramStart"/>
+      <w:r>
+        <w:rPr>
+          <w:rFonts w:ascii="宋体" w:eastAsia="宋体" w:hAnsi="宋体" w:cs="宋体"/>
+          <w:sz w:val="24"/>
+        </w:rPr>
+        <w:t>个</w:t>
+      </w:r>
+      <w:proofErr w:type="gramEnd"/>
+      <w:r>
+        <w:rPr>
+          <w:rFonts w:ascii="宋体" w:eastAsia="宋体" w:hAnsi="宋体" w:cs="宋体"/>
+          <w:sz w:val="24"/>
+        </w:rPr>
+        <w:t>知识分段，以及服务命中统计。左侧为文档列表，可快速切换查看</w:t>
       </w:r>
       <w:r>
         <w:rPr>
@@ -7278,7 +7888,23 @@
           <w:rFonts w:ascii="宋体" w:eastAsia="宋体" w:hAnsi="宋体" w:cs="宋体"/>
           <w:sz w:val="24"/>
         </w:rPr>
-        <w:t>等文件；中间区域可预览系统自动分段后的文本内容，直观确认产品信息、客服话术等关键知识的完整性；同时支持通过右上角 “添加内容” 持续补充新文档，或使用编辑功能对现有分段进行修改、补充与维护，方便后续根据产品更新、业务规则调整知识库内容，确保 AI 客服调用的信息始终准确、规范，为用户提供稳定、专业的咨询服务。</w:t>
+        <w:t>等文件；中间区域可预览系统自动分段后的文本内容，直观确认产品信息、</w:t>
+      </w:r>
+      <w:proofErr w:type="gramStart"/>
+      <w:r>
+        <w:rPr>
+          <w:rFonts w:ascii="宋体" w:eastAsia="宋体" w:hAnsi="宋体" w:cs="宋体"/>
+          <w:sz w:val="24"/>
+        </w:rPr>
+        <w:t>客服话术</w:t>
+      </w:r>
+      <w:proofErr w:type="gramEnd"/>
+      <w:r>
+        <w:rPr>
+          <w:rFonts w:ascii="宋体" w:eastAsia="宋体" w:hAnsi="宋体" w:cs="宋体"/>
+          <w:sz w:val="24"/>
+        </w:rPr>
+        <w:t>等关键知识的完整性；同时支持通过右上角 “添加内容” 持续补充新文档，或使用编辑功能对现有分段进行修改、补充与维护，方便后续根据产品更新、业务规则调整知识库内容，确保 AI 客服调用的信息始终准确、规范，为用户提供稳定、专业的咨询服务。</w:t>
       </w:r>
       <w:r>
         <w:rPr>
@@ -7411,7 +8037,7 @@
               <a:graphicFrameLocks xmlns:a="http://schemas.openxmlformats.org/drawingml/2006/main" noChangeAspect="1"/>
               <a:extLst xmlns:a="http://schemas.openxmlformats.org/drawingml/2006/main">
                 <a:ext uri="{7FBC4E63-A832-4D11-8238-D91031DB1400}">
-                  <s:tag xmlns:s="http://www.wps.cn/officeDocument/2013/wpsCustomData" xmlns="http://www.wps.cn/officeDocument/2013/wpsCustomData" xmlns:wpsCustomData="http://www.wps.cn/officeDocument/2013/wpsCustomData" xmlns:w10="urn:schemas-microsoft-com:office:word" xmlns:w="http://schemas.openxmlformats.org/wordprocessingml/2006/main" xmlns:v="urn:schemas-microsoft-com:vml" xmlns:o="urn:schemas-microsoft-com:office:office">
+                  <s:tag xmlns:o="urn:schemas-microsoft-com:office:office" xmlns:v="urn:schemas-microsoft-com:vml" xmlns:w="http://schemas.openxmlformats.org/wordprocessingml/2006/main" xmlns:w10="urn:schemas-microsoft-com:office:word" xmlns:wpsCustomData="http://www.wps.cn/officeDocument/2013/wpsCustomData" xmlns="http://www.wps.cn/officeDocument/2013/wpsCustomData" xmlns:s="http://www.wps.cn/officeDocument/2013/wpsCustomData">
                     <s:item s:name="KSO_DOCER_RESOURCE_TRACE_INFO" s:val="{&quot;id&quot;:&quot;50030155&quot;,&quot;origin&quot;:0,&quot;type&quot;:&quot;icons&quot;,&quot;user&quot;:&quot;720012578&quot;}"/>
                   </s:tag>
                 </a:ext>
@@ -7462,7 +8088,31 @@
           <w:sz w:val="28"/>
           <w:szCs w:val="32"/>
         </w:rPr>
-        <w:t>10 秒学习小目标</w:t>
+        <w:t xml:space="preserve">10 </w:t>
+      </w:r>
+      <w:proofErr w:type="gramStart"/>
+      <w:r>
+        <w:rPr>
+          <w:rFonts w:ascii="黑体" w:eastAsia="黑体" w:hAnsi="Arial"/>
+          <w:b w:val="0"/>
+          <w:bCs w:val="0"/>
+          <w:color w:val="E54C5E" w:themeColor="accent6"/>
+          <w:sz w:val="28"/>
+          <w:szCs w:val="32"/>
+        </w:rPr>
+        <w:t>秒学习</w:t>
+      </w:r>
+      <w:proofErr w:type="gramEnd"/>
+      <w:r>
+        <w:rPr>
+          <w:rFonts w:ascii="黑体" w:eastAsia="黑体" w:hAnsi="Arial"/>
+          <w:b w:val="0"/>
+          <w:bCs w:val="0"/>
+          <w:color w:val="E54C5E" w:themeColor="accent6"/>
+          <w:sz w:val="28"/>
+          <w:szCs w:val="32"/>
+        </w:rPr>
+        <w:t>小目标</w:t>
       </w:r>
     </w:p>
     <w:p>
@@ -7548,7 +8198,23 @@
           <w:rFonts w:ascii="宋体" w:eastAsia="宋体" w:hAnsi="宋体" w:cs="宋体"/>
           <w:sz w:val="24"/>
         </w:rPr>
-        <w:t>能在 Coze 平台创建文创智能客服智能体并完成基础配置。</w:t>
+        <w:t xml:space="preserve">能在 </w:t>
+      </w:r>
+      <w:proofErr w:type="spellStart"/>
+      <w:r>
+        <w:rPr>
+          <w:rFonts w:ascii="宋体" w:eastAsia="宋体" w:hAnsi="宋体" w:cs="宋体"/>
+          <w:sz w:val="24"/>
+        </w:rPr>
+        <w:t>Coze</w:t>
+      </w:r>
+      <w:proofErr w:type="spellEnd"/>
+      <w:r>
+        <w:rPr>
+          <w:rFonts w:ascii="宋体" w:eastAsia="宋体" w:hAnsi="宋体" w:cs="宋体"/>
+          <w:sz w:val="24"/>
+        </w:rPr>
+        <w:t xml:space="preserve"> 平台创建文创智能客服智能体并完成基础配置。</w:t>
       </w:r>
     </w:p>
     <w:p>
@@ -7681,7 +8347,23 @@
           <w:rFonts w:ascii="宋体" w:eastAsia="宋体" w:hAnsi="宋体" w:cs="宋体"/>
           <w:sz w:val="24"/>
         </w:rPr>
-        <w:t>智能体是智能客服的“交互中枢”，对话流则是客服的 “思考逻辑”。本任务将以已完成的</w:t>
+        <w:t>智能体是智能客服的“交互中枢”，对话流则是客服的 “思考逻辑”。</w:t>
+      </w:r>
+      <w:proofErr w:type="gramStart"/>
+      <w:r>
+        <w:rPr>
+          <w:rFonts w:ascii="宋体" w:eastAsia="宋体" w:hAnsi="宋体" w:cs="宋体"/>
+          <w:sz w:val="24"/>
+        </w:rPr>
+        <w:t>本任务</w:t>
+      </w:r>
+      <w:proofErr w:type="gramEnd"/>
+      <w:r>
+        <w:rPr>
+          <w:rFonts w:ascii="宋体" w:eastAsia="宋体" w:hAnsi="宋体" w:cs="宋体"/>
+          <w:sz w:val="24"/>
+        </w:rPr>
+        <w:t>将以已完成的</w:t>
       </w:r>
       <w:r>
         <w:rPr>
@@ -7709,7 +8391,71 @@
           <w:rFonts w:ascii="宋体" w:eastAsia="宋体" w:hAnsi="宋体" w:cs="宋体"/>
           <w:sz w:val="24"/>
         </w:rPr>
-        <w:t>为数据基础，搭建一套完整的对话处理流程。通过可视化的方式，配置从用户提问到意图识别、知识库检索、生成回复的全链路逻辑，让智能客服既能精准回答文创商品的售前、售中、售后问题，又能礼貌拒绝无关咨询，同时保持统一、亲切、合规的回复风格，最终形成可直接投入使用的 AI 客服核心逻辑。</w:t>
+        <w:t>为数据基础，搭建一套完整的对话处理流程。通过可视化的方式，配置从用户提问到意图识别、知识库检索、生成回复的全链路逻辑，让智能</w:t>
+      </w:r>
+      <w:proofErr w:type="gramStart"/>
+      <w:r>
+        <w:rPr>
+          <w:rFonts w:ascii="宋体" w:eastAsia="宋体" w:hAnsi="宋体" w:cs="宋体"/>
+          <w:sz w:val="24"/>
+        </w:rPr>
+        <w:t>客服既能</w:t>
+      </w:r>
+      <w:proofErr w:type="gramEnd"/>
+      <w:r>
+        <w:rPr>
+          <w:rFonts w:ascii="宋体" w:eastAsia="宋体" w:hAnsi="宋体" w:cs="宋体"/>
+          <w:sz w:val="24"/>
+        </w:rPr>
+        <w:t>精准回答文</w:t>
+      </w:r>
+      <w:proofErr w:type="gramStart"/>
+      <w:r>
+        <w:rPr>
+          <w:rFonts w:ascii="宋体" w:eastAsia="宋体" w:hAnsi="宋体" w:cs="宋体"/>
+          <w:sz w:val="24"/>
+        </w:rPr>
+        <w:t>创商品</w:t>
+      </w:r>
+      <w:proofErr w:type="gramEnd"/>
+      <w:r>
+        <w:rPr>
+          <w:rFonts w:ascii="宋体" w:eastAsia="宋体" w:hAnsi="宋体" w:cs="宋体"/>
+          <w:sz w:val="24"/>
+        </w:rPr>
+        <w:t>的售前、售中、售后问题，又能礼貌拒绝无关咨询，同时保持统一、亲切、合</w:t>
+      </w:r>
+      <w:proofErr w:type="gramStart"/>
+      <w:r>
+        <w:rPr>
+          <w:rFonts w:ascii="宋体" w:eastAsia="宋体" w:hAnsi="宋体" w:cs="宋体"/>
+          <w:sz w:val="24"/>
+        </w:rPr>
+        <w:t>规</w:t>
+      </w:r>
+      <w:proofErr w:type="gramEnd"/>
+      <w:r>
+        <w:rPr>
+          <w:rFonts w:ascii="宋体" w:eastAsia="宋体" w:hAnsi="宋体" w:cs="宋体"/>
+          <w:sz w:val="24"/>
+        </w:rPr>
+        <w:t>的回复风格，最终形成可直接投入使用的 AI 客</w:t>
+      </w:r>
+      <w:proofErr w:type="gramStart"/>
+      <w:r>
+        <w:rPr>
+          <w:rFonts w:ascii="宋体" w:eastAsia="宋体" w:hAnsi="宋体" w:cs="宋体"/>
+          <w:sz w:val="24"/>
+        </w:rPr>
+        <w:t>服核心</w:t>
+      </w:r>
+      <w:proofErr w:type="gramEnd"/>
+      <w:r>
+        <w:rPr>
+          <w:rFonts w:ascii="宋体" w:eastAsia="宋体" w:hAnsi="宋体" w:cs="宋体"/>
+          <w:sz w:val="24"/>
+        </w:rPr>
+        <w:t>逻辑。</w:t>
       </w:r>
     </w:p>
     <w:p>
@@ -7815,7 +8561,7 @@
               <a:graphicFrameLocks xmlns:a="http://schemas.openxmlformats.org/drawingml/2006/main" noChangeAspect="1"/>
               <a:extLst xmlns:a="http://schemas.openxmlformats.org/drawingml/2006/main">
                 <a:ext uri="{7FBC4E63-A832-4D11-8238-D91031DB1400}">
-                  <s:tag xmlns:s="http://www.wps.cn/officeDocument/2013/wpsCustomData" xmlns="http://www.wps.cn/officeDocument/2013/wpsCustomData" xmlns:wpsCustomData="http://www.wps.cn/officeDocument/2013/wpsCustomData" xmlns:w10="urn:schemas-microsoft-com:office:word" xmlns:w="http://schemas.openxmlformats.org/wordprocessingml/2006/main" xmlns:v="urn:schemas-microsoft-com:vml" xmlns:o="urn:schemas-microsoft-com:office:office">
+                  <s:tag xmlns:o="urn:schemas-microsoft-com:office:office" xmlns:v="urn:schemas-microsoft-com:vml" xmlns:w="http://schemas.openxmlformats.org/wordprocessingml/2006/main" xmlns:w10="urn:schemas-microsoft-com:office:word" xmlns:wpsCustomData="http://www.wps.cn/officeDocument/2013/wpsCustomData" xmlns="http://www.wps.cn/officeDocument/2013/wpsCustomData" xmlns:s="http://www.wps.cn/officeDocument/2013/wpsCustomData">
                     <s:item s:name="KSO_DOCER_RESOURCE_TRACE_INFO" s:val="{&quot;id&quot;:&quot;50030155&quot;,&quot;origin&quot;:0,&quot;type&quot;:&quot;icons&quot;,&quot;user&quot;:&quot;720012578&quot;}"/>
                   </s:tag>
                 </a:ext>
@@ -7866,7 +8612,31 @@
           <w:sz w:val="28"/>
           <w:szCs w:val="32"/>
         </w:rPr>
-        <w:t>10 秒学习小目标</w:t>
+        <w:t xml:space="preserve">10 </w:t>
+      </w:r>
+      <w:proofErr w:type="gramStart"/>
+      <w:r>
+        <w:rPr>
+          <w:rFonts w:ascii="黑体" w:eastAsia="黑体" w:hAnsi="Arial"/>
+          <w:b w:val="0"/>
+          <w:bCs w:val="0"/>
+          <w:color w:val="E54C5E" w:themeColor="accent6"/>
+          <w:sz w:val="28"/>
+          <w:szCs w:val="32"/>
+        </w:rPr>
+        <w:t>秒学习</w:t>
+      </w:r>
+      <w:proofErr w:type="gramEnd"/>
+      <w:r>
+        <w:rPr>
+          <w:rFonts w:ascii="黑体" w:eastAsia="黑体" w:hAnsi="Arial"/>
+          <w:b w:val="0"/>
+          <w:bCs w:val="0"/>
+          <w:color w:val="E54C5E" w:themeColor="accent6"/>
+          <w:sz w:val="28"/>
+          <w:szCs w:val="32"/>
+        </w:rPr>
+        <w:t>小目标</w:t>
       </w:r>
     </w:p>
     <w:p>
@@ -7942,7 +8712,39 @@
           <w:rFonts w:ascii="宋体" w:eastAsia="宋体" w:hAnsi="宋体" w:cs="宋体" w:hint="eastAsia"/>
           <w:sz w:val="24"/>
         </w:rPr>
-        <w:t>1.能对智能客服进行全场景测试，验证应答准确性与合规性。</w:t>
+        <w:t>1.能对智能客</w:t>
+      </w:r>
+      <w:proofErr w:type="gramStart"/>
+      <w:r>
+        <w:rPr>
+          <w:rFonts w:ascii="宋体" w:eastAsia="宋体" w:hAnsi="宋体" w:cs="宋体" w:hint="eastAsia"/>
+          <w:sz w:val="24"/>
+        </w:rPr>
+        <w:t>服进行</w:t>
+      </w:r>
+      <w:proofErr w:type="gramEnd"/>
+      <w:r>
+        <w:rPr>
+          <w:rFonts w:ascii="宋体" w:eastAsia="宋体" w:hAnsi="宋体" w:cs="宋体" w:hint="eastAsia"/>
+          <w:sz w:val="24"/>
+        </w:rPr>
+        <w:t>全场景测试，验证应答准确性与合</w:t>
+      </w:r>
+      <w:proofErr w:type="gramStart"/>
+      <w:r>
+        <w:rPr>
+          <w:rFonts w:ascii="宋体" w:eastAsia="宋体" w:hAnsi="宋体" w:cs="宋体" w:hint="eastAsia"/>
+          <w:sz w:val="24"/>
+        </w:rPr>
+        <w:t>规</w:t>
+      </w:r>
+      <w:proofErr w:type="gramEnd"/>
+      <w:r>
+        <w:rPr>
+          <w:rFonts w:ascii="宋体" w:eastAsia="宋体" w:hAnsi="宋体" w:cs="宋体" w:hint="eastAsia"/>
+          <w:sz w:val="24"/>
+        </w:rPr>
+        <w:t>性。</w:t>
       </w:r>
     </w:p>
     <w:p>
@@ -7993,7 +8795,23 @@
           <w:rFonts w:ascii="宋体" w:eastAsia="宋体" w:hAnsi="宋体" w:cs="宋体" w:hint="eastAsia"/>
           <w:sz w:val="24"/>
         </w:rPr>
-        <w:t>4.能完成多渠道发布配置，将智能客服正式上线使用。</w:t>
+        <w:t>4.能完成多渠道发布配置，将智能客</w:t>
+      </w:r>
+      <w:proofErr w:type="gramStart"/>
+      <w:r>
+        <w:rPr>
+          <w:rFonts w:ascii="宋体" w:eastAsia="宋体" w:hAnsi="宋体" w:cs="宋体" w:hint="eastAsia"/>
+          <w:sz w:val="24"/>
+        </w:rPr>
+        <w:t>服正式</w:t>
+      </w:r>
+      <w:proofErr w:type="gramEnd"/>
+      <w:r>
+        <w:rPr>
+          <w:rFonts w:ascii="宋体" w:eastAsia="宋体" w:hAnsi="宋体" w:cs="宋体" w:hint="eastAsia"/>
+          <w:sz w:val="24"/>
+        </w:rPr>
+        <w:t>上线使用。</w:t>
       </w:r>
     </w:p>
     <w:p>
@@ -8047,7 +8865,55 @@
           <w:rFonts w:ascii="宋体" w:eastAsia="宋体" w:hAnsi="宋体" w:cs="宋体"/>
           <w:sz w:val="24"/>
         </w:rPr>
-        <w:t>测试与优化是智能客服上线前的关键环节，直接决定服务质量与使用体验。本任务将通过模拟真实用户提问，全面检验智能客服的应答效果，对回答不准确、逻辑不连贯、话术不合规等问题逐一修正；同时完成上下文配置、检索强度调优、多平台发布，让智能客服从 “可运行” 升级为 “好用、稳定、合规、可商用” 的正式服务工具，实现项目完整闭环。</w:t>
+        <w:t>测试与优化是智能客服上线前的关键环节，直接决定服务质量与使用体验。</w:t>
+      </w:r>
+      <w:proofErr w:type="gramStart"/>
+      <w:r>
+        <w:rPr>
+          <w:rFonts w:ascii="宋体" w:eastAsia="宋体" w:hAnsi="宋体" w:cs="宋体"/>
+          <w:sz w:val="24"/>
+        </w:rPr>
+        <w:t>本任务</w:t>
+      </w:r>
+      <w:proofErr w:type="gramEnd"/>
+      <w:r>
+        <w:rPr>
+          <w:rFonts w:ascii="宋体" w:eastAsia="宋体" w:hAnsi="宋体" w:cs="宋体"/>
+          <w:sz w:val="24"/>
+        </w:rPr>
+        <w:t>将通过模拟真实用户提问，全面检验智能客服的应答效果，对回答不准确、逻辑不连贯、话术不合</w:t>
+      </w:r>
+      <w:proofErr w:type="gramStart"/>
+      <w:r>
+        <w:rPr>
+          <w:rFonts w:ascii="宋体" w:eastAsia="宋体" w:hAnsi="宋体" w:cs="宋体"/>
+          <w:sz w:val="24"/>
+        </w:rPr>
+        <w:t>规</w:t>
+      </w:r>
+      <w:proofErr w:type="gramEnd"/>
+      <w:r>
+        <w:rPr>
+          <w:rFonts w:ascii="宋体" w:eastAsia="宋体" w:hAnsi="宋体" w:cs="宋体"/>
+          <w:sz w:val="24"/>
+        </w:rPr>
+        <w:t>等问题逐一修正；同时完成上下文配置、检索强度调优、多平台发布，让智能客服从 “可运行” 升级为 “好用、稳定、合</w:t>
+      </w:r>
+      <w:proofErr w:type="gramStart"/>
+      <w:r>
+        <w:rPr>
+          <w:rFonts w:ascii="宋体" w:eastAsia="宋体" w:hAnsi="宋体" w:cs="宋体"/>
+          <w:sz w:val="24"/>
+        </w:rPr>
+        <w:t>规</w:t>
+      </w:r>
+      <w:proofErr w:type="gramEnd"/>
+      <w:r>
+        <w:rPr>
+          <w:rFonts w:ascii="宋体" w:eastAsia="宋体" w:hAnsi="宋体" w:cs="宋体"/>
+          <w:sz w:val="24"/>
+        </w:rPr>
+        <w:t>、可商用” 的正式服务工具，实现项目完整闭环。</w:t>
       </w:r>
     </w:p>
     <w:p>
@@ -8152,7 +9018,7 @@
               <a:graphicFrameLocks xmlns:a="http://schemas.openxmlformats.org/drawingml/2006/main" noChangeAspect="1"/>
               <a:extLst xmlns:a="http://schemas.openxmlformats.org/drawingml/2006/main">
                 <a:ext uri="{7FBC4E63-A832-4D11-8238-D91031DB1400}">
-                  <s:tag xmlns:s="http://www.wps.cn/officeDocument/2013/wpsCustomData" xmlns="http://www.wps.cn/officeDocument/2013/wpsCustomData" xmlns:wpsCustomData="http://www.wps.cn/officeDocument/2013/wpsCustomData" xmlns:w10="urn:schemas-microsoft-com:office:word" xmlns:w="http://schemas.openxmlformats.org/wordprocessingml/2006/main" xmlns:v="urn:schemas-microsoft-com:vml" xmlns:o="urn:schemas-microsoft-com:office:office">
+                  <s:tag xmlns:o="urn:schemas-microsoft-com:office:office" xmlns:v="urn:schemas-microsoft-com:vml" xmlns:w="http://schemas.openxmlformats.org/wordprocessingml/2006/main" xmlns:w10="urn:schemas-microsoft-com:office:word" xmlns:wpsCustomData="http://www.wps.cn/officeDocument/2013/wpsCustomData" xmlns="http://www.wps.cn/officeDocument/2013/wpsCustomData" xmlns:s="http://www.wps.cn/officeDocument/2013/wpsCustomData">
                     <s:item s:name="KSO_DOCER_RESOURCE_TRACE_INFO" s:val="{&quot;id&quot;:&quot;50030155&quot;,&quot;origin&quot;:0,&quot;type&quot;:&quot;icons&quot;,&quot;user&quot;:&quot;720012578&quot;}"/>
                   </s:tag>
                 </a:ext>
@@ -8203,7 +9069,31 @@
           <w:sz w:val="28"/>
           <w:szCs w:val="32"/>
         </w:rPr>
-        <w:t>10 秒学习小目标</w:t>
+        <w:t xml:space="preserve">10 </w:t>
+      </w:r>
+      <w:proofErr w:type="gramStart"/>
+      <w:r>
+        <w:rPr>
+          <w:rFonts w:ascii="黑体" w:eastAsia="黑体" w:hAnsi="Arial"/>
+          <w:b w:val="0"/>
+          <w:bCs w:val="0"/>
+          <w:color w:val="E54C5E" w:themeColor="accent6"/>
+          <w:sz w:val="28"/>
+          <w:szCs w:val="32"/>
+        </w:rPr>
+        <w:t>秒学习</w:t>
+      </w:r>
+      <w:proofErr w:type="gramEnd"/>
+      <w:r>
+        <w:rPr>
+          <w:rFonts w:ascii="黑体" w:eastAsia="黑体" w:hAnsi="Arial"/>
+          <w:b w:val="0"/>
+          <w:bCs w:val="0"/>
+          <w:color w:val="E54C5E" w:themeColor="accent6"/>
+          <w:sz w:val="28"/>
+          <w:szCs w:val="32"/>
+        </w:rPr>
+        <w:t>小目标</w:t>
       </w:r>
     </w:p>
     <w:p>
@@ -8224,7 +9114,23 @@
           <w:rFonts w:ascii="宋体" w:eastAsia="宋体" w:hAnsi="宋体" w:cs="宋体"/>
           <w:sz w:val="24"/>
         </w:rPr>
-        <w:t>思辨智能客服价值，优化文创客服服务体验。</w:t>
+        <w:t>思辨智能客服价值，优化文</w:t>
+      </w:r>
+      <w:proofErr w:type="gramStart"/>
+      <w:r>
+        <w:rPr>
+          <w:rFonts w:ascii="宋体" w:eastAsia="宋体" w:hAnsi="宋体" w:cs="宋体"/>
+          <w:sz w:val="24"/>
+        </w:rPr>
+        <w:t>创客服服务</w:t>
+      </w:r>
+      <w:proofErr w:type="gramEnd"/>
+      <w:r>
+        <w:rPr>
+          <w:rFonts w:ascii="宋体" w:eastAsia="宋体" w:hAnsi="宋体" w:cs="宋体"/>
+          <w:sz w:val="24"/>
+        </w:rPr>
+        <w:t>体验。</w:t>
       </w:r>
     </w:p>
     <w:p>
@@ -8269,7 +9175,25 @@
           <w:color w:val="1F2329"/>
           <w:sz w:val="24"/>
         </w:rPr>
-        <w:t>辩论主题：智能客服能否完全替代人工客服？</w:t>
+        <w:t>辩论主题：智能客</w:t>
+      </w:r>
+      <w:proofErr w:type="gramStart"/>
+      <w:r>
+        <w:rPr>
+          <w:rFonts w:hint="eastAsia"/>
+          <w:color w:val="1F2329"/>
+          <w:sz w:val="24"/>
+        </w:rPr>
+        <w:t>服能否</w:t>
+      </w:r>
+      <w:proofErr w:type="gramEnd"/>
+      <w:r>
+        <w:rPr>
+          <w:rFonts w:hint="eastAsia"/>
+          <w:color w:val="1F2329"/>
+          <w:sz w:val="24"/>
+        </w:rPr>
+        <w:t>完全替代人工客服？</w:t>
       </w:r>
     </w:p>
     <w:p>
@@ -8386,13 +9310,41 @@
           <w:sz w:val="24"/>
         </w:rPr>
       </w:pPr>
+      <w:proofErr w:type="gramStart"/>
       <w:r>
         <w:rPr>
           <w:rFonts w:hint="eastAsia"/>
           <w:color w:val="1F2329"/>
           <w:sz w:val="24"/>
         </w:rPr>
-        <w:t>文创电商店铺在客服服务中，最容易出现的风险点是什么？</w:t>
+        <w:t>文创电商</w:t>
+      </w:r>
+      <w:proofErr w:type="gramEnd"/>
+      <w:r>
+        <w:rPr>
+          <w:rFonts w:hint="eastAsia"/>
+          <w:color w:val="1F2329"/>
+          <w:sz w:val="24"/>
+        </w:rPr>
+        <w:t>店铺在客</w:t>
+      </w:r>
+      <w:proofErr w:type="gramStart"/>
+      <w:r>
+        <w:rPr>
+          <w:rFonts w:hint="eastAsia"/>
+          <w:color w:val="1F2329"/>
+          <w:sz w:val="24"/>
+        </w:rPr>
+        <w:t>服服务</w:t>
+      </w:r>
+      <w:proofErr w:type="gramEnd"/>
+      <w:r>
+        <w:rPr>
+          <w:rFonts w:hint="eastAsia"/>
+          <w:color w:val="1F2329"/>
+          <w:sz w:val="24"/>
+        </w:rPr>
+        <w:t>中，最容易出现的风险点是什么？</w:t>
       </w:r>
     </w:p>
     <w:p>
@@ -8440,7 +9392,7 @@
               <a:graphicFrameLocks xmlns:a="http://schemas.openxmlformats.org/drawingml/2006/main" noChangeAspect="1"/>
               <a:extLst xmlns:a="http://schemas.openxmlformats.org/drawingml/2006/main">
                 <a:ext uri="{7FBC4E63-A832-4D11-8238-D91031DB1400}">
-                  <s:tag xmlns:s="http://www.wps.cn/officeDocument/2013/wpsCustomData" xmlns="http://www.wps.cn/officeDocument/2013/wpsCustomData" xmlns:wpsCustomData="http://www.wps.cn/officeDocument/2013/wpsCustomData" xmlns:w10="urn:schemas-microsoft-com:office:word" xmlns:w="http://schemas.openxmlformats.org/wordprocessingml/2006/main" xmlns:v="urn:schemas-microsoft-com:vml" xmlns:o="urn:schemas-microsoft-com:office:office">
+                  <s:tag xmlns:o="urn:schemas-microsoft-com:office:office" xmlns:v="urn:schemas-microsoft-com:vml" xmlns:w="http://schemas.openxmlformats.org/wordprocessingml/2006/main" xmlns:w10="urn:schemas-microsoft-com:office:word" xmlns:wpsCustomData="http://www.wps.cn/officeDocument/2013/wpsCustomData" xmlns="http://www.wps.cn/officeDocument/2013/wpsCustomData" xmlns:s="http://www.wps.cn/officeDocument/2013/wpsCustomData">
                     <s:item s:name="KSO_DOCER_RESOURCE_TRACE_INFO" s:val="{&quot;id&quot;:&quot;50030155&quot;,&quot;origin&quot;:0,&quot;type&quot;:&quot;icons&quot;,&quot;user&quot;:&quot;720012578&quot;}"/>
                   </s:tag>
                 </a:ext>
@@ -8491,7 +9443,31 @@
           <w:sz w:val="28"/>
           <w:szCs w:val="32"/>
         </w:rPr>
-        <w:t>10 秒学习小目标</w:t>
+        <w:t xml:space="preserve">10 </w:t>
+      </w:r>
+      <w:proofErr w:type="gramStart"/>
+      <w:r>
+        <w:rPr>
+          <w:rFonts w:ascii="黑体" w:eastAsia="黑体" w:hAnsi="Arial"/>
+          <w:b w:val="0"/>
+          <w:bCs w:val="0"/>
+          <w:color w:val="E54C5E" w:themeColor="accent6"/>
+          <w:sz w:val="28"/>
+          <w:szCs w:val="32"/>
+        </w:rPr>
+        <w:t>秒学习</w:t>
+      </w:r>
+      <w:proofErr w:type="gramEnd"/>
+      <w:r>
+        <w:rPr>
+          <w:rFonts w:ascii="黑体" w:eastAsia="黑体" w:hAnsi="Arial"/>
+          <w:b w:val="0"/>
+          <w:bCs w:val="0"/>
+          <w:color w:val="E54C5E" w:themeColor="accent6"/>
+          <w:sz w:val="28"/>
+          <w:szCs w:val="32"/>
+        </w:rPr>
+        <w:t>小目标</w:t>
       </w:r>
     </w:p>
     <w:p>
@@ -8583,7 +9559,43 @@
           <w:color w:val="1F2329"/>
           <w:sz w:val="24"/>
         </w:rPr>
-        <w:t>多平台适配：将智能客服同步发布至抖音、视频号、小程序、淘宝等主流渠道</w:t>
+        <w:t>多平台适配：将智能客服同步发布</w:t>
+      </w:r>
+      <w:proofErr w:type="gramStart"/>
+      <w:r>
+        <w:rPr>
+          <w:rFonts w:hint="eastAsia"/>
+          <w:color w:val="1F2329"/>
+          <w:sz w:val="24"/>
+        </w:rPr>
+        <w:t>至抖音</w:t>
+      </w:r>
+      <w:proofErr w:type="gramEnd"/>
+      <w:r>
+        <w:rPr>
+          <w:rFonts w:hint="eastAsia"/>
+          <w:color w:val="1F2329"/>
+          <w:sz w:val="24"/>
+        </w:rPr>
+        <w:t>、视频号、小程序、</w:t>
+      </w:r>
+      <w:proofErr w:type="gramStart"/>
+      <w:r>
+        <w:rPr>
+          <w:rFonts w:hint="eastAsia"/>
+          <w:color w:val="1F2329"/>
+          <w:sz w:val="24"/>
+        </w:rPr>
+        <w:t>淘宝等</w:t>
+      </w:r>
+      <w:proofErr w:type="gramEnd"/>
+      <w:r>
+        <w:rPr>
+          <w:rFonts w:hint="eastAsia"/>
+          <w:color w:val="1F2329"/>
+          <w:sz w:val="24"/>
+        </w:rPr>
+        <w:t>主流渠道</w:t>
       </w:r>
     </w:p>
     <w:p>
@@ -8622,7 +9634,25 @@
           <w:color w:val="1F2329"/>
           <w:sz w:val="24"/>
         </w:rPr>
-        <w:t>高频问题统计、未识别问题分析、用户满意度数据看板</w:t>
+        <w:t>高频问题统计、未识别问题分析、用户满意</w:t>
+      </w:r>
+      <w:proofErr w:type="gramStart"/>
+      <w:r>
+        <w:rPr>
+          <w:rFonts w:hint="eastAsia"/>
+          <w:color w:val="1F2329"/>
+          <w:sz w:val="24"/>
+        </w:rPr>
+        <w:t>度数据</w:t>
+      </w:r>
+      <w:proofErr w:type="gramEnd"/>
+      <w:r>
+        <w:rPr>
+          <w:rFonts w:hint="eastAsia"/>
+          <w:color w:val="1F2329"/>
+          <w:sz w:val="24"/>
+        </w:rPr>
+        <w:t>看板</w:t>
       </w:r>
     </w:p>
     <w:p>
@@ -8645,7 +9675,25 @@
           <w:color w:val="1F2329"/>
           <w:sz w:val="24"/>
         </w:rPr>
-        <w:t>体验升级：接入差评自动安抚、好评引导、活动信息智能推送等增值功能</w:t>
+        <w:t>体验升级：</w:t>
+      </w:r>
+      <w:proofErr w:type="gramStart"/>
+      <w:r>
+        <w:rPr>
+          <w:rFonts w:hint="eastAsia"/>
+          <w:color w:val="1F2329"/>
+          <w:sz w:val="24"/>
+        </w:rPr>
+        <w:t>接入差评</w:t>
+      </w:r>
+      <w:proofErr w:type="gramEnd"/>
+      <w:r>
+        <w:rPr>
+          <w:rFonts w:hint="eastAsia"/>
+          <w:color w:val="1F2329"/>
+          <w:sz w:val="24"/>
+        </w:rPr>
+        <w:t>自动安抚、好评引导、活动信息智能推送等增值功能</w:t>
       </w:r>
     </w:p>
     <w:p>
@@ -8693,7 +9741,7 @@
               <a:graphicFrameLocks xmlns:a="http://schemas.openxmlformats.org/drawingml/2006/main" noChangeAspect="1"/>
               <a:extLst xmlns:a="http://schemas.openxmlformats.org/drawingml/2006/main">
                 <a:ext uri="{7FBC4E63-A832-4D11-8238-D91031DB1400}">
-                  <s:tag xmlns:s="http://www.wps.cn/officeDocument/2013/wpsCustomData" xmlns="http://www.wps.cn/officeDocument/2013/wpsCustomData" xmlns:wpsCustomData="http://www.wps.cn/officeDocument/2013/wpsCustomData" xmlns:w10="urn:schemas-microsoft-com:office:word" xmlns:w="http://schemas.openxmlformats.org/wordprocessingml/2006/main" xmlns:v="urn:schemas-microsoft-com:vml" xmlns:o="urn:schemas-microsoft-com:office:office">
+                  <s:tag xmlns:o="urn:schemas-microsoft-com:office:office" xmlns:v="urn:schemas-microsoft-com:vml" xmlns:w="http://schemas.openxmlformats.org/wordprocessingml/2006/main" xmlns:w10="urn:schemas-microsoft-com:office:word" xmlns:wpsCustomData="http://www.wps.cn/officeDocument/2013/wpsCustomData" xmlns="http://www.wps.cn/officeDocument/2013/wpsCustomData" xmlns:s="http://www.wps.cn/officeDocument/2013/wpsCustomData">
                     <s:item s:name="KSO_DOCER_RESOURCE_TRACE_INFO" s:val="{&quot;id&quot;:&quot;50030155&quot;,&quot;origin&quot;:0,&quot;type&quot;:&quot;icons&quot;,&quot;user&quot;:&quot;720012578&quot;}"/>
                   </s:tag>
                 </a:ext>
@@ -8744,7 +9792,31 @@
           <w:sz w:val="28"/>
           <w:szCs w:val="32"/>
         </w:rPr>
-        <w:t>10 秒学习小目标</w:t>
+        <w:t xml:space="preserve">10 </w:t>
+      </w:r>
+      <w:proofErr w:type="gramStart"/>
+      <w:r>
+        <w:rPr>
+          <w:rFonts w:ascii="黑体" w:eastAsia="黑体" w:hAnsi="Arial"/>
+          <w:b w:val="0"/>
+          <w:bCs w:val="0"/>
+          <w:color w:val="E54C5E" w:themeColor="accent6"/>
+          <w:sz w:val="28"/>
+          <w:szCs w:val="32"/>
+        </w:rPr>
+        <w:t>秒学习</w:t>
+      </w:r>
+      <w:proofErr w:type="gramEnd"/>
+      <w:r>
+        <w:rPr>
+          <w:rFonts w:ascii="黑体" w:eastAsia="黑体" w:hAnsi="Arial"/>
+          <w:b w:val="0"/>
+          <w:bCs w:val="0"/>
+          <w:color w:val="E54C5E" w:themeColor="accent6"/>
+          <w:sz w:val="28"/>
+          <w:szCs w:val="32"/>
+        </w:rPr>
+        <w:t>小目标</w:t>
       </w:r>
     </w:p>
     <w:p>
@@ -8850,7 +9922,95 @@
           <w:sz w:val="24"/>
           <w:lang w:bidi="ar"/>
         </w:rPr>
-        <w:t>本项目完整实现国风文创电商智能客服的全流程搭建，采用意图识别 + 知识库 + 对话流的核心架构，系统具备低代码、易维护、可扩展、可直接商用的特点，高度贴合 AI 实战应用与电商岗位核心能力要求，可直接落地赋能文创电商店铺运营。</w:t>
+        <w:t>本项目完整实现国风</w:t>
+      </w:r>
+      <w:proofErr w:type="gramStart"/>
+      <w:r>
+        <w:rPr>
+          <w:rFonts w:ascii="宋体" w:eastAsia="宋体" w:hAnsi="宋体" w:cs="宋体"/>
+          <w:color w:val="1F2329"/>
+          <w:kern w:val="0"/>
+          <w:sz w:val="24"/>
+          <w:lang w:bidi="ar"/>
+        </w:rPr>
+        <w:t>文创电商</w:t>
+      </w:r>
+      <w:proofErr w:type="gramEnd"/>
+      <w:r>
+        <w:rPr>
+          <w:rFonts w:ascii="宋体" w:eastAsia="宋体" w:hAnsi="宋体" w:cs="宋体"/>
+          <w:color w:val="1F2329"/>
+          <w:kern w:val="0"/>
+          <w:sz w:val="24"/>
+          <w:lang w:bidi="ar"/>
+        </w:rPr>
+        <w:t>智能客服的全流程搭建，采用意图识别 + 知识库 + 对话流的核心架构，系统</w:t>
+      </w:r>
+      <w:proofErr w:type="gramStart"/>
+      <w:r>
+        <w:rPr>
+          <w:rFonts w:ascii="宋体" w:eastAsia="宋体" w:hAnsi="宋体" w:cs="宋体"/>
+          <w:color w:val="1F2329"/>
+          <w:kern w:val="0"/>
+          <w:sz w:val="24"/>
+          <w:lang w:bidi="ar"/>
+        </w:rPr>
+        <w:t>具备低</w:t>
+      </w:r>
+      <w:proofErr w:type="gramEnd"/>
+      <w:r>
+        <w:rPr>
+          <w:rFonts w:ascii="宋体" w:eastAsia="宋体" w:hAnsi="宋体" w:cs="宋体"/>
+          <w:color w:val="1F2329"/>
+          <w:kern w:val="0"/>
+          <w:sz w:val="24"/>
+          <w:lang w:bidi="ar"/>
+        </w:rPr>
+        <w:t>代码、易维护、可扩展、可直接商用的特点，高度贴合 AI 实战应用与电</w:t>
+      </w:r>
+      <w:proofErr w:type="gramStart"/>
+      <w:r>
+        <w:rPr>
+          <w:rFonts w:ascii="宋体" w:eastAsia="宋体" w:hAnsi="宋体" w:cs="宋体"/>
+          <w:color w:val="1F2329"/>
+          <w:kern w:val="0"/>
+          <w:sz w:val="24"/>
+          <w:lang w:bidi="ar"/>
+        </w:rPr>
+        <w:t>商岗位</w:t>
+      </w:r>
+      <w:proofErr w:type="gramEnd"/>
+      <w:r>
+        <w:rPr>
+          <w:rFonts w:ascii="宋体" w:eastAsia="宋体" w:hAnsi="宋体" w:cs="宋体"/>
+          <w:color w:val="1F2329"/>
+          <w:kern w:val="0"/>
+          <w:sz w:val="24"/>
+          <w:lang w:bidi="ar"/>
+        </w:rPr>
+        <w:t>核心能力要求，可直接落地赋能</w:t>
+      </w:r>
+      <w:proofErr w:type="gramStart"/>
+      <w:r>
+        <w:rPr>
+          <w:rFonts w:ascii="宋体" w:eastAsia="宋体" w:hAnsi="宋体" w:cs="宋体"/>
+          <w:color w:val="1F2329"/>
+          <w:kern w:val="0"/>
+          <w:sz w:val="24"/>
+          <w:lang w:bidi="ar"/>
+        </w:rPr>
+        <w:t>文创电商</w:t>
+      </w:r>
+      <w:proofErr w:type="gramEnd"/>
+      <w:r>
+        <w:rPr>
+          <w:rFonts w:ascii="宋体" w:eastAsia="宋体" w:hAnsi="宋体" w:cs="宋体"/>
+          <w:color w:val="1F2329"/>
+          <w:kern w:val="0"/>
+          <w:sz w:val="24"/>
+          <w:lang w:bidi="ar"/>
+        </w:rPr>
+        <w:t>店铺运营。</w:t>
       </w:r>
     </w:p>
     <w:p>
@@ -9152,7 +10312,27 @@
                 <w:sz w:val="24"/>
                 <w:szCs w:val="20"/>
               </w:rPr>
-              <w:t>服务意识与合规意识</w:t>
+              <w:t>服务意识与合</w:t>
+            </w:r>
+            <w:proofErr w:type="gramStart"/>
+            <w:r>
+              <w:rPr>
+                <w:rFonts w:ascii="宋体" w:eastAsia="宋体" w:hAnsi="Arial" w:cs="Times New Roman" w:hint="eastAsia"/>
+                <w:kern w:val="0"/>
+                <w:sz w:val="24"/>
+                <w:szCs w:val="20"/>
+              </w:rPr>
+              <w:t>规</w:t>
+            </w:r>
+            <w:proofErr w:type="gramEnd"/>
+            <w:r>
+              <w:rPr>
+                <w:rFonts w:ascii="宋体" w:eastAsia="宋体" w:hAnsi="Arial" w:cs="Times New Roman" w:hint="eastAsia"/>
+                <w:kern w:val="0"/>
+                <w:sz w:val="24"/>
+                <w:szCs w:val="20"/>
+              </w:rPr>
+              <w:t>意识</w:t>
             </w:r>
           </w:p>
         </w:tc>
@@ -9198,8 +10378,17 @@
                 <w:rFonts w:ascii="宋体" w:eastAsia="宋体" w:hAnsi="宋体" w:cs="宋体"/>
                 <w:sz w:val="24"/>
               </w:rPr>
-              <w:t>遵守服务规范，用语文明合规</w:t>
+              <w:t>遵守服务规范，用语文明合</w:t>
             </w:r>
+            <w:proofErr w:type="gramStart"/>
+            <w:r>
+              <w:rPr>
+                <w:rFonts w:ascii="宋体" w:eastAsia="宋体" w:hAnsi="宋体" w:cs="宋体"/>
+                <w:sz w:val="24"/>
+              </w:rPr>
+              <w:t>规</w:t>
+            </w:r>
+            <w:proofErr w:type="gramEnd"/>
           </w:p>
         </w:tc>
         <w:tc>
@@ -9430,7 +10619,23 @@
                 <w:rFonts w:ascii="宋体" w:eastAsia="宋体" w:hAnsi="宋体" w:cs="宋体"/>
                 <w:sz w:val="24"/>
               </w:rPr>
-              <w:t>话术风格统一，亲切得体</w:t>
+              <w:t>话</w:t>
+            </w:r>
+            <w:proofErr w:type="gramStart"/>
+            <w:r>
+              <w:rPr>
+                <w:rFonts w:ascii="宋体" w:eastAsia="宋体" w:hAnsi="宋体" w:cs="宋体"/>
+                <w:sz w:val="24"/>
+              </w:rPr>
+              <w:t>术风格</w:t>
+            </w:r>
+            <w:proofErr w:type="gramEnd"/>
+            <w:r>
+              <w:rPr>
+                <w:rFonts w:ascii="宋体" w:eastAsia="宋体" w:hAnsi="宋体" w:cs="宋体"/>
+                <w:sz w:val="24"/>
+              </w:rPr>
+              <w:t>统一，亲切得体</w:t>
             </w:r>
           </w:p>
         </w:tc>
@@ -9972,7 +11177,23 @@
                 <w:rFonts w:ascii="宋体" w:eastAsia="宋体" w:hAnsi="宋体" w:cs="宋体"/>
                 <w:sz w:val="24"/>
               </w:rPr>
-              <w:t>能独立完成搭建、测试、发布全流程</w:t>
+              <w:t>能独立完成搭建、测试、</w:t>
+            </w:r>
+            <w:proofErr w:type="gramStart"/>
+            <w:r>
+              <w:rPr>
+                <w:rFonts w:ascii="宋体" w:eastAsia="宋体" w:hAnsi="宋体" w:cs="宋体"/>
+                <w:sz w:val="24"/>
+              </w:rPr>
+              <w:t>发布全</w:t>
+            </w:r>
+            <w:proofErr w:type="gramEnd"/>
+            <w:r>
+              <w:rPr>
+                <w:rFonts w:ascii="宋体" w:eastAsia="宋体" w:hAnsi="宋体" w:cs="宋体"/>
+                <w:sz w:val="24"/>
+              </w:rPr>
+              <w:t>流程</w:t>
             </w:r>
           </w:p>
         </w:tc>
@@ -12231,6 +13452,7 @@
   <w:style w:type="character" w:default="1" w:styleId="a1">
     <w:name w:val="Default Paragraph Font"/>
     <w:uiPriority w:val="1"/>
+    <w:semiHidden/>
     <w:unhideWhenUsed/>
   </w:style>
   <w:style w:type="table" w:default="1" w:styleId="a2">
